--- a/Documentation/Control_Narrative.docx
+++ b/Documentation/Control_Narrative.docx
@@ -2938,7 +2938,6 @@
           <w:numId w:val="2"/>
         </w:numPr>
       </w:pPr>
-      <w:proofErr w:type="spellStart"/>
       <w:r>
         <w:rPr>
           <w:b/>
@@ -2946,7 +2945,6 @@
         </w:rPr>
         <w:t>μS</w:t>
       </w:r>
-      <w:proofErr w:type="spellEnd"/>
       <w:r>
         <w:t>: Micro Siemens</w:t>
       </w:r>
@@ -2997,7 +2995,6 @@
           <w:numId w:val="2"/>
         </w:numPr>
       </w:pPr>
-      <w:proofErr w:type="spellStart"/>
       <w:r>
         <w:rPr>
           <w:b/>
@@ -3005,7 +3002,6 @@
         </w:rPr>
         <w:t>ms</w:t>
       </w:r>
-      <w:proofErr w:type="spellEnd"/>
       <w:r>
         <w:t>: Milliseconds</w:t>
       </w:r>
@@ -3763,7 +3759,16 @@
         <w:t xml:space="preserve">dependent </w:t>
       </w:r>
       <w:r>
-        <w:t>on the component that is being engaged. An engaged primary or secondary pump shall mean the primary or secondary pump is receiving power. A disengaged primary or secondary pump shall mean the primary or secondary is not receiving power. For a binary signal, an engaged signal means that the Boolean value of the signal equals TRUE or that the signal has been set to high. A disengaged signal means that the Boolean value of the signal has been set to false or is set low.</w:t>
+        <w:t>on the component that is being engaged. An engaged primary or secondary pump shall mean the primary or secondary pump is receiving power. A disengaged primary or secondary pump shall mean the primary or secondary is not receiving power.</w:t>
+      </w:r>
+      <w:r>
+        <w:t xml:space="preserve"> Engaged fans shall mean that the fans attached to the heat exchanger are receiving power</w:t>
+      </w:r>
+      <w:r>
+        <w:t>. Disengaged fans shall mean that the fans attached to the heat exchanger are not receiving power</w:t>
+      </w:r>
+      <w:r>
+        <w:t xml:space="preserve"> For a binary signal, an engaged signal means that the Boolean value of the signal equals TRUE or that the signal has been set to high. A disengaged signal means that the Boolean value of the signal has been set to false or is set low.</w:t>
       </w:r>
       <w:r>
         <w:t xml:space="preserve"> </w:t>
@@ -3784,15 +3789,7 @@
         <w:t xml:space="preserve">engaged control valve shall mean that the </w:t>
       </w:r>
       <w:r>
-        <w:t xml:space="preserve">openness of the valve is changing. A disengaged control valve shall mean that the openness of the </w:t>
-      </w:r>
-      <w:proofErr w:type="spellStart"/>
-      <w:r>
-        <w:t>vlave</w:t>
-      </w:r>
-      <w:proofErr w:type="spellEnd"/>
-      <w:r>
-        <w:t xml:space="preserve"> remains unchanged. </w:t>
+        <w:t xml:space="preserve">openness of the valve is changing. A disengaged control valve shall mean that the openness of the vlave remains unchanged. </w:t>
       </w:r>
       <w:r>
         <w:t>A</w:t>
@@ -3804,1297 +3801,1289 @@
         <w:t xml:space="preserve"> engaged</w:t>
       </w:r>
       <w:r>
+        <w:t xml:space="preserve"> (non-binary)</w:t>
+      </w:r>
+      <w:r>
+        <w:t xml:space="preserve"> continuous </w:t>
+      </w:r>
+      <w:r>
+        <w:t>signal shall</w:t>
+      </w:r>
+      <w:r>
+        <w:t xml:space="preserve"> mean that the signal is changing in its</w:t>
+      </w:r>
+      <w:r>
+        <w:t xml:space="preserve"> bit-defined</w:t>
+      </w:r>
+      <w:r>
+        <w:t xml:space="preserve"> value</w:t>
+      </w:r>
+      <w:r>
+        <w:t xml:space="preserve"> or is</w:t>
+      </w:r>
+      <w:r>
+        <w:t xml:space="preserve"> dynamically changing</w:t>
+      </w:r>
+      <w:r>
+        <w:t>. A disengaged continuous signal shall mean that the signal is not changing its</w:t>
+      </w:r>
+      <w:r>
+        <w:t xml:space="preserve"> bit-based</w:t>
+      </w:r>
+      <w:r>
+        <w:t xml:space="preserve"> value</w:t>
+      </w:r>
+      <w:r>
+        <w:t xml:space="preserve"> or is not dynamically changing</w:t>
+      </w:r>
+      <w:r>
+        <w:t xml:space="preserve"> (i.e. static)</w:t>
+      </w:r>
+      <w:r>
+        <w:t>.</w:t>
+      </w:r>
+      <w:r>
         <w:t xml:space="preserve"> </w:t>
       </w:r>
-      <w:r>
-        <w:t>(non-binary)</w:t>
-      </w:r>
-      <w:r>
-        <w:t xml:space="preserve"> continuous </w:t>
-      </w:r>
-      <w:r>
-        <w:t>signal shall</w:t>
-      </w:r>
-      <w:r>
-        <w:t xml:space="preserve"> mean that the signal is changing in its</w:t>
-      </w:r>
-      <w:r>
-        <w:t xml:space="preserve"> bit-defined</w:t>
-      </w:r>
-      <w:r>
-        <w:t xml:space="preserve"> value</w:t>
-      </w:r>
-      <w:r>
-        <w:t xml:space="preserve"> or is</w:t>
-      </w:r>
-      <w:r>
-        <w:t xml:space="preserve"> dynamically changing</w:t>
-      </w:r>
-      <w:r>
-        <w:t>. A disengaged continuous signal shall mean that the signal is not changing its</w:t>
-      </w:r>
-      <w:r>
-        <w:t xml:space="preserve"> bit-based</w:t>
-      </w:r>
-      <w:r>
-        <w:t xml:space="preserve"> value</w:t>
-      </w:r>
-      <w:r>
-        <w:t xml:space="preserve"> or is not dynamically changing</w:t>
-      </w:r>
-      <w:r>
-        <w:t xml:space="preserve"> (i.e. static)</w:t>
-      </w:r>
-      <w:r>
+    </w:p>
+    <w:p>
+      <w:r>
+        <w:t>The cooling skid contains a primary and secondary electrically actuated pump. Either pump may be engaged. An engaged pump, whether the primary or secondary pump, shall be referred to as the “active” pumps, and the disengaged pump, whether the primary or secondary pump, shall be refereed to as the “inactive” pump or the “backup” pump.</w:t>
+      </w:r>
+    </w:p>
+    <w:p/>
+    <w:p>
+      <w:pPr>
+        <w:pStyle w:val="Heading2"/>
+      </w:pPr>
+      <w:bookmarkStart w:id="5" w:name="_Toc240452871"/>
+      <w:r>
+        <w:t>Control Philosophy</w:t>
+      </w:r>
+      <w:bookmarkEnd w:id="5"/>
+    </w:p>
+    <w:p>
+      <w:pPr>
+        <w:rPr>
+          <w:rFonts w:asciiTheme="minorHAnsi" w:hAnsiTheme="minorHAnsi"/>
+        </w:rPr>
+      </w:pPr>
+      <w:r>
+        <w:t>Th</w:t>
+      </w:r>
+      <w:r>
+        <w:t>is</w:t>
+      </w:r>
+      <w:r>
+        <w:t xml:space="preserve"> DI cooling skid </w:t>
+      </w:r>
+      <w:r>
+        <w:t>shall act as</w:t>
+      </w:r>
+      <w:r>
+        <w:t xml:space="preserve"> a</w:t>
+      </w:r>
+      <w:r>
+        <w:t xml:space="preserve"> </w:t>
+      </w:r>
+      <w:r>
+        <w:t xml:space="preserve">model for the DI cooling skid responsible for </w:t>
+      </w:r>
+      <w:r>
+        <w:t xml:space="preserve">cooling </w:t>
+      </w:r>
+      <w:r>
+        <w:t>TMEIC’s</w:t>
+      </w:r>
+      <w:r>
+        <w:t xml:space="preserve"> Variable Frequency Drive</w:t>
+      </w:r>
+      <w:r>
+        <w:t xml:space="preserve"> (VFD)</w:t>
+      </w:r>
+      <w:r>
+        <w:t xml:space="preserve">. </w:t>
+      </w:r>
+      <w:r>
+        <w:t xml:space="preserve">The </w:t>
+      </w:r>
+      <w:r>
+        <w:t>three</w:t>
+      </w:r>
+      <w:r>
+        <w:t xml:space="preserve"> primary control objectives of this skid is to ensure that </w:t>
+      </w:r>
+      <w:r>
+        <w:t xml:space="preserve">the </w:t>
+      </w:r>
+      <w:r>
+        <w:t xml:space="preserve">VFD is supplied with coolant which does not surpass a </w:t>
+      </w:r>
+      <w:r>
+        <w:lastRenderedPageBreak/>
+        <w:t xml:space="preserve">temperature of 45°C, </w:t>
+      </w:r>
+      <w:r>
+        <w:t>that</w:t>
+      </w:r>
+      <w:r>
+        <w:t xml:space="preserve"> the</w:t>
+      </w:r>
+      <w:r>
+        <w:t xml:space="preserve"> coolant supplied to the VFD is uninterrupted, that</w:t>
+      </w:r>
+      <w:r>
+        <w:t xml:space="preserve"> the</w:t>
+      </w:r>
+      <w:r>
+        <w:t xml:space="preserve"> coolant conductivity never surpasses 1</w:t>
+      </w:r>
+      <w:r>
+        <w:t xml:space="preserve"> </w:t>
+      </w:r>
+      <w:r>
+        <w:t>μ</w:t>
+      </w:r>
+      <w:r>
+        <w:t xml:space="preserve">S/cm </w:t>
+      </w:r>
+      <w:r>
+        <w:t>at 25</w:t>
+      </w:r>
+      <w:r>
+        <w:rPr>
+          <w:rFonts w:cs="Arial"/>
+        </w:rPr>
+        <w:t>°C, and</w:t>
+      </w:r>
+      <w:r>
+        <w:t xml:space="preserve"> that </w:t>
+      </w:r>
+      <w:r>
+        <w:t xml:space="preserve">pumps installed within the system are </w:t>
+      </w:r>
+      <w:r>
+        <w:t>not damaged.</w:t>
+      </w:r>
+      <w:r>
+        <w:t xml:space="preserve"> </w:t>
+      </w:r>
+      <w:r>
+        <w:t>Additionally,</w:t>
+      </w:r>
+      <w:r>
+        <w:t xml:space="preserve"> </w:t>
+      </w:r>
+      <w:r>
+        <w:t xml:space="preserve">it shall be assumed that ambient air </w:t>
+      </w:r>
+      <w:r>
+        <w:t>temperature</w:t>
+      </w:r>
+      <w:r>
+        <w:t xml:space="preserve"> </w:t>
+      </w:r>
+      <w:r>
+        <w:t xml:space="preserve">does not </w:t>
+      </w:r>
+      <w:r>
+        <w:t xml:space="preserve">exceed 35°C. </w:t>
+      </w:r>
+    </w:p>
+    <w:p>
+      <w:pPr>
+        <w:pStyle w:val="Heading1"/>
+      </w:pPr>
+      <w:bookmarkStart w:id="6" w:name="_Toc240452872"/>
+      <w:r>
+        <w:t xml:space="preserve">System </w:t>
+      </w:r>
+      <w:bookmarkEnd w:id="6"/>
+      <w:r>
+        <w:t>States of Operation</w:t>
+      </w:r>
+    </w:p>
+    <w:p>
+      <w:pPr>
+        <w:pStyle w:val="Heading2"/>
+      </w:pPr>
+      <w:r>
+        <w:t>System States</w:t>
+      </w:r>
+    </w:p>
+    <w:p>
+      <w:pPr>
+        <w:pStyle w:val="Heading2"/>
+      </w:pPr>
+      <w:bookmarkStart w:id="7" w:name="_Toc240452873"/>
+      <w:r>
+        <w:t>System Off</w:t>
+      </w:r>
+      <w:bookmarkEnd w:id="7"/>
+    </w:p>
+    <w:p>
+      <w:r>
+        <w:t xml:space="preserve">When the system is off, neither the primary </w:t>
+      </w:r>
+      <w:r>
+        <w:t>nor</w:t>
+      </w:r>
+      <w:r>
+        <w:t xml:space="preserve"> secondary pump shall be active. The </w:t>
+      </w:r>
+      <w:r>
+        <w:t xml:space="preserve">3-way valve shall be actuated to </w:t>
+      </w:r>
+      <w:r>
+        <w:t>be 100</w:t>
+      </w:r>
+      <w:r>
+        <w:t>% open.</w:t>
+      </w:r>
+      <w:r>
+        <w:t xml:space="preserve"> Temperature and Hydraulic Controls shall be disengaged</w:t>
+      </w:r>
+      <w:r>
+        <w:t xml:space="preserve">, while </w:t>
+      </w:r>
+      <w:r>
+        <w:t>vessel level controls and conductivity controls shall always be engaged.</w:t>
+      </w:r>
+    </w:p>
+    <w:p>
+      <w:pPr>
+        <w:pStyle w:val="Heading2"/>
+      </w:pPr>
+      <w:bookmarkStart w:id="8" w:name="_Toc240452874"/>
+      <w:r>
+        <w:t>System Initialization</w:t>
+      </w:r>
+      <w:bookmarkEnd w:id="8"/>
+    </w:p>
+    <w:p>
+      <w:pPr>
+        <w:rPr>
+          <w:color w:val="000000" w:themeColor="text1"/>
+        </w:rPr>
+      </w:pPr>
+      <w:r>
+        <w:rPr>
+          <w:color w:val="000000" w:themeColor="text1"/>
+        </w:rPr>
+        <w:t xml:space="preserve">System initialization shall occur when the system </w:t>
+      </w:r>
+      <w:r>
+        <w:rPr>
+          <w:color w:val="000000" w:themeColor="text1"/>
+        </w:rPr>
+        <w:t>is started by the user by engaging the system start switch (SW-1</w:t>
+      </w:r>
+      <w:r>
+        <w:rPr>
+          <w:color w:val="000000" w:themeColor="text1"/>
+        </w:rPr>
+        <w:t>) or</w:t>
+      </w:r>
+      <w:r>
+        <w:rPr>
+          <w:color w:val="000000" w:themeColor="text1"/>
+        </w:rPr>
+        <w:t xml:space="preserve"> shall occur when the system experiences a pump turnover, either manually or automatically.</w:t>
+      </w:r>
+      <w:r>
+        <w:rPr>
+          <w:color w:val="000000" w:themeColor="text1"/>
+        </w:rPr>
+        <w:t xml:space="preserve"> The initialization stage shall last for 15 seconds before the system moves into the calibration stage.</w:t>
+      </w:r>
+      <w:r>
+        <w:rPr>
+          <w:color w:val="000000" w:themeColor="text1"/>
+        </w:rPr>
+        <w:t xml:space="preserve"> </w:t>
+      </w:r>
+      <w:r>
+        <w:rPr>
+          <w:color w:val="000000" w:themeColor="text1"/>
+        </w:rPr>
+        <w:t xml:space="preserve">During system initialization, temperature and hydraulic controls shall be disengaged, </w:t>
+      </w:r>
+      <w:r>
+        <w:rPr>
+          <w:color w:val="000000" w:themeColor="text1"/>
+        </w:rPr>
+        <w:t>to</w:t>
+      </w:r>
+      <w:r>
+        <w:rPr>
+          <w:color w:val="000000" w:themeColor="text1"/>
+        </w:rPr>
+        <w:t xml:space="preserve"> allow for </w:t>
+      </w:r>
+      <w:r>
+        <w:rPr>
+          <w:color w:val="000000" w:themeColor="text1"/>
+        </w:rPr>
+        <w:t>adequate pressure, and flow to build within the system</w:t>
+      </w:r>
+      <w:r>
+        <w:rPr>
+          <w:color w:val="000000" w:themeColor="text1"/>
+        </w:rPr>
+        <w:t xml:space="preserve">. </w:t>
+      </w:r>
+      <w:r>
+        <w:rPr>
+          <w:color w:val="000000" w:themeColor="text1"/>
+        </w:rPr>
+        <w:t xml:space="preserve">During </w:t>
+      </w:r>
+      <w:r>
+        <w:rPr>
+          <w:color w:val="000000" w:themeColor="text1"/>
+        </w:rPr>
+        <w:t xml:space="preserve">initialization </w:t>
+      </w:r>
+      <w:r>
+        <w:rPr>
+          <w:color w:val="000000" w:themeColor="text1"/>
+        </w:rPr>
+        <w:t xml:space="preserve">the 3-way valve shall be 100% </w:t>
+      </w:r>
+      <w:r>
+        <w:rPr>
+          <w:color w:val="000000" w:themeColor="text1"/>
+        </w:rPr>
+        <w:t>open.</w:t>
+      </w:r>
+    </w:p>
+    <w:p>
+      <w:pPr>
+        <w:pStyle w:val="Heading2"/>
+      </w:pPr>
+      <w:bookmarkStart w:id="9" w:name="_Toc240452875"/>
+      <w:r>
+        <w:t>System Calibration</w:t>
+      </w:r>
+      <w:bookmarkEnd w:id="9"/>
+    </w:p>
+    <w:p>
+      <w:pPr>
+        <w:rPr>
+          <w:color w:val="000000" w:themeColor="text1"/>
+        </w:rPr>
+      </w:pPr>
+      <w:r>
+        <w:rPr>
+          <w:color w:val="000000" w:themeColor="text1"/>
+        </w:rPr>
+        <w:t xml:space="preserve">The system shall always reach the </w:t>
+      </w:r>
+      <w:r>
+        <w:rPr>
+          <w:color w:val="000000" w:themeColor="text1"/>
+        </w:rPr>
+        <w:t xml:space="preserve">calibration </w:t>
+      </w:r>
+      <w:r>
+        <w:rPr>
+          <w:color w:val="000000" w:themeColor="text1"/>
+        </w:rPr>
+        <w:t xml:space="preserve">stage </w:t>
+      </w:r>
+      <w:r>
+        <w:rPr>
+          <w:color w:val="000000" w:themeColor="text1"/>
+        </w:rPr>
+        <w:t xml:space="preserve">after </w:t>
+      </w:r>
+      <w:r>
+        <w:rPr>
+          <w:color w:val="000000" w:themeColor="text1"/>
+        </w:rPr>
+        <w:t xml:space="preserve">the </w:t>
+      </w:r>
+      <w:r>
+        <w:rPr>
+          <w:color w:val="000000" w:themeColor="text1"/>
+        </w:rPr>
+        <w:t>initialization</w:t>
+      </w:r>
+      <w:r>
+        <w:rPr>
+          <w:color w:val="000000" w:themeColor="text1"/>
+        </w:rPr>
+        <w:t xml:space="preserve"> stage</w:t>
+      </w:r>
+      <w:r>
+        <w:rPr>
+          <w:color w:val="000000" w:themeColor="text1"/>
+        </w:rPr>
         <w:t>.</w:t>
       </w:r>
       <w:r>
+        <w:rPr>
+          <w:color w:val="000000" w:themeColor="text1"/>
+        </w:rPr>
+        <w:t xml:space="preserve"> The calibration stage shall last for 5 seconds </w:t>
+      </w:r>
+      <w:r>
+        <w:rPr>
+          <w:color w:val="000000" w:themeColor="text1"/>
+        </w:rPr>
+        <w:t>before the system moves into the active stage.</w:t>
+      </w:r>
+      <w:r>
+        <w:rPr>
+          <w:color w:val="000000" w:themeColor="text1"/>
+        </w:rPr>
         <w:t xml:space="preserve"> </w:t>
       </w:r>
-    </w:p>
-    <w:p>
-      <w:r>
-        <w:t xml:space="preserve">The cooling skid contains a primary and secondary electrically actuated pump. Either pump may be </w:t>
-      </w:r>
-      <w:r>
-        <w:t>engaged. An engaged pump, whether the primary or secondary pump, shall be referred to as the “active” pumps, and the disengaged pump, whether the primary or secondary pump, shall be refereed to as the “inactive” pump or the “backup” pump.</w:t>
+      <w:r>
+        <w:rPr>
+          <w:color w:val="000000" w:themeColor="text1"/>
+        </w:rPr>
+        <w:t xml:space="preserve">During system calibration, hydraulic controls shall be </w:t>
+      </w:r>
+      <w:r>
+        <w:rPr>
+          <w:color w:val="000000" w:themeColor="text1"/>
+        </w:rPr>
+        <w:t>enabled,</w:t>
+      </w:r>
+      <w:r>
+        <w:rPr>
+          <w:color w:val="000000" w:themeColor="text1"/>
+        </w:rPr>
+        <w:t xml:space="preserve"> </w:t>
+      </w:r>
+      <w:r>
+        <w:rPr>
+          <w:color w:val="000000" w:themeColor="text1"/>
+        </w:rPr>
+        <w:t>and</w:t>
+      </w:r>
+      <w:r>
+        <w:rPr>
+          <w:color w:val="000000" w:themeColor="text1"/>
+        </w:rPr>
+        <w:t xml:space="preserve"> temperature controls shall be </w:t>
+      </w:r>
+      <w:r>
+        <w:rPr>
+          <w:color w:val="000000" w:themeColor="text1"/>
+        </w:rPr>
+        <w:t>partially enabled</w:t>
+      </w:r>
+      <w:r>
+        <w:rPr>
+          <w:color w:val="000000" w:themeColor="text1"/>
+        </w:rPr>
+        <w:t xml:space="preserve">, </w:t>
+      </w:r>
+      <w:r>
+        <w:rPr>
+          <w:color w:val="000000" w:themeColor="text1"/>
+        </w:rPr>
+        <w:t xml:space="preserve">allowing for the </w:t>
+      </w:r>
+      <w:r>
+        <w:rPr>
+          <w:color w:val="000000" w:themeColor="text1"/>
+        </w:rPr>
+        <w:t xml:space="preserve">3-way valve to adjust to appropriate </w:t>
+      </w:r>
+      <w:r>
+        <w:rPr>
+          <w:color w:val="000000" w:themeColor="text1"/>
+        </w:rPr>
+        <w:t xml:space="preserve">position </w:t>
+      </w:r>
+      <w:r>
+        <w:rPr>
+          <w:color w:val="000000" w:themeColor="text1"/>
+        </w:rPr>
+        <w:t>based on the input temperature without tripping the</w:t>
+      </w:r>
+      <w:r>
+        <w:rPr>
+          <w:color w:val="000000" w:themeColor="text1"/>
+        </w:rPr>
+        <w:t xml:space="preserve"> temperature</w:t>
+      </w:r>
+      <w:r>
+        <w:rPr>
+          <w:color w:val="000000" w:themeColor="text1"/>
+        </w:rPr>
+        <w:t xml:space="preserve"> alarm or fault signals. </w:t>
+      </w:r>
+      <w:r>
+        <w:rPr>
+          <w:color w:val="000000" w:themeColor="text1"/>
+        </w:rPr>
+        <w:t xml:space="preserve">This will allow for the system to align correctly with the </w:t>
+      </w:r>
+      <w:r>
+        <w:rPr>
+          <w:color w:val="000000" w:themeColor="text1"/>
+        </w:rPr>
+        <w:t>system temperature at proper pressure and flow.</w:t>
+      </w:r>
+    </w:p>
+    <w:p>
+      <w:pPr>
+        <w:pStyle w:val="Heading2"/>
+      </w:pPr>
+      <w:bookmarkStart w:id="10" w:name="_Toc240452876"/>
+      <w:r>
+        <w:t>System Active</w:t>
+      </w:r>
+      <w:bookmarkEnd w:id="10"/>
+    </w:p>
+    <w:p>
+      <w:r>
+        <w:t xml:space="preserve">The system shall reach the active stage after the calibration stage. In the active stage, all controls are fully </w:t>
+      </w:r>
+      <w:r>
+        <w:t>enabled</w:t>
+      </w:r>
+      <w:r>
+        <w:t>, and the skid is considered to be in normal operation.</w:t>
+      </w:r>
+    </w:p>
+    <w:p>
+      <w:pPr>
+        <w:pStyle w:val="Heading2"/>
+      </w:pPr>
+      <w:bookmarkStart w:id="11" w:name="_Toc240452877"/>
+      <w:r>
+        <w:lastRenderedPageBreak/>
+        <w:t>System Shutdown</w:t>
+      </w:r>
+      <w:bookmarkEnd w:id="11"/>
+    </w:p>
+    <w:p>
+      <w:pPr>
+        <w:rPr>
+          <w:color w:val="000000" w:themeColor="text1"/>
+        </w:rPr>
+      </w:pPr>
+      <w:r>
+        <w:rPr>
+          <w:color w:val="000000" w:themeColor="text1"/>
+        </w:rPr>
+        <w:t xml:space="preserve">The system shall enter the shutdown stage should there exist any fault </w:t>
+      </w:r>
+      <w:r>
+        <w:rPr>
+          <w:color w:val="000000" w:themeColor="text1"/>
+        </w:rPr>
+        <w:t xml:space="preserve">(that is any FLT-X is engaged where X is any integer), or </w:t>
+      </w:r>
+      <w:r>
+        <w:rPr>
+          <w:color w:val="000000" w:themeColor="text1"/>
+        </w:rPr>
+        <w:t>should the operator engage the system shutdown switch (SW-2).</w:t>
+      </w:r>
+      <w:r>
+        <w:rPr>
+          <w:color w:val="000000" w:themeColor="text1"/>
+        </w:rPr>
+        <w:t xml:space="preserve"> The shutdown stage shall last for</w:t>
+      </w:r>
+      <w:r>
+        <w:rPr>
+          <w:color w:val="000000" w:themeColor="text1"/>
+        </w:rPr>
+        <w:t xml:space="preserve"> </w:t>
+      </w:r>
+      <w:r>
+        <w:rPr>
+          <w:color w:val="000000" w:themeColor="text1"/>
+        </w:rPr>
+        <w:t>10 seconds before entering the off stage.</w:t>
+      </w:r>
+      <w:r>
+        <w:rPr>
+          <w:color w:val="000000" w:themeColor="text1"/>
+        </w:rPr>
+        <w:t xml:space="preserve"> </w:t>
+      </w:r>
+      <w:r>
+        <w:rPr>
+          <w:color w:val="000000" w:themeColor="text1"/>
+        </w:rPr>
+        <w:t xml:space="preserve">Hydraulic </w:t>
+      </w:r>
+      <w:r>
+        <w:rPr>
+          <w:color w:val="000000" w:themeColor="text1"/>
+        </w:rPr>
+        <w:t>c</w:t>
+      </w:r>
+      <w:r>
+        <w:rPr>
+          <w:color w:val="000000" w:themeColor="text1"/>
+        </w:rPr>
+        <w:t xml:space="preserve">ontrols and </w:t>
+      </w:r>
+      <w:r>
+        <w:rPr>
+          <w:color w:val="000000" w:themeColor="text1"/>
+        </w:rPr>
+        <w:t>temperature controls shall be disengaged throughout system shutdown</w:t>
+      </w:r>
+      <w:r>
+        <w:rPr>
+          <w:color w:val="000000" w:themeColor="text1"/>
+        </w:rPr>
+        <w:t>,</w:t>
+      </w:r>
+      <w:r>
+        <w:rPr>
+          <w:color w:val="000000" w:themeColor="text1"/>
+        </w:rPr>
+        <w:t xml:space="preserve"> and</w:t>
+      </w:r>
+      <w:r>
+        <w:rPr>
+          <w:color w:val="000000" w:themeColor="text1"/>
+        </w:rPr>
+        <w:t xml:space="preserve"> the 3-way </w:t>
+      </w:r>
+      <w:r>
+        <w:rPr>
+          <w:color w:val="000000" w:themeColor="text1"/>
+        </w:rPr>
+        <w:t>valve shall be 100% open.</w:t>
+      </w:r>
+    </w:p>
+    <w:p>
+      <w:pPr>
+        <w:pStyle w:val="Heading2"/>
+      </w:pPr>
+      <w:bookmarkStart w:id="12" w:name="_Toc240452878"/>
+      <w:r>
+        <w:t>Fault Management</w:t>
+      </w:r>
+      <w:bookmarkEnd w:id="12"/>
+    </w:p>
+    <w:p>
+      <w:r>
+        <w:t xml:space="preserve">If </w:t>
+      </w:r>
+      <w:r>
+        <w:t>there is any</w:t>
+      </w:r>
+      <w:r>
+        <w:t xml:space="preserve"> fault within the system</w:t>
+      </w:r>
+      <w:r>
+        <w:t xml:space="preserve"> during operation (that is, any FLT-X is engaged, where X is any integer), then the system shall enter the shutdown stage</w:t>
+      </w:r>
+      <w:r>
+        <w:t>, regardless of the stage it is currently in.</w:t>
+      </w:r>
+      <w:r>
+        <w:t xml:space="preserve"> </w:t>
+      </w:r>
+      <w:r>
+        <w:t>Should</w:t>
+      </w:r>
+      <w:r>
+        <w:t xml:space="preserve"> any fault exist while the system </w:t>
+      </w:r>
+      <w:r>
+        <w:t>is</w:t>
+      </w:r>
+      <w:r>
+        <w:t xml:space="preserve"> </w:t>
+      </w:r>
+      <w:r>
+        <w:t xml:space="preserve">in the </w:t>
+      </w:r>
+      <w:r>
+        <w:t xml:space="preserve">off stage, the system shall not enter the initialization </w:t>
+      </w:r>
+      <w:r>
+        <w:t>stage</w:t>
+      </w:r>
+      <w:r>
+        <w:t xml:space="preserve"> when the operator starts the system.</w:t>
+      </w:r>
+      <w:r>
+        <w:t xml:space="preserve"> </w:t>
+      </w:r>
+      <w:r>
+        <w:t xml:space="preserve">If the </w:t>
+      </w:r>
+      <w:r>
+        <w:t>operator engages the acknowledge fault switch (</w:t>
+      </w:r>
+      <w:r>
+        <w:t>SW-14)</w:t>
+      </w:r>
+      <w:r>
+        <w:t>, all</w:t>
+      </w:r>
+      <w:r>
+        <w:t xml:space="preserve"> </w:t>
+      </w:r>
+      <w:r>
+        <w:t>faults shall be disengaged</w:t>
+      </w:r>
+      <w:r>
+        <w:t xml:space="preserve"> and the acknowledge fault switch shall disengage</w:t>
+      </w:r>
+      <w:r>
+        <w:t>.</w:t>
+      </w:r>
+      <w:r>
+        <w:t xml:space="preserve"> </w:t>
+      </w:r>
+      <w:r>
+        <w:t>If the operator engages the start switch after engaging the acknowledge fault switch, the system shall enter the initialization stage</w:t>
+      </w:r>
+      <w:r>
+        <w:t>. T</w:t>
+      </w:r>
+      <w:r>
+        <w:t xml:space="preserve">he acknowledge fault switch only </w:t>
+      </w:r>
+      <w:r>
+        <w:t>disengages fault</w:t>
+      </w:r>
+      <w:r>
+        <w:t>, hence</w:t>
+      </w:r>
+      <w:r>
+        <w:t xml:space="preserve"> </w:t>
+      </w:r>
+      <w:r>
+        <w:t>a</w:t>
+      </w:r>
+      <w:r>
+        <w:t xml:space="preserve">n existing fault within the system shall always reengage </w:t>
+      </w:r>
+      <w:r>
+        <w:t xml:space="preserve">the respective fault if not </w:t>
+      </w:r>
+      <w:r>
+        <w:t>properly handled by the operator.</w:t>
       </w:r>
     </w:p>
     <w:p/>
     <w:p>
       <w:pPr>
+        <w:pStyle w:val="Heading1"/>
+      </w:pPr>
+      <w:bookmarkStart w:id="13" w:name="_Toc240452879"/>
+      <w:r>
+        <w:t>Temperature Control</w:t>
+      </w:r>
+      <w:bookmarkEnd w:id="13"/>
+    </w:p>
+    <w:p>
+      <w:pPr>
         <w:pStyle w:val="Heading2"/>
       </w:pPr>
-      <w:bookmarkStart w:id="5" w:name="_Toc240452871"/>
-      <w:r>
-        <w:t>Control Philosophy</w:t>
-      </w:r>
-      <w:bookmarkEnd w:id="5"/>
-    </w:p>
-    <w:p>
-      <w:pPr>
-        <w:rPr>
-          <w:rFonts w:asciiTheme="minorHAnsi" w:hAnsiTheme="minorHAnsi"/>
-        </w:rPr>
-      </w:pPr>
-      <w:r>
-        <w:t>Th</w:t>
-      </w:r>
-      <w:r>
-        <w:t>is</w:t>
-      </w:r>
-      <w:r>
-        <w:t xml:space="preserve"> DI cooling skid </w:t>
-      </w:r>
-      <w:r>
-        <w:t>shall act as</w:t>
-      </w:r>
-      <w:r>
-        <w:t xml:space="preserve"> a</w:t>
-      </w:r>
-      <w:r>
+      <w:bookmarkStart w:id="14" w:name="_Toc240452880"/>
+      <w:r>
+        <w:t>Signal Processing</w:t>
+      </w:r>
+      <w:bookmarkEnd w:id="14"/>
+    </w:p>
+    <w:p>
+      <w:pPr>
+        <w:rPr>
+          <w:color w:val="000000" w:themeColor="text1"/>
+        </w:rPr>
+      </w:pPr>
+      <w:r>
+        <w:rPr>
+          <w:color w:val="000000" w:themeColor="text1"/>
+        </w:rPr>
+        <w:t>Inlet coolant temperature</w:t>
+      </w:r>
+      <w:r>
+        <w:rPr>
+          <w:color w:val="000000" w:themeColor="text1"/>
+        </w:rPr>
+        <w:t xml:space="preserve"> (SIG</w:t>
+      </w:r>
+      <w:r>
+        <w:rPr>
+          <w:color w:val="000000" w:themeColor="text1"/>
+        </w:rPr>
+        <w:t>-</w:t>
+      </w:r>
+      <w:r>
+        <w:rPr>
+          <w:color w:val="000000" w:themeColor="text1"/>
+        </w:rPr>
+        <w:t>6</w:t>
+      </w:r>
+      <w:r>
+        <w:rPr>
+          <w:color w:val="000000" w:themeColor="text1"/>
+        </w:rPr>
+        <w:t>)</w:t>
+      </w:r>
+      <w:r>
+        <w:rPr>
+          <w:color w:val="000000" w:themeColor="text1"/>
+        </w:rPr>
+        <w:t xml:space="preserve"> shall be </w:t>
+      </w:r>
+      <w:r>
+        <w:rPr>
+          <w:color w:val="000000" w:themeColor="text1"/>
+        </w:rPr>
+        <w:t xml:space="preserve">sampled </w:t>
+      </w:r>
+      <w:r>
+        <w:rPr>
+          <w:color w:val="000000" w:themeColor="text1"/>
+        </w:rPr>
+        <w:t xml:space="preserve">prior to </w:t>
+      </w:r>
+      <w:r>
+        <w:rPr>
+          <w:color w:val="000000" w:themeColor="text1"/>
+        </w:rPr>
+        <w:t>entering the heat source</w:t>
+      </w:r>
+      <w:r>
+        <w:rPr>
+          <w:color w:val="000000" w:themeColor="text1"/>
+        </w:rPr>
+        <w:t xml:space="preserve">, and just after </w:t>
+      </w:r>
+      <w:r>
+        <w:rPr>
+          <w:color w:val="000000" w:themeColor="text1"/>
+        </w:rPr>
+        <w:t>exiting the heat-exchanger loop</w:t>
+      </w:r>
+      <w:r>
+        <w:rPr>
+          <w:color w:val="000000" w:themeColor="text1"/>
+        </w:rPr>
+        <w:t>. 3 RTD sensors (P15)</w:t>
+      </w:r>
+      <w:r>
+        <w:rPr>
+          <w:color w:val="000000" w:themeColor="text1"/>
+        </w:rPr>
+        <w:t xml:space="preserve"> shall be used in </w:t>
+      </w:r>
+      <w:r>
+        <w:rPr>
+          <w:color w:val="000000" w:themeColor="text1"/>
+        </w:rPr>
+        <w:t xml:space="preserve">determining the measured coolant </w:t>
+      </w:r>
+      <w:r>
+        <w:rPr>
+          <w:color w:val="000000" w:themeColor="text1"/>
+        </w:rPr>
+        <w:t>temperature.</w:t>
+      </w:r>
+      <w:r>
+        <w:rPr>
+          <w:color w:val="000000" w:themeColor="text1"/>
+        </w:rPr>
         <w:t xml:space="preserve"> </w:t>
       </w:r>
       <w:r>
-        <w:t xml:space="preserve">model for the DI cooling skid responsible for </w:t>
-      </w:r>
-      <w:r>
-        <w:t xml:space="preserve">cooling </w:t>
-      </w:r>
-      <w:r>
-        <w:t>TMEIC’s</w:t>
-      </w:r>
-      <w:r>
-        <w:t xml:space="preserve"> Variable Frequency Drive</w:t>
-      </w:r>
-      <w:r>
-        <w:t xml:space="preserve"> (VFD)</w:t>
-      </w:r>
-      <w:r>
+        <w:rPr>
+          <w:color w:val="000000" w:themeColor="text1"/>
+        </w:rPr>
+        <w:t>RTD</w:t>
+      </w:r>
+      <w:r>
+        <w:rPr>
+          <w:color w:val="000000" w:themeColor="text1"/>
+        </w:rPr>
+        <w:t xml:space="preserve"> sensors shall communicate </w:t>
+      </w:r>
+      <w:r>
+        <w:rPr>
+          <w:color w:val="000000" w:themeColor="text1"/>
+        </w:rPr>
+        <w:t xml:space="preserve">to </w:t>
+      </w:r>
+      <w:r>
+        <w:rPr>
+          <w:color w:val="000000" w:themeColor="text1"/>
+        </w:rPr>
+        <w:t xml:space="preserve">the PLC using a 4-20 mA </w:t>
+      </w:r>
+      <w:r>
+        <w:rPr>
+          <w:color w:val="000000" w:themeColor="text1"/>
+        </w:rPr>
+        <w:t>INT</w:t>
+      </w:r>
+      <w:r>
+        <w:rPr>
+          <w:color w:val="000000" w:themeColor="text1"/>
+        </w:rPr>
+        <w:t xml:space="preserve">-valued </w:t>
+      </w:r>
+      <w:r>
+        <w:rPr>
+          <w:color w:val="000000" w:themeColor="text1"/>
+        </w:rPr>
+        <w:t>signal</w:t>
+      </w:r>
+      <w:r>
+        <w:rPr>
+          <w:color w:val="000000" w:themeColor="text1"/>
+        </w:rPr>
+        <w:t xml:space="preserve"> (PHY-2, PHY-3</w:t>
+      </w:r>
+      <w:r>
+        <w:rPr>
+          <w:color w:val="000000" w:themeColor="text1"/>
+        </w:rPr>
+        <w:t>,</w:t>
+      </w:r>
+      <w:r>
+        <w:rPr>
+          <w:color w:val="000000" w:themeColor="text1"/>
+        </w:rPr>
+        <w:t xml:space="preserve"> and PHY-4 respectively</w:t>
+      </w:r>
+      <w:r>
+        <w:rPr>
+          <w:color w:val="000000" w:themeColor="text1"/>
+        </w:rPr>
+        <w:t>)</w:t>
+      </w:r>
+      <w:r>
+        <w:rPr>
+          <w:color w:val="000000" w:themeColor="text1"/>
+        </w:rPr>
+        <w:t>. Any RTD signal that exceeds 20.5 mA or falls below 3.5mA shall be considered a bad signal</w:t>
+      </w:r>
+      <w:r>
+        <w:rPr>
+          <w:color w:val="000000" w:themeColor="text1"/>
+        </w:rPr>
+        <w:t>, and the affected</w:t>
+      </w:r>
+      <w:r>
+        <w:rPr>
+          <w:color w:val="000000" w:themeColor="text1"/>
+        </w:rPr>
+        <w:t xml:space="preserve"> RTD</w:t>
+      </w:r>
+      <w:r>
+        <w:rPr>
+          <w:color w:val="000000" w:themeColor="text1"/>
+        </w:rPr>
+        <w:t xml:space="preserve"> </w:t>
+      </w:r>
+      <w:r>
+        <w:rPr>
+          <w:color w:val="000000" w:themeColor="text1"/>
+        </w:rPr>
+        <w:t>shall be considered as “non-functioning</w:t>
+      </w:r>
+      <w:r>
+        <w:rPr>
+          <w:color w:val="000000" w:themeColor="text1"/>
+        </w:rPr>
+        <w:t>” and</w:t>
+      </w:r>
+      <w:r>
+        <w:rPr>
+          <w:color w:val="000000" w:themeColor="text1"/>
+        </w:rPr>
+        <w:t xml:space="preserve"> shall engage the respective </w:t>
+      </w:r>
+      <w:r>
+        <w:rPr>
+          <w:color w:val="000000" w:themeColor="text1"/>
+        </w:rPr>
+        <w:t>alarms (</w:t>
+      </w:r>
+      <w:r>
+        <w:rPr>
+          <w:color w:val="000000" w:themeColor="text1"/>
+        </w:rPr>
+        <w:t>ALM-14, ALM-15, ALM-16)</w:t>
+      </w:r>
+      <w:r>
+        <w:rPr>
+          <w:color w:val="000000" w:themeColor="text1"/>
+        </w:rPr>
+        <w:t>.</w:t>
+      </w:r>
+      <w:r>
+        <w:rPr>
+          <w:color w:val="000000" w:themeColor="text1"/>
+        </w:rPr>
+        <w:t xml:space="preserve"> All</w:t>
+      </w:r>
+      <w:r>
+        <w:rPr>
+          <w:color w:val="000000" w:themeColor="text1"/>
+        </w:rPr>
+        <w:t xml:space="preserve"> </w:t>
+      </w:r>
+      <w:r>
+        <w:rPr>
+          <w:color w:val="000000" w:themeColor="text1"/>
+        </w:rPr>
+        <w:t>INT</w:t>
+      </w:r>
+      <w:r>
+        <w:rPr>
+          <w:color w:val="000000" w:themeColor="text1"/>
+        </w:rPr>
+        <w:t xml:space="preserve">-valued signals from the RTDs shall be converted into </w:t>
+      </w:r>
+      <w:r>
+        <w:rPr>
+          <w:color w:val="000000" w:themeColor="text1"/>
+        </w:rPr>
+        <w:t>REAL</w:t>
+      </w:r>
+      <w:r>
+        <w:rPr>
+          <w:color w:val="000000" w:themeColor="text1"/>
+        </w:rPr>
+        <w:t>-valued signal</w:t>
+      </w:r>
+      <w:r>
+        <w:rPr>
+          <w:color w:val="000000" w:themeColor="text1"/>
+        </w:rPr>
+        <w:t>s</w:t>
+      </w:r>
+      <w:r>
+        <w:rPr>
+          <w:color w:val="000000" w:themeColor="text1"/>
+        </w:rPr>
+        <w:t xml:space="preserve"> (SIG-10, SIG-11 SIG-12 respectively</w:t>
+      </w:r>
+      <w:r>
+        <w:rPr>
+          <w:color w:val="000000" w:themeColor="text1"/>
+        </w:rPr>
+        <w:t>)</w:t>
+      </w:r>
+      <w:r>
+        <w:rPr>
+          <w:color w:val="000000" w:themeColor="text1"/>
+        </w:rPr>
+        <w:t>.</w:t>
+      </w:r>
+      <w:r>
+        <w:rPr>
+          <w:color w:val="000000" w:themeColor="text1"/>
+        </w:rPr>
+        <w:t xml:space="preserve"> </w:t>
+      </w:r>
+      <w:r>
+        <w:rPr>
+          <w:color w:val="000000" w:themeColor="text1"/>
+        </w:rPr>
+        <w:t>If</w:t>
+      </w:r>
+      <w:r>
+        <w:rPr>
+          <w:color w:val="000000" w:themeColor="text1"/>
+        </w:rPr>
+        <w:t xml:space="preserve"> 3 of 3 sensors are func</w:t>
+      </w:r>
+      <w:r>
+        <w:rPr>
+          <w:color w:val="000000" w:themeColor="text1"/>
+        </w:rPr>
+        <w:t>tioning</w:t>
+      </w:r>
+      <w:r>
+        <w:rPr>
+          <w:color w:val="000000" w:themeColor="text1"/>
+        </w:rPr>
+        <w:t xml:space="preserve">, the median value of the </w:t>
+      </w:r>
+      <w:r>
+        <w:rPr>
+          <w:color w:val="000000" w:themeColor="text1"/>
+        </w:rPr>
+        <w:t xml:space="preserve">REAL-valued RTD signals </w:t>
+      </w:r>
+      <w:r>
+        <w:rPr>
+          <w:color w:val="000000" w:themeColor="text1"/>
+        </w:rPr>
+        <w:t xml:space="preserve">shall be </w:t>
+      </w:r>
+      <w:r>
+        <w:rPr>
+          <w:color w:val="000000" w:themeColor="text1"/>
+        </w:rPr>
+        <w:t xml:space="preserve">considered </w:t>
+      </w:r>
+      <w:r>
+        <w:rPr>
+          <w:color w:val="000000" w:themeColor="text1"/>
+        </w:rPr>
+        <w:t>as</w:t>
+      </w:r>
+      <w:r>
+        <w:rPr>
+          <w:color w:val="000000" w:themeColor="text1"/>
+        </w:rPr>
+        <w:t xml:space="preserve"> the measured coolant temperature</w:t>
+      </w:r>
+      <w:r>
+        <w:rPr>
+          <w:color w:val="000000" w:themeColor="text1"/>
+        </w:rPr>
+        <w:t xml:space="preserve"> (SIG-6)</w:t>
+      </w:r>
+      <w:r>
+        <w:rPr>
+          <w:color w:val="000000" w:themeColor="text1"/>
+        </w:rPr>
         <w:t xml:space="preserve">. </w:t>
       </w:r>
       <w:r>
-        <w:t xml:space="preserve">The </w:t>
-      </w:r>
-      <w:r>
-        <w:t>three</w:t>
-      </w:r>
-      <w:r>
-        <w:t xml:space="preserve"> primary control objectives of this skid is to ensure that </w:t>
-      </w:r>
-      <w:r>
-        <w:t xml:space="preserve">the </w:t>
-      </w:r>
-      <w:r>
-        <w:t xml:space="preserve">VFD is supplied with coolant which does not surpass a temperature of 45°C, </w:t>
-      </w:r>
-      <w:r>
-        <w:t>that</w:t>
-      </w:r>
-      <w:r>
-        <w:t xml:space="preserve"> the</w:t>
-      </w:r>
-      <w:r>
-        <w:t xml:space="preserve"> coolant supplied to the VFD is uninterrupted, that</w:t>
-      </w:r>
-      <w:r>
-        <w:t xml:space="preserve"> the</w:t>
-      </w:r>
-      <w:r>
-        <w:t xml:space="preserve"> coolant conductivity never surpasses 1</w:t>
-      </w:r>
-      <w:r>
+        <w:rPr>
+          <w:color w:val="000000" w:themeColor="text1"/>
+        </w:rPr>
+        <w:t xml:space="preserve">If </w:t>
+      </w:r>
+      <w:r>
+        <w:rPr>
+          <w:color w:val="000000" w:themeColor="text1"/>
+        </w:rPr>
+        <w:t xml:space="preserve">2 of 3 sensors are functioning, the average value of the </w:t>
+      </w:r>
+      <w:r>
+        <w:rPr>
+          <w:color w:val="000000" w:themeColor="text1"/>
+        </w:rPr>
+        <w:t>2-functioning</w:t>
+      </w:r>
+      <w:r>
+        <w:rPr>
+          <w:color w:val="000000" w:themeColor="text1"/>
+        </w:rPr>
         <w:t xml:space="preserve"> </w:t>
       </w:r>
-      <w:proofErr w:type="spellStart"/>
-      <w:r>
-        <w:t>μ</w:t>
-      </w:r>
-      <w:r>
-        <w:t>S</w:t>
-      </w:r>
-      <w:proofErr w:type="spellEnd"/>
-      <w:r>
-        <w:t xml:space="preserve">/cm </w:t>
-      </w:r>
-      <w:r>
-        <w:t>at 25</w:t>
-      </w:r>
-      <w:r>
-        <w:rPr>
-          <w:rFonts w:cs="Arial"/>
-        </w:rPr>
-        <w:t>°C, and</w:t>
-      </w:r>
-      <w:r>
-        <w:t xml:space="preserve"> that </w:t>
-      </w:r>
-      <w:r>
-        <w:t xml:space="preserve">pumps installed within </w:t>
-      </w:r>
+      <w:r>
+        <w:rPr>
+          <w:color w:val="000000" w:themeColor="text1"/>
+        </w:rPr>
+        <w:t xml:space="preserve">REAL-valued RTD signals </w:t>
+      </w:r>
+      <w:r>
+        <w:rPr>
+          <w:color w:val="000000" w:themeColor="text1"/>
+        </w:rPr>
+        <w:t>shall be</w:t>
+      </w:r>
+      <w:r>
+        <w:rPr>
+          <w:color w:val="000000" w:themeColor="text1"/>
+        </w:rPr>
+        <w:t xml:space="preserve"> </w:t>
+      </w:r>
+      <w:r>
+        <w:rPr>
+          <w:color w:val="000000" w:themeColor="text1"/>
+        </w:rPr>
+        <w:t xml:space="preserve">considered </w:t>
+      </w:r>
+      <w:r>
+        <w:rPr>
+          <w:color w:val="000000" w:themeColor="text1"/>
+        </w:rPr>
+        <w:t xml:space="preserve">as </w:t>
+      </w:r>
+      <w:r>
+        <w:rPr>
+          <w:color w:val="000000" w:themeColor="text1"/>
+        </w:rPr>
+        <w:t>SIG-</w:t>
+      </w:r>
+      <w:r>
+        <w:rPr>
+          <w:color w:val="000000" w:themeColor="text1"/>
+        </w:rPr>
+        <w:t>6</w:t>
+      </w:r>
+      <w:r>
+        <w:rPr>
+          <w:color w:val="000000" w:themeColor="text1"/>
+        </w:rPr>
+        <w:t>.</w:t>
+      </w:r>
+      <w:r>
+        <w:rPr>
+          <w:color w:val="000000" w:themeColor="text1"/>
+        </w:rPr>
+        <w:t xml:space="preserve"> </w:t>
+      </w:r>
+      <w:r>
+        <w:rPr>
+          <w:color w:val="000000" w:themeColor="text1"/>
+        </w:rPr>
+        <w:t>If l</w:t>
+      </w:r>
+      <w:r>
+        <w:rPr>
+          <w:color w:val="000000" w:themeColor="text1"/>
+        </w:rPr>
+        <w:t xml:space="preserve">ess than </w:t>
+      </w:r>
+      <w:r>
+        <w:rPr>
+          <w:color w:val="000000" w:themeColor="text1"/>
+        </w:rPr>
+        <w:t xml:space="preserve">2 of 3 sensors </w:t>
+      </w:r>
+      <w:r>
+        <w:rPr>
+          <w:color w:val="000000" w:themeColor="text1"/>
+        </w:rPr>
+        <w:t>are function, FLT-7 shall be engaged</w:t>
+      </w:r>
+      <w:r>
+        <w:rPr>
+          <w:color w:val="000000" w:themeColor="text1"/>
+        </w:rPr>
+        <w:t xml:space="preserve">, and the last read measured coolant temperature shall be </w:t>
+      </w:r>
+      <w:r>
+        <w:rPr>
+          <w:color w:val="000000" w:themeColor="text1"/>
+        </w:rPr>
+        <w:t xml:space="preserve">considered </w:t>
+      </w:r>
+      <w:r>
+        <w:rPr>
+          <w:color w:val="000000" w:themeColor="text1"/>
+        </w:rPr>
+        <w:t xml:space="preserve">as SIG-6 </w:t>
+      </w:r>
+      <w:r>
+        <w:rPr>
+          <w:color w:val="000000" w:themeColor="text1"/>
+        </w:rPr>
+        <w:t>for measurement continuity during system shutdown.</w:t>
+      </w:r>
+    </w:p>
+    <w:p>
       <w:r>
         <w:lastRenderedPageBreak/>
-        <w:t xml:space="preserve">the system are </w:t>
-      </w:r>
-      <w:r>
-        <w:t>not damaged.</w:t>
-      </w:r>
-      <w:r>
-        <w:t xml:space="preserve"> </w:t>
-      </w:r>
-      <w:r>
-        <w:t>Additionally,</w:t>
-      </w:r>
-      <w:r>
-        <w:t xml:space="preserve"> </w:t>
-      </w:r>
-      <w:r>
-        <w:t xml:space="preserve">it shall be assumed that ambient air </w:t>
-      </w:r>
-      <w:r>
-        <w:t>temperature</w:t>
-      </w:r>
-      <w:r>
-        <w:t xml:space="preserve"> </w:t>
-      </w:r>
-      <w:r>
-        <w:t xml:space="preserve">does not </w:t>
-      </w:r>
-      <w:r>
-        <w:t xml:space="preserve">exceed 35°C. </w:t>
-      </w:r>
-    </w:p>
-    <w:p>
-      <w:pPr>
-        <w:pStyle w:val="Heading1"/>
-      </w:pPr>
-      <w:bookmarkStart w:id="6" w:name="_Toc240452872"/>
-      <w:r>
-        <w:t xml:space="preserve">System </w:t>
-      </w:r>
-      <w:bookmarkEnd w:id="6"/>
-      <w:r>
-        <w:t>States of Operation</w:t>
-      </w:r>
-    </w:p>
-    <w:p>
-      <w:pPr>
-        <w:pStyle w:val="Heading2"/>
-      </w:pPr>
-      <w:bookmarkStart w:id="7" w:name="_Toc240452873"/>
-      <w:r>
-        <w:t>System Off</w:t>
-      </w:r>
-      <w:bookmarkEnd w:id="7"/>
-    </w:p>
-    <w:p>
-      <w:r>
-        <w:t xml:space="preserve">When the system is off, neither the primary </w:t>
-      </w:r>
-      <w:r>
-        <w:t>nor</w:t>
-      </w:r>
-      <w:r>
-        <w:t xml:space="preserve"> secondary pump shall be active. The </w:t>
-      </w:r>
-      <w:r>
-        <w:t xml:space="preserve">3-way valve shall be actuated to </w:t>
-      </w:r>
-      <w:r>
-        <w:t>be 100</w:t>
-      </w:r>
-      <w:r>
-        <w:t>% open.</w:t>
-      </w:r>
-      <w:r>
-        <w:t xml:space="preserve"> Temperature and Hydraulic Controls shall be disengaged</w:t>
-      </w:r>
-      <w:r>
-        <w:t xml:space="preserve">, while </w:t>
-      </w:r>
-      <w:r>
-        <w:t>vessel level controls and conductivity controls shall always be engaged.</w:t>
-      </w:r>
-    </w:p>
-    <w:p>
-      <w:pPr>
-        <w:pStyle w:val="Heading2"/>
-      </w:pPr>
-      <w:bookmarkStart w:id="8" w:name="_Toc240452874"/>
-      <w:r>
-        <w:t>System Initialization</w:t>
-      </w:r>
-      <w:bookmarkEnd w:id="8"/>
-    </w:p>
-    <w:p>
-      <w:pPr>
-        <w:rPr>
-          <w:color w:val="000000" w:themeColor="text1"/>
-        </w:rPr>
-      </w:pPr>
-      <w:r>
-        <w:rPr>
-          <w:color w:val="000000" w:themeColor="text1"/>
-        </w:rPr>
-        <w:t xml:space="preserve">System initialization shall occur when the system </w:t>
-      </w:r>
-      <w:r>
-        <w:rPr>
-          <w:color w:val="000000" w:themeColor="text1"/>
-        </w:rPr>
-        <w:t>is started by the user by engaging the system start switch (SW-1</w:t>
-      </w:r>
-      <w:r>
-        <w:rPr>
-          <w:color w:val="000000" w:themeColor="text1"/>
-        </w:rPr>
-        <w:t>) or</w:t>
-      </w:r>
-      <w:r>
-        <w:rPr>
-          <w:color w:val="000000" w:themeColor="text1"/>
-        </w:rPr>
-        <w:t xml:space="preserve"> shall occur when the system experiences a pump turnover, either manually or automatically.</w:t>
-      </w:r>
-      <w:r>
-        <w:rPr>
-          <w:color w:val="000000" w:themeColor="text1"/>
-        </w:rPr>
-        <w:t xml:space="preserve"> The initialization stage shall last for 15 seconds before the system moves into the calibration stage.</w:t>
-      </w:r>
-      <w:r>
-        <w:rPr>
-          <w:color w:val="000000" w:themeColor="text1"/>
-        </w:rPr>
-        <w:t xml:space="preserve"> </w:t>
-      </w:r>
-      <w:r>
-        <w:rPr>
-          <w:color w:val="000000" w:themeColor="text1"/>
-        </w:rPr>
-        <w:t xml:space="preserve">During system initialization, temperature and hydraulic controls shall be disengaged, </w:t>
-      </w:r>
-      <w:r>
-        <w:rPr>
-          <w:color w:val="000000" w:themeColor="text1"/>
-        </w:rPr>
-        <w:t>to</w:t>
-      </w:r>
-      <w:r>
-        <w:rPr>
-          <w:color w:val="000000" w:themeColor="text1"/>
-        </w:rPr>
-        <w:t xml:space="preserve"> allow for </w:t>
-      </w:r>
-      <w:r>
-        <w:rPr>
-          <w:color w:val="000000" w:themeColor="text1"/>
-        </w:rPr>
-        <w:t>adequate pressure, and flow to build within the system</w:t>
-      </w:r>
-      <w:r>
-        <w:rPr>
-          <w:color w:val="000000" w:themeColor="text1"/>
-        </w:rPr>
-        <w:t xml:space="preserve">. </w:t>
-      </w:r>
-      <w:r>
-        <w:rPr>
-          <w:color w:val="000000" w:themeColor="text1"/>
-        </w:rPr>
-        <w:t xml:space="preserve">During </w:t>
-      </w:r>
-      <w:r>
-        <w:rPr>
-          <w:color w:val="000000" w:themeColor="text1"/>
-        </w:rPr>
-        <w:t xml:space="preserve">initialization </w:t>
-      </w:r>
-      <w:r>
-        <w:rPr>
-          <w:color w:val="000000" w:themeColor="text1"/>
-        </w:rPr>
-        <w:t xml:space="preserve">the 3-way valve shall be 100% </w:t>
-      </w:r>
-      <w:r>
-        <w:rPr>
-          <w:color w:val="000000" w:themeColor="text1"/>
-        </w:rPr>
-        <w:t>open.</w:t>
-      </w:r>
-    </w:p>
-    <w:p>
-      <w:pPr>
-        <w:pStyle w:val="Heading2"/>
-      </w:pPr>
-      <w:bookmarkStart w:id="9" w:name="_Toc240452875"/>
-      <w:r>
-        <w:t>System Calibration</w:t>
-      </w:r>
-      <w:bookmarkEnd w:id="9"/>
-    </w:p>
-    <w:p>
-      <w:pPr>
-        <w:rPr>
-          <w:color w:val="000000" w:themeColor="text1"/>
-        </w:rPr>
-      </w:pPr>
-      <w:r>
-        <w:rPr>
-          <w:color w:val="000000" w:themeColor="text1"/>
-        </w:rPr>
-        <w:t xml:space="preserve">The system shall always reach the </w:t>
-      </w:r>
-      <w:r>
-        <w:rPr>
-          <w:color w:val="000000" w:themeColor="text1"/>
-        </w:rPr>
-        <w:t xml:space="preserve">calibration </w:t>
-      </w:r>
-      <w:r>
-        <w:rPr>
-          <w:color w:val="000000" w:themeColor="text1"/>
-        </w:rPr>
-        <w:t xml:space="preserve">stage </w:t>
-      </w:r>
-      <w:r>
-        <w:rPr>
-          <w:color w:val="000000" w:themeColor="text1"/>
-        </w:rPr>
-        <w:t xml:space="preserve">after </w:t>
-      </w:r>
-      <w:r>
-        <w:rPr>
-          <w:color w:val="000000" w:themeColor="text1"/>
-        </w:rPr>
-        <w:t xml:space="preserve">the </w:t>
-      </w:r>
-      <w:r>
-        <w:rPr>
-          <w:color w:val="000000" w:themeColor="text1"/>
-        </w:rPr>
-        <w:t>initialization</w:t>
-      </w:r>
-      <w:r>
-        <w:rPr>
-          <w:color w:val="000000" w:themeColor="text1"/>
-        </w:rPr>
-        <w:t xml:space="preserve"> stage</w:t>
-      </w:r>
-      <w:r>
-        <w:rPr>
-          <w:color w:val="000000" w:themeColor="text1"/>
-        </w:rPr>
-        <w:t>.</w:t>
-      </w:r>
-      <w:r>
-        <w:rPr>
-          <w:color w:val="000000" w:themeColor="text1"/>
-        </w:rPr>
-        <w:t xml:space="preserve"> The calibration stage shall last for 5 seconds </w:t>
-      </w:r>
-      <w:r>
-        <w:rPr>
-          <w:color w:val="000000" w:themeColor="text1"/>
-        </w:rPr>
-        <w:t>before the system moves into the active stage.</w:t>
-      </w:r>
-      <w:r>
-        <w:rPr>
-          <w:color w:val="000000" w:themeColor="text1"/>
-        </w:rPr>
-        <w:t xml:space="preserve"> </w:t>
-      </w:r>
-      <w:r>
-        <w:rPr>
-          <w:color w:val="000000" w:themeColor="text1"/>
-        </w:rPr>
-        <w:t xml:space="preserve">During system calibration, hydraulic controls shall be </w:t>
-      </w:r>
-      <w:r>
-        <w:rPr>
-          <w:color w:val="000000" w:themeColor="text1"/>
-        </w:rPr>
-        <w:t>enabled,</w:t>
-      </w:r>
-      <w:r>
-        <w:rPr>
-          <w:color w:val="000000" w:themeColor="text1"/>
-        </w:rPr>
-        <w:t xml:space="preserve"> </w:t>
-      </w:r>
-      <w:r>
-        <w:rPr>
-          <w:color w:val="000000" w:themeColor="text1"/>
-        </w:rPr>
-        <w:t>and</w:t>
-      </w:r>
-      <w:r>
-        <w:rPr>
-          <w:color w:val="000000" w:themeColor="text1"/>
-        </w:rPr>
-        <w:t xml:space="preserve"> temperature controls shall be </w:t>
-      </w:r>
-      <w:r>
-        <w:rPr>
-          <w:color w:val="000000" w:themeColor="text1"/>
-        </w:rPr>
-        <w:t>partially enabled</w:t>
-      </w:r>
-      <w:r>
-        <w:rPr>
-          <w:color w:val="000000" w:themeColor="text1"/>
-        </w:rPr>
-        <w:t xml:space="preserve">, </w:t>
-      </w:r>
-      <w:r>
-        <w:rPr>
-          <w:color w:val="000000" w:themeColor="text1"/>
-        </w:rPr>
-        <w:t xml:space="preserve">allowing for the </w:t>
-      </w:r>
-      <w:r>
-        <w:rPr>
-          <w:color w:val="000000" w:themeColor="text1"/>
-        </w:rPr>
-        <w:t xml:space="preserve">3-way valve to adjust to appropriate </w:t>
-      </w:r>
-      <w:r>
-        <w:rPr>
-          <w:color w:val="000000" w:themeColor="text1"/>
-        </w:rPr>
-        <w:t xml:space="preserve">position </w:t>
-      </w:r>
-      <w:r>
-        <w:rPr>
-          <w:color w:val="000000" w:themeColor="text1"/>
-        </w:rPr>
-        <w:t>based on the input temperature without tripping the</w:t>
-      </w:r>
-      <w:r>
-        <w:rPr>
-          <w:color w:val="000000" w:themeColor="text1"/>
-        </w:rPr>
-        <w:t xml:space="preserve"> temperature</w:t>
-      </w:r>
-      <w:r>
-        <w:rPr>
-          <w:color w:val="000000" w:themeColor="text1"/>
-        </w:rPr>
-        <w:t xml:space="preserve"> alarm or fault signals. </w:t>
-      </w:r>
-      <w:r>
-        <w:rPr>
-          <w:color w:val="000000" w:themeColor="text1"/>
-        </w:rPr>
-        <w:t xml:space="preserve">This will allow for the system to align correctly with the </w:t>
-      </w:r>
-      <w:r>
-        <w:rPr>
-          <w:color w:val="000000" w:themeColor="text1"/>
-        </w:rPr>
-        <w:t>system temperature at proper pressure and flow.</w:t>
-      </w:r>
-    </w:p>
-    <w:p>
-      <w:pPr>
-        <w:pStyle w:val="Heading2"/>
-      </w:pPr>
-      <w:bookmarkStart w:id="10" w:name="_Toc240452876"/>
-      <w:r>
-        <w:t>System Active</w:t>
-      </w:r>
-      <w:bookmarkEnd w:id="10"/>
-    </w:p>
-    <w:p>
-      <w:r>
-        <w:t xml:space="preserve">The system shall reach the active stage after the calibration stage. In the active stage, all controls are fully </w:t>
-      </w:r>
-      <w:r>
-        <w:t>enabled</w:t>
-      </w:r>
-      <w:r>
-        <w:t>, and the skid is considered to be in normal operation.</w:t>
-      </w:r>
-    </w:p>
-    <w:p>
-      <w:pPr>
-        <w:pStyle w:val="Heading2"/>
-      </w:pPr>
-      <w:bookmarkStart w:id="11" w:name="_Toc240452877"/>
-      <w:r>
-        <w:t>System Shutdown</w:t>
-      </w:r>
-      <w:bookmarkEnd w:id="11"/>
-    </w:p>
-    <w:p>
-      <w:pPr>
-        <w:rPr>
-          <w:color w:val="000000" w:themeColor="text1"/>
-        </w:rPr>
-      </w:pPr>
-      <w:r>
-        <w:rPr>
-          <w:color w:val="000000" w:themeColor="text1"/>
-        </w:rPr>
-        <w:t xml:space="preserve">The system shall enter the shutdown stage should there exist any fault </w:t>
-      </w:r>
-      <w:r>
-        <w:rPr>
-          <w:color w:val="000000" w:themeColor="text1"/>
-        </w:rPr>
-        <w:t xml:space="preserve">(that is any FLT-X is engaged where X is any integer), or </w:t>
-      </w:r>
-      <w:r>
-        <w:rPr>
-          <w:color w:val="000000" w:themeColor="text1"/>
-        </w:rPr>
-        <w:t>should the operator engage the system shutdown switch (SW-2).</w:t>
-      </w:r>
-      <w:r>
-        <w:rPr>
-          <w:color w:val="000000" w:themeColor="text1"/>
-        </w:rPr>
-        <w:t xml:space="preserve"> The shutdown stage shall last for</w:t>
-      </w:r>
-      <w:r>
-        <w:rPr>
-          <w:color w:val="000000" w:themeColor="text1"/>
-        </w:rPr>
-        <w:t xml:space="preserve"> </w:t>
-      </w:r>
-      <w:r>
-        <w:rPr>
-          <w:color w:val="000000" w:themeColor="text1"/>
-        </w:rPr>
-        <w:t xml:space="preserve">10 seconds before entering </w:t>
-      </w:r>
-      <w:r>
-        <w:rPr>
-          <w:color w:val="000000" w:themeColor="text1"/>
-        </w:rPr>
-        <w:lastRenderedPageBreak/>
-        <w:t>the off stage.</w:t>
-      </w:r>
-      <w:r>
-        <w:rPr>
-          <w:color w:val="000000" w:themeColor="text1"/>
-        </w:rPr>
-        <w:t xml:space="preserve"> </w:t>
-      </w:r>
-      <w:r>
-        <w:rPr>
-          <w:color w:val="000000" w:themeColor="text1"/>
-        </w:rPr>
-        <w:t xml:space="preserve">Hydraulic </w:t>
-      </w:r>
-      <w:r>
-        <w:rPr>
-          <w:color w:val="000000" w:themeColor="text1"/>
-        </w:rPr>
-        <w:t>c</w:t>
-      </w:r>
-      <w:r>
-        <w:rPr>
-          <w:color w:val="000000" w:themeColor="text1"/>
-        </w:rPr>
-        <w:t xml:space="preserve">ontrols and </w:t>
-      </w:r>
-      <w:r>
-        <w:rPr>
-          <w:color w:val="000000" w:themeColor="text1"/>
-        </w:rPr>
-        <w:t>temperature controls shall be disengaged throughout system shutdown</w:t>
-      </w:r>
-      <w:r>
-        <w:rPr>
-          <w:color w:val="000000" w:themeColor="text1"/>
-        </w:rPr>
-        <w:t>,</w:t>
-      </w:r>
-      <w:r>
-        <w:rPr>
-          <w:color w:val="000000" w:themeColor="text1"/>
-        </w:rPr>
-        <w:t xml:space="preserve"> and</w:t>
-      </w:r>
-      <w:r>
-        <w:rPr>
-          <w:color w:val="000000" w:themeColor="text1"/>
-        </w:rPr>
-        <w:t xml:space="preserve"> the 3-way </w:t>
-      </w:r>
-      <w:r>
-        <w:rPr>
-          <w:color w:val="000000" w:themeColor="text1"/>
-        </w:rPr>
-        <w:t>valve shall be 100% open.</w:t>
-      </w:r>
-    </w:p>
-    <w:p>
-      <w:pPr>
-        <w:pStyle w:val="Heading2"/>
-      </w:pPr>
-      <w:bookmarkStart w:id="12" w:name="_Toc240452878"/>
-      <w:r>
-        <w:t>Fault Management</w:t>
-      </w:r>
-      <w:bookmarkEnd w:id="12"/>
-    </w:p>
-    <w:p>
-      <w:r>
-        <w:t xml:space="preserve">If </w:t>
-      </w:r>
-      <w:r>
-        <w:t>there is any</w:t>
-      </w:r>
-      <w:r>
-        <w:t xml:space="preserve"> fault within the system</w:t>
-      </w:r>
-      <w:r>
-        <w:t xml:space="preserve"> during operation (that is, any FLT-X is engaged, where X is any integer), then the system shall enter the shutdown stage</w:t>
-      </w:r>
-      <w:r>
-        <w:t>, regardless of the stage it is currently in.</w:t>
-      </w:r>
-      <w:r>
-        <w:t xml:space="preserve"> </w:t>
-      </w:r>
-      <w:r>
-        <w:t>Should</w:t>
-      </w:r>
-      <w:r>
-        <w:t xml:space="preserve"> any fault exist while the system </w:t>
-      </w:r>
-      <w:r>
-        <w:t>is</w:t>
-      </w:r>
-      <w:r>
-        <w:t xml:space="preserve"> </w:t>
-      </w:r>
-      <w:r>
-        <w:t xml:space="preserve">in the </w:t>
-      </w:r>
-      <w:r>
-        <w:t xml:space="preserve">off stage, the system shall not enter the initialization </w:t>
-      </w:r>
-      <w:r>
-        <w:t>stage</w:t>
-      </w:r>
-      <w:r>
-        <w:t xml:space="preserve"> when the operator starts the system.</w:t>
-      </w:r>
-      <w:r>
-        <w:t xml:space="preserve"> </w:t>
-      </w:r>
-      <w:r>
-        <w:t xml:space="preserve">If the </w:t>
-      </w:r>
-      <w:r>
-        <w:t>operator engages the acknowledge fault switch (</w:t>
-      </w:r>
-      <w:r>
-        <w:t>SW-14)</w:t>
-      </w:r>
-      <w:r>
-        <w:t>, all</w:t>
-      </w:r>
-      <w:r>
-        <w:t xml:space="preserve"> </w:t>
-      </w:r>
-      <w:r>
-        <w:t>faults shall be disengaged</w:t>
-      </w:r>
-      <w:r>
-        <w:t xml:space="preserve"> and the acknowledge fault switch shall disengage</w:t>
-      </w:r>
-      <w:r>
-        <w:t>.</w:t>
-      </w:r>
-      <w:r>
-        <w:t xml:space="preserve"> </w:t>
-      </w:r>
-      <w:r>
-        <w:t>If the operator engages the start switch after engaging the acknowledge fault switch, the system shall enter the initialization stage</w:t>
-      </w:r>
-      <w:r>
-        <w:t>. T</w:t>
-      </w:r>
-      <w:r>
-        <w:t xml:space="preserve">he acknowledge fault switch only </w:t>
-      </w:r>
-      <w:r>
-        <w:t>disengages fault</w:t>
-      </w:r>
-      <w:r>
-        <w:t>, hence</w:t>
-      </w:r>
-      <w:r>
-        <w:t xml:space="preserve"> </w:t>
-      </w:r>
-      <w:r>
-        <w:t>a</w:t>
-      </w:r>
-      <w:r>
-        <w:t xml:space="preserve">n existing fault within the system shall always reengage </w:t>
-      </w:r>
-      <w:r>
-        <w:t xml:space="preserve">the respective fault if not </w:t>
-      </w:r>
-      <w:r>
-        <w:t>properly handled by the operator.</w:t>
-      </w:r>
-    </w:p>
-    <w:p/>
-    <w:p>
-      <w:pPr>
-        <w:pStyle w:val="Heading1"/>
-      </w:pPr>
-      <w:bookmarkStart w:id="13" w:name="_Toc240452879"/>
-      <w:r>
-        <w:t>Temperature Control</w:t>
-      </w:r>
-      <w:bookmarkEnd w:id="13"/>
-    </w:p>
-    <w:p>
-      <w:pPr>
-        <w:pStyle w:val="Heading2"/>
-      </w:pPr>
-      <w:bookmarkStart w:id="14" w:name="_Toc240452880"/>
-      <w:r>
-        <w:t>Signal Processing</w:t>
-      </w:r>
-      <w:bookmarkEnd w:id="14"/>
-    </w:p>
-    <w:p>
-      <w:pPr>
-        <w:rPr>
-          <w:color w:val="000000" w:themeColor="text1"/>
-        </w:rPr>
-      </w:pPr>
-      <w:r>
-        <w:rPr>
-          <w:color w:val="000000" w:themeColor="text1"/>
-        </w:rPr>
-        <w:t>Inlet coolant temperature</w:t>
-      </w:r>
-      <w:r>
-        <w:rPr>
-          <w:color w:val="000000" w:themeColor="text1"/>
-        </w:rPr>
-        <w:t xml:space="preserve"> (SIG</w:t>
-      </w:r>
-      <w:r>
-        <w:rPr>
-          <w:color w:val="000000" w:themeColor="text1"/>
-        </w:rPr>
-        <w:t>-</w:t>
-      </w:r>
-      <w:r>
-        <w:rPr>
-          <w:color w:val="000000" w:themeColor="text1"/>
-        </w:rPr>
-        <w:t>6</w:t>
-      </w:r>
-      <w:r>
-        <w:rPr>
-          <w:color w:val="000000" w:themeColor="text1"/>
-        </w:rPr>
-        <w:t>)</w:t>
-      </w:r>
-      <w:r>
-        <w:rPr>
-          <w:color w:val="000000" w:themeColor="text1"/>
-        </w:rPr>
-        <w:t xml:space="preserve"> shall be </w:t>
-      </w:r>
-      <w:r>
-        <w:rPr>
-          <w:color w:val="000000" w:themeColor="text1"/>
-        </w:rPr>
-        <w:t xml:space="preserve">sampled </w:t>
-      </w:r>
-      <w:r>
-        <w:rPr>
-          <w:color w:val="000000" w:themeColor="text1"/>
-        </w:rPr>
-        <w:t xml:space="preserve">prior to </w:t>
-      </w:r>
-      <w:r>
-        <w:rPr>
-          <w:color w:val="000000" w:themeColor="text1"/>
-        </w:rPr>
-        <w:t>entering the heat source</w:t>
-      </w:r>
-      <w:r>
-        <w:rPr>
-          <w:color w:val="000000" w:themeColor="text1"/>
-        </w:rPr>
-        <w:t xml:space="preserve">, and just after </w:t>
-      </w:r>
-      <w:r>
-        <w:rPr>
-          <w:color w:val="000000" w:themeColor="text1"/>
-        </w:rPr>
-        <w:t>exiting the heat-exchanger loop</w:t>
-      </w:r>
-      <w:r>
-        <w:rPr>
-          <w:color w:val="000000" w:themeColor="text1"/>
-        </w:rPr>
-        <w:t>. 3 RTD sensors (P15)</w:t>
-      </w:r>
-      <w:r>
-        <w:rPr>
-          <w:color w:val="000000" w:themeColor="text1"/>
-        </w:rPr>
-        <w:t xml:space="preserve"> shall be used in </w:t>
-      </w:r>
-      <w:r>
-        <w:rPr>
-          <w:color w:val="000000" w:themeColor="text1"/>
-        </w:rPr>
-        <w:t xml:space="preserve">determining the measured coolant </w:t>
-      </w:r>
-      <w:r>
-        <w:rPr>
-          <w:color w:val="000000" w:themeColor="text1"/>
-        </w:rPr>
-        <w:t>temperature.</w:t>
-      </w:r>
-      <w:r>
-        <w:rPr>
-          <w:color w:val="000000" w:themeColor="text1"/>
-        </w:rPr>
-        <w:t xml:space="preserve"> </w:t>
-      </w:r>
-      <w:r>
-        <w:rPr>
-          <w:color w:val="000000" w:themeColor="text1"/>
-        </w:rPr>
-        <w:t>RTD</w:t>
-      </w:r>
-      <w:r>
-        <w:rPr>
-          <w:color w:val="000000" w:themeColor="text1"/>
-        </w:rPr>
-        <w:t xml:space="preserve"> sensors shall communicate </w:t>
-      </w:r>
-      <w:r>
-        <w:rPr>
-          <w:color w:val="000000" w:themeColor="text1"/>
-        </w:rPr>
-        <w:t xml:space="preserve">to </w:t>
-      </w:r>
-      <w:r>
-        <w:rPr>
-          <w:color w:val="000000" w:themeColor="text1"/>
-        </w:rPr>
-        <w:t xml:space="preserve">the PLC using a 4-20 mA </w:t>
-      </w:r>
-      <w:r>
-        <w:rPr>
-          <w:color w:val="000000" w:themeColor="text1"/>
-        </w:rPr>
-        <w:t>INT</w:t>
-      </w:r>
-      <w:r>
-        <w:rPr>
-          <w:color w:val="000000" w:themeColor="text1"/>
-        </w:rPr>
-        <w:t xml:space="preserve">-valued </w:t>
-      </w:r>
-      <w:r>
-        <w:rPr>
-          <w:color w:val="000000" w:themeColor="text1"/>
-        </w:rPr>
-        <w:t>signal</w:t>
-      </w:r>
-      <w:r>
-        <w:rPr>
-          <w:color w:val="000000" w:themeColor="text1"/>
-        </w:rPr>
-        <w:t xml:space="preserve"> (PHY-2, PHY-3</w:t>
-      </w:r>
-      <w:r>
-        <w:rPr>
-          <w:color w:val="000000" w:themeColor="text1"/>
-        </w:rPr>
-        <w:t>,</w:t>
-      </w:r>
-      <w:r>
-        <w:rPr>
-          <w:color w:val="000000" w:themeColor="text1"/>
-        </w:rPr>
-        <w:t xml:space="preserve"> and PHY-4 respectively</w:t>
-      </w:r>
-      <w:r>
-        <w:rPr>
-          <w:color w:val="000000" w:themeColor="text1"/>
-        </w:rPr>
-        <w:t>)</w:t>
-      </w:r>
-      <w:r>
-        <w:rPr>
-          <w:color w:val="000000" w:themeColor="text1"/>
-        </w:rPr>
-        <w:t>. Any RTD signal that exceeds 20.5 mA or falls below 3.5mA shall be considered a bad signal</w:t>
-      </w:r>
-      <w:r>
-        <w:rPr>
-          <w:color w:val="000000" w:themeColor="text1"/>
-        </w:rPr>
-        <w:t>, and the affected</w:t>
-      </w:r>
-      <w:r>
-        <w:rPr>
-          <w:color w:val="000000" w:themeColor="text1"/>
-        </w:rPr>
-        <w:t xml:space="preserve"> RTD</w:t>
-      </w:r>
-      <w:r>
-        <w:rPr>
-          <w:color w:val="000000" w:themeColor="text1"/>
-        </w:rPr>
-        <w:t xml:space="preserve"> </w:t>
-      </w:r>
-      <w:r>
-        <w:rPr>
-          <w:color w:val="000000" w:themeColor="text1"/>
-        </w:rPr>
-        <w:t>shall be considered as “non-functioning</w:t>
-      </w:r>
-      <w:r>
-        <w:rPr>
-          <w:color w:val="000000" w:themeColor="text1"/>
-        </w:rPr>
-        <w:t>” and</w:t>
-      </w:r>
-      <w:r>
-        <w:rPr>
-          <w:color w:val="000000" w:themeColor="text1"/>
-        </w:rPr>
-        <w:t xml:space="preserve"> shall engage the respective </w:t>
-      </w:r>
-      <w:r>
-        <w:rPr>
-          <w:color w:val="000000" w:themeColor="text1"/>
-        </w:rPr>
-        <w:t>alarms (</w:t>
-      </w:r>
-      <w:r>
-        <w:rPr>
-          <w:color w:val="000000" w:themeColor="text1"/>
-        </w:rPr>
-        <w:t>ALM-14, ALM-15, ALM-16)</w:t>
-      </w:r>
-      <w:r>
-        <w:rPr>
-          <w:color w:val="000000" w:themeColor="text1"/>
-        </w:rPr>
-        <w:t>.</w:t>
-      </w:r>
-      <w:r>
-        <w:rPr>
-          <w:color w:val="000000" w:themeColor="text1"/>
-        </w:rPr>
-        <w:t xml:space="preserve"> All</w:t>
-      </w:r>
-      <w:r>
-        <w:rPr>
-          <w:color w:val="000000" w:themeColor="text1"/>
-        </w:rPr>
-        <w:t xml:space="preserve"> </w:t>
-      </w:r>
-      <w:r>
-        <w:rPr>
-          <w:color w:val="000000" w:themeColor="text1"/>
-        </w:rPr>
-        <w:t>INT</w:t>
-      </w:r>
-      <w:r>
-        <w:rPr>
-          <w:color w:val="000000" w:themeColor="text1"/>
-        </w:rPr>
-        <w:t xml:space="preserve">-valued signals from the RTDs shall be converted into </w:t>
-      </w:r>
-      <w:r>
-        <w:rPr>
-          <w:color w:val="000000" w:themeColor="text1"/>
-        </w:rPr>
-        <w:t>REAL</w:t>
-      </w:r>
-      <w:r>
-        <w:rPr>
-          <w:color w:val="000000" w:themeColor="text1"/>
-        </w:rPr>
-        <w:t>-valued signal</w:t>
-      </w:r>
-      <w:r>
-        <w:rPr>
-          <w:color w:val="000000" w:themeColor="text1"/>
-        </w:rPr>
-        <w:t>s</w:t>
-      </w:r>
-      <w:r>
-        <w:rPr>
-          <w:color w:val="000000" w:themeColor="text1"/>
-        </w:rPr>
-        <w:t xml:space="preserve"> (SIG-10, SIG-11 SIG-12 respectively</w:t>
-      </w:r>
-      <w:r>
-        <w:rPr>
-          <w:color w:val="000000" w:themeColor="text1"/>
-        </w:rPr>
-        <w:t>)</w:t>
-      </w:r>
-      <w:r>
-        <w:rPr>
-          <w:color w:val="000000" w:themeColor="text1"/>
-        </w:rPr>
-        <w:t>.</w:t>
-      </w:r>
-      <w:r>
-        <w:rPr>
-          <w:color w:val="000000" w:themeColor="text1"/>
-        </w:rPr>
-        <w:t xml:space="preserve"> </w:t>
-      </w:r>
-      <w:r>
-        <w:rPr>
-          <w:color w:val="000000" w:themeColor="text1"/>
-        </w:rPr>
-        <w:t>If</w:t>
-      </w:r>
-      <w:r>
-        <w:rPr>
-          <w:color w:val="000000" w:themeColor="text1"/>
-        </w:rPr>
-        <w:t xml:space="preserve"> 3 of 3 sensors are func</w:t>
-      </w:r>
-      <w:r>
-        <w:rPr>
-          <w:color w:val="000000" w:themeColor="text1"/>
-        </w:rPr>
-        <w:t>tioning</w:t>
-      </w:r>
-      <w:r>
-        <w:rPr>
-          <w:color w:val="000000" w:themeColor="text1"/>
-        </w:rPr>
-        <w:t xml:space="preserve">, the median value of the </w:t>
-      </w:r>
-      <w:r>
-        <w:rPr>
-          <w:color w:val="000000" w:themeColor="text1"/>
-        </w:rPr>
-        <w:t xml:space="preserve">REAL-valued RTD signals </w:t>
-      </w:r>
-      <w:r>
-        <w:rPr>
-          <w:color w:val="000000" w:themeColor="text1"/>
-        </w:rPr>
-        <w:t xml:space="preserve">shall be </w:t>
-      </w:r>
-      <w:r>
-        <w:rPr>
-          <w:color w:val="000000" w:themeColor="text1"/>
-        </w:rPr>
-        <w:t xml:space="preserve">considered </w:t>
-      </w:r>
-      <w:r>
-        <w:rPr>
-          <w:color w:val="000000" w:themeColor="text1"/>
-        </w:rPr>
-        <w:t>as</w:t>
-      </w:r>
-      <w:r>
-        <w:rPr>
-          <w:color w:val="000000" w:themeColor="text1"/>
-        </w:rPr>
-        <w:t xml:space="preserve"> the measured coolant temperature</w:t>
-      </w:r>
-      <w:r>
-        <w:rPr>
-          <w:color w:val="000000" w:themeColor="text1"/>
-        </w:rPr>
-        <w:t xml:space="preserve"> (SIG-6)</w:t>
-      </w:r>
-      <w:r>
-        <w:rPr>
-          <w:color w:val="000000" w:themeColor="text1"/>
-        </w:rPr>
-        <w:t xml:space="preserve">. </w:t>
-      </w:r>
-      <w:r>
-        <w:rPr>
-          <w:color w:val="000000" w:themeColor="text1"/>
-        </w:rPr>
-        <w:t xml:space="preserve">If </w:t>
-      </w:r>
-      <w:r>
-        <w:rPr>
-          <w:color w:val="000000" w:themeColor="text1"/>
-        </w:rPr>
-        <w:t xml:space="preserve">2 of 3 sensors are functioning, the average value of the </w:t>
-      </w:r>
-      <w:r>
-        <w:rPr>
-          <w:color w:val="000000" w:themeColor="text1"/>
-        </w:rPr>
-        <w:t>2-functioning</w:t>
-      </w:r>
-      <w:r>
-        <w:rPr>
-          <w:color w:val="000000" w:themeColor="text1"/>
-        </w:rPr>
-        <w:t xml:space="preserve"> </w:t>
-      </w:r>
-      <w:r>
-        <w:rPr>
-          <w:color w:val="000000" w:themeColor="text1"/>
-        </w:rPr>
-        <w:t xml:space="preserve">REAL-valued RTD signals </w:t>
-      </w:r>
-      <w:r>
-        <w:rPr>
-          <w:color w:val="000000" w:themeColor="text1"/>
-        </w:rPr>
-        <w:t>shall be</w:t>
-      </w:r>
-      <w:r>
-        <w:rPr>
-          <w:color w:val="000000" w:themeColor="text1"/>
-        </w:rPr>
-        <w:t xml:space="preserve"> </w:t>
-      </w:r>
-      <w:r>
-        <w:rPr>
-          <w:color w:val="000000" w:themeColor="text1"/>
-        </w:rPr>
-        <w:t xml:space="preserve">considered </w:t>
-      </w:r>
-      <w:r>
-        <w:rPr>
-          <w:color w:val="000000" w:themeColor="text1"/>
-        </w:rPr>
-        <w:t xml:space="preserve">as </w:t>
-      </w:r>
-      <w:r>
-        <w:rPr>
-          <w:color w:val="000000" w:themeColor="text1"/>
-        </w:rPr>
-        <w:t>SIG-</w:t>
-      </w:r>
-      <w:r>
-        <w:rPr>
-          <w:color w:val="000000" w:themeColor="text1"/>
-        </w:rPr>
-        <w:t>6</w:t>
-      </w:r>
-      <w:r>
-        <w:rPr>
-          <w:color w:val="000000" w:themeColor="text1"/>
-        </w:rPr>
-        <w:t>.</w:t>
-      </w:r>
-      <w:r>
-        <w:rPr>
-          <w:color w:val="000000" w:themeColor="text1"/>
-        </w:rPr>
-        <w:t xml:space="preserve"> </w:t>
-      </w:r>
-      <w:r>
-        <w:rPr>
-          <w:color w:val="000000" w:themeColor="text1"/>
-        </w:rPr>
-        <w:t>If l</w:t>
-      </w:r>
-      <w:r>
-        <w:rPr>
-          <w:color w:val="000000" w:themeColor="text1"/>
-        </w:rPr>
-        <w:t xml:space="preserve">ess than </w:t>
-      </w:r>
-      <w:r>
-        <w:rPr>
-          <w:color w:val="000000" w:themeColor="text1"/>
-        </w:rPr>
-        <w:t xml:space="preserve">2 of 3 sensors </w:t>
-      </w:r>
-      <w:r>
-        <w:rPr>
-          <w:color w:val="000000" w:themeColor="text1"/>
-        </w:rPr>
-        <w:t>are function, FLT-7 shall be engaged</w:t>
-      </w:r>
-      <w:r>
-        <w:rPr>
-          <w:color w:val="000000" w:themeColor="text1"/>
-        </w:rPr>
-        <w:t xml:space="preserve">, and the last read measured coolant temperature shall be </w:t>
-      </w:r>
-      <w:r>
-        <w:rPr>
-          <w:color w:val="000000" w:themeColor="text1"/>
-        </w:rPr>
-        <w:t xml:space="preserve">considered </w:t>
-      </w:r>
-      <w:r>
-        <w:rPr>
-          <w:color w:val="000000" w:themeColor="text1"/>
-        </w:rPr>
-        <w:t xml:space="preserve">as SIG-6 </w:t>
-      </w:r>
-      <w:r>
-        <w:rPr>
-          <w:color w:val="000000" w:themeColor="text1"/>
-        </w:rPr>
-        <w:t>for measurement continuity during system shutdown.</w:t>
-      </w:r>
-    </w:p>
-    <w:p>
-      <w:r>
         <w:t>The measured coolant temperature shall be regulated by controlling flow entering the heat exchanger through a 3-way electrically actuated valve (P2)</w:t>
       </w:r>
       <w:r>
@@ -6037,6 +6026,7 @@
         <w:rPr>
           <w:rFonts w:cs="Arial"/>
         </w:rPr>
+        <w:lastRenderedPageBreak/>
         <w:t>measured</w:t>
       </w:r>
       <w:r>
@@ -6139,1648 +6129,1633 @@
         <w:rPr>
           <w:rFonts w:cs="Arial"/>
         </w:rPr>
+        <w:t xml:space="preserve">the measured coolant </w:t>
+      </w:r>
+      <w:r>
+        <w:rPr>
+          <w:rFonts w:cs="Arial"/>
+        </w:rPr>
+        <w:t>reach 45°C but fall below 45</w:t>
+      </w:r>
+      <w:r>
+        <w:rPr>
+          <w:rFonts w:cs="Arial"/>
+        </w:rPr>
+        <w:t>°C before 5 seconds elapse, FLT</w:t>
+      </w:r>
+      <w:r>
+        <w:rPr>
+          <w:rFonts w:cs="Arial"/>
+        </w:rPr>
+        <w:t>-</w:t>
+      </w:r>
+      <w:r>
+        <w:rPr>
+          <w:rFonts w:cs="Arial"/>
+        </w:rPr>
+        <w:t>1 remain disengaged.</w:t>
+      </w:r>
+      <w:r>
+        <w:rPr>
+          <w:rFonts w:cs="Arial"/>
+        </w:rPr>
+        <w:t xml:space="preserve"> </w:t>
+      </w:r>
+    </w:p>
+    <w:p>
+      <w:pPr>
+        <w:rPr>
+          <w:rFonts w:cs="Arial"/>
+        </w:rPr>
+      </w:pPr>
+    </w:p>
+    <w:p>
+      <w:pPr>
+        <w:pStyle w:val="Heading2"/>
+      </w:pPr>
+      <w:bookmarkStart w:id="16" w:name="_Toc240452882"/>
+      <w:r>
+        <w:t xml:space="preserve">Manual </w:t>
+      </w:r>
+      <w:r>
+        <w:t>Operation</w:t>
+      </w:r>
+      <w:bookmarkEnd w:id="16"/>
+      <w:r>
+        <w:t xml:space="preserve"> </w:t>
+      </w:r>
+    </w:p>
+    <w:p>
+      <w:pPr>
+        <w:rPr>
+          <w:rFonts w:asciiTheme="minorHAnsi" w:hAnsiTheme="minorHAnsi" w:cs="Arial"/>
+        </w:rPr>
+      </w:pPr>
+      <w:r>
+        <w:rPr>
+          <w:rFonts w:cs="Arial"/>
+        </w:rPr>
+        <w:t xml:space="preserve">P2 and </w:t>
+      </w:r>
+      <w:r>
+        <w:rPr>
+          <w:rFonts w:cs="Arial"/>
+        </w:rPr>
+        <w:t>each</w:t>
+      </w:r>
+      <w:r>
+        <w:rPr>
+          <w:rFonts w:cs="Arial"/>
+        </w:rPr>
+        <w:t xml:space="preserve"> fan </w:t>
+      </w:r>
+      <w:r>
+        <w:rPr>
+          <w:rFonts w:cs="Arial"/>
+        </w:rPr>
+        <w:t>pair</w:t>
+      </w:r>
+      <w:r>
+        <w:rPr>
+          <w:rFonts w:cs="Arial"/>
+        </w:rPr>
+        <w:t xml:space="preserve"> may be manually controlled by the operator if and only if the </w:t>
+      </w:r>
+      <w:r>
+        <w:rPr>
+          <w:rFonts w:cs="Arial"/>
+        </w:rPr>
+        <w:t xml:space="preserve">respective manual control </w:t>
+      </w:r>
+      <w:r>
+        <w:rPr>
+          <w:rFonts w:cs="Arial"/>
+        </w:rPr>
+        <w:t>override switch (SW</w:t>
+      </w:r>
+      <w:r>
+        <w:rPr>
+          <w:rFonts w:cs="Arial"/>
+        </w:rPr>
+        <w:t>-</w:t>
+      </w:r>
+      <w:r>
+        <w:rPr>
+          <w:rFonts w:cs="Arial"/>
+        </w:rPr>
+        <w:t>5</w:t>
+      </w:r>
+      <w:r>
+        <w:rPr>
+          <w:rFonts w:cs="Arial"/>
+        </w:rPr>
+        <w:t xml:space="preserve"> &amp; SW</w:t>
+      </w:r>
+      <w:r>
+        <w:rPr>
+          <w:rFonts w:cs="Arial"/>
+        </w:rPr>
+        <w:t>-</w:t>
+      </w:r>
+      <w:r>
+        <w:rPr>
+          <w:rFonts w:cs="Arial"/>
+        </w:rPr>
+        <w:t>6</w:t>
+      </w:r>
+      <w:r>
+        <w:rPr>
+          <w:rFonts w:cs="Arial"/>
+        </w:rPr>
+        <w:t xml:space="preserve">) </w:t>
+      </w:r>
+      <w:r>
+        <w:rPr>
+          <w:rFonts w:cs="Arial"/>
+        </w:rPr>
+        <w:t>has</w:t>
+      </w:r>
+      <w:r>
+        <w:rPr>
+          <w:rFonts w:cs="Arial"/>
+        </w:rPr>
+        <w:t xml:space="preserve"> been engaged.</w:t>
+      </w:r>
+      <w:r>
+        <w:rPr>
+          <w:rFonts w:cs="Arial"/>
+        </w:rPr>
+        <w:t xml:space="preserve"> Should </w:t>
+      </w:r>
+      <w:r>
+        <w:rPr>
+          <w:rFonts w:cs="Arial"/>
+        </w:rPr>
+        <w:t>SW</w:t>
+      </w:r>
+      <w:r>
+        <w:rPr>
+          <w:rFonts w:cs="Arial"/>
+        </w:rPr>
+        <w:t>5</w:t>
+      </w:r>
+      <w:r>
+        <w:rPr>
+          <w:rFonts w:cs="Arial"/>
+        </w:rPr>
+        <w:t xml:space="preserve"> and</w:t>
+      </w:r>
+      <w:r>
+        <w:rPr>
+          <w:rFonts w:cs="Arial"/>
+        </w:rPr>
+        <w:t>/or</w:t>
+      </w:r>
+      <w:r>
+        <w:rPr>
+          <w:rFonts w:cs="Arial"/>
+        </w:rPr>
+        <w:t xml:space="preserve"> SW</w:t>
+      </w:r>
+      <w:r>
+        <w:rPr>
+          <w:rFonts w:cs="Arial"/>
+        </w:rPr>
+        <w:t>6</w:t>
+      </w:r>
+      <w:r>
+        <w:rPr>
+          <w:rFonts w:cs="Arial"/>
+        </w:rPr>
+        <w:t xml:space="preserve"> </w:t>
+      </w:r>
+      <w:r>
+        <w:rPr>
+          <w:rFonts w:cs="Arial"/>
+        </w:rPr>
+        <w:t>be engaged</w:t>
+      </w:r>
+      <w:r>
+        <w:rPr>
+          <w:rFonts w:cs="Arial"/>
+        </w:rPr>
+        <w:t xml:space="preserve"> </w:t>
+      </w:r>
+      <w:r>
+        <w:rPr>
+          <w:rFonts w:cs="Arial"/>
+        </w:rPr>
+        <w:t>the</w:t>
+      </w:r>
+      <w:r>
+        <w:rPr>
+          <w:rFonts w:cs="Arial"/>
+        </w:rPr>
+        <w:t xml:space="preserve"> operator may engage or disengage the fans</w:t>
+      </w:r>
+      <w:r>
+        <w:rPr>
+          <w:rFonts w:cs="Arial"/>
+        </w:rPr>
+        <w:t xml:space="preserve"> using </w:t>
+      </w:r>
+      <w:r>
+        <w:rPr>
+          <w:rFonts w:cs="Arial"/>
+        </w:rPr>
+        <w:t>switches SW-8 and SW-9 for fan 1 and 2 respectively.</w:t>
+      </w:r>
+      <w:r>
+        <w:rPr>
+          <w:rFonts w:cs="Arial"/>
+        </w:rPr>
+        <w:t xml:space="preserve"> </w:t>
+      </w:r>
+      <w:r>
+        <w:rPr>
+          <w:rFonts w:cs="Arial"/>
+        </w:rPr>
+        <w:t>Likewise,</w:t>
+      </w:r>
+      <w:r>
+        <w:rPr>
+          <w:rFonts w:cs="Arial"/>
+        </w:rPr>
+        <w:t xml:space="preserve"> should the operator engage SW-6, the operator may </w:t>
+      </w:r>
+      <w:r>
+        <w:rPr>
+          <w:rFonts w:cs="Arial"/>
+        </w:rPr>
+        <w:t>actuate the valve on or off at any point during system operation</w:t>
+      </w:r>
+      <w:r>
+        <w:rPr>
+          <w:rFonts w:cs="Arial"/>
+        </w:rPr>
+        <w:t xml:space="preserve"> using </w:t>
+      </w:r>
+      <w:r>
+        <w:rPr>
+          <w:rFonts w:cs="Arial"/>
+        </w:rPr>
+        <w:t>switch SW-7</w:t>
+      </w:r>
+      <w:r>
+        <w:rPr>
+          <w:rFonts w:cs="Arial"/>
+        </w:rPr>
+        <w:t>.</w:t>
+      </w:r>
+      <w:r>
+        <w:rPr>
+          <w:rFonts w:cs="Arial"/>
+        </w:rPr>
+        <w:t xml:space="preserve"> Note that engaging SW-5 shall enable the automatic valve control disabled alarm (ALM-</w:t>
+      </w:r>
+      <w:r>
+        <w:rPr>
+          <w:rFonts w:cs="Arial"/>
+        </w:rPr>
+        <w:t>11) and engaging SW-6 shall engage the automatic fan control disabled alarm (ALM-12)</w:t>
+      </w:r>
+    </w:p>
+    <w:p>
+      <w:pPr>
+        <w:pStyle w:val="Heading1"/>
+      </w:pPr>
+      <w:bookmarkStart w:id="17" w:name="_Toc240452883"/>
+      <w:r>
+        <w:t>Hydraulic Control</w:t>
+      </w:r>
+      <w:bookmarkEnd w:id="17"/>
+    </w:p>
+    <w:p>
+      <w:pPr>
+        <w:pStyle w:val="Heading2"/>
+      </w:pPr>
+      <w:bookmarkStart w:id="18" w:name="_Toc240452884"/>
+      <w:r>
+        <w:t>Signal Processing</w:t>
+      </w:r>
+      <w:bookmarkEnd w:id="18"/>
+    </w:p>
+    <w:p>
+      <w:r>
+        <w:t xml:space="preserve">System </w:t>
+      </w:r>
+      <w:r>
+        <w:t>hydraulics shall be observed by</w:t>
+      </w:r>
+      <w:r>
+        <w:t xml:space="preserve"> three parameters:</w:t>
+      </w:r>
+      <w:r>
+        <w:t xml:space="preserve"> </w:t>
+      </w:r>
+      <w:r>
+        <w:t xml:space="preserve">pump power, flow, and pressure. Pump power shall be </w:t>
+      </w:r>
+      <w:r>
+        <w:t xml:space="preserve">communicated from the </w:t>
+      </w:r>
+      <w:r>
+        <w:t>active pump (P1A/P1B) to the PLC</w:t>
+      </w:r>
+      <w:r>
+        <w:t xml:space="preserve"> through a 4-20mA</w:t>
+      </w:r>
+      <w:r>
+        <w:t xml:space="preserve"> WORD-valued signal</w:t>
+      </w:r>
+      <w:r>
+        <w:t>.</w:t>
+      </w:r>
+      <w:r>
+        <w:t xml:space="preserve"> Specifically, </w:t>
+      </w:r>
+      <w:r>
+        <w:t xml:space="preserve">the primary </w:t>
+      </w:r>
+      <w:r>
+        <w:t xml:space="preserve">pump power shall be communicated through </w:t>
+      </w:r>
+      <w:r>
+        <w:t xml:space="preserve">WORD-valued </w:t>
+      </w:r>
+      <w:r>
+        <w:t xml:space="preserve">signal </w:t>
+      </w:r>
+      <w:r>
+        <w:t>PHY-5 and</w:t>
+      </w:r>
+      <w:r>
+        <w:t xml:space="preserve"> the secondary</w:t>
+      </w:r>
+      <w:r>
+        <w:t xml:space="preserve"> pump power shall be communicated through </w:t>
+      </w:r>
+      <w:r>
+        <w:t xml:space="preserve">WORD-valued </w:t>
+      </w:r>
+      <w:r>
+        <w:t>signal PHY-6.</w:t>
+      </w:r>
+      <w:r>
+        <w:t xml:space="preserve"> </w:t>
+      </w:r>
+      <w:r>
+        <w:t xml:space="preserve">A pump power signal that exceeds </w:t>
+      </w:r>
+      <w:r>
+        <w:t xml:space="preserve">20.5 </w:t>
+      </w:r>
+      <w:r>
+        <w:t>mA or</w:t>
+      </w:r>
+      <w:r>
+        <w:t xml:space="preserve"> falls below</w:t>
+      </w:r>
+      <w:r>
+        <w:t xml:space="preserve"> </w:t>
+      </w:r>
+      <w:r>
+        <w:t xml:space="preserve">3.5 </w:t>
+      </w:r>
+      <w:r>
+        <w:t>mA shall be considered a bad signa</w:t>
+      </w:r>
+      <w:r>
+        <w:t>l, engaging</w:t>
+      </w:r>
+      <w:r>
+        <w:t xml:space="preserve"> ALM-7 or ALM-8</w:t>
+      </w:r>
+      <w:r>
+        <w:t xml:space="preserve"> (respective of the pump)</w:t>
+      </w:r>
+      <w:r>
+        <w:t>.</w:t>
+      </w:r>
+      <w:r>
+        <w:t xml:space="preserve"> The WORD-valued signals of </w:t>
+      </w:r>
+      <w:r>
+        <w:t xml:space="preserve">the primary and secondary pumps </w:t>
+      </w:r>
+      <w:r>
+        <w:t xml:space="preserve">shall be converted into a REAL-valued </w:t>
+      </w:r>
+      <w:r>
+        <w:t xml:space="preserve">signal (SIG-13, and SIG-14 </w:t>
+      </w:r>
+      <w:r>
+        <w:t>respectively</w:t>
+      </w:r>
+      <w:r>
+        <w:t>). Only the power of the active pump shall be considered as the measured pump power (</w:t>
+      </w:r>
+      <w:r>
+        <w:t>SIG-5).</w:t>
+      </w:r>
+      <w:r>
+        <w:t xml:space="preserve"> </w:t>
+      </w:r>
+      <w:r>
+        <w:t>Flow shall be</w:t>
+      </w:r>
+      <w:r>
+        <w:t xml:space="preserve"> sampled</w:t>
+      </w:r>
+      <w:r>
+        <w:t xml:space="preserve"> by an</w:t>
+      </w:r>
+      <w:r>
+        <w:t xml:space="preserve"> ultrasonic flowmeter</w:t>
+      </w:r>
+      <w:r>
+        <w:t xml:space="preserve"> (P13)</w:t>
+      </w:r>
+      <w:r>
+        <w:t xml:space="preserve"> and </w:t>
+      </w:r>
+      <w:r>
+        <w:t>communicated</w:t>
+      </w:r>
+      <w:r>
+        <w:t xml:space="preserve"> </w:t>
+      </w:r>
+      <w:r>
+        <w:t>to the PLC through a 4-20mA</w:t>
+      </w:r>
+      <w:r>
+        <w:t xml:space="preserve"> WORD-valued</w:t>
+      </w:r>
+      <w:r>
+        <w:t xml:space="preserve"> signal</w:t>
+      </w:r>
+      <w:r>
+        <w:t xml:space="preserve"> (PHY-</w:t>
+      </w:r>
+      <w:r>
+        <w:t>1)</w:t>
+      </w:r>
+      <w:r>
+        <w:t>.</w:t>
+      </w:r>
+      <w:r>
+        <w:t xml:space="preserve"> A flow signal that exceeds </w:t>
+      </w:r>
+      <w:r>
+        <w:t xml:space="preserve">20.5 </w:t>
+      </w:r>
+      <w:r>
+        <w:t xml:space="preserve">mA or falls below </w:t>
+      </w:r>
+      <w:r>
+        <w:t xml:space="preserve">3.5 </w:t>
+      </w:r>
+      <w:r>
+        <w:t xml:space="preserve">mA shall be considered a bad signal, </w:t>
+      </w:r>
+      <w:r>
+        <w:t>engaging</w:t>
+      </w:r>
+      <w:r>
+        <w:t xml:space="preserve"> alarm ALM-13</w:t>
+      </w:r>
+      <w:r>
+        <w:t>.</w:t>
+      </w:r>
+      <w:r>
+        <w:t xml:space="preserve"> The WORD-valued</w:t>
+      </w:r>
+      <w:r>
+        <w:t xml:space="preserve"> </w:t>
+      </w:r>
+      <w:r>
+        <w:t>flow signal shall be converted into</w:t>
+      </w:r>
+      <w:r>
+        <w:t xml:space="preserve"> a REAL-valued signal (SIG-8)</w:t>
+      </w:r>
+      <w:r>
+        <w:t xml:space="preserve"> </w:t>
+      </w:r>
+      <w:r>
+        <w:t xml:space="preserve"> </w:t>
+      </w:r>
+      <w:r>
+        <w:t xml:space="preserve"> System pressure </w:t>
+      </w:r>
+      <w:r>
+        <w:t xml:space="preserve">shall be observed binarily as to be low or nominal. </w:t>
+      </w:r>
+      <w:r>
+        <w:t>System p</w:t>
+      </w:r>
+      <w:r>
+        <w:t>ressure status shall be communicated to the PLC through a 0-24V signal</w:t>
+      </w:r>
+      <w:r>
+        <w:t xml:space="preserve"> (</w:t>
+      </w:r>
+      <w:r>
+        <w:t>PHY-</w:t>
+      </w:r>
+      <w:r>
+        <w:t>17)</w:t>
+      </w:r>
+      <w:r>
+        <w:t>.</w:t>
+      </w:r>
+      <w:r>
+        <w:t xml:space="preserve"> </w:t>
+      </w:r>
+      <w:r>
+        <w:t xml:space="preserve">System pressure shall be passed through a hysteresis filter </w:t>
+      </w:r>
+      <w:r>
+        <w:t>before being considered as the final pressure measurement (</w:t>
+      </w:r>
+      <w:r>
+        <w:t xml:space="preserve">SIG-16 and </w:t>
+      </w:r>
+      <w:r>
+        <w:t>SIG-2</w:t>
+      </w:r>
+      <w:r>
+        <w:t>2)</w:t>
+      </w:r>
+    </w:p>
+    <w:p>
+      <w:r>
+        <w:lastRenderedPageBreak/>
+        <w:t xml:space="preserve">Primary and secondary pumps shall be engaged using a 0-24V signal </w:t>
+      </w:r>
+      <w:r>
+        <w:t>from the PLC (PHY-14, PHY-15)</w:t>
+      </w:r>
+      <w:r>
+        <w:t xml:space="preserve">. One and only one pump may be active during the operation. A pump is considered active if it </w:t>
+      </w:r>
+      <w:r>
+        <w:t>receives</w:t>
+      </w:r>
+      <w:r>
+        <w:t xml:space="preserve"> a 24V signal from the PLC.</w:t>
+      </w:r>
+    </w:p>
+    <w:p>
+      <w:pPr>
+        <w:pStyle w:val="Heading2"/>
+      </w:pPr>
+      <w:bookmarkStart w:id="19" w:name="_Toc240452885"/>
+      <w:r>
+        <w:t>Low Thresholds &amp; Failure Classification</w:t>
+      </w:r>
+      <w:bookmarkEnd w:id="19"/>
+    </w:p>
+    <w:p>
+      <w:r>
+        <w:t xml:space="preserve">Pump power shall be classified </w:t>
+      </w:r>
+      <w:r>
+        <w:t>binarily</w:t>
+      </w:r>
+      <w:r>
+        <w:t xml:space="preserve"> as either low or nominal. </w:t>
+      </w:r>
+      <w:r>
+        <w:t xml:space="preserve">Pump power that reaches or drops below </w:t>
+      </w:r>
+      <w:r>
+        <w:t>500 Watts</w:t>
+      </w:r>
+      <w:r>
+        <w:t xml:space="preserve"> shall be classified as low</w:t>
+      </w:r>
+      <w:r>
+        <w:t xml:space="preserve">. </w:t>
+      </w:r>
+      <w:r>
+        <w:t xml:space="preserve">Pump power that </w:t>
+      </w:r>
+      <w:r>
+        <w:t>exceeds 500 Watts shall be considered nominal.</w:t>
+      </w:r>
+      <w:r>
+        <w:t xml:space="preserve"> Flow </w:t>
+      </w:r>
+      <w:r>
+        <w:t xml:space="preserve">shall be classified </w:t>
+      </w:r>
+      <w:r>
+        <w:t xml:space="preserve">binarily as either low or nominal. Flow </w:t>
+      </w:r>
+      <w:r>
+        <w:t>that reaches or drops below 3.5 GPM shall be considered low. Flow that exceeds 3.5 GPM shall be considered nominal.</w:t>
+      </w:r>
+      <w:r>
+        <w:t xml:space="preserve"> </w:t>
+      </w:r>
+    </w:p>
+    <w:p>
+      <w:r>
+        <w:t xml:space="preserve">Additionally, should </w:t>
+      </w:r>
+      <w:r>
+        <w:t xml:space="preserve">the active pump power signal or the flow signal be considered bad, the </w:t>
+      </w:r>
+      <w:r>
+        <w:t>pump power and/or the flow signal shall be automatically classified as low.</w:t>
+      </w:r>
+    </w:p>
+    <w:p>
+      <w:r>
+        <w:t xml:space="preserve">The state of </w:t>
+      </w:r>
+      <w:r>
+        <w:t xml:space="preserve">the system’s hydraulics shall be </w:t>
+      </w:r>
+      <w:r>
+        <w:t>binarily</w:t>
+      </w:r>
+      <w:r>
+        <w:t xml:space="preserve"> determined as either </w:t>
+      </w:r>
+      <w:r>
+        <w:t>nominal or</w:t>
+      </w:r>
+      <w:r>
+        <w:t xml:space="preserve"> failed. </w:t>
+      </w:r>
+      <w:r>
+        <w:t xml:space="preserve">Additionally, the system’s hydraulics shall be dependent on the pump </w:t>
+      </w:r>
+      <w:r>
+        <w:t xml:space="preserve">driving it. That is, for a primary and secondary pump, the system shall have </w:t>
+      </w:r>
+      <w:r>
+        <w:t>primary</w:t>
+      </w:r>
+      <w:r>
+        <w:t xml:space="preserve"> and secondary hydraulic</w:t>
+      </w:r>
+      <w:r>
+        <w:t xml:space="preserve">s. </w:t>
+      </w:r>
+      <w:r>
+        <w:t>The system’s primary hydraulics are considered to have failed if and only if</w:t>
+      </w:r>
+      <w:r>
+        <w:t xml:space="preserve"> any </w:t>
+      </w:r>
+      <w:r>
+        <w:t xml:space="preserve">2 </w:t>
+      </w:r>
+      <w:r>
+        <w:t xml:space="preserve">of the 3 </w:t>
+      </w:r>
+      <w:r>
+        <w:t xml:space="preserve">hydraulic parameters are </w:t>
+      </w:r>
+      <w:r>
+        <w:t>considered low</w:t>
+      </w:r>
+      <w:r>
+        <w:t>, whilst the primary pump is active.</w:t>
+      </w:r>
+      <w:r>
+        <w:t xml:space="preserve"> A primary hydraulic failure shall enable ALM-9</w:t>
+      </w:r>
+      <w:r>
+        <w:t xml:space="preserve"> The system’s secondary hydraulics are considered to have failed if and only if </w:t>
+      </w:r>
+      <w:r>
+        <w:t>any 2 of the 3 hydraulic parameters are considered low, whilst the secondary pump is active.</w:t>
+      </w:r>
+      <w:r>
+        <w:t xml:space="preserve"> A secondary hydraulic failure shall enable alarm</w:t>
+      </w:r>
+      <w:r>
+        <w:t xml:space="preserve"> ALM-10</w:t>
+      </w:r>
+      <w:r>
+        <w:t xml:space="preserve"> </w:t>
+      </w:r>
+      <w:r>
+        <w:t>In the event of a primary or secondary hydraulic failure, the system will attempt an automatic pump turnover.</w:t>
+      </w:r>
+      <w:r>
+        <w:t xml:space="preserve"> During system initialization, </w:t>
+      </w:r>
+      <w:r>
+        <w:t>a system’s hydraulics status shall be overridden as nominal.</w:t>
+      </w:r>
+      <w:r>
+        <w:t xml:space="preserve"> </w:t>
+      </w:r>
+    </w:p>
+    <w:p>
+      <w:r>
+        <w:t xml:space="preserve">The primary and secondary hydraulic failures may be only disabled </w:t>
+      </w:r>
+      <w:r>
+        <w:t>by the operator</w:t>
+      </w:r>
+      <w:r>
+        <w:t xml:space="preserve"> by</w:t>
+      </w:r>
+      <w:r>
+        <w:t xml:space="preserve"> </w:t>
+      </w:r>
+      <w:r>
+        <w:t xml:space="preserve">enabling </w:t>
+      </w:r>
+      <w:r>
+        <w:t>the acknowledge hydraulic fault switches</w:t>
+      </w:r>
+      <w:r>
+        <w:t xml:space="preserve"> (SW-10 and SW-11 respectively)</w:t>
+      </w:r>
+    </w:p>
+    <w:p>
+      <w:r>
+        <w:t>Power, pressure and flow classifications shall be fitted with hysteresis control, such</w:t>
+      </w:r>
+      <w:r>
+        <w:t xml:space="preserve"> that </w:t>
+      </w:r>
+      <w:r>
+        <w:t xml:space="preserve">a change in </w:t>
+      </w:r>
+      <w:r>
+        <w:t>classification (</w:t>
+      </w:r>
+      <w:r>
+        <w:t>that is,</w:t>
+      </w:r>
+      <w:r>
+        <w:t xml:space="preserve"> a </w:t>
+      </w:r>
+      <w:r>
+        <w:t xml:space="preserve">change from nominal to low or from low to nominal), must meet the threshold requirements listed above for at least 2 seconds. </w:t>
+      </w:r>
+    </w:p>
+    <w:p>
+      <w:pPr>
+        <w:pStyle w:val="Heading2"/>
+      </w:pPr>
+      <w:bookmarkStart w:id="20" w:name="_Toc240452886"/>
+      <w:r>
+        <w:t>Hydraulic Failure Pump</w:t>
+      </w:r>
+      <w:r>
+        <w:t xml:space="preserve"> Turnover</w:t>
+      </w:r>
+      <w:bookmarkEnd w:id="20"/>
+      <w:r>
+        <w:t xml:space="preserve"> </w:t>
+      </w:r>
+    </w:p>
+    <w:p>
+      <w:r>
+        <w:t>The primary and secondary pumps shall not be active at the same time</w:t>
+      </w:r>
+      <w:r>
+        <w:t>.</w:t>
+      </w:r>
+      <w:r>
+        <w:t xml:space="preserve"> </w:t>
+      </w:r>
+      <w:r>
+        <w:t xml:space="preserve"> </w:t>
+      </w:r>
+      <w:r>
+        <w:t xml:space="preserve">All pumps </w:t>
+      </w:r>
+      <w:r>
+        <w:t>will</w:t>
+      </w:r>
+      <w:r>
+        <w:t xml:space="preserve"> remain off while the system is not running</w:t>
+      </w:r>
+      <w:r>
+        <w:t>, or the system is shutting down</w:t>
+      </w:r>
+      <w:r>
+        <w:t>.</w:t>
+      </w:r>
+      <w:r>
+        <w:t xml:space="preserve"> The</w:t>
+      </w:r>
+      <w:r>
+        <w:t xml:space="preserve"> system may </w:t>
+      </w:r>
+      <w:r>
+        <w:t>run</w:t>
+      </w:r>
+      <w:r>
+        <w:t xml:space="preserve"> in duplex mode, in which the simplex</w:t>
+      </w:r>
+      <w:r>
+        <w:t xml:space="preserve"> mode</w:t>
+      </w:r>
+      <w:r>
+        <w:t xml:space="preserve"> switch</w:t>
+      </w:r>
+      <w:r>
+        <w:t xml:space="preserve"> (SW</w:t>
+      </w:r>
+      <w:r>
+        <w:t>-</w:t>
+      </w:r>
+      <w:r>
+        <w:t>3)</w:t>
+      </w:r>
+      <w:r>
+        <w:t xml:space="preserve"> is disengaged, or in simplex mode, in which the switch is engaged.</w:t>
+      </w:r>
+      <w:r>
+        <w:t xml:space="preserve"> When the </w:t>
+      </w:r>
+      <w:r>
+        <w:t>system</w:t>
+      </w:r>
+      <w:r>
+        <w:t xml:space="preserve"> changes </w:t>
+      </w:r>
+      <w:r>
+        <w:t>from off to initialization</w:t>
+      </w:r>
+      <w:r>
+        <w:t xml:space="preserve">, the primary pump shall always be activated. </w:t>
+      </w:r>
+      <w:r>
+        <w:t xml:space="preserve">Should a hydraulic failure occur in connection with the active pump, </w:t>
+      </w:r>
+      <w:r>
+        <w:t xml:space="preserve">the system </w:t>
+      </w:r>
+      <w:r>
+        <w:t>should</w:t>
+      </w:r>
+      <w:r>
+        <w:t xml:space="preserve"> attempt an automatic pump turnover. </w:t>
+      </w:r>
+      <w:r>
+        <w:t xml:space="preserve">Should the </w:t>
+      </w:r>
+      <w:r>
+        <w:t xml:space="preserve">simplex switch be engaged </w:t>
+      </w:r>
+      <w:r>
+        <w:t xml:space="preserve">in the event of </w:t>
+      </w:r>
+      <w:r>
+        <w:t>an</w:t>
+      </w:r>
+      <w:r>
+        <w:t xml:space="preserve"> automatic </w:t>
+      </w:r>
+      <w:r>
+        <w:lastRenderedPageBreak/>
+        <w:t xml:space="preserve">pump turnover, the system </w:t>
+      </w:r>
+      <w:r>
+        <w:t xml:space="preserve">will engage the </w:t>
+      </w:r>
+      <w:r>
+        <w:t xml:space="preserve">duplex </w:t>
+      </w:r>
+      <w:r>
+        <w:t>failure</w:t>
+      </w:r>
+      <w:r>
+        <w:t xml:space="preserve"> fault</w:t>
+      </w:r>
+      <w:r>
+        <w:t xml:space="preserve"> (FL</w:t>
+      </w:r>
+      <w:r>
+        <w:t>T-6</w:t>
+      </w:r>
+      <w:r>
+        <w:t xml:space="preserve">) </w:t>
+      </w:r>
+      <w:r>
+        <w:t>and</w:t>
+      </w:r>
+      <w:r>
+        <w:t xml:space="preserve"> shutdown. Should the </w:t>
+      </w:r>
+      <w:r>
+        <w:t>simplex switch (SW</w:t>
+      </w:r>
+      <w:r>
+        <w:t>-</w:t>
+      </w:r>
+      <w:r>
+        <w:t xml:space="preserve">3) </w:t>
+      </w:r>
+      <w:r>
+        <w:t xml:space="preserve">be </w:t>
+      </w:r>
+      <w:r>
+        <w:t>dis</w:t>
+      </w:r>
+      <w:r>
+        <w:t xml:space="preserve">engaged </w:t>
+      </w:r>
+      <w:r>
+        <w:t>during the event of an automatic pump turnover,</w:t>
+      </w:r>
+      <w:r>
+        <w:t xml:space="preserve"> the active pump </w:t>
+      </w:r>
+      <w:r>
+        <w:t>shall receive 0V signal from the PLC, and the</w:t>
+      </w:r>
+      <w:r>
+        <w:t xml:space="preserve"> current</w:t>
+      </w:r>
+      <w:r>
+        <w:t xml:space="preserve"> non-active pump shall receive a 24V. The system will then</w:t>
+      </w:r>
+      <w:r>
+        <w:t xml:space="preserve"> automatically</w:t>
+      </w:r>
+      <w:r>
+        <w:t xml:space="preserve"> </w:t>
+      </w:r>
+      <w:r>
+        <w:t xml:space="preserve">engage </w:t>
+      </w:r>
+      <w:r>
+        <w:t>the simplex switch (SW</w:t>
+      </w:r>
+      <w:r>
+        <w:t>-</w:t>
+      </w:r>
+      <w:r>
+        <w:t>3)</w:t>
+      </w:r>
+      <w:r>
+        <w:t>.</w:t>
+      </w:r>
+      <w:r>
+        <w:t xml:space="preserve"> Only</w:t>
+      </w:r>
+      <w:r>
+        <w:t xml:space="preserve"> </w:t>
+      </w:r>
+      <w:r>
         <w:t xml:space="preserve">the </w:t>
       </w:r>
       <w:r>
-        <w:rPr>
-          <w:rFonts w:cs="Arial"/>
-        </w:rPr>
+        <w:t xml:space="preserve">operator may disengage </w:t>
+      </w:r>
+      <w:r>
+        <w:t>SW</w:t>
+      </w:r>
+      <w:r>
+        <w:t>-</w:t>
+      </w:r>
+      <w:r>
+        <w:t>3</w:t>
+      </w:r>
+      <w:r>
+        <w:t xml:space="preserve"> </w:t>
+      </w:r>
+      <w:r>
+        <w:t>at any point</w:t>
+      </w:r>
+      <w:r>
+        <w:t xml:space="preserve"> </w:t>
+      </w:r>
+      <w:r>
+        <w:t xml:space="preserve">during </w:t>
+      </w:r>
+      <w:r>
+        <w:t>skid operation</w:t>
+      </w:r>
+      <w:r>
+        <w:t>.</w:t>
+      </w:r>
+      <w:r>
+        <w:t xml:space="preserve"> </w:t>
+      </w:r>
+    </w:p>
+    <w:p>
+      <w:pPr>
+        <w:pStyle w:val="Heading2"/>
+      </w:pPr>
+      <w:bookmarkStart w:id="21" w:name="_Toc240452887"/>
+      <w:r>
+        <w:t>Lifecycle Pump Turnover</w:t>
+      </w:r>
+      <w:bookmarkEnd w:id="21"/>
+    </w:p>
+    <w:p>
+      <w:r>
+        <w:t xml:space="preserve">To </w:t>
+      </w:r>
+      <w:r>
+        <w:t>maximize the lifespan of the primary and secondary pump, the cooling skid shall have an automatic lifecycle pump turnover feature.</w:t>
+      </w:r>
+      <w:r>
+        <w:t xml:space="preserve"> Pump turnover </w:t>
+      </w:r>
+      <w:r>
+        <w:t xml:space="preserve">for the pump lifecycle shall be henceforth called pump cycling. </w:t>
+      </w:r>
+      <w:r>
+        <w:t xml:space="preserve">Pump </w:t>
+      </w:r>
+      <w:r>
+        <w:t>cycling</w:t>
+      </w:r>
+      <w:r>
+        <w:t xml:space="preserve"> may only occur should the enable pump </w:t>
+      </w:r>
+      <w:r>
+        <w:t>cycling</w:t>
+      </w:r>
+      <w:r>
+        <w:t xml:space="preserve"> switch (SW</w:t>
+      </w:r>
+      <w:r>
+        <w:t>-12)</w:t>
+      </w:r>
+      <w:r>
+        <w:t xml:space="preserve"> be engaged. </w:t>
+      </w:r>
+      <w:r>
+        <w:t xml:space="preserve">While the </w:t>
+      </w:r>
+      <w:r>
+        <w:t xml:space="preserve">simplex mode switch </w:t>
+      </w:r>
+      <w:r>
+        <w:t>is</w:t>
+      </w:r>
+      <w:r>
+        <w:t xml:space="preserve"> engaged, the enable pump cycling switch shall always be disengaged. </w:t>
+      </w:r>
+      <w:r>
+        <w:t xml:space="preserve">While the simplex mode switch is disengaged, the operator may choose to engage or disengage the pump cycling </w:t>
+      </w:r>
+      <w:r>
+        <w:t>switch during skid operation.</w:t>
+      </w:r>
+    </w:p>
+    <w:p/>
+    <w:p>
+      <w:r>
+        <w:t>The primary and secondary pump</w:t>
+      </w:r>
+      <w:r>
+        <w:t xml:space="preserve"> differential</w:t>
+      </w:r>
+      <w:r>
+        <w:t xml:space="preserve"> usage shall be counted using </w:t>
+      </w:r>
+      <w:r>
+        <w:t>hours (i.e. ticks in the program)</w:t>
+      </w:r>
+      <w:r>
+        <w:t xml:space="preserve">, </w:t>
+      </w:r>
+      <w:r>
+        <w:t>by</w:t>
+      </w:r>
+      <w:r>
+        <w:t xml:space="preserve"> a </w:t>
+      </w:r>
+      <w:r>
+        <w:t>L</w:t>
+      </w:r>
+      <w:r>
+        <w:t>INT-valued</w:t>
+      </w:r>
+      <w:r>
+        <w:t xml:space="preserve"> </w:t>
+      </w:r>
+      <w:r>
+        <w:t>differential pump</w:t>
+      </w:r>
+      <w:r>
+        <w:t xml:space="preserve"> signal (SIG-25)</w:t>
+      </w:r>
+      <w:r>
+        <w:t xml:space="preserve"> Primary pump usage shall increase SIG-25 by 1 for every hour in operation. </w:t>
+      </w:r>
+      <w:r>
+        <w:t xml:space="preserve">Secondary pump usage shall </w:t>
+      </w:r>
+      <w:r>
+        <w:t>decrease SIG</w:t>
+      </w:r>
+      <w:r>
+        <w:t xml:space="preserve">-25 by 1 for every hour in operation. </w:t>
+      </w:r>
+      <w:r>
+        <w:t xml:space="preserve"> </w:t>
+      </w:r>
+    </w:p>
+    <w:p>
+      <w:r>
+        <w:t>S</w:t>
+      </w:r>
+      <w:r>
+        <w:t>hould pump cycling be engaged, and the pump differential signal reach or surpass 168, a</w:t>
+      </w:r>
+      <w:r>
+        <w:t>nd the primary pump is active, an automatic pump turnover shall be initiated</w:t>
+      </w:r>
+      <w:r>
+        <w:t>, in which the secondary pump shall receive a 24V signal from the PLC and the primary pump shall receive a 0V signal from the PLC</w:t>
+      </w:r>
+      <w:r>
+        <w:t>.</w:t>
+      </w:r>
+      <w:r>
+        <w:t xml:space="preserve"> </w:t>
+      </w:r>
+      <w:r>
+        <w:t xml:space="preserve">Should pump cycling be disengaged, and the pump </w:t>
+      </w:r>
+      <w:r>
+        <w:t>differential</w:t>
+      </w:r>
+      <w:r>
+        <w:t xml:space="preserve"> signal reach or surpass 168, and the primary pump is active, </w:t>
+      </w:r>
+      <w:r>
+        <w:t xml:space="preserve">the pump cycle alarm (ALM-17) shall be engaged. Should </w:t>
+      </w:r>
+      <w:r>
+        <w:t xml:space="preserve">pump cycling be engaged, and the pump differential signal reach or pass below -168 and the secondary pump is </w:t>
+      </w:r>
+      <w:r>
+        <w:t xml:space="preserve">active, then an automatic pump turnover shall be initiated, in which the primary pump shall receive a 24V signal from the PLC and the secondary pump shall </w:t>
+      </w:r>
+      <w:r>
+        <w:t>receive</w:t>
+      </w:r>
+      <w:r>
+        <w:t xml:space="preserve"> a 0V signal from the PLC. Should pump cycling be disengaged, and the pump differential signal reach or pass below -168</w:t>
+      </w:r>
+      <w:r>
+        <w:t>, the pump cycle alarm shall be engaged.</w:t>
+      </w:r>
+    </w:p>
+    <w:p>
+      <w:r>
+        <w:t xml:space="preserve">The operator may choose to reset the pump differential signal to 0 at any point during skid operation by engaging the </w:t>
+      </w:r>
+      <w:r>
+        <w:t>Reset Pump Differential Switch (SW-13).</w:t>
+      </w:r>
+    </w:p>
+    <w:p>
+      <w:r>
+        <w:t xml:space="preserve">Should the </w:t>
+      </w:r>
+      <w:r>
+        <w:t>pump differential signal reach 2</w:t>
+      </w:r>
+      <w:r>
+        <w:rPr>
+          <w:vertAlign w:val="superscript"/>
+        </w:rPr>
+        <w:t xml:space="preserve">63 </w:t>
+      </w:r>
+      <w:r>
+        <w:t>– 2 or -2</w:t>
+      </w:r>
+      <w:r>
+        <w:rPr>
+          <w:vertAlign w:val="superscript"/>
+        </w:rPr>
+        <w:t xml:space="preserve">63 </w:t>
+      </w:r>
+      <w:r>
+        <w:t xml:space="preserve">+ 1 </w:t>
+      </w:r>
+      <w:r>
+        <w:t xml:space="preserve">the </w:t>
+      </w:r>
+      <w:r>
+        <w:t>overflow/EOTW fault (FLT-</w:t>
+      </w:r>
+      <w:r>
+        <w:t>8) shall be engaged</w:t>
+      </w:r>
+      <w:r>
+        <w:t>, and the system shall shutdown</w:t>
+      </w:r>
+    </w:p>
+    <w:p>
+      <w:pPr>
+        <w:pStyle w:val="Heading2"/>
+      </w:pPr>
+      <w:bookmarkStart w:id="22" w:name="_Toc240452888"/>
+      <w:r>
         <w:lastRenderedPageBreak/>
-        <w:t xml:space="preserve">measured coolant </w:t>
-      </w:r>
-      <w:r>
-        <w:rPr>
-          <w:rFonts w:cs="Arial"/>
-        </w:rPr>
-        <w:t>reach 45°C but fall below 45</w:t>
-      </w:r>
-      <w:r>
-        <w:rPr>
-          <w:rFonts w:cs="Arial"/>
-        </w:rPr>
-        <w:t>°C before 5 seconds elapse, FLT</w:t>
-      </w:r>
-      <w:r>
-        <w:rPr>
-          <w:rFonts w:cs="Arial"/>
-        </w:rPr>
+        <w:t xml:space="preserve">Manual </w:t>
+      </w:r>
+      <w:r>
+        <w:t>Operation</w:t>
+      </w:r>
+      <w:bookmarkEnd w:id="22"/>
+    </w:p>
+    <w:p>
+      <w:r>
+        <w:t>The operator may choose to engage SW</w:t>
+      </w:r>
+      <w:r>
         <w:t>-</w:t>
       </w:r>
       <w:r>
-        <w:rPr>
-          <w:rFonts w:cs="Arial"/>
-        </w:rPr>
-        <w:t>1 remain disengaged.</w:t>
-      </w:r>
-      <w:r>
-        <w:rPr>
-          <w:rFonts w:cs="Arial"/>
-        </w:rPr>
+        <w:t xml:space="preserve">3 at any point during skid operation. </w:t>
+      </w:r>
+      <w:r>
+        <w:t>The operator may choose to attempt a manual pump turnover at any point during operation by engag</w:t>
+      </w:r>
+      <w:r>
+        <w:t>ing the manual turnover switch SW</w:t>
+      </w:r>
+      <w:r>
+        <w:t>-</w:t>
+      </w:r>
+      <w:r>
+        <w:t>4. Should SW</w:t>
+      </w:r>
+      <w:r>
+        <w:t>-</w:t>
+      </w:r>
+      <w:r>
+        <w:t xml:space="preserve">3 be engaged when attempting </w:t>
+      </w:r>
+      <w:r>
+        <w:t>to</w:t>
+      </w:r>
+      <w:r>
+        <w:t xml:space="preserve"> engage SW4, </w:t>
+      </w:r>
+      <w:r>
+        <w:t>SW4 shall disengage with no</w:t>
+      </w:r>
+      <w:r>
         <w:t xml:space="preserve"> </w:t>
       </w:r>
-    </w:p>
-    <w:p>
-      <w:pPr>
-        <w:rPr>
-          <w:rFonts w:cs="Arial"/>
-        </w:rPr>
-      </w:pPr>
+      <w:r>
+        <w:t>additional action</w:t>
+      </w:r>
+      <w:r>
+        <w:t>. Should SW3 be disengaged when attempting to engage SW</w:t>
+      </w:r>
+      <w:r>
+        <w:t>-</w:t>
+      </w:r>
+      <w:r>
+        <w:t xml:space="preserve">3, </w:t>
+      </w:r>
+      <w:r>
+        <w:t>SW</w:t>
+      </w:r>
+      <w:r>
+        <w:t>-</w:t>
+      </w:r>
+      <w:r>
+        <w:t xml:space="preserve">4 will disengage, and </w:t>
+      </w:r>
+      <w:r>
+        <w:t xml:space="preserve">a pump turnover shall commence, in which </w:t>
+      </w:r>
+      <w:r>
+        <w:t>the</w:t>
+      </w:r>
+      <w:r>
+        <w:t xml:space="preserve"> current active pump receives a 0V signal from the PLC, and the current inactive pump receives a 24V signal from the PLC</w:t>
+      </w:r>
+      <w:r>
+        <w:t xml:space="preserve"> </w:t>
+      </w:r>
+    </w:p>
+    <w:p>
+      <w:pPr>
+        <w:pStyle w:val="Heading1"/>
+      </w:pPr>
+      <w:bookmarkStart w:id="23" w:name="_Toc240452889"/>
+      <w:r>
+        <w:t>Vessel Level Control</w:t>
+      </w:r>
+      <w:bookmarkEnd w:id="23"/>
     </w:p>
     <w:p>
       <w:pPr>
         <w:pStyle w:val="Heading2"/>
       </w:pPr>
-      <w:bookmarkStart w:id="16" w:name="_Toc240452882"/>
-      <w:r>
-        <w:t xml:space="preserve">Manual </w:t>
-      </w:r>
-      <w:r>
-        <w:t>Operation</w:t>
-      </w:r>
-      <w:bookmarkEnd w:id="16"/>
+      <w:bookmarkStart w:id="24" w:name="_Toc240452890"/>
+      <w:r>
+        <w:t>Signal Processing</w:t>
+      </w:r>
+      <w:bookmarkEnd w:id="24"/>
+    </w:p>
+    <w:p>
+      <w:r>
+        <w:t xml:space="preserve">The vessel </w:t>
+      </w:r>
+      <w:r>
+        <w:t xml:space="preserve">storing excess coolant shall be </w:t>
+      </w:r>
+      <w:r>
+        <w:t xml:space="preserve">fitted with two </w:t>
+      </w:r>
+      <w:r>
+        <w:t xml:space="preserve">hall </w:t>
+      </w:r>
+      <w:r>
+        <w:t>sensor switches</w:t>
+      </w:r>
+      <w:r>
+        <w:t xml:space="preserve"> to indicate low</w:t>
+      </w:r>
+      <w:r>
+        <w:t xml:space="preserve"> coolant lev</w:t>
+      </w:r>
+      <w:r>
+        <w:t xml:space="preserve">el </w:t>
+      </w:r>
+      <w:r>
+        <w:t>in the vessel</w:t>
+      </w:r>
+      <w:r>
+        <w:t xml:space="preserve"> (</w:t>
+      </w:r>
+      <w:r>
+        <w:t xml:space="preserve">P17A) and </w:t>
+      </w:r>
+      <w:r>
+        <w:t>critical low coolant level in the vessel (P17B).</w:t>
+      </w:r>
       <w:r>
         <w:t xml:space="preserve"> </w:t>
       </w:r>
-    </w:p>
-    <w:p>
-      <w:pPr>
-        <w:rPr>
-          <w:rFonts w:asciiTheme="minorHAnsi" w:hAnsiTheme="minorHAnsi" w:cs="Arial"/>
-        </w:rPr>
-      </w:pPr>
-      <w:r>
-        <w:rPr>
-          <w:rFonts w:cs="Arial"/>
-        </w:rPr>
-        <w:t xml:space="preserve">P2 and </w:t>
-      </w:r>
-      <w:r>
-        <w:rPr>
-          <w:rFonts w:cs="Arial"/>
-        </w:rPr>
-        <w:t>each</w:t>
-      </w:r>
-      <w:r>
-        <w:rPr>
-          <w:rFonts w:cs="Arial"/>
-        </w:rPr>
-        <w:t xml:space="preserve"> fan </w:t>
-      </w:r>
-      <w:r>
-        <w:rPr>
-          <w:rFonts w:cs="Arial"/>
-        </w:rPr>
-        <w:t>pair</w:t>
-      </w:r>
-      <w:r>
-        <w:rPr>
-          <w:rFonts w:cs="Arial"/>
-        </w:rPr>
-        <w:t xml:space="preserve"> may be manually controlled by the operator if and only if the </w:t>
-      </w:r>
-      <w:r>
-        <w:rPr>
-          <w:rFonts w:cs="Arial"/>
-        </w:rPr>
-        <w:t xml:space="preserve">respective manual control </w:t>
-      </w:r>
-      <w:r>
-        <w:rPr>
-          <w:rFonts w:cs="Arial"/>
-        </w:rPr>
-        <w:t>override switch (SW</w:t>
-      </w:r>
-      <w:r>
-        <w:rPr>
-          <w:rFonts w:cs="Arial"/>
-        </w:rPr>
-        <w:t>-</w:t>
-      </w:r>
-      <w:r>
-        <w:rPr>
-          <w:rFonts w:cs="Arial"/>
-        </w:rPr>
-        <w:t>5</w:t>
-      </w:r>
-      <w:r>
-        <w:rPr>
-          <w:rFonts w:cs="Arial"/>
-        </w:rPr>
-        <w:t xml:space="preserve"> &amp; SW</w:t>
-      </w:r>
-      <w:r>
-        <w:rPr>
-          <w:rFonts w:cs="Arial"/>
-        </w:rPr>
-        <w:t>-</w:t>
-      </w:r>
-      <w:r>
-        <w:rPr>
-          <w:rFonts w:cs="Arial"/>
-        </w:rPr>
-        <w:t>6</w:t>
-      </w:r>
-      <w:r>
-        <w:rPr>
-          <w:rFonts w:cs="Arial"/>
-        </w:rPr>
-        <w:t xml:space="preserve">) </w:t>
-      </w:r>
-      <w:r>
-        <w:rPr>
-          <w:rFonts w:cs="Arial"/>
-        </w:rPr>
-        <w:t>has</w:t>
-      </w:r>
-      <w:r>
-        <w:rPr>
-          <w:rFonts w:cs="Arial"/>
-        </w:rPr>
-        <w:t xml:space="preserve"> been engaged.</w:t>
-      </w:r>
-      <w:r>
-        <w:rPr>
-          <w:rFonts w:cs="Arial"/>
-        </w:rPr>
-        <w:t xml:space="preserve"> Should </w:t>
-      </w:r>
-      <w:r>
-        <w:rPr>
-          <w:rFonts w:cs="Arial"/>
-        </w:rPr>
-        <w:t>SW</w:t>
-      </w:r>
-      <w:r>
-        <w:rPr>
-          <w:rFonts w:cs="Arial"/>
-        </w:rPr>
-        <w:t>5</w:t>
-      </w:r>
-      <w:r>
-        <w:rPr>
-          <w:rFonts w:cs="Arial"/>
-        </w:rPr>
-        <w:t xml:space="preserve"> and</w:t>
-      </w:r>
-      <w:r>
-        <w:rPr>
-          <w:rFonts w:cs="Arial"/>
-        </w:rPr>
-        <w:t>/or</w:t>
-      </w:r>
-      <w:r>
-        <w:rPr>
-          <w:rFonts w:cs="Arial"/>
-        </w:rPr>
-        <w:t xml:space="preserve"> SW</w:t>
-      </w:r>
-      <w:r>
-        <w:rPr>
-          <w:rFonts w:cs="Arial"/>
-        </w:rPr>
-        <w:t>6</w:t>
-      </w:r>
-      <w:r>
-        <w:rPr>
-          <w:rFonts w:cs="Arial"/>
-        </w:rPr>
+      <w:r>
+        <w:t xml:space="preserve">These hall sensors shall be </w:t>
+      </w:r>
+      <w:r>
+        <w:t>engaged</w:t>
+      </w:r>
+      <w:r>
         <w:t xml:space="preserve"> </w:t>
       </w:r>
       <w:r>
-        <w:rPr>
-          <w:rFonts w:cs="Arial"/>
-        </w:rPr>
-        <w:t>be engaged</w:t>
-      </w:r>
-      <w:r>
-        <w:rPr>
-          <w:rFonts w:cs="Arial"/>
-        </w:rPr>
+        <w:t xml:space="preserve">if </w:t>
+      </w:r>
+      <w:r>
+        <w:t>the coolant level within the vessel falls below the level at which the</w:t>
+      </w:r>
+      <w:r>
+        <w:t xml:space="preserve"> respective</w:t>
+      </w:r>
+      <w:r>
+        <w:t xml:space="preserve"> sensors have been installed</w:t>
+      </w:r>
+      <w:r>
+        <w:t xml:space="preserve"> on the vessel.</w:t>
+      </w:r>
+      <w:r>
+        <w:t xml:space="preserve"> The hall sensors </w:t>
+      </w:r>
+      <w:r>
+        <w:t xml:space="preserve">shall be disengaged when the coolant level within the vessel is at, or surpasses, the level at which the hall sensors have been installed </w:t>
+      </w:r>
+      <w:r>
+        <w:t>at.</w:t>
+      </w:r>
+      <w:r>
         <w:t xml:space="preserve"> </w:t>
       </w:r>
-      <w:r>
-        <w:rPr>
-          <w:rFonts w:cs="Arial"/>
-        </w:rPr>
-        <w:t>the</w:t>
-      </w:r>
-      <w:r>
-        <w:rPr>
-          <w:rFonts w:cs="Arial"/>
-        </w:rPr>
-        <w:t xml:space="preserve"> operator may engage or disengage the fans</w:t>
-      </w:r>
-      <w:r>
-        <w:rPr>
-          <w:rFonts w:cs="Arial"/>
-        </w:rPr>
-        <w:t xml:space="preserve"> using </w:t>
-      </w:r>
-      <w:r>
-        <w:rPr>
-          <w:rFonts w:cs="Arial"/>
-        </w:rPr>
-        <w:t>switches SW-8 and SW-9 for fan 1 and 2 respectively.</w:t>
-      </w:r>
-      <w:r>
-        <w:rPr>
-          <w:rFonts w:cs="Arial"/>
-        </w:rPr>
+    </w:p>
+    <w:p>
+      <w:r>
+        <w:t xml:space="preserve">Both hall sensors shall be integrated with hysteresis control, such that the physical signals (PHY-10 and PHY-11 respectively), shall not engage the </w:t>
+      </w:r>
+      <w:r>
+        <w:t xml:space="preserve">final output signals (SIG-20, SIG-21) until </w:t>
+      </w:r>
+      <w:r>
+        <w:t>at least 500 milliseconds have elapsed</w:t>
+      </w:r>
+    </w:p>
+    <w:p>
+      <w:pPr>
+        <w:pStyle w:val="Heading2"/>
+      </w:pPr>
+      <w:bookmarkStart w:id="25" w:name="_Toc240452891"/>
+      <w:r>
+        <w:t xml:space="preserve">Level </w:t>
+      </w:r>
+      <w:r>
+        <w:t>Monitoring</w:t>
+      </w:r>
+      <w:bookmarkEnd w:id="25"/>
+    </w:p>
+    <w:p>
+      <w:r>
+        <w:t>If</w:t>
+      </w:r>
+      <w:r>
         <w:t xml:space="preserve"> </w:t>
       </w:r>
       <w:r>
-        <w:rPr>
-          <w:rFonts w:cs="Arial"/>
-        </w:rPr>
-        <w:t>Likewise,</w:t>
-      </w:r>
-      <w:r>
-        <w:rPr>
-          <w:rFonts w:cs="Arial"/>
-        </w:rPr>
-        <w:t xml:space="preserve"> should the operator engage SW-6, the operator may </w:t>
-      </w:r>
-      <w:r>
-        <w:rPr>
-          <w:rFonts w:cs="Arial"/>
-        </w:rPr>
-        <w:t>actuate the valve on or off at any point during system operation</w:t>
-      </w:r>
-      <w:r>
-        <w:rPr>
-          <w:rFonts w:cs="Arial"/>
-        </w:rPr>
-        <w:t xml:space="preserve"> using </w:t>
-      </w:r>
-      <w:r>
-        <w:rPr>
-          <w:rFonts w:cs="Arial"/>
-        </w:rPr>
-        <w:t>switch SW-7</w:t>
-      </w:r>
-      <w:r>
-        <w:rPr>
-          <w:rFonts w:cs="Arial"/>
-        </w:rPr>
+        <w:t xml:space="preserve">SIG-20 </w:t>
+      </w:r>
+      <w:r>
+        <w:t>is engaged</w:t>
+      </w:r>
+      <w:r>
+        <w:t>, the Low Coolant Level in Vessel Alarm (ALM-2) shall be engaged</w:t>
+      </w:r>
+      <w:r>
+        <w:t xml:space="preserve">. If both </w:t>
+      </w:r>
+      <w:r>
+        <w:t xml:space="preserve">SIG-20 </w:t>
+      </w:r>
+      <w:r>
+        <w:t xml:space="preserve">and </w:t>
+      </w:r>
+      <w:r>
+        <w:t xml:space="preserve">SIG-21 </w:t>
+      </w:r>
+      <w:r>
+        <w:t xml:space="preserve">are engaged, </w:t>
+      </w:r>
+      <w:r>
+        <w:t xml:space="preserve">the critical vessel level fault (FLT-2) shall be engaged, and the system shall </w:t>
+      </w:r>
+      <w:r>
+        <w:t>shut down</w:t>
+      </w:r>
+      <w:r>
+        <w:t xml:space="preserve">. </w:t>
+      </w:r>
+    </w:p>
+    <w:p>
+      <w:pPr>
+        <w:pStyle w:val="Heading2"/>
+      </w:pPr>
+      <w:bookmarkStart w:id="26" w:name="_Toc240452892"/>
+      <w:r>
+        <w:t>Redundancy Control</w:t>
+      </w:r>
+      <w:bookmarkEnd w:id="26"/>
+    </w:p>
+    <w:p>
+      <w:r>
+        <w:t xml:space="preserve">Should </w:t>
+      </w:r>
+      <w:r>
+        <w:t xml:space="preserve">SIG-21 </w:t>
+      </w:r>
+      <w:r>
+        <w:t xml:space="preserve">be engaged, but </w:t>
+      </w:r>
+      <w:r>
+        <w:t>S</w:t>
+      </w:r>
+      <w:r>
+        <w:t>IG</w:t>
+      </w:r>
+      <w:r>
+        <w:t>-20</w:t>
+      </w:r>
+      <w:r>
+        <w:t xml:space="preserve"> </w:t>
+      </w:r>
+      <w:r>
+        <w:t>remain disengaged, the</w:t>
+      </w:r>
+      <w:r>
+        <w:t xml:space="preserve"> Level Sensor Malfunction fault (FLT-4) shall engage, and the system shall </w:t>
+      </w:r>
+      <w:r>
+        <w:t>shut down</w:t>
+      </w:r>
+      <w:r>
         <w:t>.</w:t>
       </w:r>
-      <w:r>
-        <w:rPr>
-          <w:rFonts w:cs="Arial"/>
-        </w:rPr>
-        <w:t xml:space="preserve"> Note that engaging SW-5 shall enable the automatic valve control disabled alarm (ALM-</w:t>
-      </w:r>
-      <w:r>
-        <w:rPr>
-          <w:rFonts w:cs="Arial"/>
-        </w:rPr>
-        <w:t>11) and engaging SW-6 shall engage the automatic fan control disabled alarm (ALM-12)</w:t>
-      </w:r>
-    </w:p>
+    </w:p>
+    <w:p/>
     <w:p>
       <w:pPr>
         <w:pStyle w:val="Heading1"/>
       </w:pPr>
-      <w:bookmarkStart w:id="17" w:name="_Toc240452883"/>
-      <w:r>
-        <w:t>Hydraulic Control</w:t>
-      </w:r>
-      <w:bookmarkEnd w:id="17"/>
+      <w:bookmarkStart w:id="27" w:name="_Toc240452893"/>
+      <w:r>
+        <w:lastRenderedPageBreak/>
+        <w:t xml:space="preserve">Conductivity </w:t>
+      </w:r>
+      <w:r>
+        <w:t>Control</w:t>
+      </w:r>
+      <w:bookmarkEnd w:id="27"/>
     </w:p>
     <w:p>
       <w:pPr>
         <w:pStyle w:val="Heading2"/>
       </w:pPr>
-      <w:bookmarkStart w:id="18" w:name="_Toc240452884"/>
+      <w:bookmarkStart w:id="28" w:name="_Toc240452894"/>
       <w:r>
         <w:t>Signal Processing</w:t>
       </w:r>
-      <w:bookmarkEnd w:id="18"/>
-    </w:p>
-    <w:p>
-      <w:r>
-        <w:t xml:space="preserve">System </w:t>
-      </w:r>
-      <w:r>
-        <w:t>hydraulics shall be observed by</w:t>
-      </w:r>
-      <w:r>
-        <w:t xml:space="preserve"> three parameters:</w:t>
-      </w:r>
-      <w:r>
-        <w:t xml:space="preserve"> </w:t>
-      </w:r>
-      <w:r>
-        <w:t xml:space="preserve">pump power, flow, and pressure. Pump power shall be </w:t>
-      </w:r>
-      <w:r>
-        <w:t xml:space="preserve">communicated from the </w:t>
-      </w:r>
-      <w:r>
-        <w:t>active pump (P1A/P1B) to the PLC</w:t>
-      </w:r>
-      <w:r>
-        <w:t xml:space="preserve"> through a 4-20mA</w:t>
-      </w:r>
-      <w:r>
-        <w:t xml:space="preserve"> WORD-valued signal</w:t>
-      </w:r>
-      <w:r>
-        <w:t>.</w:t>
-      </w:r>
-      <w:r>
-        <w:t xml:space="preserve"> Specifically, </w:t>
-      </w:r>
-      <w:r>
-        <w:t xml:space="preserve">the primary </w:t>
-      </w:r>
-      <w:r>
-        <w:t xml:space="preserve">pump power shall be communicated through </w:t>
-      </w:r>
-      <w:r>
-        <w:t xml:space="preserve">WORD-valued </w:t>
-      </w:r>
-      <w:r>
-        <w:t xml:space="preserve">signal </w:t>
-      </w:r>
-      <w:r>
-        <w:t>PHY-5 and</w:t>
-      </w:r>
-      <w:r>
-        <w:t xml:space="preserve"> the secondary</w:t>
-      </w:r>
-      <w:r>
-        <w:t xml:space="preserve"> pump power shall be communicated through </w:t>
-      </w:r>
-      <w:r>
-        <w:t xml:space="preserve">WORD-valued </w:t>
-      </w:r>
-      <w:r>
-        <w:t>signal PHY-6.</w:t>
-      </w:r>
-      <w:r>
-        <w:t xml:space="preserve"> </w:t>
-      </w:r>
-      <w:r>
-        <w:t xml:space="preserve">A pump power signal that exceeds </w:t>
-      </w:r>
-      <w:r>
-        <w:t xml:space="preserve">20.5 </w:t>
-      </w:r>
-      <w:r>
-        <w:t>mA or</w:t>
-      </w:r>
-      <w:r>
-        <w:t xml:space="preserve"> falls below</w:t>
-      </w:r>
-      <w:r>
-        <w:t xml:space="preserve"> </w:t>
-      </w:r>
-      <w:r>
-        <w:t xml:space="preserve">3.5 </w:t>
-      </w:r>
-      <w:r>
-        <w:t>mA shall be considered a bad signa</w:t>
-      </w:r>
-      <w:r>
-        <w:t>l, engaging</w:t>
-      </w:r>
-      <w:r>
-        <w:t xml:space="preserve"> ALM-7 or ALM-8</w:t>
-      </w:r>
-      <w:r>
-        <w:t xml:space="preserve"> (respective of the pump)</w:t>
-      </w:r>
-      <w:r>
-        <w:t>.</w:t>
-      </w:r>
-      <w:r>
-        <w:t xml:space="preserve"> The WORD-valued signals of </w:t>
-      </w:r>
-      <w:r>
-        <w:t xml:space="preserve">the primary and secondary pumps </w:t>
-      </w:r>
-      <w:r>
-        <w:t xml:space="preserve">shall be converted into a REAL-valued </w:t>
-      </w:r>
-      <w:r>
-        <w:t xml:space="preserve">signal (SIG-13, and SIG-14 </w:t>
-      </w:r>
-      <w:r>
-        <w:t>respectively</w:t>
-      </w:r>
-      <w:r>
-        <w:t>). Only the power of the active pump shall be considered as the measured pump power (</w:t>
-      </w:r>
-      <w:r>
-        <w:t>SIG-5).</w:t>
-      </w:r>
-      <w:r>
-        <w:t xml:space="preserve"> </w:t>
-      </w:r>
-      <w:r>
-        <w:t>Flow shall be</w:t>
-      </w:r>
-      <w:r>
-        <w:t xml:space="preserve"> sampled</w:t>
-      </w:r>
-      <w:r>
-        <w:t xml:space="preserve"> by an</w:t>
-      </w:r>
-      <w:r>
-        <w:t xml:space="preserve"> ultrasonic flowmeter</w:t>
-      </w:r>
-      <w:r>
-        <w:t xml:space="preserve"> (P13)</w:t>
-      </w:r>
-      <w:r>
-        <w:t xml:space="preserve"> and </w:t>
-      </w:r>
-      <w:r>
-        <w:t>communicated</w:t>
-      </w:r>
-      <w:r>
-        <w:t xml:space="preserve"> </w:t>
-      </w:r>
-      <w:r>
-        <w:t>to the PLC through a 4-20mA</w:t>
-      </w:r>
-      <w:r>
-        <w:t xml:space="preserve"> WORD-valued</w:t>
-      </w:r>
-      <w:r>
-        <w:t xml:space="preserve"> signal</w:t>
-      </w:r>
-      <w:r>
-        <w:t xml:space="preserve"> (PHY-</w:t>
-      </w:r>
-      <w:r>
-        <w:t>1)</w:t>
-      </w:r>
-      <w:r>
-        <w:t>.</w:t>
-      </w:r>
-      <w:r>
-        <w:t xml:space="preserve"> A flow signal that exceeds </w:t>
-      </w:r>
-      <w:r>
-        <w:t xml:space="preserve">20.5 </w:t>
-      </w:r>
-      <w:r>
-        <w:t xml:space="preserve">mA or falls below </w:t>
-      </w:r>
-      <w:r>
-        <w:t xml:space="preserve">3.5 </w:t>
-      </w:r>
-      <w:r>
-        <w:t xml:space="preserve">mA shall be considered a bad signal, </w:t>
-      </w:r>
-      <w:r>
-        <w:t>engaging</w:t>
-      </w:r>
-      <w:r>
-        <w:t xml:space="preserve"> alarm ALM-13</w:t>
-      </w:r>
-      <w:r>
-        <w:t>.</w:t>
-      </w:r>
-      <w:r>
-        <w:t xml:space="preserve"> The WORD-valued</w:t>
-      </w:r>
-      <w:r>
-        <w:t xml:space="preserve"> </w:t>
-      </w:r>
-      <w:r>
-        <w:t>flow signal shall be converted into</w:t>
-      </w:r>
-      <w:r>
-        <w:t xml:space="preserve"> a REAL-valued signal (SIG-8)</w:t>
-      </w:r>
-      <w:r>
-        <w:t xml:space="preserve"> </w:t>
-      </w:r>
-      <w:r>
-        <w:t xml:space="preserve"> </w:t>
-      </w:r>
-      <w:r>
-        <w:t xml:space="preserve"> System pressure </w:t>
-      </w:r>
-      <w:r>
-        <w:t xml:space="preserve">shall be observed binarily as to be low or nominal. </w:t>
-      </w:r>
-      <w:r>
-        <w:t>System p</w:t>
-      </w:r>
-      <w:r>
-        <w:t>ressure status shall be communicated to the PLC through a 0-24V signal</w:t>
-      </w:r>
-      <w:r>
-        <w:t xml:space="preserve"> (</w:t>
-      </w:r>
-      <w:r>
-        <w:t>PHY-</w:t>
-      </w:r>
-      <w:r>
-        <w:t>17)</w:t>
-      </w:r>
-      <w:r>
-        <w:t>.</w:t>
-      </w:r>
-      <w:r>
-        <w:t xml:space="preserve"> </w:t>
-      </w:r>
-      <w:r>
-        <w:t xml:space="preserve">System pressure shall be passed through a hysteresis filter </w:t>
-      </w:r>
-      <w:r>
-        <w:t>before being considered as the final pressure measurement (</w:t>
-      </w:r>
-      <w:r>
-        <w:t xml:space="preserve">SIG-16 and </w:t>
-      </w:r>
-      <w:r>
-        <w:t>SIG-2</w:t>
-      </w:r>
-      <w:r>
-        <w:t>2)</w:t>
-      </w:r>
-    </w:p>
-    <w:p>
-      <w:r>
-        <w:t xml:space="preserve">Primary and secondary pumps shall be engaged using a 0-24V signal </w:t>
-      </w:r>
-      <w:r>
-        <w:t>from the PLC (PHY-14, PHY-15)</w:t>
-      </w:r>
-      <w:r>
-        <w:t xml:space="preserve">. One and only one pump may be active during the operation. A pump is considered active if it </w:t>
-      </w:r>
-      <w:r>
-        <w:t>receives</w:t>
-      </w:r>
-      <w:r>
-        <w:t xml:space="preserve"> a 24V signal from the PLC.</w:t>
+      <w:bookmarkEnd w:id="28"/>
+    </w:p>
+    <w:p>
+      <w:r>
+        <w:t xml:space="preserve">The conductivity sensor shall </w:t>
+      </w:r>
+      <w:r>
+        <w:t xml:space="preserve">communicate to the PLC using a 4-20mA </w:t>
+      </w:r>
+      <w:r>
+        <w:t>WORD-valued signal (PHY-</w:t>
+      </w:r>
+      <w:r>
+        <w:t>7). The WORD-valued signal shall be converted into a REAL-valued signal</w:t>
+      </w:r>
+      <w:r>
+        <w:t xml:space="preserve"> (SIG-7). </w:t>
+      </w:r>
+      <w:r>
+        <w:t>Additionally,</w:t>
+      </w:r>
+      <w:r>
+        <w:t xml:space="preserve"> the conductivity</w:t>
+      </w:r>
+      <w:r>
+        <w:t xml:space="preserve"> sensor shall communicate integrated alarm and fault trips by communicating to the PLC through 0-24V BOOL-valued signal (PHY</w:t>
+      </w:r>
+      <w:r>
+        <w:t xml:space="preserve">-8, PHY-9). </w:t>
+      </w:r>
+      <w:r>
+        <w:t>The alarm and fault trip signals shall be passed through a Hysteresis filter</w:t>
+      </w:r>
+      <w:r>
+        <w:t>, requiring 500mS of stability before engaging the filtered alarm and fault signals (SIG-</w:t>
+      </w:r>
+      <w:r>
+        <w:t>23, SIG-24).</w:t>
+      </w:r>
+    </w:p>
+    <w:p>
+      <w:r>
+        <w:t xml:space="preserve">In addition to the alarm and fault trips in the conductivity sensor, the </w:t>
+      </w:r>
+      <w:r>
+        <w:t>REAL-valued signal shall also be observed for the same alarm and fault conditions.</w:t>
+      </w:r>
+      <w:r>
+        <w:t xml:space="preserve"> The REAL-valued signal shall be passed through a hysteresis filter, requiring </w:t>
+      </w:r>
+      <w:r>
+        <w:t>500 m</w:t>
+      </w:r>
+      <w:r>
+        <w:t>s</w:t>
+      </w:r>
+      <w:r>
+        <w:t xml:space="preserve"> of stability before </w:t>
+      </w:r>
+      <w:r>
+        <w:t>its value is classified as an alarm or fault condition.</w:t>
       </w:r>
     </w:p>
     <w:p>
       <w:pPr>
         <w:pStyle w:val="Heading2"/>
       </w:pPr>
-      <w:bookmarkStart w:id="19" w:name="_Toc240452885"/>
-      <w:r>
-        <w:lastRenderedPageBreak/>
-        <w:t>Low Thresholds &amp; Failure Classification</w:t>
-      </w:r>
-      <w:bookmarkEnd w:id="19"/>
-    </w:p>
-    <w:p>
-      <w:r>
-        <w:t xml:space="preserve">Pump power shall be classified </w:t>
-      </w:r>
-      <w:r>
-        <w:t>binarily</w:t>
-      </w:r>
-      <w:r>
-        <w:t xml:space="preserve"> as either low or nominal. </w:t>
-      </w:r>
-      <w:r>
-        <w:t xml:space="preserve">Pump power that reaches or drops below </w:t>
-      </w:r>
-      <w:r>
-        <w:t>500 Watts</w:t>
-      </w:r>
-      <w:r>
-        <w:t xml:space="preserve"> shall be classified as low</w:t>
-      </w:r>
-      <w:r>
-        <w:t xml:space="preserve">. </w:t>
-      </w:r>
-      <w:r>
-        <w:t xml:space="preserve">Pump power that </w:t>
-      </w:r>
-      <w:r>
-        <w:t>exceeds 500 Watts shall be considered nominal.</w:t>
-      </w:r>
-      <w:r>
-        <w:t xml:space="preserve"> Flow </w:t>
-      </w:r>
-      <w:r>
-        <w:t xml:space="preserve">shall be classified </w:t>
-      </w:r>
-      <w:r>
-        <w:t xml:space="preserve">binarily as either low or nominal. Flow </w:t>
-      </w:r>
-      <w:r>
-        <w:t>that reaches or drops below 3.5 GPM shall be considered low. Flow that exceeds 3.5 GPM shall be considered nominal.</w:t>
-      </w:r>
-      <w:r>
-        <w:t xml:space="preserve"> </w:t>
-      </w:r>
-    </w:p>
-    <w:p>
-      <w:r>
-        <w:t xml:space="preserve">Additionally, should </w:t>
-      </w:r>
-      <w:r>
-        <w:t xml:space="preserve">the active pump power signal or the flow signal be considered bad, the </w:t>
-      </w:r>
-      <w:r>
-        <w:t>pump power and/or the flow signal shall be automatically classified as low.</w:t>
-      </w:r>
-    </w:p>
-    <w:p>
-      <w:r>
-        <w:t xml:space="preserve">The state of </w:t>
-      </w:r>
-      <w:r>
-        <w:t xml:space="preserve">the system’s hydraulics shall be </w:t>
-      </w:r>
-      <w:r>
-        <w:t>binarily</w:t>
-      </w:r>
-      <w:r>
-        <w:t xml:space="preserve"> determined as either </w:t>
-      </w:r>
-      <w:r>
-        <w:t>nominal or</w:t>
-      </w:r>
-      <w:r>
-        <w:t xml:space="preserve"> failed. </w:t>
-      </w:r>
-      <w:r>
-        <w:t xml:space="preserve">Additionally, the system’s hydraulics shall be dependent on the pump </w:t>
-      </w:r>
-      <w:r>
-        <w:t xml:space="preserve">driving it. That is, for a primary and secondary pump, the system shall have </w:t>
-      </w:r>
-      <w:r>
-        <w:t>primary</w:t>
-      </w:r>
-      <w:r>
-        <w:t xml:space="preserve"> and secondary hydraulic</w:t>
-      </w:r>
-      <w:r>
-        <w:t xml:space="preserve">s. </w:t>
-      </w:r>
-      <w:r>
-        <w:t>The system’s primary hydraulics are considered to have failed if and only if</w:t>
-      </w:r>
-      <w:r>
-        <w:t xml:space="preserve"> any </w:t>
-      </w:r>
-      <w:r>
-        <w:t xml:space="preserve">2 </w:t>
-      </w:r>
-      <w:r>
-        <w:t xml:space="preserve">of the 3 </w:t>
-      </w:r>
-      <w:r>
-        <w:t xml:space="preserve">hydraulic parameters are </w:t>
-      </w:r>
-      <w:r>
-        <w:t>considered low</w:t>
-      </w:r>
-      <w:r>
-        <w:t>, whilst the primary pump is active.</w:t>
-      </w:r>
-      <w:r>
-        <w:t xml:space="preserve"> A primary hydraulic failure shall enable ALM-9</w:t>
-      </w:r>
-      <w:r>
-        <w:t xml:space="preserve"> The system’s secondary hydraulics are considered to have failed if and only if </w:t>
-      </w:r>
-      <w:r>
-        <w:t>any 2 of the 3 hydraulic parameters are considered low, whilst the secondary pump is active.</w:t>
-      </w:r>
-      <w:r>
-        <w:t xml:space="preserve"> A secondary hydraulic failure shall enable alarm</w:t>
-      </w:r>
-      <w:r>
-        <w:t xml:space="preserve"> ALM-10</w:t>
-      </w:r>
-      <w:r>
-        <w:t xml:space="preserve"> </w:t>
-      </w:r>
-      <w:r>
-        <w:t>In the event of a primary or secondary hydraulic failure, the system will attempt an automatic pump turnover.</w:t>
-      </w:r>
-      <w:r>
-        <w:t xml:space="preserve"> During system initialization, </w:t>
-      </w:r>
-      <w:r>
-        <w:t>a system’s hydraulics status shall be overridden as nominal.</w:t>
-      </w:r>
-      <w:r>
-        <w:t xml:space="preserve"> </w:t>
-      </w:r>
-    </w:p>
-    <w:p>
-      <w:r>
-        <w:t xml:space="preserve">The primary and secondary hydraulic failures may be only disabled </w:t>
-      </w:r>
-      <w:r>
-        <w:t>by the operator</w:t>
-      </w:r>
-      <w:r>
-        <w:t xml:space="preserve"> by</w:t>
-      </w:r>
-      <w:r>
-        <w:t xml:space="preserve"> </w:t>
-      </w:r>
-      <w:r>
-        <w:t xml:space="preserve">enabling </w:t>
-      </w:r>
-      <w:r>
-        <w:t>the acknowledge hydraulic fault switches</w:t>
-      </w:r>
-      <w:r>
-        <w:t xml:space="preserve"> (SW-10 and SW-11 respectively)</w:t>
-      </w:r>
-    </w:p>
-    <w:p>
-      <w:r>
-        <w:t>Power, pressure and flow classifications shall be fitted with hysteresis control, such</w:t>
-      </w:r>
-      <w:r>
-        <w:t xml:space="preserve"> that </w:t>
-      </w:r>
-      <w:r>
-        <w:t xml:space="preserve">a change in </w:t>
-      </w:r>
-      <w:r>
-        <w:t>classification (</w:t>
-      </w:r>
-      <w:r>
-        <w:t>that is,</w:t>
-      </w:r>
-      <w:r>
-        <w:t xml:space="preserve"> a </w:t>
-      </w:r>
-      <w:r>
-        <w:t xml:space="preserve">change from nominal to low or from low to nominal), must meet the threshold requirements listed above for at least 2 seconds. </w:t>
-      </w:r>
-    </w:p>
-    <w:p>
-      <w:pPr>
-        <w:pStyle w:val="Heading2"/>
-      </w:pPr>
-      <w:bookmarkStart w:id="20" w:name="_Toc240452886"/>
-      <w:r>
-        <w:t>Hydraulic Failure Pump</w:t>
-      </w:r>
-      <w:r>
-        <w:t xml:space="preserve"> Turnover</w:t>
-      </w:r>
-      <w:bookmarkEnd w:id="20"/>
-      <w:r>
-        <w:t xml:space="preserve"> </w:t>
-      </w:r>
-    </w:p>
-    <w:p>
-      <w:r>
-        <w:t>The primary and secondary pumps shall not be active at the same time</w:t>
-      </w:r>
-      <w:r>
-        <w:t>.</w:t>
-      </w:r>
-      <w:r>
-        <w:t xml:space="preserve"> </w:t>
-      </w:r>
-      <w:r>
-        <w:t xml:space="preserve"> </w:t>
-      </w:r>
-      <w:r>
-        <w:t xml:space="preserve">All pumps </w:t>
-      </w:r>
-      <w:r>
-        <w:t>will</w:t>
-      </w:r>
-      <w:r>
-        <w:t xml:space="preserve"> remain off while the system is not running</w:t>
-      </w:r>
-      <w:r>
-        <w:t>, or the system is shutting down</w:t>
-      </w:r>
-      <w:r>
-        <w:t>.</w:t>
-      </w:r>
-      <w:r>
-        <w:t xml:space="preserve"> The</w:t>
-      </w:r>
-      <w:r>
-        <w:t xml:space="preserve"> system may </w:t>
-      </w:r>
-      <w:r>
-        <w:t>run</w:t>
-      </w:r>
-      <w:r>
-        <w:t xml:space="preserve"> in duplex mode, in which the simplex</w:t>
-      </w:r>
-      <w:r>
-        <w:t xml:space="preserve"> mode</w:t>
-      </w:r>
-      <w:r>
-        <w:t xml:space="preserve"> switch</w:t>
-      </w:r>
-      <w:r>
-        <w:t xml:space="preserve"> (SW</w:t>
-      </w:r>
-      <w:r>
-        <w:t>-</w:t>
-      </w:r>
-      <w:r>
-        <w:t>3)</w:t>
-      </w:r>
-      <w:r>
-        <w:t xml:space="preserve"> is disengaged, or in simplex mode, in which the switch is engaged.</w:t>
-      </w:r>
-      <w:r>
-        <w:t xml:space="preserve"> When the </w:t>
-      </w:r>
-      <w:r>
-        <w:t>system</w:t>
-      </w:r>
-      <w:r>
-        <w:t xml:space="preserve"> changes </w:t>
-      </w:r>
-      <w:r>
-        <w:t>from off to initialization</w:t>
-      </w:r>
-      <w:r>
-        <w:t xml:space="preserve">, the primary pump shall always be activated. </w:t>
-      </w:r>
-      <w:r>
-        <w:t xml:space="preserve">Should a hydraulic failure occur in connection with the active pump, </w:t>
-      </w:r>
-      <w:r>
-        <w:t xml:space="preserve">the system </w:t>
-      </w:r>
-      <w:r>
-        <w:t>should</w:t>
-      </w:r>
-      <w:r>
-        <w:t xml:space="preserve"> attempt an automatic pump turnover. </w:t>
-      </w:r>
-      <w:r>
-        <w:t xml:space="preserve">Should the </w:t>
-      </w:r>
-      <w:r>
-        <w:t xml:space="preserve">simplex switch be engaged </w:t>
-      </w:r>
-      <w:r>
-        <w:t xml:space="preserve">in the event of </w:t>
-      </w:r>
-      <w:r>
-        <w:t>an</w:t>
-      </w:r>
-      <w:r>
-        <w:t xml:space="preserve"> automatic pump turnover, the system </w:t>
-      </w:r>
-      <w:r>
-        <w:t xml:space="preserve">will engage the </w:t>
-      </w:r>
-      <w:r>
-        <w:t xml:space="preserve">duplex </w:t>
-      </w:r>
-      <w:r>
-        <w:t>failure</w:t>
-      </w:r>
-      <w:r>
-        <w:t xml:space="preserve"> fault</w:t>
-      </w:r>
-      <w:r>
-        <w:t xml:space="preserve"> (FL</w:t>
-      </w:r>
-      <w:r>
-        <w:t>T-6</w:t>
-      </w:r>
-      <w:r>
-        <w:t xml:space="preserve">) </w:t>
-      </w:r>
-      <w:r>
-        <w:t>and</w:t>
-      </w:r>
-      <w:r>
-        <w:t xml:space="preserve"> shutdown. Should the </w:t>
-      </w:r>
-      <w:r>
-        <w:t>simplex switch (SW</w:t>
-      </w:r>
-      <w:r>
-        <w:t>-</w:t>
-      </w:r>
-      <w:r>
-        <w:t xml:space="preserve">3) </w:t>
-      </w:r>
-      <w:r>
-        <w:t xml:space="preserve">be </w:t>
-      </w:r>
-      <w:r>
-        <w:t>dis</w:t>
-      </w:r>
-      <w:r>
-        <w:t xml:space="preserve">engaged </w:t>
-      </w:r>
-      <w:r>
-        <w:t>during the event of an automatic pump turnover,</w:t>
-      </w:r>
-      <w:r>
-        <w:t xml:space="preserve"> the active pump </w:t>
-      </w:r>
-      <w:r>
-        <w:t>shall receive 0V signal from the PLC, and the</w:t>
-      </w:r>
-      <w:r>
-        <w:t xml:space="preserve"> current</w:t>
-      </w:r>
-      <w:r>
-        <w:t xml:space="preserve"> non-active pump shall receive a 24V. The system will then</w:t>
-      </w:r>
-      <w:r>
-        <w:t xml:space="preserve"> automatically</w:t>
-      </w:r>
-      <w:r>
-        <w:t xml:space="preserve"> </w:t>
-      </w:r>
-      <w:r>
-        <w:t xml:space="preserve">engage </w:t>
+      <w:bookmarkStart w:id="29" w:name="_Toc240452895"/>
+      <w:r>
+        <w:t>Conductivity Monitoring</w:t>
+      </w:r>
+      <w:bookmarkEnd w:id="29"/>
+    </w:p>
+    <w:p>
+      <w:r>
+        <w:t xml:space="preserve">Should </w:t>
       </w:r>
       <w:r>
         <w:t xml:space="preserve">the </w:t>
       </w:r>
       <w:r>
-        <w:lastRenderedPageBreak/>
-        <w:t>simplex switch (SW</w:t>
-      </w:r>
-      <w:r>
-        <w:t>-</w:t>
-      </w:r>
-      <w:r>
-        <w:t>3)</w:t>
-      </w:r>
-      <w:r>
-        <w:t>.</w:t>
-      </w:r>
-      <w:r>
-        <w:t xml:space="preserve"> Only</w:t>
-      </w:r>
-      <w:r>
-        <w:t xml:space="preserve"> </w:t>
-      </w:r>
-      <w:r>
-        <w:t xml:space="preserve">the </w:t>
-      </w:r>
-      <w:r>
-        <w:t xml:space="preserve">operator may disengage </w:t>
-      </w:r>
-      <w:r>
-        <w:t>SW</w:t>
-      </w:r>
-      <w:r>
-        <w:t>-</w:t>
-      </w:r>
-      <w:r>
-        <w:t>3</w:t>
-      </w:r>
-      <w:r>
-        <w:t xml:space="preserve"> </w:t>
-      </w:r>
-      <w:r>
-        <w:t>at any point</w:t>
-      </w:r>
-      <w:r>
-        <w:t xml:space="preserve"> </w:t>
-      </w:r>
-      <w:r>
-        <w:t xml:space="preserve">during </w:t>
-      </w:r>
-      <w:r>
-        <w:t>skid operation</w:t>
-      </w:r>
-      <w:r>
-        <w:t>.</w:t>
-      </w:r>
-      <w:r>
-        <w:t xml:space="preserve"> </w:t>
-      </w:r>
-    </w:p>
-    <w:p>
-      <w:pPr>
-        <w:pStyle w:val="Heading2"/>
-      </w:pPr>
-      <w:bookmarkStart w:id="21" w:name="_Toc240452887"/>
-      <w:r>
-        <w:t>Lifecycle Pump Turnover</w:t>
-      </w:r>
-      <w:bookmarkEnd w:id="21"/>
-    </w:p>
-    <w:p>
-      <w:r>
-        <w:t xml:space="preserve">To </w:t>
-      </w:r>
-      <w:r>
-        <w:t>maximize the lifespan of the primary and secondary pump, the cooling skid shall have an automatic lifecycle pump turnover feature.</w:t>
-      </w:r>
-      <w:r>
-        <w:t xml:space="preserve"> Pump turnover </w:t>
-      </w:r>
-      <w:r>
-        <w:t xml:space="preserve">for the pump lifecycle shall be henceforth called pump cycling. </w:t>
-      </w:r>
-      <w:r>
-        <w:t xml:space="preserve">Pump </w:t>
-      </w:r>
-      <w:r>
-        <w:t>cycling</w:t>
-      </w:r>
-      <w:r>
-        <w:t xml:space="preserve"> may only occur should the enable pump </w:t>
-      </w:r>
-      <w:r>
-        <w:t>cycling</w:t>
-      </w:r>
-      <w:r>
-        <w:t xml:space="preserve"> switch (SW</w:t>
-      </w:r>
-      <w:r>
-        <w:t>-12)</w:t>
-      </w:r>
-      <w:r>
-        <w:t xml:space="preserve"> be engaged. </w:t>
-      </w:r>
-      <w:r>
-        <w:t xml:space="preserve">While the </w:t>
-      </w:r>
-      <w:r>
-        <w:t xml:space="preserve">simplex mode switch </w:t>
-      </w:r>
-      <w:r>
-        <w:t>is</w:t>
-      </w:r>
-      <w:r>
-        <w:t xml:space="preserve"> engaged, the enable pump cycling switch shall always be disengaged. </w:t>
-      </w:r>
-      <w:r>
-        <w:t xml:space="preserve">While the simplex mode switch is disengaged, the operator may choose to engage or disengage the pump cycling </w:t>
-      </w:r>
-      <w:r>
-        <w:t>switch during skid operation.</w:t>
-      </w:r>
-    </w:p>
-    <w:p/>
-    <w:p>
-      <w:r>
-        <w:t>The primary and secondary pump</w:t>
-      </w:r>
-      <w:r>
-        <w:t xml:space="preserve"> differential</w:t>
-      </w:r>
-      <w:r>
-        <w:t xml:space="preserve"> usage shall be counted using </w:t>
-      </w:r>
-      <w:r>
-        <w:t>hours (i.e. ticks in the program)</w:t>
-      </w:r>
-      <w:r>
-        <w:t xml:space="preserve">, </w:t>
-      </w:r>
-      <w:r>
-        <w:t>by</w:t>
-      </w:r>
-      <w:r>
-        <w:t xml:space="preserve"> a </w:t>
-      </w:r>
-      <w:r>
-        <w:t>L</w:t>
-      </w:r>
-      <w:r>
-        <w:t>INT-valued</w:t>
-      </w:r>
-      <w:r>
-        <w:t xml:space="preserve"> </w:t>
-      </w:r>
-      <w:r>
-        <w:t>differential pump</w:t>
-      </w:r>
-      <w:r>
-        <w:t xml:space="preserve"> signal (SIG-25)</w:t>
-      </w:r>
-      <w:r>
-        <w:t xml:space="preserve"> Primary pump usage shall increase SIG-25 by 1 for every hour in operation. </w:t>
-      </w:r>
-      <w:r>
-        <w:t xml:space="preserve">Secondary pump usage shall </w:t>
-      </w:r>
-      <w:r>
-        <w:t>decrease SIG</w:t>
-      </w:r>
-      <w:r>
-        <w:t xml:space="preserve">-25 by 1 for every hour in operation. </w:t>
-      </w:r>
-      <w:r>
-        <w:t xml:space="preserve"> </w:t>
-      </w:r>
-    </w:p>
-    <w:p>
-      <w:r>
-        <w:t>S</w:t>
-      </w:r>
-      <w:r>
-        <w:t>hould pump cycling be engaged, and the pump differential signal reach or surpass 168, a</w:t>
-      </w:r>
-      <w:r>
-        <w:t>nd the primary pump is active, an automatic pump turnover shall be initiated</w:t>
-      </w:r>
-      <w:r>
-        <w:t>, in which the secondary pump shall receive a 24V signal from the PLC and the primary pump shall receive a 0V signal from the PLC</w:t>
-      </w:r>
-      <w:r>
-        <w:t>.</w:t>
-      </w:r>
-      <w:r>
-        <w:t xml:space="preserve"> </w:t>
-      </w:r>
-      <w:r>
-        <w:t xml:space="preserve">Should pump cycling be disengaged, and the pump </w:t>
-      </w:r>
-      <w:r>
-        <w:t>differential</w:t>
-      </w:r>
-      <w:r>
-        <w:t xml:space="preserve"> signal reach or surpass 168, and the primary pump is active, </w:t>
-      </w:r>
-      <w:r>
-        <w:t xml:space="preserve">the pump cycle alarm (ALM-17) shall be engaged. Should </w:t>
-      </w:r>
-      <w:r>
-        <w:t xml:space="preserve">pump cycling be engaged, and the pump differential signal reach or pass below -168 and the secondary pump is </w:t>
-      </w:r>
-      <w:r>
-        <w:t xml:space="preserve">active, then an automatic pump turnover shall be initiated, in which the primary pump shall receive a 24V signal from the PLC and the secondary pump shall </w:t>
-      </w:r>
-      <w:r>
-        <w:t>receive</w:t>
-      </w:r>
-      <w:r>
-        <w:t xml:space="preserve"> a 0V signal from the PLC. Should pump cycling be disengaged, and the pump differential signal reach or pass below -168</w:t>
-      </w:r>
-      <w:r>
-        <w:t>, the pump cycle alarm shall be engaged.</w:t>
-      </w:r>
-    </w:p>
-    <w:p>
-      <w:r>
-        <w:t xml:space="preserve">The operator may choose to reset the pump differential signal to 0 at any point during skid operation by engaging the </w:t>
-      </w:r>
-      <w:r>
-        <w:t>Reset Pump Differential Switch (SW-13).</w:t>
-      </w:r>
-    </w:p>
-    <w:p>
-      <w:r>
-        <w:t xml:space="preserve">Should the </w:t>
-      </w:r>
-      <w:r>
-        <w:t>pump differential signal reach 2</w:t>
-      </w:r>
-      <w:r>
-        <w:rPr>
-          <w:vertAlign w:val="superscript"/>
-        </w:rPr>
-        <w:t xml:space="preserve">63 </w:t>
-      </w:r>
-      <w:r>
-        <w:t>– 2 or -2</w:t>
-      </w:r>
-      <w:r>
-        <w:rPr>
-          <w:vertAlign w:val="superscript"/>
-        </w:rPr>
-        <w:t xml:space="preserve">63 </w:t>
-      </w:r>
-      <w:r>
-        <w:t xml:space="preserve">+ 1 </w:t>
-      </w:r>
-      <w:r>
-        <w:t xml:space="preserve">the </w:t>
-      </w:r>
-      <w:r>
-        <w:t>overflow/EOTW fault (FLT-</w:t>
-      </w:r>
-      <w:r>
-        <w:t>8) shall be engaged</w:t>
-      </w:r>
-      <w:r>
-        <w:t>, and the system shall shutdown</w:t>
-      </w:r>
-    </w:p>
-    <w:p>
-      <w:pPr>
-        <w:pStyle w:val="Heading2"/>
-      </w:pPr>
-      <w:bookmarkStart w:id="22" w:name="_Toc240452888"/>
-      <w:r>
-        <w:t xml:space="preserve">Manual </w:t>
-      </w:r>
-      <w:r>
-        <w:t>Operation</w:t>
-      </w:r>
-      <w:bookmarkEnd w:id="22"/>
-    </w:p>
-    <w:p>
-      <w:r>
-        <w:t>The operator may choose to engage SW</w:t>
-      </w:r>
-      <w:r>
-        <w:t>-</w:t>
-      </w:r>
-      <w:r>
-        <w:t xml:space="preserve">3 at any point during skid operation. </w:t>
-      </w:r>
-      <w:r>
-        <w:t>The operator may choose to attempt a manual pump turnover at any point during operation by engag</w:t>
-      </w:r>
-      <w:r>
-        <w:t>ing the manual turnover switch SW</w:t>
-      </w:r>
-      <w:r>
-        <w:t>-</w:t>
-      </w:r>
-      <w:r>
-        <w:t>4. Should SW</w:t>
-      </w:r>
-      <w:r>
-        <w:t>-</w:t>
-      </w:r>
-      <w:r>
-        <w:t xml:space="preserve">3 be engaged when attempting </w:t>
-      </w:r>
-      <w:r>
-        <w:t>to</w:t>
-      </w:r>
-      <w:r>
-        <w:t xml:space="preserve"> engage SW4, </w:t>
-      </w:r>
-      <w:r>
-        <w:t>SW4 shall disengage with no</w:t>
-      </w:r>
-      <w:r>
-        <w:t xml:space="preserve"> </w:t>
-      </w:r>
-      <w:r>
-        <w:t>additional action</w:t>
-      </w:r>
-      <w:r>
-        <w:t xml:space="preserve">. Should SW3 </w:t>
-      </w:r>
-      <w:r>
-        <w:lastRenderedPageBreak/>
-        <w:t>be disengaged when attempting to engage SW</w:t>
-      </w:r>
-      <w:r>
-        <w:t>-</w:t>
-      </w:r>
-      <w:r>
-        <w:t xml:space="preserve">3, </w:t>
-      </w:r>
-      <w:r>
-        <w:t>SW</w:t>
-      </w:r>
-      <w:r>
-        <w:t>-</w:t>
-      </w:r>
-      <w:r>
-        <w:t xml:space="preserve">4 will disengage, and </w:t>
-      </w:r>
-      <w:r>
-        <w:t xml:space="preserve">a pump turnover shall commence, in which </w:t>
-      </w:r>
-      <w:r>
-        <w:t>the</w:t>
-      </w:r>
-      <w:r>
-        <w:t xml:space="preserve"> current active pump receives a 0V signal from the PLC, and the current inactive pump receives a 24V signal from the PLC</w:t>
-      </w:r>
-      <w:r>
-        <w:t xml:space="preserve"> </w:t>
-      </w:r>
-    </w:p>
-    <w:p>
-      <w:pPr>
-        <w:pStyle w:val="Heading1"/>
-      </w:pPr>
-      <w:bookmarkStart w:id="23" w:name="_Toc240452889"/>
-      <w:r>
-        <w:t>Vessel Level Control</w:t>
-      </w:r>
-      <w:bookmarkEnd w:id="23"/>
-    </w:p>
-    <w:p>
-      <w:pPr>
-        <w:pStyle w:val="Heading2"/>
-      </w:pPr>
-      <w:bookmarkStart w:id="24" w:name="_Toc240452890"/>
-      <w:r>
-        <w:t>Signal Processing</w:t>
-      </w:r>
-      <w:bookmarkEnd w:id="24"/>
-    </w:p>
-    <w:p>
-      <w:r>
-        <w:t xml:space="preserve">The vessel </w:t>
-      </w:r>
-      <w:r>
-        <w:t xml:space="preserve">storing excess coolant shall be </w:t>
-      </w:r>
-      <w:r>
-        <w:t xml:space="preserve">fitted with two </w:t>
-      </w:r>
-      <w:r>
-        <w:t xml:space="preserve">hall </w:t>
-      </w:r>
-      <w:r>
-        <w:t>sensor switches</w:t>
-      </w:r>
-      <w:r>
-        <w:t xml:space="preserve"> to indicate low</w:t>
-      </w:r>
-      <w:r>
-        <w:t xml:space="preserve"> coolant lev</w:t>
-      </w:r>
-      <w:r>
-        <w:t xml:space="preserve">el </w:t>
-      </w:r>
-      <w:r>
-        <w:t>in the vessel</w:t>
-      </w:r>
-      <w:r>
-        <w:t xml:space="preserve"> (</w:t>
-      </w:r>
-      <w:r>
-        <w:t xml:space="preserve">P17A) and </w:t>
-      </w:r>
-      <w:r>
-        <w:t>critical low coolant level in the vessel (P17B).</w:t>
-      </w:r>
-      <w:r>
-        <w:t xml:space="preserve"> </w:t>
-      </w:r>
-      <w:r>
-        <w:t xml:space="preserve">These hall sensors shall be </w:t>
-      </w:r>
-      <w:r>
-        <w:t>engaged</w:t>
-      </w:r>
-      <w:r>
-        <w:t xml:space="preserve"> </w:t>
-      </w:r>
-      <w:r>
-        <w:t xml:space="preserve">if </w:t>
-      </w:r>
-      <w:r>
-        <w:t>the coolant level within the vessel falls below the level at which the</w:t>
-      </w:r>
-      <w:r>
-        <w:t xml:space="preserve"> respective</w:t>
-      </w:r>
-      <w:r>
-        <w:t xml:space="preserve"> sensors have been installed</w:t>
-      </w:r>
-      <w:r>
-        <w:t xml:space="preserve"> on the vessel.</w:t>
-      </w:r>
-      <w:r>
-        <w:t xml:space="preserve"> The hall sensors </w:t>
-      </w:r>
-      <w:r>
-        <w:t xml:space="preserve">shall be disengaged when the coolant level within the vessel is at, or surpasses, the level at which the hall sensors have been installed </w:t>
-      </w:r>
-      <w:r>
-        <w:t>at.</w:t>
-      </w:r>
-      <w:r>
-        <w:t xml:space="preserve"> </w:t>
-      </w:r>
-    </w:p>
-    <w:p>
-      <w:r>
-        <w:t xml:space="preserve">Both hall sensors shall be integrated with hysteresis control, such that the physical signals (PHY-10 and PHY-11 respectively), shall not engage the </w:t>
-      </w:r>
-      <w:r>
-        <w:t xml:space="preserve">final output signals (SIG-20, SIG-21) until </w:t>
-      </w:r>
-      <w:r>
-        <w:t>at least 500 milliseconds have elapsed</w:t>
-      </w:r>
-    </w:p>
-    <w:p>
-      <w:pPr>
-        <w:pStyle w:val="Heading2"/>
-      </w:pPr>
-      <w:bookmarkStart w:id="25" w:name="_Toc240452891"/>
-      <w:r>
-        <w:t xml:space="preserve">Level </w:t>
-      </w:r>
-      <w:r>
-        <w:t>Monitoring</w:t>
-      </w:r>
-      <w:bookmarkEnd w:id="25"/>
-    </w:p>
-    <w:p>
-      <w:r>
-        <w:t>If</w:t>
-      </w:r>
-      <w:r>
-        <w:t xml:space="preserve"> </w:t>
-      </w:r>
-      <w:r>
-        <w:t xml:space="preserve">SIG-20 </w:t>
-      </w:r>
-      <w:r>
-        <w:t>is engaged</w:t>
-      </w:r>
-      <w:r>
-        <w:t>, the Low Coolant Level in Vessel Alarm (ALM-2) shall be engaged</w:t>
-      </w:r>
-      <w:r>
-        <w:t xml:space="preserve">. If both </w:t>
-      </w:r>
-      <w:r>
-        <w:t xml:space="preserve">SIG-20 </w:t>
-      </w:r>
-      <w:r>
-        <w:t xml:space="preserve">and </w:t>
-      </w:r>
-      <w:r>
-        <w:t xml:space="preserve">SIG-21 </w:t>
-      </w:r>
-      <w:r>
-        <w:t xml:space="preserve">are engaged, </w:t>
-      </w:r>
-      <w:r>
-        <w:t xml:space="preserve">the critical vessel level fault (FLT-2) shall be engaged, and the system shall </w:t>
-      </w:r>
-      <w:r>
-        <w:t>shut down</w:t>
-      </w:r>
-      <w:r>
-        <w:t xml:space="preserve">. </w:t>
-      </w:r>
-    </w:p>
-    <w:p>
-      <w:pPr>
-        <w:pStyle w:val="Heading2"/>
-      </w:pPr>
-      <w:bookmarkStart w:id="26" w:name="_Toc240452892"/>
-      <w:r>
-        <w:t>Redundancy Control</w:t>
-      </w:r>
-      <w:bookmarkEnd w:id="26"/>
-    </w:p>
-    <w:p>
-      <w:r>
-        <w:t xml:space="preserve">Should </w:t>
-      </w:r>
-      <w:r>
-        <w:t xml:space="preserve">SIG-21 </w:t>
-      </w:r>
-      <w:r>
-        <w:t xml:space="preserve">be engaged, but </w:t>
-      </w:r>
-      <w:r>
-        <w:t>S</w:t>
-      </w:r>
-      <w:r>
-        <w:t>IG</w:t>
-      </w:r>
-      <w:r>
-        <w:t>-20</w:t>
-      </w:r>
-      <w:r>
-        <w:t xml:space="preserve"> </w:t>
-      </w:r>
-      <w:r>
-        <w:t>remain disengaged, the</w:t>
-      </w:r>
-      <w:r>
-        <w:t xml:space="preserve"> Level Sensor Malfunction fault (FLT-4) shall engage, and the system shall </w:t>
-      </w:r>
-      <w:r>
-        <w:t>shut down</w:t>
-      </w:r>
-      <w:r>
-        <w:t>.</w:t>
-      </w:r>
-    </w:p>
-    <w:p/>
-    <w:p>
-      <w:pPr>
-        <w:pStyle w:val="Heading1"/>
-      </w:pPr>
-      <w:bookmarkStart w:id="27" w:name="_Toc240452893"/>
-      <w:r>
-        <w:t xml:space="preserve">Conductivity </w:t>
-      </w:r>
-      <w:r>
-        <w:t>Control</w:t>
-      </w:r>
-      <w:bookmarkEnd w:id="27"/>
-    </w:p>
-    <w:p>
-      <w:pPr>
-        <w:pStyle w:val="Heading2"/>
-      </w:pPr>
-      <w:bookmarkStart w:id="28" w:name="_Toc240452894"/>
-      <w:r>
-        <w:t>Signal Processing</w:t>
-      </w:r>
-      <w:bookmarkEnd w:id="28"/>
-    </w:p>
-    <w:p>
-      <w:r>
-        <w:t xml:space="preserve">The conductivity sensor shall </w:t>
-      </w:r>
-      <w:r>
-        <w:t xml:space="preserve">communicate to the PLC using a 4-20mA </w:t>
-      </w:r>
-      <w:r>
-        <w:t>WORD-valued signal (PHY-</w:t>
-      </w:r>
-      <w:r>
-        <w:t>7). The WORD-valued signal shall be converted into a REAL-valued signal</w:t>
-      </w:r>
-      <w:r>
-        <w:t xml:space="preserve"> (SIG-7). </w:t>
-      </w:r>
-      <w:r>
-        <w:t>Additionally,</w:t>
-      </w:r>
-      <w:r>
-        <w:t xml:space="preserve"> the conductivity</w:t>
-      </w:r>
-      <w:r>
-        <w:t xml:space="preserve"> sensor shall communicate integrated alarm and fault trips by communicating to the PLC through 0-24V BOOL-valued signal (PHY</w:t>
-      </w:r>
-      <w:r>
-        <w:t xml:space="preserve">-8, PHY-9). </w:t>
-      </w:r>
-      <w:r>
-        <w:t>The alarm and fault trip signals shall be passed through a Hysteresis filter</w:t>
-      </w:r>
-      <w:r>
-        <w:t>, requiring 500mS of stability before engaging the filtered alarm and fault signals (SIG-</w:t>
-      </w:r>
-      <w:r>
-        <w:t>23, SIG-24).</w:t>
-      </w:r>
-    </w:p>
-    <w:p>
-      <w:r>
-        <w:lastRenderedPageBreak/>
-        <w:t xml:space="preserve">In addition to the alarm and fault trips in the conductivity sensor, the </w:t>
-      </w:r>
-      <w:r>
-        <w:t>REAL-valued signal shall also be observed for the same alarm and fault conditions.</w:t>
-      </w:r>
-      <w:r>
-        <w:t xml:space="preserve"> The REAL-valued signal shall be passed through a hysteresis filter, requiring </w:t>
-      </w:r>
-      <w:r>
-        <w:t xml:space="preserve">500 </w:t>
-      </w:r>
-      <w:proofErr w:type="spellStart"/>
-      <w:r>
-        <w:t>m</w:t>
-      </w:r>
-      <w:r>
-        <w:t>s</w:t>
-      </w:r>
-      <w:proofErr w:type="spellEnd"/>
-      <w:r>
-        <w:t xml:space="preserve"> of stability before </w:t>
-      </w:r>
-      <w:r>
-        <w:t>its value is classified as an alarm or fault condition.</w:t>
-      </w:r>
-    </w:p>
-    <w:p>
-      <w:pPr>
-        <w:pStyle w:val="Heading2"/>
-      </w:pPr>
-      <w:bookmarkStart w:id="29" w:name="_Toc240452895"/>
-      <w:r>
-        <w:t>Conductivity Monitoring</w:t>
-      </w:r>
-      <w:bookmarkEnd w:id="29"/>
-    </w:p>
-    <w:p>
-      <w:r>
-        <w:t xml:space="preserve">Should </w:t>
-      </w:r>
-      <w:r>
-        <w:t xml:space="preserve">the </w:t>
-      </w:r>
-      <w:r>
         <w:t>conductivity sensor alarm trip,</w:t>
       </w:r>
       <w:r>
@@ -7798,16 +7773,11 @@
       <w:r>
         <w:t xml:space="preserve"> at or greater than 0.9 </w:t>
       </w:r>
-      <w:proofErr w:type="spellStart"/>
       <w:r>
         <w:t>μ</w:t>
       </w:r>
       <w:r>
-        <w:t>S</w:t>
-      </w:r>
-      <w:proofErr w:type="spellEnd"/>
-      <w:r>
-        <w:t xml:space="preserve">/cm </w:t>
+        <w:t xml:space="preserve">S/cm </w:t>
       </w:r>
       <w:r>
         <w:t>at</w:t>
@@ -7821,16 +7791,11 @@
       <w:r>
         <w:t xml:space="preserve"> alarm (ALM-3) shall be engaged. Should the conductivity sensor alarm trip, and the conductivity sensor fault trip, and the REAL-valued signal observe a conductivity greater than 1 </w:t>
       </w:r>
-      <w:proofErr w:type="spellStart"/>
       <w:r>
         <w:t>μ</w:t>
       </w:r>
       <w:r>
-        <w:t>S</w:t>
-      </w:r>
-      <w:proofErr w:type="spellEnd"/>
-      <w:r>
-        <w:t xml:space="preserve">/cm </w:t>
+        <w:t xml:space="preserve">S/cm </w:t>
       </w:r>
       <w:r>
         <w:t>at</w:t>
@@ -7897,16 +7862,11 @@
       <w:r>
         <w:t xml:space="preserve">fails to observe a conductivity at or greater than 0.9 </w:t>
       </w:r>
-      <w:proofErr w:type="spellStart"/>
       <w:r>
         <w:t>μ</w:t>
       </w:r>
       <w:r>
-        <w:t>S</w:t>
-      </w:r>
-      <w:proofErr w:type="spellEnd"/>
-      <w:r>
-        <w:t>/cm at 25°C</w:t>
+        <w:t>S/cm at 25°C</w:t>
       </w:r>
       <w:r>
         <w:t xml:space="preserve"> after an elapsed time of 2 seconds,</w:t>
@@ -7917,16 +7877,11 @@
       <w:r>
         <w:t xml:space="preserve"> SIG-7 observe a conductivity at or greater than 0.9 </w:t>
       </w:r>
-      <w:proofErr w:type="spellStart"/>
       <w:r>
         <w:t>μ</w:t>
       </w:r>
       <w:r>
-        <w:t>S</w:t>
-      </w:r>
-      <w:proofErr w:type="spellEnd"/>
-      <w:r>
-        <w:t>/cm at 25°C,</w:t>
+        <w:t>S/cm at 25°C,</w:t>
       </w:r>
       <w:r>
         <w:t xml:space="preserve"> but the conductivity alarm trip fails to engage after an elapsed time of 2 seconds, FLT-5 shall be engaged. Should both the conductivity sensor alarm trip engage, and the conductivity sensor fault trip engage, but the </w:t>
@@ -7943,16 +7898,11 @@
       <w:r>
         <w:t xml:space="preserve"> </w:t>
       </w:r>
-      <w:proofErr w:type="spellStart"/>
       <w:r>
         <w:t>μ</w:t>
       </w:r>
       <w:r>
-        <w:t>S</w:t>
-      </w:r>
-      <w:proofErr w:type="spellEnd"/>
-      <w:r>
-        <w:t>/cm at 25°C</w:t>
+        <w:t>S/cm at 25°C</w:t>
       </w:r>
       <w:r>
         <w:t xml:space="preserve"> after an elapsed time of 2 seconds</w:t>
@@ -7972,16 +7922,11 @@
       <w:r>
         <w:t xml:space="preserve">1 </w:t>
       </w:r>
-      <w:proofErr w:type="spellStart"/>
       <w:r>
         <w:t>μ</w:t>
       </w:r>
       <w:r>
-        <w:t>S</w:t>
-      </w:r>
-      <w:proofErr w:type="spellEnd"/>
-      <w:r>
-        <w:t>/cm at 25°C after an elapsed time of 2 seconds, FLT-5 shall be engaged</w:t>
+        <w:t>S/cm at 25°C after an elapsed time of 2 seconds, FLT-5 shall be engaged</w:t>
       </w:r>
     </w:p>
     <w:p/>

--- a/Documentation/Control_Narrative.docx
+++ b/Documentation/Control_Narrative.docx
@@ -3992,6 +3992,7 @@
           <w:numId w:val="2"/>
         </w:numPr>
       </w:pPr>
+      <w:proofErr w:type="spellStart"/>
       <w:r>
         <w:rPr>
           <w:b/>
@@ -3999,6 +4000,7 @@
         </w:rPr>
         <w:t>μS</w:t>
       </w:r>
+      <w:proofErr w:type="spellEnd"/>
       <w:r>
         <w:t>: Micro Siemens</w:t>
       </w:r>
@@ -4049,6 +4051,7 @@
           <w:numId w:val="2"/>
         </w:numPr>
       </w:pPr>
+      <w:proofErr w:type="spellStart"/>
       <w:r>
         <w:rPr>
           <w:b/>
@@ -4056,6 +4059,7 @@
         </w:rPr>
         <w:t>ms</w:t>
       </w:r>
+      <w:proofErr w:type="spellEnd"/>
       <w:r>
         <w:t>: Milliseconds</w:t>
       </w:r>
@@ -4334,7 +4338,17 @@
         <w:t xml:space="preserve">All </w:t>
       </w:r>
       <w:r>
-        <w:t>internal signal tags shall have a “SIG-” prefix, followed by an integer. The integer following the prefix shall range, inclusively, from 1 to 25. “SIG-1” is an example of a tag for a internal signal. For more details, please see PLC Point List.</w:t>
+        <w:t xml:space="preserve">internal signal tags shall have a “SIG-” prefix, followed by an integer. The integer following the prefix shall range, inclusively, from 1 to 25. “SIG-1” is an example of a tag for </w:t>
+      </w:r>
+      <w:proofErr w:type="spellStart"/>
+      <w:proofErr w:type="gramStart"/>
+      <w:r>
+        <w:t>a</w:t>
+      </w:r>
+      <w:proofErr w:type="spellEnd"/>
+      <w:proofErr w:type="gramEnd"/>
+      <w:r>
+        <w:t xml:space="preserve"> internal signal. For more details, please see PLC Point List.</w:t>
       </w:r>
     </w:p>
     <w:p>
@@ -4346,9 +4360,11 @@
       <w:r>
         <w:t>All fault signals tags shall have a “FLT</w:t>
       </w:r>
+      <w:proofErr w:type="gramStart"/>
       <w:r>
         <w:t xml:space="preserve">-“  </w:t>
       </w:r>
+      <w:proofErr w:type="gramEnd"/>
       <w:r>
         <w:t>prefix, followed by an integer. The integer following the prefix shall range, inclusively, from 1 to 17. “FLT-1” is an example of a tag for an alarm signal. For more details, please see the PLC Point List.</w:t>
       </w:r>
@@ -4369,6 +4385,11 @@
     </w:p>
     <w:p>
       <w:r>
+        <w:t>The DI Water Cooling Skid may be referred to as “cooling skid” throughout this document.</w:t>
+      </w:r>
+    </w:p>
+    <w:p>
+      <w:r>
         <w:t xml:space="preserve">This control narrative </w:t>
       </w:r>
       <w:r>
@@ -4460,7 +4481,11 @@
         <w:t xml:space="preserve"> Therefore, complete conversion of total flow into throughput flow </w:t>
       </w:r>
       <w:r>
-        <w:t>shall equal n</w:t>
+        <w:t xml:space="preserve">shall </w:t>
+      </w:r>
+      <w:r>
+        <w:lastRenderedPageBreak/>
+        <w:t>equal n</w:t>
       </w:r>
       <w:r>
         <w:t xml:space="preserve">o bypass flow and </w:t>
@@ -4526,421 +4551,518 @@
         <w:t>”</w:t>
       </w:r>
       <w:r>
+        <w:t xml:space="preserve">. Likewise complete conversion of total flow into bypass flow </w:t>
+      </w:r>
+      <w:r>
+        <w:t xml:space="preserve">shall equal zero bypass flow and </w:t>
+      </w:r>
+      <w:r>
+        <w:t xml:space="preserve">may be </w:t>
+      </w:r>
+      <w:r>
+        <w:t>referred</w:t>
+      </w:r>
+      <w:r>
+        <w:t xml:space="preserve"> to as </w:t>
+      </w:r>
+      <w:r>
+        <w:t>“</w:t>
+      </w:r>
+      <w:r>
+        <w:t xml:space="preserve">0% throughput </w:t>
+      </w:r>
+      <w:r>
+        <w:t xml:space="preserve">flow” or “100% bypass flow”. It also may be </w:t>
+      </w:r>
+      <w:r>
+        <w:t>referred</w:t>
+      </w:r>
+      <w:r>
+        <w:t xml:space="preserve"> to as </w:t>
+      </w:r>
+      <w:r>
+        <w:t>“</w:t>
+      </w:r>
+      <w:r>
+        <w:t>no throughput flow</w:t>
+      </w:r>
+      <w:r>
+        <w:t>”</w:t>
+      </w:r>
+      <w:r>
+        <w:t xml:space="preserve"> or “complete bypass flow”.</w:t>
+      </w:r>
+      <w:r>
+        <w:t xml:space="preserve"> </w:t>
+      </w:r>
+    </w:p>
+    <w:p>
+      <w:r>
+        <w:t xml:space="preserve">References 3-way electrically actuated valve shall henceforth be </w:t>
+      </w:r>
+      <w:r>
+        <w:t>referred</w:t>
+      </w:r>
+      <w:r>
+        <w:t xml:space="preserve"> to as the “control valve.”</w:t>
+      </w:r>
+      <w:r>
+        <w:t xml:space="preserve"> The</w:t>
+      </w:r>
+      <w:r>
+        <w:t xml:space="preserve"> </w:t>
+      </w:r>
+      <w:r>
+        <w:t xml:space="preserve">orifice </w:t>
+      </w:r>
+      <w:r>
+        <w:t>within the valve th</w:t>
+      </w:r>
+      <w:r>
+        <w:t>at</w:t>
+      </w:r>
+      <w:r>
+        <w:t xml:space="preserve"> directs total flow </w:t>
+      </w:r>
+      <w:r>
+        <w:t>in</w:t>
+      </w:r>
+      <w:r>
+        <w:t>to</w:t>
+      </w:r>
+      <w:r>
+        <w:t xml:space="preserve"> throughput flow shall be referenced to as</w:t>
+      </w:r>
+      <w:r>
+        <w:t xml:space="preserve"> the</w:t>
+      </w:r>
+      <w:r>
+        <w:t xml:space="preserve"> “opening</w:t>
+      </w:r>
+      <w:r>
+        <w:t>.</w:t>
+      </w:r>
+      <w:r>
+        <w:t>”</w:t>
+      </w:r>
+      <w:r>
+        <w:t xml:space="preserve"> </w:t>
+      </w:r>
+      <w:r>
+        <w:t xml:space="preserve">The </w:t>
+      </w:r>
+      <w:r>
+        <w:t>extent</w:t>
+      </w:r>
+      <w:r>
+        <w:t xml:space="preserve"> to which the</w:t>
+      </w:r>
+      <w:r>
+        <w:t xml:space="preserve"> </w:t>
+      </w:r>
+      <w:r>
+        <w:t xml:space="preserve">opening </w:t>
+      </w:r>
+      <w:r>
+        <w:t>is</w:t>
+      </w:r>
+      <w:r>
+        <w:t xml:space="preserve"> </w:t>
+      </w:r>
+      <w:r>
+        <w:t>not obstructed by the spool of the control valve,</w:t>
+      </w:r>
+      <w:r>
+        <w:t xml:space="preserve"> shall be</w:t>
+      </w:r>
+      <w:r>
+        <w:t xml:space="preserve"> </w:t>
+      </w:r>
+      <w:r>
+        <w:t>referred</w:t>
+      </w:r>
+      <w:r>
+        <w:t xml:space="preserve"> to as “</w:t>
+      </w:r>
+      <w:r>
+        <w:t>closed</w:t>
+      </w:r>
+      <w:r>
+        <w:t>.” Inversely</w:t>
+      </w:r>
+      <w:r>
+        <w:t xml:space="preserve"> the extent to which the opening is not obstructed by the</w:t>
+      </w:r>
+      <w:r>
+        <w:t xml:space="preserve"> spool of the control valve</w:t>
+      </w:r>
+      <w:r>
+        <w:t xml:space="preserve"> </w:t>
+      </w:r>
+      <w:r>
+        <w:t xml:space="preserve">shall be referred to as “open” or “openness.” </w:t>
+      </w:r>
+    </w:p>
+    <w:p>
+      <w:r>
+        <w:t xml:space="preserve">The degree to which the </w:t>
+      </w:r>
+      <w:r>
+        <w:t xml:space="preserve">opening is or is not obstructed </w:t>
+      </w:r>
+      <w:r>
+        <w:t xml:space="preserve">shall be represented as a </w:t>
+      </w:r>
+      <w:r>
+        <w:t>percentage</w:t>
+      </w:r>
+      <w:r>
         <w:t xml:space="preserve">. </w:t>
       </w:r>
       <w:r>
+        <w:t xml:space="preserve">Hence, </w:t>
+      </w:r>
+      <w:r>
+        <w:t>the degree to which</w:t>
+      </w:r>
+      <w:r>
+        <w:t xml:space="preserve"> the opening is</w:t>
+      </w:r>
+      <w:r>
+        <w:t xml:space="preserve"> </w:t>
+      </w:r>
+      <w:r>
+        <w:t>unobstructed</w:t>
+      </w:r>
+      <w:r>
+        <w:t xml:space="preserve"> </w:t>
+      </w:r>
+      <w:r>
+        <w:t>shall always</w:t>
+      </w:r>
+      <w:r>
+        <w:t xml:space="preserve"> equal the degree </w:t>
+      </w:r>
+      <w:r>
+        <w:t xml:space="preserve">of </w:t>
+      </w:r>
+      <w:r>
+        <w:t>which the</w:t>
+      </w:r>
+      <w:r>
+        <w:t xml:space="preserve"> lack thereof any </w:t>
+      </w:r>
+      <w:r>
+        <w:t>obstruction</w:t>
+      </w:r>
+      <w:r>
+        <w:t xml:space="preserve"> </w:t>
+      </w:r>
+      <w:r>
+        <w:t xml:space="preserve">exists. </w:t>
+      </w:r>
+      <w:r>
+        <w:t>Therefore, complete</w:t>
+      </w:r>
+      <w:r>
+        <w:t xml:space="preserve"> obstruction shall equal no un-obstruction</w:t>
+      </w:r>
+      <w:r>
+        <w:t xml:space="preserve"> and thus</w:t>
+      </w:r>
+      <w:r>
+        <w:t xml:space="preserve"> </w:t>
+      </w:r>
+      <w:r>
+        <w:t xml:space="preserve">may be referred to as “0% open” </w:t>
+      </w:r>
+      <w:r>
+        <w:t>or</w:t>
+      </w:r>
+      <w:r>
+        <w:t xml:space="preserve"> “100% closed</w:t>
+      </w:r>
+      <w:r>
+        <w:t>.</w:t>
+      </w:r>
+      <w:r>
+        <w:t>”</w:t>
+      </w:r>
+      <w:r>
+        <w:t xml:space="preserve"> It also may be referred </w:t>
+      </w:r>
+      <w:r>
+        <w:t>as</w:t>
+      </w:r>
+      <w:r>
+        <w:t xml:space="preserve"> “not open”</w:t>
+      </w:r>
+      <w:r>
+        <w:t xml:space="preserve"> or “completely</w:t>
+      </w:r>
+      <w:r>
+        <w:t xml:space="preserve"> </w:t>
+      </w:r>
+      <w:r>
+        <w:t>closed”</w:t>
+      </w:r>
+      <w:r>
+        <w:t xml:space="preserve">. </w:t>
+      </w:r>
+      <w:r>
+        <w:t>Likewise</w:t>
+      </w:r>
+      <w:r>
+        <w:t>,</w:t>
+      </w:r>
+      <w:r>
+        <w:t xml:space="preserve"> complete un-obstruction of the opening </w:t>
+      </w:r>
+      <w:r>
+        <w:t xml:space="preserve">or no obstruction of the opening </w:t>
+      </w:r>
+      <w:r>
+        <w:t xml:space="preserve">may be </w:t>
+      </w:r>
+      <w:r>
+        <w:t>referred</w:t>
+      </w:r>
+      <w:r>
+        <w:t xml:space="preserve"> to as “100% open”,</w:t>
+      </w:r>
+      <w:r>
+        <w:t xml:space="preserve"> or “0% closed.” It also may be referred to as “completely open” or “not closed.”</w:t>
+      </w:r>
+      <w:r>
+        <w:t xml:space="preserve"> The degree of obstruction or</w:t>
+      </w:r>
+      <w:r>
+        <w:t xml:space="preserve"> un-</w:t>
+      </w:r>
+      <w:r>
+        <w:t>obstruction</w:t>
+      </w:r>
+      <w:r>
+        <w:t xml:space="preserve"> shall range inclusively between 0% and 100%. </w:t>
+      </w:r>
+    </w:p>
+    <w:p>
+      <w:r>
+        <w:t>The meaning of some component of the cooling skid to be “engaged” or “disengaged”</w:t>
+      </w:r>
+      <w:r>
+        <w:t xml:space="preserve"> shall be</w:t>
+      </w:r>
+      <w:r>
+        <w:t xml:space="preserve"> </w:t>
+      </w:r>
+      <w:r>
+        <w:t xml:space="preserve">dependent </w:t>
+      </w:r>
+      <w:r>
+        <w:t>on the component that is being engaged. An engaged primary or secondary pump shall mean the primary or secondary pump is receiving power. A disengaged primary or secondary pump shall mean the primary or secondary is not receiving power.</w:t>
+      </w:r>
+      <w:r>
+        <w:t xml:space="preserve"> Engaged fans shall mean that the fans attached to the heat exchanger are receiving power</w:t>
+      </w:r>
+      <w:r>
+        <w:t>. Disengaged fans shall mean that the fans attached to the heat exchanger are not receiving power</w:t>
+      </w:r>
+      <w:r>
+        <w:t xml:space="preserve"> </w:t>
+      </w:r>
+      <w:proofErr w:type="gramStart"/>
+      <w:r>
+        <w:t>For</w:t>
+      </w:r>
+      <w:proofErr w:type="gramEnd"/>
+      <w:r>
+        <w:t xml:space="preserve"> a binary signal, an engaged signal means that the Boolean value of the signal equals TRUE or that the signal has been set to high. A disengaged signal means that the Boolean value of the signal has been set to false or is set low.</w:t>
+      </w:r>
+      <w:r>
+        <w:t xml:space="preserve"> </w:t>
+      </w:r>
+      <w:r>
+        <w:t xml:space="preserve"> An engaged switch shall mean that the switch has completed the physical or digital circuit, allowing for power or data to flow. A disengaged switch shall mean</w:t>
+      </w:r>
+      <w:r>
+        <w:t xml:space="preserve"> that switch has made the physical or digital circuit incomplete, blocking power or data from flowing. </w:t>
+      </w:r>
+      <w:r>
+        <w:t xml:space="preserve"> </w:t>
+      </w:r>
+      <w:r>
+        <w:t xml:space="preserve">An </w:t>
+      </w:r>
+      <w:r>
+        <w:t xml:space="preserve">engaged control valve shall mean that the </w:t>
+      </w:r>
+      <w:r>
+        <w:t xml:space="preserve">openness of the valve is changing. A disengaged control valve shall mean that the openness of the </w:t>
+      </w:r>
+      <w:r>
+        <w:t>valve</w:t>
+      </w:r>
+      <w:r>
+        <w:t xml:space="preserve"> remains unchanged. </w:t>
+      </w:r>
+      <w:r>
+        <w:t>A</w:t>
+      </w:r>
+      <w:r>
+        <w:t>n</w:t>
+      </w:r>
+      <w:r>
+        <w:t xml:space="preserve"> engaged</w:t>
+      </w:r>
+      <w:r>
+        <w:t xml:space="preserve"> (non-binary)</w:t>
+      </w:r>
+      <w:r>
+        <w:t xml:space="preserve"> continuous </w:t>
+      </w:r>
+      <w:r>
+        <w:t>signal shall</w:t>
+      </w:r>
+      <w:r>
+        <w:t xml:space="preserve"> mean that the signal is changing in its</w:t>
+      </w:r>
+      <w:r>
+        <w:t xml:space="preserve"> bit-defined</w:t>
+      </w:r>
+      <w:r>
+        <w:t xml:space="preserve"> value</w:t>
+      </w:r>
+      <w:r>
+        <w:t xml:space="preserve"> or is</w:t>
+      </w:r>
+      <w:r>
+        <w:t xml:space="preserve"> dynamically changing</w:t>
+      </w:r>
+      <w:r>
+        <w:t>. A disengaged continuous signal shall mean that the signal is not changing its</w:t>
+      </w:r>
+      <w:r>
+        <w:t xml:space="preserve"> bit-based</w:t>
+      </w:r>
+      <w:r>
+        <w:t xml:space="preserve"> value</w:t>
+      </w:r>
+      <w:r>
+        <w:t xml:space="preserve"> or is not dynamically changing</w:t>
+      </w:r>
+      <w:r>
+        <w:t xml:space="preserve"> (i.e. static)</w:t>
+      </w:r>
+      <w:r>
+        <w:t>.</w:t>
+      </w:r>
+      <w:r>
+        <w:t xml:space="preserve"> </w:t>
+      </w:r>
+    </w:p>
+    <w:p>
+      <w:r>
         <w:lastRenderedPageBreak/>
-        <w:t xml:space="preserve">Likewise complete conversion of total flow into bypass flow </w:t>
-      </w:r>
-      <w:r>
-        <w:t xml:space="preserve">shall equal zero bypass flow and </w:t>
-      </w:r>
-      <w:r>
-        <w:t xml:space="preserve">may be </w:t>
+        <w:t xml:space="preserve">The cooling skid contains a primary and secondary electrically actuated pump. Either pump may be engaged. An engaged pump, whether the primary or secondary pump, shall be referred to as the “active” pumps, and the disengaged pump, whether the primary or secondary pump, shall be </w:t>
       </w:r>
       <w:r>
         <w:t>referred</w:t>
       </w:r>
       <w:r>
-        <w:t xml:space="preserve"> to as </w:t>
-      </w:r>
-      <w:r>
-        <w:t>“</w:t>
-      </w:r>
-      <w:r>
-        <w:t xml:space="preserve">0% throughput </w:t>
-      </w:r>
-      <w:r>
-        <w:t xml:space="preserve">flow” or “100% bypass flow”. It also may be </w:t>
-      </w:r>
-      <w:r>
-        <w:t>referred</w:t>
-      </w:r>
-      <w:r>
-        <w:t xml:space="preserve"> to as </w:t>
-      </w:r>
-      <w:r>
-        <w:t>“</w:t>
-      </w:r>
-      <w:r>
-        <w:t>no throughput flow</w:t>
-      </w:r>
-      <w:r>
-        <w:t>”</w:t>
-      </w:r>
-      <w:r>
-        <w:t xml:space="preserve"> or “complete bypass flow”.</w:t>
-      </w:r>
-      <w:r>
-        <w:t xml:space="preserve"> </w:t>
-      </w:r>
-    </w:p>
-    <w:p>
-      <w:r>
-        <w:t xml:space="preserve">References 3-way electrically actuated valve shall henceforth be </w:t>
-      </w:r>
-      <w:r>
-        <w:t>referred</w:t>
-      </w:r>
-      <w:r>
-        <w:t xml:space="preserve"> to as the “control valve.”</w:t>
-      </w:r>
-      <w:r>
-        <w:t xml:space="preserve"> The</w:t>
-      </w:r>
-      <w:r>
-        <w:t xml:space="preserve"> </w:t>
-      </w:r>
-      <w:r>
-        <w:t xml:space="preserve">orifice </w:t>
-      </w:r>
-      <w:r>
-        <w:t>within the valve th</w:t>
-      </w:r>
-      <w:r>
-        <w:t>at</w:t>
-      </w:r>
-      <w:r>
-        <w:t xml:space="preserve"> directs total flow </w:t>
-      </w:r>
-      <w:r>
-        <w:t>in</w:t>
-      </w:r>
-      <w:r>
-        <w:t>to</w:t>
-      </w:r>
-      <w:r>
-        <w:t xml:space="preserve"> throughput flow shall be referenced to as</w:t>
-      </w:r>
-      <w:r>
-        <w:t xml:space="preserve"> the</w:t>
-      </w:r>
-      <w:r>
-        <w:t xml:space="preserve"> “opening</w:t>
-      </w:r>
-      <w:r>
-        <w:t>.</w:t>
-      </w:r>
-      <w:r>
-        <w:t>”</w:t>
-      </w:r>
-      <w:r>
-        <w:t xml:space="preserve"> </w:t>
-      </w:r>
-      <w:r>
-        <w:t xml:space="preserve">The </w:t>
-      </w:r>
-      <w:r>
-        <w:t>extent</w:t>
-      </w:r>
-      <w:r>
-        <w:t xml:space="preserve"> to which the</w:t>
-      </w:r>
-      <w:r>
-        <w:t xml:space="preserve"> </w:t>
-      </w:r>
-      <w:r>
-        <w:t xml:space="preserve">opening </w:t>
-      </w:r>
-      <w:r>
-        <w:t>is</w:t>
-      </w:r>
-      <w:r>
-        <w:t xml:space="preserve"> </w:t>
-      </w:r>
-      <w:r>
-        <w:t>not obstructed by the spool of the control valve,</w:t>
-      </w:r>
-      <w:r>
-        <w:t xml:space="preserve"> shall be</w:t>
-      </w:r>
-      <w:r>
-        <w:t xml:space="preserve"> </w:t>
-      </w:r>
-      <w:r>
-        <w:t>referred</w:t>
-      </w:r>
-      <w:r>
-        <w:t xml:space="preserve"> to as “</w:t>
-      </w:r>
-      <w:r>
-        <w:t>closed</w:t>
-      </w:r>
-      <w:r>
-        <w:t>.” Inversely</w:t>
-      </w:r>
-      <w:r>
-        <w:t xml:space="preserve"> the extent to which the opening is not obstructed by the</w:t>
-      </w:r>
-      <w:r>
-        <w:t xml:space="preserve"> spool of the control valve</w:t>
-      </w:r>
-      <w:r>
-        <w:t xml:space="preserve"> </w:t>
-      </w:r>
-      <w:r>
-        <w:t xml:space="preserve">shall be referred to as “open” or “openness.” </w:t>
-      </w:r>
-    </w:p>
-    <w:p>
-      <w:r>
-        <w:t xml:space="preserve">The degree to which the </w:t>
-      </w:r>
-      <w:r>
-        <w:t xml:space="preserve">opening is or is not obstructed </w:t>
-      </w:r>
-      <w:r>
-        <w:t xml:space="preserve">shall be represented as a </w:t>
-      </w:r>
-      <w:r>
-        <w:t>percentage</w:t>
-      </w:r>
-      <w:r>
-        <w:t xml:space="preserve">. </w:t>
-      </w:r>
-      <w:r>
-        <w:t xml:space="preserve">Hence, </w:t>
-      </w:r>
-      <w:r>
-        <w:t>the degree to which</w:t>
-      </w:r>
-      <w:r>
-        <w:t xml:space="preserve"> the opening is</w:t>
-      </w:r>
-      <w:r>
-        <w:t xml:space="preserve"> </w:t>
-      </w:r>
-      <w:r>
-        <w:t>unobstructed</w:t>
-      </w:r>
-      <w:r>
-        <w:t xml:space="preserve"> </w:t>
-      </w:r>
-      <w:r>
-        <w:t>shall always</w:t>
-      </w:r>
-      <w:r>
-        <w:t xml:space="preserve"> equal the degree </w:t>
-      </w:r>
-      <w:r>
-        <w:t xml:space="preserve">of </w:t>
-      </w:r>
-      <w:r>
-        <w:t>which the</w:t>
-      </w:r>
-      <w:r>
-        <w:t xml:space="preserve"> lack thereof any </w:t>
-      </w:r>
-      <w:r>
-        <w:t>obstruction</w:t>
-      </w:r>
-      <w:r>
-        <w:t xml:space="preserve"> </w:t>
-      </w:r>
-      <w:r>
-        <w:t xml:space="preserve">exists. </w:t>
-      </w:r>
-      <w:r>
-        <w:t>Therefore, complete</w:t>
-      </w:r>
-      <w:r>
-        <w:t xml:space="preserve"> obstruction shall equal no un-obstruction</w:t>
-      </w:r>
-      <w:r>
-        <w:t xml:space="preserve"> and thus</w:t>
-      </w:r>
-      <w:r>
-        <w:t xml:space="preserve"> </w:t>
-      </w:r>
-      <w:r>
-        <w:t xml:space="preserve">may be referred to as “0% open” </w:t>
-      </w:r>
-      <w:r>
-        <w:t>or</w:t>
-      </w:r>
-      <w:r>
-        <w:t xml:space="preserve"> “100% closed</w:t>
-      </w:r>
-      <w:r>
-        <w:t>.</w:t>
-      </w:r>
-      <w:r>
-        <w:t>”</w:t>
-      </w:r>
-      <w:r>
-        <w:t xml:space="preserve"> It also may be referred </w:t>
-      </w:r>
-      <w:r>
-        <w:t>as</w:t>
-      </w:r>
-      <w:r>
-        <w:t xml:space="preserve"> “not open”</w:t>
-      </w:r>
-      <w:r>
-        <w:t xml:space="preserve"> or “completely</w:t>
-      </w:r>
-      <w:r>
-        <w:t xml:space="preserve"> </w:t>
-      </w:r>
-      <w:r>
-        <w:t>closed”</w:t>
-      </w:r>
-      <w:r>
-        <w:t xml:space="preserve">. </w:t>
-      </w:r>
-      <w:r>
-        <w:t>Likewise</w:t>
-      </w:r>
-      <w:r>
-        <w:t>,</w:t>
-      </w:r>
-      <w:r>
-        <w:t xml:space="preserve"> complete un-obstruction of the opening </w:t>
-      </w:r>
-      <w:r>
-        <w:t xml:space="preserve">or no obstruction of the opening </w:t>
-      </w:r>
-      <w:r>
-        <w:t xml:space="preserve">may be </w:t>
-      </w:r>
-      <w:r>
-        <w:t>referred</w:t>
-      </w:r>
-      <w:r>
-        <w:t xml:space="preserve"> to as “100% open”,</w:t>
-      </w:r>
-      <w:r>
-        <w:t xml:space="preserve"> or “0% closed.” It also may be referred to as “completely open” or “not closed.”</w:t>
-      </w:r>
-      <w:r>
-        <w:t xml:space="preserve"> The degree of obstruction or</w:t>
-      </w:r>
-      <w:r>
-        <w:t xml:space="preserve"> un-</w:t>
-      </w:r>
-      <w:r>
-        <w:t>obstruction</w:t>
-      </w:r>
-      <w:r>
-        <w:t xml:space="preserve"> shall range inclusively between 0% and 100%. </w:t>
-      </w:r>
-    </w:p>
-    <w:p>
-      <w:r>
-        <w:t>The meaning of some component of the cooling skid to be “engaged” or “disengaged”</w:t>
-      </w:r>
-      <w:r>
-        <w:t xml:space="preserve"> shall be</w:t>
-      </w:r>
-      <w:r>
-        <w:t xml:space="preserve"> </w:t>
-      </w:r>
-      <w:r>
-        <w:t xml:space="preserve">dependent </w:t>
-      </w:r>
-      <w:r>
-        <w:t>on the component that is being engaged. An engaged primary or secondary pump shall mean the primary or secondary pump is receiving power. A disengaged primary or secondary pump shall mean the primary or secondary is not receiving power.</w:t>
-      </w:r>
-      <w:r>
-        <w:t xml:space="preserve"> Engaged fans shall mean that the fans attached to the heat exchanger are receiving power</w:t>
-      </w:r>
-      <w:r>
-        <w:t>. Disengaged fans shall mean that the fans attached to the heat exchanger are not receiving power</w:t>
-      </w:r>
-      <w:r>
-        <w:t xml:space="preserve"> For a binary signal, an engaged signal means that the Boolean value of the signal equals TRUE or that the signal has been set to high. A disengaged signal means that the Boolean value of the signal has been set to false or is set low.</w:t>
-      </w:r>
-      <w:r>
-        <w:t xml:space="preserve"> </w:t>
-      </w:r>
-      <w:r>
-        <w:t xml:space="preserve"> An engaged switch shall mean that the switch has completed the physical or digital circuit, allowing for power or data to flow. A disengaged switch shall mean</w:t>
-      </w:r>
-      <w:r>
-        <w:t xml:space="preserve"> that switch has made the physical or digital circuit incomplete, blocking power or data from flowing. </w:t>
-      </w:r>
-      <w:r>
-        <w:t xml:space="preserve"> </w:t>
-      </w:r>
-      <w:r>
-        <w:t xml:space="preserve">An </w:t>
-      </w:r>
-      <w:r>
-        <w:t xml:space="preserve">engaged control valve shall mean that the </w:t>
-      </w:r>
-      <w:r>
-        <w:t xml:space="preserve">openness of the valve is changing. A disengaged control valve shall mean that the openness of the </w:t>
-      </w:r>
-      <w:r>
-        <w:t>valve</w:t>
-      </w:r>
-      <w:r>
-        <w:t xml:space="preserve"> remains unchanged. </w:t>
-      </w:r>
-      <w:r>
-        <w:t>A</w:t>
-      </w:r>
-      <w:r>
-        <w:t>n</w:t>
-      </w:r>
-      <w:r>
-        <w:t xml:space="preserve"> engaged</w:t>
-      </w:r>
-      <w:r>
-        <w:t xml:space="preserve"> (non-binary)</w:t>
-      </w:r>
-      <w:r>
-        <w:t xml:space="preserve"> continuous </w:t>
-      </w:r>
-      <w:r>
-        <w:t>signal shall</w:t>
-      </w:r>
-      <w:r>
-        <w:t xml:space="preserve"> mean that the signal is changing in its</w:t>
-      </w:r>
-      <w:r>
-        <w:t xml:space="preserve"> bit-defined</w:t>
-      </w:r>
-      <w:r>
-        <w:t xml:space="preserve"> value</w:t>
-      </w:r>
-      <w:r>
-        <w:t xml:space="preserve"> or is</w:t>
-      </w:r>
-      <w:r>
-        <w:t xml:space="preserve"> dynamically changing</w:t>
-      </w:r>
-      <w:r>
-        <w:t>. A disengaged continuous signal shall mean that the signal is not changing its</w:t>
-      </w:r>
-      <w:r>
-        <w:t xml:space="preserve"> bit-based</w:t>
-      </w:r>
-      <w:r>
-        <w:t xml:space="preserve"> value</w:t>
-      </w:r>
-      <w:r>
-        <w:t xml:space="preserve"> or is not dynamically changing</w:t>
-      </w:r>
-      <w:r>
-        <w:t xml:space="preserve"> (i.e. static)</w:t>
-      </w:r>
-      <w:r>
-        <w:t>.</w:t>
-      </w:r>
-      <w:r>
-        <w:t xml:space="preserve"> </w:t>
-      </w:r>
-    </w:p>
-    <w:p>
-      <w:r>
-        <w:t xml:space="preserve">The cooling skid contains a primary and secondary electrically actuated pump. Either pump may be engaged. An engaged pump, whether the primary or secondary pump, </w:t>
+        <w:t xml:space="preserve"> to as the “inactive” pump or the “backup” pump.</w:t>
+      </w:r>
+    </w:p>
+    <w:p/>
+    <w:p>
+      <w:pPr>
+        <w:pStyle w:val="Heading2"/>
+      </w:pPr>
+      <w:r>
+        <w:t>DI Water Cooling Skid P&amp;ID</w:t>
+      </w:r>
+    </w:p>
+    <w:p>
+      <w:pPr>
+        <w:pStyle w:val="Heading2"/>
+        <w:numPr>
+          <w:ilvl w:val="0"/>
+          <w:numId w:val="0"/>
+        </w:numPr>
+      </w:pPr>
+      <w:r>
+        <w:t xml:space="preserve"> </w:t>
+      </w:r>
+      <w:r>
+        <w:rPr>
+          <w:noProof/>
+        </w:rPr>
+        <w:drawing>
+          <wp:inline distT="0" distB="0" distL="0" distR="0" wp14:anchorId="120A299D" wp14:editId="2AEB37CA">
+            <wp:extent cx="5943600" cy="3749040"/>
+            <wp:effectExtent l="0" t="0" r="0" b="3810"/>
+            <wp:docPr id="86" name="Google Shape;86;p12"/>
+            <wp:cNvGraphicFramePr/>
+            <a:graphic xmlns:a="http://schemas.openxmlformats.org/drawingml/2006/main">
+              <a:graphicData uri="http://schemas.openxmlformats.org/drawingml/2006/picture">
+                <pic:pic xmlns:pic="http://schemas.openxmlformats.org/drawingml/2006/picture">
+                  <pic:nvPicPr>
+                    <pic:cNvPr id="86" name="Google Shape;86;p12"/>
+                    <pic:cNvPicPr preferRelativeResize="0"/>
+                  </pic:nvPicPr>
+                  <pic:blipFill>
+                    <a:blip r:embed="rId8">
+                      <a:alphaModFix/>
+                    </a:blip>
+                    <a:stretch>
+                      <a:fillRect/>
+                    </a:stretch>
+                  </pic:blipFill>
+                  <pic:spPr>
+                    <a:xfrm>
+                      <a:off x="0" y="0"/>
+                      <a:ext cx="5943600" cy="3749040"/>
+                    </a:xfrm>
+                    <a:prstGeom prst="rect">
+                      <a:avLst/>
+                    </a:prstGeom>
+                    <a:noFill/>
+                    <a:ln>
+                      <a:noFill/>
+                    </a:ln>
+                  </pic:spPr>
+                </pic:pic>
+              </a:graphicData>
+            </a:graphic>
+          </wp:inline>
+        </w:drawing>
+      </w:r>
+    </w:p>
+    <w:p/>
+    <w:p>
+      <w:r>
+        <w:t xml:space="preserve">Figure 1 is the P&amp;ID for the DI Water Cooling Skid. Used DI water shall be expelled from the VFD/heat source. Additionally, excess DI water shall be stored in a Vessel (P5). P5 shall be monitored with the Vessel Level control system within the PLC. The used DI Water shall be mixed with the excess DI Water and pushed upstream. There, one of two pumps (P1A &amp; P1B) shall act as a pressure source, and in tandem with one of the respective preceding manual butterfly valves (P6G or P6H) shall regulate flow of the DI Water flow throughout the entire system. Only one pump shall be active during operation, while the other pump shall serve as a backup. P1A shall be referred to as the “Primary Pump” and P1B shall be referred as the “Secondary Pump.” The actuation of </w:t>
       </w:r>
       <w:r>
         <w:lastRenderedPageBreak/>
-        <w:t>shall be referred to as the “active” pumps, and the disengaged pump, whether the primary or secondary pump, shall be refereed to as the “inactive” pump or the “backup” pump.</w:t>
-      </w:r>
-    </w:p>
+        <w:t xml:space="preserve">these pumps shall be controlled by the hydraulic control system, programed within the PLC. From these pumps, the used DI Water shall travel upstream towards a junction point. There, approximately 15% of the flow shall be diverted midstream, in which a resin bed (P3) shall serve to maintain quality of the DI Water. A conductivity sensor (P8) shall monitor the quality of the DI Water, through the conductivity control system within the PLC. The filtered DI Water shall then be stored in P5 as excess DI Water. The remaining 85% DI Water at the junction point shall be fed into a 3-way electrically actuated valve(P2), actuated by the temperature control system. P2 shall divert some portions of the remaining DI Water through a heat exchanger, while allowing the rest of the DI water to bypass. Once the portion of DI Water has been passed through the heat exchanger, it shall remix with the portion of DI water that was bypassed and be pushed downstream towards the VFD/Heat Source Inlet. There three RTD temperature probes (P15A, P15B, P15C), shall monitor the temperature of the DI water, through the temperature control system, prior to entering the VFD/Heat Source. Additionally, a pressure switch (P14) and a flow indicator (P13), shall feed data into the hydraulic control system, and along with the calculated pump power of either the primary or secondary pump, shall determine the status of the system hydraulics. </w:t>
+      </w:r>
+      <w:proofErr w:type="gramStart"/>
+      <w:r>
+        <w:t>The downstream</w:t>
+      </w:r>
+      <w:proofErr w:type="gramEnd"/>
+      <w:r>
+        <w:t xml:space="preserve"> DI water shall be fed into the VFD/Heat Source </w:t>
+      </w:r>
+      <w:r>
+        <w:t>for cooling purposes</w:t>
+      </w:r>
+      <w:r>
+        <w:t xml:space="preserve">.  </w:t>
+      </w:r>
+    </w:p>
+    <w:p/>
     <w:p/>
     <w:p>
       <w:pPr>
@@ -4998,16 +5120,28 @@
         <w:t xml:space="preserve">The </w:t>
       </w:r>
       <w:r>
-        <w:t>three</w:t>
-      </w:r>
-      <w:r>
-        <w:t xml:space="preserve"> primary control objectives of this skid is to ensure that </w:t>
+        <w:t>four (4)</w:t>
+      </w:r>
+      <w:r>
+        <w:t xml:space="preserve"> primary control objectives of this skid is</w:t>
+      </w:r>
+      <w:r>
+        <w:t xml:space="preserve"> 1)</w:t>
+      </w:r>
+      <w:r>
+        <w:t xml:space="preserve"> to ensure that </w:t>
       </w:r>
       <w:r>
         <w:t xml:space="preserve">the </w:t>
       </w:r>
       <w:r>
-        <w:t xml:space="preserve">VFD is supplied with coolant which does not surpass a temperature of 45°C, </w:t>
+        <w:t>VFD is supplied with coolant which does not surpass a temperature of 45°C</w:t>
+      </w:r>
+      <w:r>
+        <w:t>, 2)</w:t>
+      </w:r>
+      <w:r>
+        <w:t xml:space="preserve"> </w:t>
       </w:r>
       <w:r>
         <w:t>that</w:t>
@@ -5016,7 +5150,13 @@
         <w:t xml:space="preserve"> the</w:t>
       </w:r>
       <w:r>
-        <w:t xml:space="preserve"> coolant supplied to the VFD is uninterrupted, that</w:t>
+        <w:t xml:space="preserve"> coolant supplied to the VFD is uninterrupted, </w:t>
+      </w:r>
+      <w:r>
+        <w:t xml:space="preserve">3) </w:t>
+      </w:r>
+      <w:r>
+        <w:t>that</w:t>
       </w:r>
       <w:r>
         <w:t xml:space="preserve"> the</w:t>
@@ -5027,11 +5167,16 @@
       <w:r>
         <w:t xml:space="preserve"> </w:t>
       </w:r>
+      <w:proofErr w:type="spellStart"/>
       <w:r>
         <w:t>μ</w:t>
       </w:r>
       <w:r>
-        <w:t xml:space="preserve">S/cm </w:t>
+        <w:t>S</w:t>
+      </w:r>
+      <w:proofErr w:type="spellEnd"/>
+      <w:r>
+        <w:t xml:space="preserve">/cm </w:t>
       </w:r>
       <w:r>
         <w:t>at 25</w:t>
@@ -5041,6 +5186,12 @@
           <w:rFonts w:cs="Arial"/>
         </w:rPr>
         <w:t>°C, and</w:t>
+      </w:r>
+      <w:r>
+        <w:rPr>
+          <w:rFonts w:cs="Arial"/>
+        </w:rPr>
+        <w:t xml:space="preserve"> 4)</w:t>
       </w:r>
       <w:r>
         <w:t xml:space="preserve"> that </w:t>
@@ -5095,10 +5246,7 @@
       </w:pPr>
       <w:bookmarkStart w:id="7" w:name="_Toc240736349"/>
       <w:r>
-        <w:t xml:space="preserve">System </w:t>
-      </w:r>
-      <w:r>
-        <w:t>Modes</w:t>
+        <w:t>System Modes</w:t>
       </w:r>
       <w:bookmarkEnd w:id="7"/>
       <w:r>
@@ -5154,7 +5302,11 @@
         <w:t xml:space="preserve">may </w:t>
       </w:r>
       <w:r>
-        <w:t>engage and disengage SW-3 at any point during skid operation. Additionally</w:t>
+        <w:t xml:space="preserve">engage and disengage </w:t>
+      </w:r>
+      <w:r>
+        <w:lastRenderedPageBreak/>
+        <w:t>SW-3 at any point during skid operation. Additionally</w:t>
       </w:r>
       <w:r>
         <w:t>, the system may</w:t>
@@ -5233,10 +5385,7 @@
         <w:t>.</w:t>
       </w:r>
       <w:r>
-        <w:t xml:space="preserve"> </w:t>
-      </w:r>
-      <w:r>
-        <w:t xml:space="preserve">Engaging SW-6 shall activate ALM-12   </w:t>
+        <w:t xml:space="preserve"> Engaging SW-6 shall activate ALM-12   </w:t>
       </w:r>
       <w:r>
         <w:t>Once</w:t>
@@ -5275,47 +5424,59 @@
         <w:t>s</w:t>
       </w:r>
       <w:r>
-        <w:t>. However, once SW-5 Is</w:t>
+        <w:t>. However, once SW-</w:t>
+      </w:r>
+      <w:r>
+        <w:t>6</w:t>
+      </w:r>
+      <w:r>
+        <w:t xml:space="preserve"> Is</w:t>
       </w:r>
       <w:r>
         <w:t xml:space="preserve"> disengaged, automatic control shall be reengaged. </w:t>
       </w:r>
     </w:p>
-    <w:p/>
     <w:p/>
     <w:p>
       <w:pPr>
         <w:pStyle w:val="Heading3"/>
       </w:pPr>
       <w:r>
-        <w:lastRenderedPageBreak/>
-        <w:t xml:space="preserve">Manual </w:t>
-      </w:r>
-      <w:r>
-        <w:t xml:space="preserve">Control Valve Actuation </w:t>
-      </w:r>
-      <w:r>
-        <w:t>(M</w:t>
-      </w:r>
-      <w:r>
-        <w:t>CVA</w:t>
-      </w:r>
-      <w:r>
-        <w:t xml:space="preserve">) Mode </w:t>
-      </w:r>
-    </w:p>
-    <w:p>
-      <w:r>
-        <w:t xml:space="preserve">The control valve on the cooling skid may be manually controlled by the operator. To manually control the valve, Deadman </w:t>
+        <w:t xml:space="preserve">Manual Control Valve Actuation (MCVA) Mode </w:t>
+      </w:r>
+    </w:p>
+    <w:p>
+      <w:r>
+        <w:t xml:space="preserve">The control valve on the cooling skid may be manually </w:t>
+      </w:r>
+      <w:proofErr w:type="gramStart"/>
+      <w:r>
+        <w:t>actuated</w:t>
+      </w:r>
+      <w:proofErr w:type="gramEnd"/>
+      <w:r>
+        <w:t xml:space="preserve"> by</w:t>
+      </w:r>
+      <w:r>
+        <w:t xml:space="preserve"> the operator. To manually </w:t>
+      </w:r>
+      <w:r>
+        <w:t>actuate</w:t>
+      </w:r>
+      <w:r>
+        <w:t xml:space="preserve"> the</w:t>
+      </w:r>
+      <w:r>
+        <w:t xml:space="preserve"> control</w:t>
+      </w:r>
+      <w:r>
+        <w:t xml:space="preserve"> valve, Deadman </w:t>
       </w:r>
       <w:r>
         <w:t>SW-5 must be engaged.</w:t>
       </w:r>
       <w:r>
-        <w:t xml:space="preserve"> </w:t>
-      </w:r>
-      <w:r>
-        <w:t>Engaging SW-5 shall activate ALM-11.</w:t>
+        <w:t xml:space="preserve"> Engaging SW-5 shall activate ALM-11.</w:t>
       </w:r>
       <w:r>
         <w:t xml:space="preserve"> Once SW-5 is engaged, </w:t>
@@ -5359,7 +5520,7 @@
         <w:t xml:space="preserve">Pump Cycling </w:t>
       </w:r>
       <w:r>
-        <w:t>Mode</w:t>
+        <w:t xml:space="preserve">(APC) Mode </w:t>
       </w:r>
     </w:p>
     <w:p>
@@ -5492,6 +5653,7 @@
       </w:pPr>
       <w:bookmarkStart w:id="8" w:name="_Toc240736350"/>
       <w:r>
+        <w:lastRenderedPageBreak/>
         <w:t>System States</w:t>
       </w:r>
       <w:bookmarkEnd w:id="8"/>
@@ -5609,11 +5771,7 @@
         <w:t>fans,</w:t>
       </w:r>
       <w:r>
-        <w:t xml:space="preserve"> shall be </w:t>
-      </w:r>
-      <w:r>
-        <w:lastRenderedPageBreak/>
-        <w:t>disengaged</w:t>
+        <w:t xml:space="preserve"> shall be disengaged</w:t>
       </w:r>
       <w:r>
         <w:t xml:space="preserve">, as the PLC shall have </w:t>
@@ -5976,7 +6134,13 @@
         <w:rPr>
           <w:color w:val="000000" w:themeColor="text1"/>
         </w:rPr>
-        <w:t xml:space="preserve">, and/or user </w:t>
+        <w:t xml:space="preserve">, and/or </w:t>
+      </w:r>
+      <w:r>
+        <w:rPr>
+          <w:color w:val="000000" w:themeColor="text1"/>
+        </w:rPr>
+        <w:t xml:space="preserve">operator </w:t>
       </w:r>
       <w:r>
         <w:rPr>
@@ -6036,13 +6200,31 @@
         <w:rPr>
           <w:color w:val="000000" w:themeColor="text1"/>
         </w:rPr>
-        <w:t>the response of the control elements</w:t>
-      </w:r>
-      <w:r>
-        <w:rPr>
-          <w:color w:val="000000" w:themeColor="text1"/>
-        </w:rPr>
-        <w:t>, and/or user input.</w:t>
+        <w:t xml:space="preserve">the response of the control </w:t>
+      </w:r>
+      <w:r>
+        <w:rPr>
+          <w:color w:val="000000" w:themeColor="text1"/>
+        </w:rPr>
+        <w:t>systems</w:t>
+      </w:r>
+      <w:r>
+        <w:rPr>
+          <w:color w:val="000000" w:themeColor="text1"/>
+        </w:rPr>
+        <w:t xml:space="preserve">, and/or </w:t>
+      </w:r>
+      <w:r>
+        <w:rPr>
+          <w:color w:val="000000" w:themeColor="text1"/>
+        </w:rPr>
+        <w:t>operator</w:t>
+      </w:r>
+      <w:r>
+        <w:rPr>
+          <w:color w:val="000000" w:themeColor="text1"/>
+        </w:rPr>
+        <w:t xml:space="preserve"> input.</w:t>
       </w:r>
     </w:p>
     <w:p>
@@ -6051,6 +6233,7 @@
       </w:pPr>
       <w:bookmarkStart w:id="13" w:name="_Toc240736355"/>
       <w:r>
+        <w:lastRenderedPageBreak/>
         <w:t xml:space="preserve">System </w:t>
       </w:r>
       <w:r>
@@ -6084,7 +6267,6 @@
       </w:pPr>
       <w:bookmarkStart w:id="14" w:name="_Toc240736356"/>
       <w:r>
-        <w:lastRenderedPageBreak/>
         <w:t>System Sequences</w:t>
       </w:r>
       <w:bookmarkEnd w:id="14"/>
@@ -6125,10 +6307,10 @@
             <v:path o:extrusionok="f" gradientshapeok="t" o:connecttype="rect"/>
             <o:lock v:ext="edit" aspectratio="t"/>
           </v:shapetype>
-          <v:shape id="_x0000_i1037" type="#_x0000_t75" style="width:468pt;height:410.55pt" o:ole="">
-            <v:imagedata r:id="rId7" o:title=""/>
+          <v:shape id="_x0000_i1025" type="#_x0000_t75" style="width:468.45pt;height:410.55pt" o:ole="">
+            <v:imagedata r:id="rId9" o:title=""/>
           </v:shape>
-          <o:OLEObject Type="Embed" ProgID="Visio.Drawing.15" ShapeID="_x0000_i1037" DrawAspect="Content" ObjectID="_1851353387" r:id="rId8"/>
+          <o:OLEObject Type="Embed" ProgID="Visio.Drawing.15" ShapeID="_x0000_i1025" DrawAspect="Content" ObjectID="_1851418206" r:id="rId10"/>
         </w:object>
       </w:r>
     </w:p>
@@ -6167,7 +6349,11 @@
         <w:t xml:space="preserve">The “Cold Start Sequence” requires </w:t>
       </w:r>
       <w:r>
-        <w:t xml:space="preserve">for the system to be within the Online state (that is power must be supplied to the PLC). At any point power is disconnected from the PLC, the PLC shall immediately fall into the Offline state. </w:t>
+        <w:t xml:space="preserve">for the system to be within the Online state (that is power must be supplied to the PLC). At any point power is disconnected from the PLC, </w:t>
+      </w:r>
+      <w:r>
+        <w:lastRenderedPageBreak/>
+        <w:t xml:space="preserve">the PLC shall immediately fall into the Offline state. </w:t>
       </w:r>
       <w:r>
         <w:t xml:space="preserve">If the physical PLC run switch (SW-0) is not engaged, the PLC shall simply remain in the System Online state. Otherwise, if it is engaged, the PLC </w:t>
@@ -6204,7 +6390,6 @@
       </w:pPr>
       <w:bookmarkStart w:id="16" w:name="_Toc240736358"/>
       <w:r>
-        <w:lastRenderedPageBreak/>
         <w:t xml:space="preserve">System </w:t>
       </w:r>
       <w:r>
@@ -6227,10 +6412,10 @@
       </w:pPr>
       <w:r>
         <w:object w:dxaOrig="10235" w:dyaOrig="10560" w14:anchorId="3F62E387">
-          <v:shape id="_x0000_i1053" type="#_x0000_t75" style="width:468pt;height:482.55pt" o:ole="">
-            <v:imagedata r:id="rId9" o:title=""/>
+          <v:shape id="_x0000_i1026" type="#_x0000_t75" style="width:468.45pt;height:482.55pt" o:ole="">
+            <v:imagedata r:id="rId11" o:title=""/>
           </v:shape>
-          <o:OLEObject Type="Embed" ProgID="Visio.Drawing.15" ShapeID="_x0000_i1053" DrawAspect="Content" ObjectID="_1851353388" r:id="rId10"/>
+          <o:OLEObject Type="Embed" ProgID="Visio.Drawing.15" ShapeID="_x0000_i1026" DrawAspect="Content" ObjectID="_1851418207" r:id="rId12"/>
         </w:object>
       </w:r>
     </w:p>
@@ -6275,6 +6460,7 @@
     </w:p>
     <w:p>
       <w:r>
+        <w:lastRenderedPageBreak/>
         <w:t xml:space="preserve">To transition </w:t>
       </w:r>
       <w:r>
@@ -6329,11 +6515,7 @@
         <w:t>If the operator fails to engage the system start switch (SW-1)</w:t>
       </w:r>
       <w:r>
-        <w:t xml:space="preserve"> while the system is in the </w:t>
-      </w:r>
-      <w:r>
-        <w:lastRenderedPageBreak/>
-        <w:t>standby state</w:t>
+        <w:t xml:space="preserve"> while the system is in the standby state</w:t>
       </w:r>
       <w:r>
         <w:t xml:space="preserve">, the </w:t>
@@ -6382,7 +6564,13 @@
     </w:p>
     <w:p>
       <w:r>
-        <w:t>The first phase of the sequence is refereed to as</w:t>
+        <w:t xml:space="preserve">The first phase of the sequence is </w:t>
+      </w:r>
+      <w:r>
+        <w:t>referred</w:t>
+      </w:r>
+      <w:r>
+        <w:t xml:space="preserve"> to as</w:t>
       </w:r>
       <w:r>
         <w:t>: “System Check.”</w:t>
@@ -6477,10 +6665,7 @@
         <w:pStyle w:val="Heading4"/>
       </w:pPr>
       <w:r>
-        <w:t xml:space="preserve">System </w:t>
-      </w:r>
-      <w:r>
-        <w:t>Initialization</w:t>
+        <w:t>System Initialization</w:t>
       </w:r>
     </w:p>
     <w:p>
@@ -6488,7 +6673,13 @@
         <w:t>The</w:t>
       </w:r>
       <w:r>
-        <w:t xml:space="preserve"> second phase of the sequence shall be refereed to as “System Initialization” This phase shall last for seven (7) seconds before proceeding forward to the next phase. Seven (7) seconds provides enough time for the primary pump to be </w:t>
+        <w:t xml:space="preserve"> second phase of the sequence shall be </w:t>
+      </w:r>
+      <w:r>
+        <w:t>referred</w:t>
+      </w:r>
+      <w:r>
+        <w:t xml:space="preserve"> to as “System Initialization” This phase shall last for seven (7) seconds before proceeding forward to the next phase. Seven (7) seconds provides enough time for the primary pump to be </w:t>
       </w:r>
       <w:r>
         <w:t>engaged and</w:t>
@@ -6644,10 +6835,10 @@
       </w:pPr>
       <w:r>
         <w:object w:dxaOrig="4368" w:dyaOrig="11376" w14:anchorId="54D1FE88">
-          <v:shape id="_x0000_i1072" type="#_x0000_t75" style="width:218.55pt;height:569.15pt" o:ole="">
-            <v:imagedata r:id="rId11" o:title=""/>
+          <v:shape id="_x0000_i1027" type="#_x0000_t75" style="width:218.55pt;height:569.55pt" o:ole="">
+            <v:imagedata r:id="rId13" o:title=""/>
           </v:shape>
-          <o:OLEObject Type="Embed" ProgID="Visio.Drawing.15" ShapeID="_x0000_i1072" DrawAspect="Content" ObjectID="_1851353389" r:id="rId12"/>
+          <o:OLEObject Type="Embed" ProgID="Visio.Drawing.15" ShapeID="_x0000_i1027" DrawAspect="Content" ObjectID="_1851418208" r:id="rId14"/>
         </w:object>
       </w:r>
     </w:p>
@@ -6663,10 +6854,7 @@
       </w:r>
       <w:r>
         <w:lastRenderedPageBreak/>
-        <w:t>operator must engage system start switch (SW-1)</w:t>
-      </w:r>
-      <w:r>
-        <w:t xml:space="preserve"> and engage </w:t>
+        <w:t xml:space="preserve">operator must engage system start switch (SW-1) and engage </w:t>
       </w:r>
       <w:r>
         <w:t>the fault acknowledge switch (SW-14)</w:t>
@@ -6770,13 +6958,7 @@
       <w:bookmarkStart w:id="18" w:name="_Toc240736360"/>
       <w:r>
         <w:lastRenderedPageBreak/>
-        <w:t xml:space="preserve">System </w:t>
-      </w:r>
-      <w:r>
-        <w:t xml:space="preserve">Pulse </w:t>
-      </w:r>
-      <w:r>
-        <w:t>Sequence</w:t>
+        <w:t>System Pulse Sequence</w:t>
       </w:r>
       <w:bookmarkEnd w:id="18"/>
     </w:p>
@@ -6786,10 +6968,10 @@
       </w:pPr>
       <w:r>
         <w:object w:dxaOrig="3755" w:dyaOrig="9396" w14:anchorId="2A134A22">
-          <v:shape id="_x0000_i1069" type="#_x0000_t75" style="width:187.7pt;height:469.7pt" o:ole="">
-            <v:imagedata r:id="rId13" o:title=""/>
+          <v:shape id="_x0000_i1028" type="#_x0000_t75" style="width:187.7pt;height:469.7pt" o:ole="">
+            <v:imagedata r:id="rId15" o:title=""/>
           </v:shape>
-          <o:OLEObject Type="Embed" ProgID="Visio.Drawing.15" ShapeID="_x0000_i1069" DrawAspect="Content" ObjectID="_1851353390" r:id="rId14"/>
+          <o:OLEObject Type="Embed" ProgID="Visio.Drawing.15" ShapeID="_x0000_i1028" DrawAspect="Content" ObjectID="_1851418209" r:id="rId16"/>
         </w:object>
       </w:r>
     </w:p>
@@ -6875,19 +7057,7 @@
     </w:p>
     <w:p>
       <w:r>
-        <w:t xml:space="preserve">The </w:t>
-      </w:r>
-      <w:r>
-        <w:t>first</w:t>
-      </w:r>
-      <w:r>
-        <w:t xml:space="preserve"> phase of the sequence shall be </w:t>
-      </w:r>
-      <w:r>
-        <w:t>referred</w:t>
-      </w:r>
-      <w:r>
-        <w:t xml:space="preserve"> to as “System Initialization” This phase shall last for seven (7) seconds before proceeding forward to the next phase.</w:t>
+        <w:t>The first phase of the sequence shall be referred to as “System Initialization” This phase shall last for seven (7) seconds before proceeding forward to the next phase.</w:t>
       </w:r>
       <w:r>
         <w:t xml:space="preserve"> The active pump</w:t>
@@ -6946,7 +7116,11 @@
       <w:r>
         <w:t>l phase</w:t>
       </w:r>
-    </w:p>
+      <w:r>
+        <w:t>.</w:t>
+      </w:r>
+    </w:p>
+    <w:p/>
     <w:p>
       <w:pPr>
         <w:pStyle w:val="Heading4"/>
@@ -6967,13 +7141,7 @@
       <w:bookmarkStart w:id="19" w:name="_Toc240736361"/>
       <w:r>
         <w:lastRenderedPageBreak/>
-        <w:t xml:space="preserve">System </w:t>
-      </w:r>
-      <w:r>
-        <w:t>Shutdown</w:t>
-      </w:r>
-      <w:r>
-        <w:t xml:space="preserve"> Sequence</w:t>
+        <w:t>System Shutdown Sequence</w:t>
       </w:r>
       <w:bookmarkEnd w:id="19"/>
     </w:p>
@@ -6983,10 +7151,10 @@
       </w:pPr>
       <w:r>
         <w:object w:dxaOrig="7404" w:dyaOrig="6204" w14:anchorId="7F300793">
-          <v:shape id="_x0000_i1077" type="#_x0000_t75" style="width:370.3pt;height:310.3pt" o:ole="">
-            <v:imagedata r:id="rId15" o:title=""/>
+          <v:shape id="_x0000_i1033" type="#_x0000_t75" style="width:370.3pt;height:310.3pt" o:ole="">
+            <v:imagedata r:id="rId17" o:title=""/>
           </v:shape>
-          <o:OLEObject Type="Embed" ProgID="Visio.Drawing.15" ShapeID="_x0000_i1077" DrawAspect="Content" ObjectID="_1851353391" r:id="rId16"/>
+          <o:OLEObject Type="Embed" ProgID="Visio.Drawing.15" ShapeID="_x0000_i1033" DrawAspect="Content" ObjectID="_1851418210" r:id="rId18"/>
         </w:object>
       </w:r>
     </w:p>
@@ -7039,10 +7207,7 @@
     </w:p>
     <w:p>
       <w:r>
-        <w:t xml:space="preserve">This shall last ten (10) seconds, allowing sufficient time for the pump to wind down during </w:t>
-      </w:r>
-      <w:r>
-        <w:t xml:space="preserve">disengagement. </w:t>
+        <w:t xml:space="preserve">This shall last ten (10) seconds, allowing sufficient time for the pump to wind down during disengagement. </w:t>
       </w:r>
       <w:r>
         <w:t xml:space="preserve">During this phase, the system shall </w:t>
@@ -7067,879 +7232,6 @@
       </w:r>
       <w:r>
         <w:t>All pumps shall be disengaged. Once ten (10) seconds have elapsed, the system shall check the master fault signal (FLT-9). Should FLT-9 be engaged, the system will transition into a fault state. Otherwise, it shall transition into a standby state.</w:t>
-      </w:r>
-    </w:p>
-    <w:p>
-      <w:r>
-        <w:lastRenderedPageBreak/>
-        <w:t xml:space="preserve"> </w:t>
-      </w:r>
-    </w:p>
-    <w:p>
-      <w:pPr>
-        <w:pStyle w:val="Heading2"/>
-      </w:pPr>
-      <w:bookmarkStart w:id="20" w:name="_Toc240736362"/>
-      <w:r>
-        <w:t>Fault Management</w:t>
-      </w:r>
-      <w:bookmarkEnd w:id="20"/>
-    </w:p>
-    <w:p>
-      <w:r>
-        <w:t xml:space="preserve">If </w:t>
-      </w:r>
-      <w:r>
-        <w:t>there is any</w:t>
-      </w:r>
-      <w:r>
-        <w:t xml:space="preserve"> fault within the system</w:t>
-      </w:r>
-      <w:r>
-        <w:t xml:space="preserve"> during operation (that is, any FLT-X is engaged, where X is any integer), then the system shall enter the shutdown stage</w:t>
-      </w:r>
-      <w:r>
-        <w:t>, regardless of the stage it is currently in.</w:t>
-      </w:r>
-      <w:r>
-        <w:t xml:space="preserve"> </w:t>
-      </w:r>
-      <w:r>
-        <w:t>Should</w:t>
-      </w:r>
-      <w:r>
-        <w:t xml:space="preserve"> any fault exist while the system </w:t>
-      </w:r>
-      <w:r>
-        <w:t>is</w:t>
-      </w:r>
-      <w:r>
-        <w:t xml:space="preserve"> </w:t>
-      </w:r>
-      <w:r>
-        <w:t xml:space="preserve">off stage, the system shall not enter the initialization </w:t>
-      </w:r>
-      <w:r>
-        <w:t>stage</w:t>
-      </w:r>
-      <w:r>
-        <w:t xml:space="preserve"> when the operator starts the system.</w:t>
-      </w:r>
-      <w:r>
-        <w:t xml:space="preserve"> </w:t>
-      </w:r>
-      <w:r>
-        <w:t xml:space="preserve">If the </w:t>
-      </w:r>
-      <w:r>
-        <w:t>operator engages the acknowledge fault switch (</w:t>
-      </w:r>
-      <w:r>
-        <w:t>SW-14)</w:t>
-      </w:r>
-      <w:r>
-        <w:t>, all</w:t>
-      </w:r>
-      <w:r>
-        <w:t xml:space="preserve"> </w:t>
-      </w:r>
-      <w:r>
-        <w:t>faults shall be disengaged</w:t>
-      </w:r>
-      <w:r>
-        <w:t xml:space="preserve"> and the acknowledge fault switch shall disengage</w:t>
-      </w:r>
-      <w:r>
-        <w:t>.</w:t>
-      </w:r>
-      <w:r>
-        <w:t xml:space="preserve"> </w:t>
-      </w:r>
-      <w:r>
-        <w:t>If the operator engages the start switch after engaging the acknowledge fault switch, the system shall enter the initialization stage</w:t>
-      </w:r>
-      <w:r>
-        <w:t>. T</w:t>
-      </w:r>
-      <w:r>
-        <w:t xml:space="preserve">he acknowledge fault switch only </w:t>
-      </w:r>
-      <w:r>
-        <w:t>disengages fault</w:t>
-      </w:r>
-      <w:r>
-        <w:t>, hence</w:t>
-      </w:r>
-      <w:r>
-        <w:t xml:space="preserve"> </w:t>
-      </w:r>
-      <w:r>
-        <w:t>a</w:t>
-      </w:r>
-      <w:r>
-        <w:t xml:space="preserve">n existing fault within the system shall always reengage </w:t>
-      </w:r>
-      <w:r>
-        <w:t xml:space="preserve">the respective fault if not </w:t>
-      </w:r>
-      <w:r>
-        <w:t>properly handled by the operator.</w:t>
-      </w:r>
-    </w:p>
-    <w:p/>
-    <w:p>
-      <w:pPr>
-        <w:pStyle w:val="Heading1"/>
-      </w:pPr>
-      <w:bookmarkStart w:id="21" w:name="_Toc240736363"/>
-      <w:r>
-        <w:t>Temperature Control</w:t>
-      </w:r>
-      <w:r>
-        <w:t xml:space="preserve"> System</w:t>
-      </w:r>
-      <w:bookmarkEnd w:id="21"/>
-    </w:p>
-    <w:p>
-      <w:pPr>
-        <w:pStyle w:val="Heading2"/>
-      </w:pPr>
-      <w:bookmarkStart w:id="22" w:name="_Toc240736364"/>
-      <w:r>
-        <w:t>Signal Processing</w:t>
-      </w:r>
-      <w:bookmarkEnd w:id="22"/>
-    </w:p>
-    <w:p>
-      <w:pPr>
-        <w:rPr>
-          <w:color w:val="000000" w:themeColor="text1"/>
-        </w:rPr>
-      </w:pPr>
-      <w:r>
-        <w:rPr>
-          <w:color w:val="000000" w:themeColor="text1"/>
-        </w:rPr>
-        <w:t>Inlet coolant temperature</w:t>
-      </w:r>
-      <w:r>
-        <w:rPr>
-          <w:color w:val="000000" w:themeColor="text1"/>
-        </w:rPr>
-        <w:t xml:space="preserve"> (SIG</w:t>
-      </w:r>
-      <w:r>
-        <w:rPr>
-          <w:color w:val="000000" w:themeColor="text1"/>
-        </w:rPr>
-        <w:t>-</w:t>
-      </w:r>
-      <w:r>
-        <w:rPr>
-          <w:color w:val="000000" w:themeColor="text1"/>
-        </w:rPr>
-        <w:t>6</w:t>
-      </w:r>
-      <w:r>
-        <w:rPr>
-          <w:color w:val="000000" w:themeColor="text1"/>
-        </w:rPr>
-        <w:t>)</w:t>
-      </w:r>
-      <w:r>
-        <w:rPr>
-          <w:color w:val="000000" w:themeColor="text1"/>
-        </w:rPr>
-        <w:t xml:space="preserve"> shall be </w:t>
-      </w:r>
-      <w:r>
-        <w:rPr>
-          <w:color w:val="000000" w:themeColor="text1"/>
-        </w:rPr>
-        <w:t xml:space="preserve">sampled </w:t>
-      </w:r>
-      <w:r>
-        <w:rPr>
-          <w:color w:val="000000" w:themeColor="text1"/>
-        </w:rPr>
-        <w:t xml:space="preserve">prior to </w:t>
-      </w:r>
-      <w:r>
-        <w:rPr>
-          <w:color w:val="000000" w:themeColor="text1"/>
-        </w:rPr>
-        <w:t>entering the heat source</w:t>
-      </w:r>
-      <w:r>
-        <w:rPr>
-          <w:color w:val="000000" w:themeColor="text1"/>
-        </w:rPr>
-        <w:t xml:space="preserve">, and just after </w:t>
-      </w:r>
-      <w:r>
-        <w:rPr>
-          <w:color w:val="000000" w:themeColor="text1"/>
-        </w:rPr>
-        <w:t>exiting the heat-exchanger loop</w:t>
-      </w:r>
-      <w:r>
-        <w:rPr>
-          <w:color w:val="000000" w:themeColor="text1"/>
-        </w:rPr>
-        <w:t>. 3 RTD sensors (P15)</w:t>
-      </w:r>
-      <w:r>
-        <w:rPr>
-          <w:color w:val="000000" w:themeColor="text1"/>
-        </w:rPr>
-        <w:t xml:space="preserve"> shall be used in </w:t>
-      </w:r>
-      <w:r>
-        <w:rPr>
-          <w:color w:val="000000" w:themeColor="text1"/>
-        </w:rPr>
-        <w:t xml:space="preserve">determining the measured coolant </w:t>
-      </w:r>
-      <w:r>
-        <w:rPr>
-          <w:color w:val="000000" w:themeColor="text1"/>
-        </w:rPr>
-        <w:t>temperature.</w:t>
-      </w:r>
-      <w:r>
-        <w:rPr>
-          <w:color w:val="000000" w:themeColor="text1"/>
-        </w:rPr>
-        <w:t xml:space="preserve"> </w:t>
-      </w:r>
-      <w:r>
-        <w:rPr>
-          <w:color w:val="000000" w:themeColor="text1"/>
-        </w:rPr>
-        <w:t>RTD</w:t>
-      </w:r>
-      <w:r>
-        <w:rPr>
-          <w:color w:val="000000" w:themeColor="text1"/>
-        </w:rPr>
-        <w:t xml:space="preserve"> sensors shall communicate </w:t>
-      </w:r>
-      <w:r>
-        <w:rPr>
-          <w:color w:val="000000" w:themeColor="text1"/>
-        </w:rPr>
-        <w:t xml:space="preserve">to </w:t>
-      </w:r>
-      <w:r>
-        <w:rPr>
-          <w:color w:val="000000" w:themeColor="text1"/>
-        </w:rPr>
-        <w:t xml:space="preserve">the PLC using a 4-20 mA </w:t>
-      </w:r>
-      <w:r>
-        <w:rPr>
-          <w:color w:val="000000" w:themeColor="text1"/>
-        </w:rPr>
-        <w:t>INT</w:t>
-      </w:r>
-      <w:r>
-        <w:rPr>
-          <w:color w:val="000000" w:themeColor="text1"/>
-        </w:rPr>
-        <w:t xml:space="preserve">-valued </w:t>
-      </w:r>
-      <w:r>
-        <w:rPr>
-          <w:color w:val="000000" w:themeColor="text1"/>
-        </w:rPr>
-        <w:t>signal</w:t>
-      </w:r>
-      <w:r>
-        <w:rPr>
-          <w:color w:val="000000" w:themeColor="text1"/>
-        </w:rPr>
-        <w:t xml:space="preserve"> (PHY-2, PHY-3</w:t>
-      </w:r>
-      <w:r>
-        <w:rPr>
-          <w:color w:val="000000" w:themeColor="text1"/>
-        </w:rPr>
-        <w:t>,</w:t>
-      </w:r>
-      <w:r>
-        <w:rPr>
-          <w:color w:val="000000" w:themeColor="text1"/>
-        </w:rPr>
-        <w:t xml:space="preserve"> and PHY-4 respectively</w:t>
-      </w:r>
-      <w:r>
-        <w:rPr>
-          <w:color w:val="000000" w:themeColor="text1"/>
-        </w:rPr>
-        <w:t>)</w:t>
-      </w:r>
-      <w:r>
-        <w:rPr>
-          <w:color w:val="000000" w:themeColor="text1"/>
-        </w:rPr>
-        <w:t>. Any RTD signal that exceeds 20.5 mA or falls below 3.5mA shall be considered a bad signal</w:t>
-      </w:r>
-      <w:r>
-        <w:rPr>
-          <w:color w:val="000000" w:themeColor="text1"/>
-        </w:rPr>
-        <w:t>, and the affected</w:t>
-      </w:r>
-      <w:r>
-        <w:rPr>
-          <w:color w:val="000000" w:themeColor="text1"/>
-        </w:rPr>
-        <w:t xml:space="preserve"> RTD</w:t>
-      </w:r>
-      <w:r>
-        <w:rPr>
-          <w:color w:val="000000" w:themeColor="text1"/>
-        </w:rPr>
-        <w:t xml:space="preserve"> </w:t>
-      </w:r>
-      <w:r>
-        <w:rPr>
-          <w:color w:val="000000" w:themeColor="text1"/>
-        </w:rPr>
-        <w:t>shall be considered as “non-functioning</w:t>
-      </w:r>
-      <w:r>
-        <w:rPr>
-          <w:color w:val="000000" w:themeColor="text1"/>
-        </w:rPr>
-        <w:t>” and</w:t>
-      </w:r>
-      <w:r>
-        <w:rPr>
-          <w:color w:val="000000" w:themeColor="text1"/>
-        </w:rPr>
-        <w:t xml:space="preserve"> shall engage the respective </w:t>
-      </w:r>
-      <w:r>
-        <w:rPr>
-          <w:color w:val="000000" w:themeColor="text1"/>
-        </w:rPr>
-        <w:t>alarms (</w:t>
-      </w:r>
-      <w:r>
-        <w:rPr>
-          <w:color w:val="000000" w:themeColor="text1"/>
-        </w:rPr>
-        <w:t>ALM-14, ALM-15, ALM-16)</w:t>
-      </w:r>
-      <w:r>
-        <w:rPr>
-          <w:color w:val="000000" w:themeColor="text1"/>
-        </w:rPr>
-        <w:t>.</w:t>
-      </w:r>
-      <w:r>
-        <w:rPr>
-          <w:color w:val="000000" w:themeColor="text1"/>
-        </w:rPr>
-        <w:t xml:space="preserve"> All</w:t>
-      </w:r>
-      <w:r>
-        <w:rPr>
-          <w:color w:val="000000" w:themeColor="text1"/>
-        </w:rPr>
-        <w:t xml:space="preserve"> </w:t>
-      </w:r>
-      <w:r>
-        <w:rPr>
-          <w:color w:val="000000" w:themeColor="text1"/>
-        </w:rPr>
-        <w:t>INT</w:t>
-      </w:r>
-      <w:r>
-        <w:rPr>
-          <w:color w:val="000000" w:themeColor="text1"/>
-        </w:rPr>
-        <w:t xml:space="preserve">-valued signals from the RTDs shall be converted into </w:t>
-      </w:r>
-      <w:r>
-        <w:rPr>
-          <w:color w:val="000000" w:themeColor="text1"/>
-        </w:rPr>
-        <w:t>REAL</w:t>
-      </w:r>
-      <w:r>
-        <w:rPr>
-          <w:color w:val="000000" w:themeColor="text1"/>
-        </w:rPr>
-        <w:t>-valued signal</w:t>
-      </w:r>
-      <w:r>
-        <w:rPr>
-          <w:color w:val="000000" w:themeColor="text1"/>
-        </w:rPr>
-        <w:t>s</w:t>
-      </w:r>
-      <w:r>
-        <w:rPr>
-          <w:color w:val="000000" w:themeColor="text1"/>
-        </w:rPr>
-        <w:t xml:space="preserve"> (SIG-10, SIG-11 SIG-12 respectively</w:t>
-      </w:r>
-      <w:r>
-        <w:rPr>
-          <w:color w:val="000000" w:themeColor="text1"/>
-        </w:rPr>
-        <w:t>)</w:t>
-      </w:r>
-      <w:r>
-        <w:rPr>
-          <w:color w:val="000000" w:themeColor="text1"/>
-        </w:rPr>
-        <w:t>.</w:t>
-      </w:r>
-      <w:r>
-        <w:rPr>
-          <w:color w:val="000000" w:themeColor="text1"/>
-        </w:rPr>
-        <w:t xml:space="preserve"> </w:t>
-      </w:r>
-      <w:r>
-        <w:rPr>
-          <w:color w:val="000000" w:themeColor="text1"/>
-        </w:rPr>
-        <w:t>If</w:t>
-      </w:r>
-      <w:r>
-        <w:rPr>
-          <w:color w:val="000000" w:themeColor="text1"/>
-        </w:rPr>
-        <w:t xml:space="preserve"> 3 of 3 sensors are func</w:t>
-      </w:r>
-      <w:r>
-        <w:rPr>
-          <w:color w:val="000000" w:themeColor="text1"/>
-        </w:rPr>
-        <w:t>tioning</w:t>
-      </w:r>
-      <w:r>
-        <w:rPr>
-          <w:color w:val="000000" w:themeColor="text1"/>
-        </w:rPr>
-        <w:t xml:space="preserve">, the median value of the </w:t>
-      </w:r>
-      <w:r>
-        <w:rPr>
-          <w:color w:val="000000" w:themeColor="text1"/>
-        </w:rPr>
-        <w:t xml:space="preserve">REAL-valued RTD signals </w:t>
-      </w:r>
-      <w:r>
-        <w:rPr>
-          <w:color w:val="000000" w:themeColor="text1"/>
-        </w:rPr>
-        <w:t xml:space="preserve">shall be </w:t>
-      </w:r>
-      <w:r>
-        <w:rPr>
-          <w:color w:val="000000" w:themeColor="text1"/>
-        </w:rPr>
-        <w:t xml:space="preserve">considered </w:t>
-      </w:r>
-      <w:r>
-        <w:rPr>
-          <w:color w:val="000000" w:themeColor="text1"/>
-        </w:rPr>
-        <w:t>as</w:t>
-      </w:r>
-      <w:r>
-        <w:rPr>
-          <w:color w:val="000000" w:themeColor="text1"/>
-        </w:rPr>
-        <w:t xml:space="preserve"> the measured coolant temperature</w:t>
-      </w:r>
-      <w:r>
-        <w:rPr>
-          <w:color w:val="000000" w:themeColor="text1"/>
-        </w:rPr>
-        <w:t xml:space="preserve"> (SIG-6)</w:t>
-      </w:r>
-      <w:r>
-        <w:rPr>
-          <w:color w:val="000000" w:themeColor="text1"/>
-        </w:rPr>
-        <w:t xml:space="preserve">. </w:t>
-      </w:r>
-      <w:r>
-        <w:rPr>
-          <w:color w:val="000000" w:themeColor="text1"/>
-        </w:rPr>
-        <w:t xml:space="preserve">If </w:t>
-      </w:r>
-      <w:r>
-        <w:rPr>
-          <w:color w:val="000000" w:themeColor="text1"/>
-        </w:rPr>
-        <w:t xml:space="preserve">2 of 3 sensors are functioning, the average value of the </w:t>
-      </w:r>
-      <w:r>
-        <w:rPr>
-          <w:color w:val="000000" w:themeColor="text1"/>
-        </w:rPr>
-        <w:t>2-functioning</w:t>
-      </w:r>
-      <w:r>
-        <w:rPr>
-          <w:color w:val="000000" w:themeColor="text1"/>
-        </w:rPr>
-        <w:t xml:space="preserve"> </w:t>
-      </w:r>
-      <w:r>
-        <w:rPr>
-          <w:color w:val="000000" w:themeColor="text1"/>
-        </w:rPr>
-        <w:t xml:space="preserve">REAL-valued RTD signals </w:t>
-      </w:r>
-      <w:r>
-        <w:rPr>
-          <w:color w:val="000000" w:themeColor="text1"/>
-        </w:rPr>
-        <w:t>shall be</w:t>
-      </w:r>
-      <w:r>
-        <w:rPr>
-          <w:color w:val="000000" w:themeColor="text1"/>
-        </w:rPr>
-        <w:t xml:space="preserve"> </w:t>
-      </w:r>
-      <w:r>
-        <w:rPr>
-          <w:color w:val="000000" w:themeColor="text1"/>
-        </w:rPr>
-        <w:t xml:space="preserve">considered </w:t>
-      </w:r>
-      <w:r>
-        <w:rPr>
-          <w:color w:val="000000" w:themeColor="text1"/>
-        </w:rPr>
-        <w:t xml:space="preserve">as </w:t>
-      </w:r>
-      <w:r>
-        <w:rPr>
-          <w:color w:val="000000" w:themeColor="text1"/>
-        </w:rPr>
-        <w:t>SIG-</w:t>
-      </w:r>
-      <w:r>
-        <w:rPr>
-          <w:color w:val="000000" w:themeColor="text1"/>
-        </w:rPr>
-        <w:t>6</w:t>
-      </w:r>
-      <w:r>
-        <w:rPr>
-          <w:color w:val="000000" w:themeColor="text1"/>
-        </w:rPr>
-        <w:t>.</w:t>
-      </w:r>
-      <w:r>
-        <w:rPr>
-          <w:color w:val="000000" w:themeColor="text1"/>
-        </w:rPr>
-        <w:t xml:space="preserve"> </w:t>
-      </w:r>
-      <w:r>
-        <w:rPr>
-          <w:color w:val="000000" w:themeColor="text1"/>
-        </w:rPr>
-        <w:t>If l</w:t>
-      </w:r>
-      <w:r>
-        <w:rPr>
-          <w:color w:val="000000" w:themeColor="text1"/>
-        </w:rPr>
-        <w:t xml:space="preserve">ess than </w:t>
-      </w:r>
-      <w:r>
-        <w:rPr>
-          <w:color w:val="000000" w:themeColor="text1"/>
-        </w:rPr>
-        <w:t xml:space="preserve">2 of 3 sensors </w:t>
-      </w:r>
-      <w:r>
-        <w:rPr>
-          <w:color w:val="000000" w:themeColor="text1"/>
-        </w:rPr>
-        <w:t>are function, FLT-7 shall be engaged</w:t>
-      </w:r>
-      <w:r>
-        <w:rPr>
-          <w:color w:val="000000" w:themeColor="text1"/>
-        </w:rPr>
-        <w:t xml:space="preserve">, and the last read measured coolant temperature shall be </w:t>
-      </w:r>
-      <w:r>
-        <w:rPr>
-          <w:color w:val="000000" w:themeColor="text1"/>
-        </w:rPr>
-        <w:t xml:space="preserve">considered </w:t>
-      </w:r>
-      <w:r>
-        <w:rPr>
-          <w:color w:val="000000" w:themeColor="text1"/>
-        </w:rPr>
-        <w:t xml:space="preserve">as SIG-6 </w:t>
-      </w:r>
-      <w:r>
-        <w:rPr>
-          <w:color w:val="000000" w:themeColor="text1"/>
-        </w:rPr>
-        <w:t>for measurement continuity during system shutdown.</w:t>
-      </w:r>
-    </w:p>
-    <w:p>
-      <w:r>
-        <w:t>The measured coolant temperature shall be regulated by controlling flow entering the heat exchanger through a 3-way electrically actuated valve (P2)</w:t>
-      </w:r>
-      <w:r>
-        <w:t>. Valve open percentage shall be stored as a REAL-valued signal (SIG-9), which will be converted into a WORD-valued 4-20mA output signal for valve actuation (PHY-16)</w:t>
-      </w:r>
-    </w:p>
-    <w:p/>
-    <w:p>
-      <w:pPr>
-        <w:pStyle w:val="Heading2"/>
-      </w:pPr>
-      <w:bookmarkStart w:id="23" w:name="_Toc240736365"/>
-      <w:r>
-        <w:lastRenderedPageBreak/>
-        <w:t>Temperature Regulation</w:t>
-      </w:r>
-      <w:bookmarkEnd w:id="23"/>
-    </w:p>
-    <w:p>
-      <w:r>
-        <w:t>A</w:t>
-      </w:r>
-      <w:r>
-        <w:t xml:space="preserve"> multi-stage</w:t>
-      </w:r>
-      <w:r>
-        <w:t xml:space="preserve"> control </w:t>
-      </w:r>
-      <w:r>
-        <w:t xml:space="preserve">scheme </w:t>
-      </w:r>
-      <w:r>
-        <w:t xml:space="preserve">shall be implemented, </w:t>
-      </w:r>
-      <w:r>
-        <w:t xml:space="preserve">in which P2 </w:t>
-      </w:r>
-      <w:r>
-        <w:t>shall be</w:t>
-      </w:r>
-      <w:r>
-        <w:t xml:space="preserve"> actuated to </w:t>
-      </w:r>
-      <w:r>
-        <w:t>direct</w:t>
-      </w:r>
-      <w:r>
-        <w:t xml:space="preserve"> 0%, 25% 50% 75% or 100% of the total</w:t>
-      </w:r>
-      <w:r>
-        <w:t xml:space="preserve"> </w:t>
-      </w:r>
-      <w:r>
-        <w:t xml:space="preserve">flow </w:t>
-      </w:r>
-      <w:r>
-        <w:t xml:space="preserve">through the </w:t>
-      </w:r>
-      <w:r>
-        <w:t>heat exchanger</w:t>
-      </w:r>
-      <w:r>
-        <w:t>.</w:t>
-      </w:r>
-      <w:r>
-        <w:t xml:space="preserve"> (</w:t>
-      </w:r>
-      <w:r>
-        <w:t>Percentage of total flow through the heat exchanger shall henceforth</w:t>
-      </w:r>
-      <w:r>
-        <w:t xml:space="preserve"> be</w:t>
-      </w:r>
-      <w:r>
-        <w:t xml:space="preserve"> </w:t>
-      </w:r>
-      <w:r>
-        <w:t>called throughput flow)</w:t>
-      </w:r>
-      <w:r>
-        <w:t>.</w:t>
-      </w:r>
-      <w:r>
-        <w:t xml:space="preserve"> </w:t>
-      </w:r>
-      <w:r>
-        <w:t>Throughput</w:t>
-      </w:r>
-      <w:r>
-        <w:t xml:space="preserve"> </w:t>
-      </w:r>
-      <w:r>
-        <w:t>g</w:t>
-      </w:r>
-      <w:r>
-        <w:t>low</w:t>
-      </w:r>
-      <w:r>
-        <w:t xml:space="preserve"> shall be directly </w:t>
-      </w:r>
-      <w:r>
-        <w:t>proportional</w:t>
-      </w:r>
-      <w:r>
-        <w:t xml:space="preserve"> to the </w:t>
-      </w:r>
-      <w:r>
-        <w:t>open percentage</w:t>
-      </w:r>
-      <w:r>
-        <w:t xml:space="preserve"> of the valve</w:t>
-      </w:r>
-      <w:r>
-        <w:t>.</w:t>
-      </w:r>
-      <w:r>
-        <w:t xml:space="preserve"> </w:t>
-      </w:r>
-      <w:r>
-        <w:t>Additionally,</w:t>
-      </w:r>
-      <w:r>
-        <w:t xml:space="preserve"> the heat exchanger</w:t>
-      </w:r>
-      <w:r>
-        <w:t xml:space="preserve"> itself shall be fitted with two pairs of fans to assist with </w:t>
-      </w:r>
-      <w:r>
-        <w:t>convection cooling.</w:t>
-      </w:r>
-      <w:r>
-        <w:t xml:space="preserve"> </w:t>
-      </w:r>
-      <w:r>
-        <w:t>These fans shall be controlled</w:t>
-      </w:r>
-      <w:r>
-        <w:t xml:space="preserve"> binarily</w:t>
-      </w:r>
-      <w:r>
-        <w:t xml:space="preserve"> through a digital 0-24V signal</w:t>
-      </w:r>
-      <w:r>
-        <w:t xml:space="preserve"> (PHY</w:t>
-      </w:r>
-      <w:r>
-        <w:t>-12, PHY-13)</w:t>
-      </w:r>
-      <w:r>
-        <w:t xml:space="preserve">. </w:t>
-      </w:r>
-      <w:r>
-        <w:t xml:space="preserve">When </w:t>
-      </w:r>
-      <w:r>
-        <w:t xml:space="preserve">throughput flow </w:t>
-      </w:r>
-      <w:r>
-        <w:t>is greater than 0%</w:t>
-      </w:r>
-      <w:r>
-        <w:t xml:space="preserve">, </w:t>
-      </w:r>
-      <w:r>
-        <w:t xml:space="preserve">both pairs of fans shall be activated, and when </w:t>
-      </w:r>
-      <w:r>
-        <w:t xml:space="preserve">throughput flow is at </w:t>
-      </w:r>
-      <w:r>
-        <w:t>0%</w:t>
-      </w:r>
-      <w:r>
-        <w:t xml:space="preserve">, both pairs of fans shall be deactivated. </w:t>
-      </w:r>
-    </w:p>
-    <w:p>
-      <w:r>
-        <w:t>Table 1</w:t>
-      </w:r>
-      <w:r>
-        <w:t xml:space="preserve"> </w:t>
-      </w:r>
-      <w:r>
-        <w:t>shows the relationship between measured temperature, throughput flow</w:t>
-      </w:r>
-      <w:r>
-        <w:t>,</w:t>
-      </w:r>
-      <w:r>
-        <w:t xml:space="preserve"> valve open percentage, </w:t>
-      </w:r>
-      <w:r>
-        <w:t xml:space="preserve">and </w:t>
-      </w:r>
-      <w:r>
-        <w:t>fan control.</w:t>
-      </w:r>
-    </w:p>
-    <w:p/>
-    <w:p>
-      <w:pPr>
-        <w:pStyle w:val="Caption"/>
-        <w:rPr>
-          <w:rStyle w:val="SubtleReference"/>
-          <w:rFonts w:cs="Arial"/>
-        </w:rPr>
-      </w:pPr>
-      <w:r>
-        <w:t xml:space="preserve">Table </w:t>
-      </w:r>
-      <w:r>
-        <w:fldChar w:fldCharType="begin"/>
-      </w:r>
-      <w:r>
-        <w:instrText xml:space="preserve"> SEQ Table \* ARABIC </w:instrText>
-      </w:r>
-      <w:r>
-        <w:fldChar w:fldCharType="separate"/>
-      </w:r>
-      <w:r>
-        <w:rPr>
-          <w:noProof/>
-        </w:rPr>
-        <w:t>1</w:t>
-      </w:r>
-      <w:r>
-        <w:rPr>
-          <w:noProof/>
-        </w:rPr>
-        <w:fldChar w:fldCharType="end"/>
-      </w:r>
-      <w:r>
-        <w:t>: List of Temperature Ranges correlating throughput flow, valve position, and fan actuation</w:t>
-      </w:r>
-      <w:r>
-        <w:rPr>
-          <w:rStyle w:val="SubtleReference"/>
-          <w:rFonts w:cs="Arial"/>
-        </w:rPr>
-        <w:t xml:space="preserve"> </w:t>
       </w:r>
     </w:p>
     <w:tbl>
@@ -7949,15 +7241,16 @@
         <w:tblLook w:val="04A0" w:firstRow="1" w:lastRow="0" w:firstColumn="1" w:lastColumn="0" w:noHBand="0" w:noVBand="1"/>
       </w:tblPr>
       <w:tblGrid>
-        <w:gridCol w:w="2517"/>
-        <w:gridCol w:w="2465"/>
-        <w:gridCol w:w="1976"/>
-        <w:gridCol w:w="2392"/>
+        <w:gridCol w:w="3116"/>
+        <w:gridCol w:w="1559"/>
+        <w:gridCol w:w="1558"/>
+        <w:gridCol w:w="3117"/>
       </w:tblGrid>
       <w:tr>
         <w:tc>
           <w:tcPr>
-            <w:tcW w:w="2517" w:type="dxa"/>
+            <w:tcW w:w="4675" w:type="dxa"/>
+            <w:gridSpan w:val="2"/>
           </w:tcPr>
           <w:p>
             <w:pPr>
@@ -7971,20 +7264,15 @@
                 <w:b/>
                 <w:bCs/>
               </w:rPr>
-              <w:t>Temperature</w:t>
-            </w:r>
-            <w:r>
-              <w:rPr>
-                <w:b/>
-                <w:bCs/>
-              </w:rPr>
-              <w:t xml:space="preserve"> (T)</w:t>
+              <w:lastRenderedPageBreak/>
+              <w:t>Item</w:t>
             </w:r>
           </w:p>
         </w:tc>
         <w:tc>
           <w:tcPr>
-            <w:tcW w:w="2465" w:type="dxa"/>
+            <w:tcW w:w="4675" w:type="dxa"/>
+            <w:gridSpan w:val="2"/>
           </w:tcPr>
           <w:p>
             <w:pPr>
@@ -7998,75 +7286,7 @@
                 <w:b/>
                 <w:bCs/>
               </w:rPr>
-              <w:t>Throughput Flow</w:t>
-            </w:r>
-            <w:r>
-              <w:rPr>
-                <w:b/>
-                <w:bCs/>
-              </w:rPr>
-              <w:t xml:space="preserve"> %</w:t>
-            </w:r>
-          </w:p>
-        </w:tc>
-        <w:tc>
-          <w:tcPr>
-            <w:tcW w:w="1976" w:type="dxa"/>
-          </w:tcPr>
-          <w:p>
-            <w:pPr>
-              <w:rPr>
-                <w:b/>
-                <w:bCs/>
-              </w:rPr>
-            </w:pPr>
-            <w:r>
-              <w:rPr>
-                <w:b/>
-                <w:bCs/>
-              </w:rPr>
-              <w:t>Valve Open</w:t>
-            </w:r>
-            <w:r>
-              <w:rPr>
-                <w:b/>
-                <w:bCs/>
-              </w:rPr>
-              <w:t xml:space="preserve"> %</w:t>
-            </w:r>
-          </w:p>
-        </w:tc>
-        <w:tc>
-          <w:tcPr>
-            <w:tcW w:w="2392" w:type="dxa"/>
-          </w:tcPr>
-          <w:p>
-            <w:pPr>
-              <w:rPr>
-                <w:b/>
-                <w:bCs/>
-              </w:rPr>
-            </w:pPr>
-            <w:r>
-              <w:rPr>
-                <w:b/>
-                <w:bCs/>
-              </w:rPr>
-              <w:t>Fan</w:t>
-            </w:r>
-            <w:r>
-              <w:rPr>
-                <w:b/>
-                <w:bCs/>
-              </w:rPr>
-              <w:t xml:space="preserve"> Actuation</w:t>
-            </w:r>
-            <w:r>
-              <w:rPr>
-                <w:b/>
-                <w:bCs/>
-              </w:rPr>
-              <w:t xml:space="preserve"> </w:t>
+              <w:t>Status</w:t>
             </w:r>
           </w:p>
         </w:tc>
@@ -8074,47 +7294,43 @@
       <w:tr>
         <w:tc>
           <w:tcPr>
-            <w:tcW w:w="2517" w:type="dxa"/>
+            <w:tcW w:w="4675" w:type="dxa"/>
+            <w:gridSpan w:val="2"/>
           </w:tcPr>
           <w:p>
-            <w:r>
-              <w:t xml:space="preserve">T </w:t>
-            </w:r>
-            <w:r>
-              <w:t>≤</w:t>
-            </w:r>
-            <w:r>
-              <w:t xml:space="preserve"> 35°C</w:t>
+            <w:pPr>
+              <w:rPr>
+                <w:b/>
+                <w:bCs/>
+              </w:rPr>
+            </w:pPr>
+            <w:r>
+              <w:rPr>
+                <w:b/>
+                <w:bCs/>
+              </w:rPr>
+              <w:t>PLC Program</w:t>
             </w:r>
           </w:p>
         </w:tc>
         <w:tc>
           <w:tcPr>
-            <w:tcW w:w="2465" w:type="dxa"/>
+            <w:tcW w:w="4675" w:type="dxa"/>
+            <w:gridSpan w:val="2"/>
           </w:tcPr>
           <w:p>
-            <w:r>
-              <w:t>0%</w:t>
-            </w:r>
-          </w:p>
-        </w:tc>
-        <w:tc>
-          <w:tcPr>
-            <w:tcW w:w="1976" w:type="dxa"/>
-          </w:tcPr>
-          <w:p>
-            <w:r>
-              <w:t>0%</w:t>
-            </w:r>
-          </w:p>
-        </w:tc>
-        <w:tc>
-          <w:tcPr>
-            <w:tcW w:w="2392" w:type="dxa"/>
-          </w:tcPr>
-          <w:p>
-            <w:r>
-              <w:t>OFF</w:t>
+            <w:pPr>
+              <w:rPr>
+                <w:b/>
+                <w:bCs/>
+              </w:rPr>
+            </w:pPr>
+            <w:r>
+              <w:rPr>
+                <w:b/>
+                <w:bCs/>
+              </w:rPr>
+              <w:t>Running</w:t>
             </w:r>
           </w:p>
         </w:tc>
@@ -8122,47 +7338,50 @@
       <w:tr>
         <w:tc>
           <w:tcPr>
-            <w:tcW w:w="2517" w:type="dxa"/>
+            <w:tcW w:w="4675" w:type="dxa"/>
+            <w:gridSpan w:val="2"/>
           </w:tcPr>
           <w:p>
-            <w:r>
-              <w:t xml:space="preserve">35°C &lt; T </w:t>
-            </w:r>
-            <w:r>
-              <w:t>≤</w:t>
-            </w:r>
-            <w:r>
-              <w:t xml:space="preserve"> 38°C </w:t>
+            <w:pPr>
+              <w:rPr>
+                <w:b/>
+                <w:bCs/>
+              </w:rPr>
+            </w:pPr>
+            <w:r>
+              <w:rPr>
+                <w:b/>
+                <w:bCs/>
+              </w:rPr>
+              <w:t>User Inputs</w:t>
             </w:r>
           </w:p>
         </w:tc>
         <w:tc>
           <w:tcPr>
-            <w:tcW w:w="2465" w:type="dxa"/>
+            <w:tcW w:w="4675" w:type="dxa"/>
+            <w:gridSpan w:val="2"/>
           </w:tcPr>
           <w:p>
-            <w:r>
-              <w:t>25%</w:t>
-            </w:r>
-          </w:p>
-        </w:tc>
-        <w:tc>
-          <w:tcPr>
-            <w:tcW w:w="1976" w:type="dxa"/>
-          </w:tcPr>
-          <w:p>
-            <w:r>
-              <w:t>25%</w:t>
-            </w:r>
-          </w:p>
-        </w:tc>
-        <w:tc>
-          <w:tcPr>
-            <w:tcW w:w="2392" w:type="dxa"/>
-          </w:tcPr>
-          <w:p>
-            <w:r>
-              <w:t>ON</w:t>
+            <w:pPr>
+              <w:rPr>
+                <w:b/>
+                <w:bCs/>
+              </w:rPr>
+            </w:pPr>
+            <w:r>
+              <w:rPr>
+                <w:b/>
+                <w:bCs/>
+              </w:rPr>
+              <w:t>Process</w:t>
+            </w:r>
+            <w:r>
+              <w:rPr>
+                <w:b/>
+                <w:bCs/>
+              </w:rPr>
+              <w:t>ed</w:t>
             </w:r>
           </w:p>
         </w:tc>
@@ -8170,95 +7389,73 @@
       <w:tr>
         <w:tc>
           <w:tcPr>
-            <w:tcW w:w="2517" w:type="dxa"/>
+            <w:tcW w:w="4675" w:type="dxa"/>
+            <w:gridSpan w:val="2"/>
           </w:tcPr>
           <w:p>
-            <w:r>
-              <w:t xml:space="preserve">38°C &lt; T </w:t>
-            </w:r>
-            <w:r>
-              <w:t>≤</w:t>
-            </w:r>
-            <w:r>
-              <w:t xml:space="preserve"> 41°C</w:t>
-            </w:r>
+            <w:pPr>
+              <w:rPr>
+                <w:b/>
+                <w:bCs/>
+              </w:rPr>
+            </w:pPr>
           </w:p>
         </w:tc>
         <w:tc>
           <w:tcPr>
-            <w:tcW w:w="2465" w:type="dxa"/>
+            <w:tcW w:w="4675" w:type="dxa"/>
+            <w:gridSpan w:val="2"/>
           </w:tcPr>
           <w:p>
-            <w:r>
-              <w:t>50%</w:t>
-            </w:r>
-          </w:p>
-        </w:tc>
-        <w:tc>
-          <w:tcPr>
-            <w:tcW w:w="1976" w:type="dxa"/>
-          </w:tcPr>
-          <w:p>
-            <w:r>
-              <w:t>50%</w:t>
-            </w:r>
-          </w:p>
-        </w:tc>
-        <w:tc>
-          <w:tcPr>
-            <w:tcW w:w="2392" w:type="dxa"/>
-          </w:tcPr>
-          <w:p>
-            <w:r>
-              <w:t>ON</w:t>
-            </w:r>
+            <w:pPr>
+              <w:rPr>
+                <w:b/>
+                <w:bCs/>
+              </w:rPr>
+            </w:pPr>
           </w:p>
         </w:tc>
       </w:tr>
       <w:tr>
         <w:tc>
           <w:tcPr>
-            <w:tcW w:w="2517" w:type="dxa"/>
+            <w:tcW w:w="4675" w:type="dxa"/>
+            <w:gridSpan w:val="2"/>
           </w:tcPr>
           <w:p>
-            <w:r>
-              <w:t xml:space="preserve">41°C &lt; T </w:t>
-            </w:r>
-            <w:r>
-              <w:t>≤</w:t>
-            </w:r>
-            <w:r>
-              <w:t xml:space="preserve"> 44° C</w:t>
+            <w:pPr>
+              <w:rPr>
+                <w:b/>
+                <w:bCs/>
+              </w:rPr>
+            </w:pPr>
+            <w:r>
+              <w:rPr>
+                <w:b/>
+                <w:bCs/>
+              </w:rPr>
+              <w:t>Control System</w:t>
             </w:r>
           </w:p>
         </w:tc>
         <w:tc>
           <w:tcPr>
-            <w:tcW w:w="2465" w:type="dxa"/>
+            <w:tcW w:w="4675" w:type="dxa"/>
+            <w:gridSpan w:val="2"/>
           </w:tcPr>
           <w:p>
-            <w:r>
-              <w:t>75%</w:t>
-            </w:r>
-          </w:p>
-        </w:tc>
-        <w:tc>
-          <w:tcPr>
-            <w:tcW w:w="1976" w:type="dxa"/>
-          </w:tcPr>
-          <w:p>
-            <w:r>
-              <w:t>75%</w:t>
-            </w:r>
-          </w:p>
-        </w:tc>
-        <w:tc>
-          <w:tcPr>
-            <w:tcW w:w="2392" w:type="dxa"/>
-          </w:tcPr>
-          <w:p>
-            <w:r>
-              <w:t>ON</w:t>
+            <w:pPr>
+              <w:rPr>
+                <w:b/>
+                <w:bCs/>
+              </w:rPr>
+            </w:pPr>
+            <w:r>
+              <w:rPr>
+                <w:b/>
+                <w:bCs/>
+              </w:rPr>
+              <w:t>Rules Engagement</w:t>
             </w:r>
           </w:p>
         </w:tc>
@@ -8266,41 +7463,316 @@
       <w:tr>
         <w:tc>
           <w:tcPr>
-            <w:tcW w:w="2517" w:type="dxa"/>
+            <w:tcW w:w="4675" w:type="dxa"/>
+            <w:gridSpan w:val="2"/>
           </w:tcPr>
           <w:p>
             <w:r>
-              <w:t>T &gt; 44°C</w:t>
+              <w:t xml:space="preserve">Temperature </w:t>
             </w:r>
           </w:p>
         </w:tc>
         <w:tc>
           <w:tcPr>
-            <w:tcW w:w="2465" w:type="dxa"/>
+            <w:tcW w:w="4675" w:type="dxa"/>
+            <w:gridSpan w:val="2"/>
           </w:tcPr>
           <w:p>
             <w:r>
-              <w:t>100%</w:t>
+              <w:t>Disengaged</w:t>
+            </w:r>
+          </w:p>
+        </w:tc>
+      </w:tr>
+      <w:tr>
+        <w:tc>
+          <w:tcPr>
+            <w:tcW w:w="4675" w:type="dxa"/>
+            <w:gridSpan w:val="2"/>
+          </w:tcPr>
+          <w:p>
+            <w:r>
+              <w:t>Hydraulics</w:t>
             </w:r>
           </w:p>
         </w:tc>
         <w:tc>
           <w:tcPr>
-            <w:tcW w:w="1976" w:type="dxa"/>
+            <w:tcW w:w="4675" w:type="dxa"/>
+            <w:gridSpan w:val="2"/>
           </w:tcPr>
           <w:p>
             <w:r>
-              <w:t>100%</w:t>
+              <w:t>Disengaged</w:t>
+            </w:r>
+          </w:p>
+        </w:tc>
+      </w:tr>
+      <w:tr>
+        <w:tc>
+          <w:tcPr>
+            <w:tcW w:w="4675" w:type="dxa"/>
+            <w:gridSpan w:val="2"/>
+          </w:tcPr>
+          <w:p>
+            <w:r>
+              <w:t>Conductivity</w:t>
             </w:r>
           </w:p>
         </w:tc>
         <w:tc>
           <w:tcPr>
-            <w:tcW w:w="2392" w:type="dxa"/>
+            <w:tcW w:w="4675" w:type="dxa"/>
+            <w:gridSpan w:val="2"/>
           </w:tcPr>
           <w:p>
             <w:r>
+              <w:t>Engaged</w:t>
+            </w:r>
+          </w:p>
+        </w:tc>
+      </w:tr>
+      <w:tr>
+        <w:tc>
+          <w:tcPr>
+            <w:tcW w:w="4675" w:type="dxa"/>
+            <w:gridSpan w:val="2"/>
+          </w:tcPr>
+          <w:p>
+            <w:r>
+              <w:t>Vessel Level</w:t>
+            </w:r>
+          </w:p>
+        </w:tc>
+        <w:tc>
+          <w:tcPr>
+            <w:tcW w:w="4675" w:type="dxa"/>
+            <w:gridSpan w:val="2"/>
+          </w:tcPr>
+          <w:p>
+            <w:r>
+              <w:t>Engaged</w:t>
+            </w:r>
+          </w:p>
+        </w:tc>
+      </w:tr>
+      <w:tr>
+        <w:tc>
+          <w:tcPr>
+            <w:tcW w:w="9350" w:type="dxa"/>
+            <w:gridSpan w:val="4"/>
+          </w:tcPr>
+          <w:p/>
+        </w:tc>
+      </w:tr>
+      <w:tr>
+        <w:tc>
+          <w:tcPr>
+            <w:tcW w:w="3116" w:type="dxa"/>
+          </w:tcPr>
+          <w:p>
+            <w:pPr>
+              <w:rPr>
+                <w:b/>
+                <w:bCs/>
+              </w:rPr>
+            </w:pPr>
+            <w:r>
+              <w:rPr>
+                <w:b/>
+                <w:bCs/>
+              </w:rPr>
+              <w:t>Instrument</w:t>
+            </w:r>
+          </w:p>
+        </w:tc>
+        <w:tc>
+          <w:tcPr>
+            <w:tcW w:w="3117" w:type="dxa"/>
+            <w:gridSpan w:val="2"/>
+          </w:tcPr>
+          <w:p>
+            <w:pPr>
+              <w:rPr>
+                <w:b/>
+                <w:bCs/>
+              </w:rPr>
+            </w:pPr>
+            <w:r>
+              <w:rPr>
+                <w:b/>
+                <w:bCs/>
+              </w:rPr>
+              <w:t xml:space="preserve">Nominal </w:t>
+            </w:r>
+            <w:r>
+              <w:rPr>
+                <w:b/>
+                <w:bCs/>
+              </w:rPr>
+              <w:t>Actuation Status</w:t>
+            </w:r>
+          </w:p>
+        </w:tc>
+        <w:tc>
+          <w:tcPr>
+            <w:tcW w:w="3117" w:type="dxa"/>
+          </w:tcPr>
+          <w:p>
+            <w:pPr>
+              <w:rPr>
+                <w:b/>
+                <w:bCs/>
+              </w:rPr>
+            </w:pPr>
+            <w:r>
+              <w:rPr>
+                <w:b/>
+                <w:bCs/>
+              </w:rPr>
+              <w:t>User Overridable</w:t>
+            </w:r>
+            <w:r>
+              <w:rPr>
+                <w:b/>
+                <w:bCs/>
+              </w:rPr>
+              <w:t xml:space="preserve"> Mode</w:t>
+            </w:r>
+          </w:p>
+        </w:tc>
+      </w:tr>
+      <w:tr>
+        <w:tc>
+          <w:tcPr>
+            <w:tcW w:w="3116" w:type="dxa"/>
+          </w:tcPr>
+          <w:p>
+            <w:r>
+              <w:t>Control Valve</w:t>
+            </w:r>
+          </w:p>
+        </w:tc>
+        <w:tc>
+          <w:tcPr>
+            <w:tcW w:w="3117" w:type="dxa"/>
+            <w:gridSpan w:val="2"/>
+          </w:tcPr>
+          <w:p>
+            <w:r>
+              <w:t>100% Open</w:t>
+            </w:r>
+          </w:p>
+        </w:tc>
+        <w:tc>
+          <w:tcPr>
+            <w:tcW w:w="3117" w:type="dxa"/>
+          </w:tcPr>
+          <w:p>
+            <w:r>
+              <w:t>MCVA Mode</w:t>
+            </w:r>
+          </w:p>
+        </w:tc>
+      </w:tr>
+      <w:tr>
+        <w:tc>
+          <w:tcPr>
+            <w:tcW w:w="3116" w:type="dxa"/>
+          </w:tcPr>
+          <w:p>
+            <w:r>
+              <w:t>Fan</w:t>
+            </w:r>
+            <w:r>
+              <w:t xml:space="preserve"> 1</w:t>
+            </w:r>
+          </w:p>
+        </w:tc>
+        <w:tc>
+          <w:tcPr>
+            <w:tcW w:w="3117" w:type="dxa"/>
+            <w:gridSpan w:val="2"/>
+          </w:tcPr>
+          <w:p>
+            <w:r>
               <w:t>ON</w:t>
+            </w:r>
+          </w:p>
+        </w:tc>
+        <w:tc>
+          <w:tcPr>
+            <w:tcW w:w="3117" w:type="dxa"/>
+          </w:tcPr>
+          <w:p>
+            <w:r>
+              <w:t>MFC Mode</w:t>
+            </w:r>
+          </w:p>
+        </w:tc>
+      </w:tr>
+      <w:tr>
+        <w:tc>
+          <w:tcPr>
+            <w:tcW w:w="3116" w:type="dxa"/>
+          </w:tcPr>
+          <w:p>
+            <w:r>
+              <w:t>Fan 2</w:t>
+            </w:r>
+          </w:p>
+        </w:tc>
+        <w:tc>
+          <w:tcPr>
+            <w:tcW w:w="3117" w:type="dxa"/>
+            <w:gridSpan w:val="2"/>
+          </w:tcPr>
+          <w:p>
+            <w:r>
+              <w:t>On</w:t>
+            </w:r>
+          </w:p>
+        </w:tc>
+        <w:tc>
+          <w:tcPr>
+            <w:tcW w:w="3117" w:type="dxa"/>
+          </w:tcPr>
+          <w:p>
+            <w:r>
+              <w:t>MFC Mode</w:t>
+            </w:r>
+          </w:p>
+        </w:tc>
+      </w:tr>
+      <w:tr>
+        <w:tc>
+          <w:tcPr>
+            <w:tcW w:w="3116" w:type="dxa"/>
+          </w:tcPr>
+          <w:p>
+            <w:r>
+              <w:t>Pump</w:t>
+            </w:r>
+          </w:p>
+        </w:tc>
+        <w:tc>
+          <w:tcPr>
+            <w:tcW w:w="3117" w:type="dxa"/>
+            <w:gridSpan w:val="2"/>
+          </w:tcPr>
+          <w:p>
+            <w:r>
+              <w:t>Disengaged</w:t>
+            </w:r>
+          </w:p>
+        </w:tc>
+        <w:tc>
+          <w:tcPr>
+            <w:tcW w:w="3117" w:type="dxa"/>
+          </w:tcPr>
+          <w:p>
+            <w:r>
+              <w:t>None</w:t>
             </w:r>
           </w:p>
         </w:tc>
@@ -8309,56 +7781,1849 @@
     <w:p/>
     <w:p>
       <w:r>
-        <w:t xml:space="preserve">Temperature </w:t>
-      </w:r>
-      <w:r>
-        <w:t>regulations</w:t>
-      </w:r>
-      <w:r>
-        <w:t xml:space="preserve"> shall have </w:t>
-      </w:r>
-      <w:r>
-        <w:t>hysteresis</w:t>
-      </w:r>
-      <w:r>
-        <w:t xml:space="preserve"> control, </w:t>
-      </w:r>
-      <w:r>
-        <w:t xml:space="preserve">where a change in throughput flow and fan </w:t>
-      </w:r>
-      <w:r>
-        <w:t>actuation</w:t>
-      </w:r>
-      <w:r>
-        <w:t xml:space="preserve"> </w:t>
-      </w:r>
-      <w:r>
-        <w:t xml:space="preserve">requires temperature to </w:t>
-      </w:r>
-      <w:r>
-        <w:t>remain within a new region for at least 2 seconds.</w:t>
+        <w:t xml:space="preserve"> </w:t>
       </w:r>
     </w:p>
     <w:p>
       <w:pPr>
-        <w:rPr>
+        <w:pStyle w:val="Heading2"/>
+      </w:pPr>
+      <w:bookmarkStart w:id="20" w:name="_Toc240736362"/>
+      <w:r>
+        <w:t>Fault Management</w:t>
+      </w:r>
+      <w:bookmarkEnd w:id="20"/>
+    </w:p>
+    <w:p>
+      <w:r>
+        <w:t xml:space="preserve">If </w:t>
+      </w:r>
+      <w:r>
+        <w:t>there is any</w:t>
+      </w:r>
+      <w:r>
+        <w:t xml:space="preserve"> fault within the system</w:t>
+      </w:r>
+      <w:r>
+        <w:t xml:space="preserve"> during operation (that is, any FLT-X is engaged, where X is any integer), then the system shall enter the shutdown stage</w:t>
+      </w:r>
+      <w:r>
+        <w:t>, regardless of the stage it is currently in.</w:t>
+      </w:r>
+      <w:r>
+        <w:t xml:space="preserve"> </w:t>
+      </w:r>
+      <w:r>
+        <w:t>Should</w:t>
+      </w:r>
+      <w:r>
+        <w:t xml:space="preserve"> any fault exist while the system </w:t>
+      </w:r>
+      <w:r>
+        <w:t>is</w:t>
+      </w:r>
+      <w:r>
+        <w:t xml:space="preserve"> </w:t>
+      </w:r>
+      <w:r>
+        <w:t xml:space="preserve">off stage, the system shall not enter the initialization </w:t>
+      </w:r>
+      <w:r>
+        <w:t>stage</w:t>
+      </w:r>
+      <w:r>
+        <w:t xml:space="preserve"> when the operator starts the system.</w:t>
+      </w:r>
+      <w:r>
+        <w:t xml:space="preserve"> </w:t>
+      </w:r>
+      <w:r>
+        <w:t xml:space="preserve">If the </w:t>
+      </w:r>
+      <w:r>
+        <w:t>operator engages the acknowledge fault switch (</w:t>
+      </w:r>
+      <w:r>
+        <w:t>SW-14)</w:t>
+      </w:r>
+      <w:r>
+        <w:t>, all</w:t>
+      </w:r>
+      <w:r>
+        <w:t xml:space="preserve"> </w:t>
+      </w:r>
+      <w:r>
+        <w:t>faults shall be disengaged</w:t>
+      </w:r>
+      <w:r>
+        <w:t xml:space="preserve"> and the acknowledge fault switch shall disengage</w:t>
+      </w:r>
+      <w:r>
+        <w:t>.</w:t>
+      </w:r>
+      <w:r>
+        <w:t xml:space="preserve"> </w:t>
+      </w:r>
+      <w:r>
+        <w:t>If the operator engages the start switch after engaging the acknowledge fault switch, the system shall enter the initialization stage</w:t>
+      </w:r>
+      <w:r>
+        <w:t>. T</w:t>
+      </w:r>
+      <w:r>
+        <w:t xml:space="preserve">he acknowledge fault switch only </w:t>
+      </w:r>
+      <w:r>
+        <w:t>disengages fault</w:t>
+      </w:r>
+      <w:r>
+        <w:t>, hence</w:t>
+      </w:r>
+      <w:r>
+        <w:t xml:space="preserve"> </w:t>
+      </w:r>
+      <w:r>
+        <w:t>a</w:t>
+      </w:r>
+      <w:r>
+        <w:t xml:space="preserve">n existing fault within the system shall always reengage </w:t>
+      </w:r>
+      <w:r>
+        <w:t xml:space="preserve">the respective fault if not </w:t>
+      </w:r>
+      <w:r>
+        <w:t>properly handled by the operator.</w:t>
+      </w:r>
+    </w:p>
+    <w:p/>
+    <w:p>
+      <w:pPr>
+        <w:pStyle w:val="Heading1"/>
+      </w:pPr>
+      <w:bookmarkStart w:id="21" w:name="_Toc240736363"/>
+      <w:r>
+        <w:t>Temperature Control</w:t>
+      </w:r>
+      <w:r>
+        <w:t xml:space="preserve"> System</w:t>
+      </w:r>
+      <w:bookmarkEnd w:id="21"/>
+    </w:p>
+    <w:p>
+      <w:pPr>
+        <w:pStyle w:val="Heading2"/>
+      </w:pPr>
+      <w:bookmarkStart w:id="22" w:name="_Toc240736364"/>
+      <w:r>
+        <w:t>Signal Processing</w:t>
+      </w:r>
+      <w:bookmarkEnd w:id="22"/>
+    </w:p>
+    <w:p>
+      <w:pPr>
+        <w:rPr>
+          <w:color w:val="000000" w:themeColor="text1"/>
+        </w:rPr>
+      </w:pPr>
+      <w:r>
+        <w:rPr>
+          <w:color w:val="000000" w:themeColor="text1"/>
+        </w:rPr>
+        <w:t>Inlet coolant temperature</w:t>
+      </w:r>
+      <w:r>
+        <w:rPr>
+          <w:color w:val="000000" w:themeColor="text1"/>
+        </w:rPr>
+        <w:t xml:space="preserve"> (SIG</w:t>
+      </w:r>
+      <w:r>
+        <w:rPr>
+          <w:color w:val="000000" w:themeColor="text1"/>
+        </w:rPr>
+        <w:t>-</w:t>
+      </w:r>
+      <w:r>
+        <w:rPr>
+          <w:color w:val="000000" w:themeColor="text1"/>
+        </w:rPr>
+        <w:t>6</w:t>
+      </w:r>
+      <w:r>
+        <w:rPr>
+          <w:color w:val="000000" w:themeColor="text1"/>
+        </w:rPr>
+        <w:t>)</w:t>
+      </w:r>
+      <w:r>
+        <w:rPr>
+          <w:color w:val="000000" w:themeColor="text1"/>
+        </w:rPr>
+        <w:t xml:space="preserve"> shall be </w:t>
+      </w:r>
+      <w:r>
+        <w:rPr>
+          <w:color w:val="000000" w:themeColor="text1"/>
+        </w:rPr>
+        <w:t xml:space="preserve">sampled </w:t>
+      </w:r>
+      <w:r>
+        <w:rPr>
+          <w:color w:val="000000" w:themeColor="text1"/>
+        </w:rPr>
+        <w:t xml:space="preserve">prior to </w:t>
+      </w:r>
+      <w:r>
+        <w:rPr>
+          <w:color w:val="000000" w:themeColor="text1"/>
+        </w:rPr>
+        <w:t>entering the heat source</w:t>
+      </w:r>
+      <w:r>
+        <w:rPr>
+          <w:color w:val="000000" w:themeColor="text1"/>
+        </w:rPr>
+        <w:t xml:space="preserve">, and just after </w:t>
+      </w:r>
+      <w:r>
+        <w:rPr>
+          <w:color w:val="000000" w:themeColor="text1"/>
+        </w:rPr>
+        <w:t>exiting the heat-exchanger loop</w:t>
+      </w:r>
+      <w:r>
+        <w:rPr>
+          <w:color w:val="000000" w:themeColor="text1"/>
+        </w:rPr>
+        <w:t xml:space="preserve">. </w:t>
+      </w:r>
+      <w:r>
+        <w:rPr>
+          <w:color w:val="000000" w:themeColor="text1"/>
+        </w:rPr>
+        <w:t>Three (</w:t>
+      </w:r>
+      <w:r>
+        <w:rPr>
+          <w:color w:val="000000" w:themeColor="text1"/>
+        </w:rPr>
+        <w:t>3</w:t>
+      </w:r>
+      <w:r>
+        <w:rPr>
+          <w:color w:val="000000" w:themeColor="text1"/>
+        </w:rPr>
+        <w:t>)</w:t>
+      </w:r>
+      <w:r>
+        <w:rPr>
+          <w:color w:val="000000" w:themeColor="text1"/>
+        </w:rPr>
+        <w:t xml:space="preserve"> RTD sensors (P15</w:t>
+      </w:r>
+      <w:r>
+        <w:rPr>
+          <w:color w:val="000000" w:themeColor="text1"/>
+        </w:rPr>
+        <w:t>A, P15B, P15C</w:t>
+      </w:r>
+      <w:r>
+        <w:rPr>
+          <w:color w:val="000000" w:themeColor="text1"/>
+        </w:rPr>
+        <w:t>)</w:t>
+      </w:r>
+      <w:r>
+        <w:rPr>
+          <w:color w:val="000000" w:themeColor="text1"/>
+        </w:rPr>
+        <w:t xml:space="preserve"> shall be used in </w:t>
+      </w:r>
+      <w:r>
+        <w:rPr>
+          <w:color w:val="000000" w:themeColor="text1"/>
+        </w:rPr>
+        <w:t xml:space="preserve">determining the measured coolant </w:t>
+      </w:r>
+      <w:r>
+        <w:rPr>
+          <w:color w:val="000000" w:themeColor="text1"/>
+        </w:rPr>
+        <w:t>temperature.</w:t>
+      </w:r>
+      <w:r>
+        <w:rPr>
+          <w:color w:val="000000" w:themeColor="text1"/>
+        </w:rPr>
+        <w:t xml:space="preserve"> </w:t>
+      </w:r>
+      <w:r>
+        <w:rPr>
+          <w:color w:val="000000" w:themeColor="text1"/>
+        </w:rPr>
+        <w:t>RTD</w:t>
+      </w:r>
+      <w:r>
+        <w:rPr>
+          <w:color w:val="000000" w:themeColor="text1"/>
+        </w:rPr>
+        <w:t xml:space="preserve"> sensors shall communicate </w:t>
+      </w:r>
+      <w:r>
+        <w:rPr>
+          <w:color w:val="000000" w:themeColor="text1"/>
+        </w:rPr>
+        <w:t xml:space="preserve">to </w:t>
+      </w:r>
+      <w:r>
+        <w:rPr>
+          <w:color w:val="000000" w:themeColor="text1"/>
+        </w:rPr>
+        <w:t xml:space="preserve">the PLC using a 4-20 mA </w:t>
+      </w:r>
+      <w:r>
+        <w:rPr>
+          <w:color w:val="000000" w:themeColor="text1"/>
+        </w:rPr>
+        <w:t>INT</w:t>
+      </w:r>
+      <w:r>
+        <w:rPr>
+          <w:color w:val="000000" w:themeColor="text1"/>
+        </w:rPr>
+        <w:t xml:space="preserve">-valued </w:t>
+      </w:r>
+      <w:r>
+        <w:rPr>
+          <w:color w:val="000000" w:themeColor="text1"/>
+        </w:rPr>
+        <w:t>signal</w:t>
+      </w:r>
+      <w:r>
+        <w:rPr>
+          <w:color w:val="000000" w:themeColor="text1"/>
+        </w:rPr>
+        <w:t xml:space="preserve"> (PHY-2, PHY-3</w:t>
+      </w:r>
+      <w:r>
+        <w:rPr>
+          <w:color w:val="000000" w:themeColor="text1"/>
+        </w:rPr>
+        <w:t>,</w:t>
+      </w:r>
+      <w:r>
+        <w:rPr>
+          <w:color w:val="000000" w:themeColor="text1"/>
+        </w:rPr>
+        <w:t xml:space="preserve"> and </w:t>
+      </w:r>
+      <w:r>
+        <w:rPr>
+          <w:color w:val="000000" w:themeColor="text1"/>
+        </w:rPr>
+        <w:lastRenderedPageBreak/>
+        <w:t>PHY-4 respectively</w:t>
+      </w:r>
+      <w:r>
+        <w:rPr>
+          <w:color w:val="000000" w:themeColor="text1"/>
+        </w:rPr>
+        <w:t>)</w:t>
+      </w:r>
+      <w:r>
+        <w:rPr>
+          <w:color w:val="000000" w:themeColor="text1"/>
+        </w:rPr>
+        <w:t>. Any RTD</w:t>
+      </w:r>
+      <w:r>
+        <w:rPr>
+          <w:color w:val="000000" w:themeColor="text1"/>
+        </w:rPr>
+        <w:t xml:space="preserve"> physical</w:t>
+      </w:r>
+      <w:r>
+        <w:rPr>
+          <w:color w:val="000000" w:themeColor="text1"/>
+        </w:rPr>
+        <w:t xml:space="preserve"> signal that exceeds 20.5 mA or falls below 3.5mA shall be considered a bad signal</w:t>
+      </w:r>
+      <w:r>
+        <w:rPr>
+          <w:color w:val="000000" w:themeColor="text1"/>
+        </w:rPr>
+        <w:t>, and the affected</w:t>
+      </w:r>
+      <w:r>
+        <w:rPr>
+          <w:color w:val="000000" w:themeColor="text1"/>
+        </w:rPr>
+        <w:t xml:space="preserve"> RTD</w:t>
+      </w:r>
+      <w:r>
+        <w:rPr>
+          <w:color w:val="000000" w:themeColor="text1"/>
+        </w:rPr>
+        <w:t xml:space="preserve"> </w:t>
+      </w:r>
+      <w:r>
+        <w:rPr>
+          <w:color w:val="000000" w:themeColor="text1"/>
+        </w:rPr>
+        <w:t>shall be considered as “non-functioning</w:t>
+      </w:r>
+      <w:r>
+        <w:rPr>
+          <w:color w:val="000000" w:themeColor="text1"/>
+        </w:rPr>
+        <w:t>” and</w:t>
+      </w:r>
+      <w:r>
+        <w:rPr>
+          <w:color w:val="000000" w:themeColor="text1"/>
+        </w:rPr>
+        <w:t xml:space="preserve"> shall engage </w:t>
+      </w:r>
+      <w:r>
+        <w:rPr>
+          <w:color w:val="000000" w:themeColor="text1"/>
+        </w:rPr>
+        <w:t>its</w:t>
+      </w:r>
+      <w:r>
+        <w:rPr>
+          <w:color w:val="000000" w:themeColor="text1"/>
+        </w:rPr>
+        <w:t xml:space="preserve"> respective </w:t>
+      </w:r>
+      <w:r>
+        <w:rPr>
+          <w:color w:val="000000" w:themeColor="text1"/>
+        </w:rPr>
+        <w:t>alarm (</w:t>
+      </w:r>
+      <w:r>
+        <w:rPr>
+          <w:color w:val="000000" w:themeColor="text1"/>
+        </w:rPr>
+        <w:t xml:space="preserve">that is </w:t>
+      </w:r>
+      <w:r>
+        <w:rPr>
+          <w:color w:val="000000" w:themeColor="text1"/>
+        </w:rPr>
+        <w:t>ALM-14, ALM-15</w:t>
+      </w:r>
+      <w:r>
+        <w:rPr>
+          <w:color w:val="000000" w:themeColor="text1"/>
+        </w:rPr>
+        <w:t xml:space="preserve"> or </w:t>
+      </w:r>
+      <w:r>
+        <w:rPr>
+          <w:color w:val="000000" w:themeColor="text1"/>
+        </w:rPr>
+        <w:t>ALM-16)</w:t>
+      </w:r>
+      <w:r>
+        <w:rPr>
+          <w:color w:val="000000" w:themeColor="text1"/>
+        </w:rPr>
+        <w:t>.</w:t>
+      </w:r>
+      <w:r>
+        <w:rPr>
+          <w:color w:val="000000" w:themeColor="text1"/>
+        </w:rPr>
+        <w:t xml:space="preserve"> All</w:t>
+      </w:r>
+      <w:r>
+        <w:rPr>
+          <w:color w:val="000000" w:themeColor="text1"/>
+        </w:rPr>
+        <w:t xml:space="preserve"> </w:t>
+      </w:r>
+      <w:r>
+        <w:rPr>
+          <w:color w:val="000000" w:themeColor="text1"/>
+        </w:rPr>
+        <w:t>INT</w:t>
+      </w:r>
+      <w:r>
+        <w:rPr>
+          <w:color w:val="000000" w:themeColor="text1"/>
+        </w:rPr>
+        <w:t xml:space="preserve">-valued signals from the RTDs shall be converted into </w:t>
+      </w:r>
+      <w:r>
+        <w:rPr>
+          <w:color w:val="000000" w:themeColor="text1"/>
+        </w:rPr>
+        <w:t>REAL</w:t>
+      </w:r>
+      <w:r>
+        <w:rPr>
+          <w:color w:val="000000" w:themeColor="text1"/>
+        </w:rPr>
+        <w:t>-valued signal</w:t>
+      </w:r>
+      <w:r>
+        <w:rPr>
+          <w:color w:val="000000" w:themeColor="text1"/>
+        </w:rPr>
+        <w:t>s</w:t>
+      </w:r>
+      <w:r>
+        <w:rPr>
+          <w:color w:val="000000" w:themeColor="text1"/>
+        </w:rPr>
+        <w:t xml:space="preserve"> (</w:t>
+      </w:r>
+      <w:r>
+        <w:rPr>
+          <w:color w:val="000000" w:themeColor="text1"/>
+        </w:rPr>
+        <w:t xml:space="preserve">that is </w:t>
+      </w:r>
+      <w:r>
+        <w:rPr>
+          <w:color w:val="000000" w:themeColor="text1"/>
+        </w:rPr>
+        <w:t>SIG-10, SIG-11</w:t>
+      </w:r>
+      <w:r>
+        <w:rPr>
+          <w:color w:val="000000" w:themeColor="text1"/>
+        </w:rPr>
+        <w:t>, and</w:t>
+      </w:r>
+      <w:r>
+        <w:rPr>
+          <w:color w:val="000000" w:themeColor="text1"/>
+        </w:rPr>
+        <w:t xml:space="preserve"> SIG-12 respectively</w:t>
+      </w:r>
+      <w:r>
+        <w:rPr>
+          <w:color w:val="000000" w:themeColor="text1"/>
+        </w:rPr>
+        <w:t>)</w:t>
+      </w:r>
+      <w:r>
+        <w:rPr>
+          <w:color w:val="000000" w:themeColor="text1"/>
+        </w:rPr>
+        <w:t>.</w:t>
+      </w:r>
+      <w:r>
+        <w:rPr>
+          <w:color w:val="000000" w:themeColor="text1"/>
+        </w:rPr>
+        <w:t xml:space="preserve"> </w:t>
+      </w:r>
+      <w:r>
+        <w:rPr>
+          <w:color w:val="000000" w:themeColor="text1"/>
+        </w:rPr>
+        <w:t>If</w:t>
+      </w:r>
+      <w:r>
+        <w:rPr>
+          <w:color w:val="000000" w:themeColor="text1"/>
+        </w:rPr>
+        <w:t xml:space="preserve"> </w:t>
+      </w:r>
+      <w:r>
+        <w:rPr>
+          <w:color w:val="000000" w:themeColor="text1"/>
+        </w:rPr>
+        <w:t>three (</w:t>
+      </w:r>
+      <w:r>
+        <w:rPr>
+          <w:color w:val="000000" w:themeColor="text1"/>
+        </w:rPr>
+        <w:t>3</w:t>
+      </w:r>
+      <w:r>
+        <w:rPr>
+          <w:color w:val="000000" w:themeColor="text1"/>
+        </w:rPr>
+        <w:t>)</w:t>
+      </w:r>
+      <w:r>
+        <w:rPr>
+          <w:color w:val="000000" w:themeColor="text1"/>
+        </w:rPr>
+        <w:t xml:space="preserve"> of</w:t>
+      </w:r>
+      <w:r>
+        <w:rPr>
+          <w:color w:val="000000" w:themeColor="text1"/>
+        </w:rPr>
+        <w:t xml:space="preserve"> three</w:t>
+      </w:r>
+      <w:r>
+        <w:rPr>
+          <w:color w:val="000000" w:themeColor="text1"/>
+        </w:rPr>
+        <w:t xml:space="preserve"> </w:t>
+      </w:r>
+      <w:r>
+        <w:rPr>
+          <w:color w:val="000000" w:themeColor="text1"/>
+        </w:rPr>
+        <w:t>(</w:t>
+      </w:r>
+      <w:r>
+        <w:rPr>
+          <w:color w:val="000000" w:themeColor="text1"/>
+        </w:rPr>
+        <w:t>3</w:t>
+      </w:r>
+      <w:r>
+        <w:rPr>
+          <w:color w:val="000000" w:themeColor="text1"/>
+        </w:rPr>
+        <w:t>)</w:t>
+      </w:r>
+      <w:r>
+        <w:rPr>
+          <w:color w:val="000000" w:themeColor="text1"/>
+        </w:rPr>
+        <w:t xml:space="preserve"> sensors are func</w:t>
+      </w:r>
+      <w:r>
+        <w:rPr>
+          <w:color w:val="000000" w:themeColor="text1"/>
+        </w:rPr>
+        <w:t>tioning</w:t>
+      </w:r>
+      <w:r>
+        <w:rPr>
+          <w:color w:val="000000" w:themeColor="text1"/>
+        </w:rPr>
+        <w:t xml:space="preserve">, the median value of the </w:t>
+      </w:r>
+      <w:r>
+        <w:rPr>
+          <w:color w:val="000000" w:themeColor="text1"/>
+        </w:rPr>
+        <w:t xml:space="preserve">REAL-valued RTD signals </w:t>
+      </w:r>
+      <w:r>
+        <w:rPr>
+          <w:color w:val="000000" w:themeColor="text1"/>
+        </w:rPr>
+        <w:t xml:space="preserve">shall be </w:t>
+      </w:r>
+      <w:r>
+        <w:rPr>
+          <w:color w:val="000000" w:themeColor="text1"/>
+        </w:rPr>
+        <w:t xml:space="preserve">considered </w:t>
+      </w:r>
+      <w:r>
+        <w:rPr>
+          <w:color w:val="000000" w:themeColor="text1"/>
+        </w:rPr>
+        <w:t>as</w:t>
+      </w:r>
+      <w:r>
+        <w:rPr>
+          <w:color w:val="000000" w:themeColor="text1"/>
+        </w:rPr>
+        <w:t xml:space="preserve"> the measured coolant temperature</w:t>
+      </w:r>
+      <w:r>
+        <w:rPr>
+          <w:color w:val="000000" w:themeColor="text1"/>
+        </w:rPr>
+        <w:t xml:space="preserve"> (SIG-6)</w:t>
+      </w:r>
+      <w:r>
+        <w:rPr>
+          <w:color w:val="000000" w:themeColor="text1"/>
+        </w:rPr>
+        <w:t>.</w:t>
+      </w:r>
+      <w:r>
+        <w:rPr>
+          <w:color w:val="000000" w:themeColor="text1"/>
+        </w:rPr>
+        <w:t xml:space="preserve"> If two</w:t>
+      </w:r>
+      <w:r>
+        <w:rPr>
+          <w:color w:val="000000" w:themeColor="text1"/>
+        </w:rPr>
+        <w:t xml:space="preserve"> (2)</w:t>
+      </w:r>
+      <w:r>
+        <w:rPr>
+          <w:color w:val="000000" w:themeColor="text1"/>
+        </w:rPr>
+        <w:t xml:space="preserve"> or more of the REAL-valued RTD signals are the same, then</w:t>
+      </w:r>
+      <w:r>
+        <w:rPr>
+          <w:color w:val="000000" w:themeColor="text1"/>
+        </w:rPr>
+        <w:t xml:space="preserve"> that value shall be considered as SIG-6.</w:t>
+      </w:r>
+      <w:r>
+        <w:rPr>
+          <w:color w:val="000000" w:themeColor="text1"/>
+        </w:rPr>
+        <w:t xml:space="preserve"> </w:t>
+      </w:r>
+      <w:r>
+        <w:rPr>
+          <w:color w:val="000000" w:themeColor="text1"/>
+        </w:rPr>
+        <w:t xml:space="preserve">If </w:t>
+      </w:r>
+      <w:r>
+        <w:rPr>
+          <w:color w:val="000000" w:themeColor="text1"/>
+        </w:rPr>
+        <w:t>two (</w:t>
+      </w:r>
+      <w:r>
+        <w:rPr>
+          <w:color w:val="000000" w:themeColor="text1"/>
+        </w:rPr>
+        <w:t>2</w:t>
+      </w:r>
+      <w:r>
+        <w:rPr>
+          <w:color w:val="000000" w:themeColor="text1"/>
+        </w:rPr>
+        <w:t>)</w:t>
+      </w:r>
+      <w:r>
+        <w:rPr>
+          <w:color w:val="000000" w:themeColor="text1"/>
+        </w:rPr>
+        <w:t xml:space="preserve"> of </w:t>
+      </w:r>
+      <w:r>
+        <w:rPr>
+          <w:color w:val="000000" w:themeColor="text1"/>
+        </w:rPr>
+        <w:t>three (</w:t>
+      </w:r>
+      <w:r>
+        <w:rPr>
+          <w:color w:val="000000" w:themeColor="text1"/>
+        </w:rPr>
+        <w:t>3</w:t>
+      </w:r>
+      <w:r>
+        <w:rPr>
+          <w:color w:val="000000" w:themeColor="text1"/>
+        </w:rPr>
+        <w:t>)</w:t>
+      </w:r>
+      <w:r>
+        <w:rPr>
+          <w:color w:val="000000" w:themeColor="text1"/>
+        </w:rPr>
+        <w:t xml:space="preserve"> sensors are functioning, the average value of the </w:t>
+      </w:r>
+      <w:r>
+        <w:rPr>
+          <w:color w:val="000000" w:themeColor="text1"/>
+        </w:rPr>
+        <w:t>two (</w:t>
+      </w:r>
+      <w:r>
+        <w:rPr>
+          <w:color w:val="000000" w:themeColor="text1"/>
+        </w:rPr>
+        <w:t>2</w:t>
+      </w:r>
+      <w:r>
+        <w:rPr>
+          <w:color w:val="000000" w:themeColor="text1"/>
+        </w:rPr>
+        <w:t xml:space="preserve">) </w:t>
+      </w:r>
+      <w:r>
+        <w:rPr>
+          <w:color w:val="000000" w:themeColor="text1"/>
+        </w:rPr>
+        <w:t>functioning</w:t>
+      </w:r>
+      <w:r>
+        <w:rPr>
+          <w:color w:val="000000" w:themeColor="text1"/>
+        </w:rPr>
+        <w:t xml:space="preserve"> </w:t>
+      </w:r>
+      <w:r>
+        <w:rPr>
+          <w:color w:val="000000" w:themeColor="text1"/>
+        </w:rPr>
+        <w:t xml:space="preserve">REAL-valued RTD signals </w:t>
+      </w:r>
+      <w:r>
+        <w:rPr>
+          <w:color w:val="000000" w:themeColor="text1"/>
+        </w:rPr>
+        <w:t>shall be</w:t>
+      </w:r>
+      <w:r>
+        <w:rPr>
+          <w:color w:val="000000" w:themeColor="text1"/>
+        </w:rPr>
+        <w:t xml:space="preserve"> </w:t>
+      </w:r>
+      <w:r>
+        <w:rPr>
+          <w:color w:val="000000" w:themeColor="text1"/>
+        </w:rPr>
+        <w:t xml:space="preserve">considered </w:t>
+      </w:r>
+      <w:r>
+        <w:rPr>
+          <w:color w:val="000000" w:themeColor="text1"/>
+        </w:rPr>
+        <w:t xml:space="preserve">as </w:t>
+      </w:r>
+      <w:r>
+        <w:rPr>
+          <w:color w:val="000000" w:themeColor="text1"/>
+        </w:rPr>
+        <w:t>SIG-</w:t>
+      </w:r>
+      <w:r>
+        <w:rPr>
+          <w:color w:val="000000" w:themeColor="text1"/>
+        </w:rPr>
+        <w:t>6</w:t>
+      </w:r>
+      <w:r>
+        <w:rPr>
+          <w:color w:val="000000" w:themeColor="text1"/>
+        </w:rPr>
+        <w:t>.</w:t>
+      </w:r>
+      <w:r>
+        <w:rPr>
+          <w:color w:val="000000" w:themeColor="text1"/>
+        </w:rPr>
+        <w:t xml:space="preserve"> </w:t>
+      </w:r>
+      <w:r>
+        <w:rPr>
+          <w:color w:val="000000" w:themeColor="text1"/>
+        </w:rPr>
+        <w:t>If l</w:t>
+      </w:r>
+      <w:r>
+        <w:rPr>
+          <w:color w:val="000000" w:themeColor="text1"/>
+        </w:rPr>
+        <w:t xml:space="preserve">ess than </w:t>
+      </w:r>
+      <w:r>
+        <w:rPr>
+          <w:color w:val="000000" w:themeColor="text1"/>
+        </w:rPr>
+        <w:t>two (</w:t>
+      </w:r>
+      <w:r>
+        <w:rPr>
+          <w:color w:val="000000" w:themeColor="text1"/>
+        </w:rPr>
+        <w:t>2</w:t>
+      </w:r>
+      <w:r>
+        <w:rPr>
+          <w:color w:val="000000" w:themeColor="text1"/>
+        </w:rPr>
+        <w:t>)</w:t>
+      </w:r>
+      <w:r>
+        <w:rPr>
+          <w:color w:val="000000" w:themeColor="text1"/>
+        </w:rPr>
+        <w:t xml:space="preserve"> of </w:t>
+      </w:r>
+      <w:r>
+        <w:rPr>
+          <w:color w:val="000000" w:themeColor="text1"/>
+        </w:rPr>
+        <w:t>three (</w:t>
+      </w:r>
+      <w:r>
+        <w:rPr>
+          <w:color w:val="000000" w:themeColor="text1"/>
+        </w:rPr>
+        <w:t>3</w:t>
+      </w:r>
+      <w:r>
+        <w:rPr>
+          <w:color w:val="000000" w:themeColor="text1"/>
+        </w:rPr>
+        <w:t>)</w:t>
+      </w:r>
+      <w:r>
+        <w:rPr>
+          <w:color w:val="000000" w:themeColor="text1"/>
+        </w:rPr>
+        <w:t xml:space="preserve"> sensors </w:t>
+      </w:r>
+      <w:r>
+        <w:rPr>
+          <w:color w:val="000000" w:themeColor="text1"/>
+        </w:rPr>
+        <w:t>are function, FLT-7 shall be engaged</w:t>
+      </w:r>
+      <w:r>
+        <w:rPr>
+          <w:color w:val="000000" w:themeColor="text1"/>
+        </w:rPr>
+        <w:t xml:space="preserve">, and the last read measured coolant temperature shall be </w:t>
+      </w:r>
+      <w:r>
+        <w:rPr>
+          <w:color w:val="000000" w:themeColor="text1"/>
+        </w:rPr>
+        <w:t xml:space="preserve">considered </w:t>
+      </w:r>
+      <w:r>
+        <w:rPr>
+          <w:color w:val="000000" w:themeColor="text1"/>
+        </w:rPr>
+        <w:t xml:space="preserve">as SIG-6 </w:t>
+      </w:r>
+      <w:r>
+        <w:rPr>
+          <w:color w:val="000000" w:themeColor="text1"/>
+        </w:rPr>
+        <w:t>for measurement continuity during system shutdown.</w:t>
+      </w:r>
+    </w:p>
+    <w:p>
+      <w:r>
+        <w:t xml:space="preserve">The measured coolant temperature shall be regulated by controlling flow entering the heat exchanger through </w:t>
+      </w:r>
+      <w:r>
+        <w:t>the control valve</w:t>
+      </w:r>
+      <w:r>
+        <w:t xml:space="preserve">. </w:t>
+      </w:r>
+      <w:r>
+        <w:t>The v</w:t>
+      </w:r>
+      <w:r>
+        <w:t>alve open percentage shall be stored as a REAL-valued signal (SIG-9)</w:t>
+      </w:r>
+      <w:r>
+        <w:t xml:space="preserve"> within the PLC. SIG-9</w:t>
+      </w:r>
+      <w:r>
+        <w:t xml:space="preserve"> </w:t>
+      </w:r>
+      <w:r>
+        <w:t xml:space="preserve">will then </w:t>
+      </w:r>
+      <w:r>
+        <w:t>be converted into a WORD-valued 4-20mA output signal (PHY-16)</w:t>
+      </w:r>
+      <w:r>
+        <w:t>, shall be fed to the physical control valve for control actuation.</w:t>
+      </w:r>
+    </w:p>
+    <w:p/>
+    <w:p>
+      <w:pPr>
+        <w:pStyle w:val="Heading2"/>
+      </w:pPr>
+      <w:bookmarkStart w:id="23" w:name="_Toc240736365"/>
+      <w:r>
+        <w:t>Temperature Regulation</w:t>
+      </w:r>
+      <w:bookmarkEnd w:id="23"/>
+    </w:p>
+    <w:p>
+      <w:r>
+        <w:t>A</w:t>
+      </w:r>
+      <w:r>
+        <w:t xml:space="preserve"> multi-stage</w:t>
+      </w:r>
+      <w:r>
+        <w:t xml:space="preserve"> control </w:t>
+      </w:r>
+      <w:r>
+        <w:t xml:space="preserve">scheme </w:t>
+      </w:r>
+      <w:r>
+        <w:t xml:space="preserve">shall be implemented, </w:t>
+      </w:r>
+      <w:r>
+        <w:t xml:space="preserve">in which </w:t>
+      </w:r>
+      <w:r>
+        <w:t>the control</w:t>
+      </w:r>
+      <w:r>
+        <w:t xml:space="preserve"> </w:t>
+      </w:r>
+      <w:r>
+        <w:t>shall be</w:t>
+      </w:r>
+      <w:r>
+        <w:t xml:space="preserve"> </w:t>
+      </w:r>
+      <w:r>
+        <w:t>opened</w:t>
+      </w:r>
+      <w:r>
+        <w:t xml:space="preserve"> to </w:t>
+      </w:r>
+      <w:r>
+        <w:t xml:space="preserve">convert </w:t>
+      </w:r>
+      <w:r>
+        <w:t xml:space="preserve">0%, </w:t>
+      </w:r>
+      <w:r>
+        <w:t>33.4</w:t>
+      </w:r>
+      <w:r>
+        <w:t>%</w:t>
+      </w:r>
+      <w:r>
+        <w:t>,</w:t>
+      </w:r>
+      <w:r>
+        <w:t xml:space="preserve"> </w:t>
+      </w:r>
+      <w:r>
+        <w:t>66.7</w:t>
+      </w:r>
+      <w:r>
+        <w:t>%</w:t>
+      </w:r>
+      <w:r>
+        <w:t xml:space="preserve">, or </w:t>
+      </w:r>
+      <w:r>
+        <w:t>100% of the total</w:t>
+      </w:r>
+      <w:r>
+        <w:t xml:space="preserve"> </w:t>
+      </w:r>
+      <w:r>
+        <w:t xml:space="preserve">flow </w:t>
+      </w:r>
+      <w:r>
+        <w:t>as throughput flow.</w:t>
+      </w:r>
+      <w:r>
+        <w:t xml:space="preserve"> </w:t>
+      </w:r>
+      <w:r>
+        <w:t>It shall be assumed henceforth that t</w:t>
+      </w:r>
+      <w:r>
+        <w:t>hroughput</w:t>
+      </w:r>
+      <w:r>
+        <w:t xml:space="preserve"> </w:t>
+      </w:r>
+      <w:r>
+        <w:t>f</w:t>
+      </w:r>
+      <w:r>
+        <w:t>low</w:t>
+      </w:r>
+      <w:r>
+        <w:t xml:space="preserve"> </w:t>
+      </w:r>
+      <w:r>
+        <w:t xml:space="preserve">is </w:t>
+      </w:r>
+      <w:r>
+        <w:t xml:space="preserve">directly </w:t>
+      </w:r>
+      <w:r>
+        <w:t>proportional</w:t>
+      </w:r>
+      <w:r>
+        <w:t xml:space="preserve"> to the </w:t>
+      </w:r>
+      <w:r>
+        <w:t>open percentage</w:t>
+      </w:r>
+      <w:r>
+        <w:t xml:space="preserve"> of the valve</w:t>
+      </w:r>
+      <w:r>
+        <w:t>.</w:t>
+      </w:r>
+      <w:r>
+        <w:t xml:space="preserve"> (</w:t>
+      </w:r>
+      <w:r>
+        <w:t>F</w:t>
+      </w:r>
+      <w:r>
+        <w:t xml:space="preserve">or example, </w:t>
+      </w:r>
+      <w:r>
+        <w:t>a 33.4% open control valve shall correlate to 33.4% throughput flow) Additionally</w:t>
+      </w:r>
+      <w:r>
+        <w:t>,</w:t>
+      </w:r>
+      <w:r>
+        <w:t xml:space="preserve"> the heat exchanger</w:t>
+      </w:r>
+      <w:r>
+        <w:t xml:space="preserve"> itself shall be fitted with two</w:t>
+      </w:r>
+      <w:r>
+        <w:t xml:space="preserve"> (2)</w:t>
+      </w:r>
+      <w:r>
+        <w:t xml:space="preserve"> pairs of fans to assist with </w:t>
+      </w:r>
+      <w:r>
+        <w:t>convection cooling.</w:t>
+      </w:r>
+      <w:r>
+        <w:t xml:space="preserve"> </w:t>
+      </w:r>
+      <w:r>
+        <w:t>These fans shall be controlled</w:t>
+      </w:r>
+      <w:r>
+        <w:t xml:space="preserve"> binarily</w:t>
+      </w:r>
+      <w:r>
+        <w:t xml:space="preserve"> through a digital 0-24V signal</w:t>
+      </w:r>
+      <w:r>
+        <w:t xml:space="preserve"> (PHY</w:t>
+      </w:r>
+      <w:r>
+        <w:t>-12, PHY-13)</w:t>
+      </w:r>
+      <w:r>
+        <w:t xml:space="preserve">. </w:t>
+      </w:r>
+      <w:r>
+        <w:t xml:space="preserve">When </w:t>
+      </w:r>
+      <w:r>
+        <w:t xml:space="preserve">throughput flow </w:t>
+      </w:r>
+      <w:r>
+        <w:t>is greater than 0%</w:t>
+      </w:r>
+      <w:r>
+        <w:t xml:space="preserve">, </w:t>
+      </w:r>
+      <w:r>
+        <w:t xml:space="preserve">both pairs of fans shall be activated, and when </w:t>
+      </w:r>
+      <w:r>
+        <w:t xml:space="preserve">throughput flow is at </w:t>
+      </w:r>
+      <w:r>
+        <w:t>0%</w:t>
+      </w:r>
+      <w:r>
+        <w:t xml:space="preserve">, both pairs of fans shall be deactivated. </w:t>
+      </w:r>
+    </w:p>
+    <w:p>
+      <w:r>
+        <w:t xml:space="preserve">Valve actuation shall be controlled by comparing the measured temperature with </w:t>
+      </w:r>
+      <w:r>
+        <w:t>maximum threshold</w:t>
+      </w:r>
+      <w:r>
+        <w:t xml:space="preserve">. </w:t>
+      </w:r>
+      <w:r>
+        <w:t xml:space="preserve"> The resulting comparison shall be </w:t>
+      </w:r>
+      <w:r>
+        <w:t>referred</w:t>
+      </w:r>
+      <w:r>
+        <w:t xml:space="preserve"> to as the differential temperature (</w:t>
+      </w:r>
+      <w:r>
+        <w:t>Δ</w:t>
+      </w:r>
+      <w:r>
+        <w:t>T</w:t>
+      </w:r>
+      <w:r>
+        <w:t>) and</w:t>
+      </w:r>
+      <w:r>
+        <w:t xml:space="preserve"> is the difference between the measured temperature and the</w:t>
+      </w:r>
+      <w:r>
+        <w:t xml:space="preserve"> </w:t>
+      </w:r>
+      <w:r>
+        <w:t>maximum threshold</w:t>
+      </w:r>
+      <w:r>
+        <w:t>.</w:t>
+      </w:r>
+      <w:r>
+        <w:t xml:space="preserve"> </w:t>
+      </w:r>
+    </w:p>
+    <w:p>
+      <w:r>
+        <w:t xml:space="preserve">The openness of the control valve shall be actuated in </w:t>
+      </w:r>
+      <w:r>
+        <w:t xml:space="preserve">four </w:t>
+      </w:r>
+      <w:r>
+        <w:t>(4) stages</w:t>
+      </w:r>
+      <w:r>
+        <w:t>, including the ground stage.</w:t>
+      </w:r>
+      <w:r>
+        <w:t xml:space="preserve"> </w:t>
+      </w:r>
+      <w:r>
+        <w:t>Each stage shall have a</w:t>
+      </w:r>
+      <w:r>
+        <w:t xml:space="preserve"> unique</w:t>
+      </w:r>
+      <w:r>
+        <w:t xml:space="preserve"> SP which increments the stage</w:t>
+      </w:r>
+      <w:r>
+        <w:t>, and all stages shall share a SP, that resets</w:t>
+      </w:r>
+      <w:r>
+        <w:t xml:space="preserve"> the</w:t>
+      </w:r>
+      <w:r>
+        <w:t xml:space="preserve"> ground stage</w:t>
+      </w:r>
+      <w:r>
+        <w:t>.</w:t>
+      </w:r>
+    </w:p>
+    <w:p>
+      <w:r>
+        <w:lastRenderedPageBreak/>
+        <w:t xml:space="preserve">At ground stage, the control valve shall be 0% open, and the heat exchanger fans shall be disengaged. To advance from the ground stage to the first stage, the </w:t>
+      </w:r>
+      <w:r>
+        <w:t>Δ</w:t>
+      </w:r>
+      <w:r>
+        <w:t>T</w:t>
+      </w:r>
+      <w:r>
+        <w:t xml:space="preserve"> SP must be less than equal to </w:t>
+      </w:r>
+      <w:r>
+        <w:t>6°C</w:t>
+      </w:r>
+      <w:r>
+        <w:t>.</w:t>
+      </w:r>
+    </w:p>
+    <w:p>
+      <w:r>
+        <w:t xml:space="preserve">At the first stage, the control valve shall be 33.4% open, and the heat exchanger fans shall be engaged. </w:t>
+      </w:r>
+      <w:r>
+        <w:t xml:space="preserve">To advance from the </w:t>
+      </w:r>
+      <w:r>
+        <w:t xml:space="preserve">first </w:t>
+      </w:r>
+      <w:r>
+        <w:t xml:space="preserve">stage to the </w:t>
+      </w:r>
+      <w:r>
+        <w:t xml:space="preserve">second </w:t>
+      </w:r>
+      <w:r>
+        <w:t>stage</w:t>
+      </w:r>
+      <w:r>
+        <w:t xml:space="preserve"> </w:t>
+      </w:r>
+      <w:r>
+        <w:t xml:space="preserve">the </w:t>
+      </w:r>
+      <w:r>
+        <w:t>Δ</w:t>
+      </w:r>
+      <w:r>
+        <w:t xml:space="preserve">T SP must be less than </w:t>
+      </w:r>
+      <w:r>
+        <w:t xml:space="preserve">or </w:t>
+      </w:r>
+      <w:r>
+        <w:t xml:space="preserve">equal to </w:t>
+      </w:r>
+      <w:r>
+        <w:t>4</w:t>
+      </w:r>
+      <w:r>
+        <w:t>°C.</w:t>
+      </w:r>
+    </w:p>
+    <w:p>
+      <w:r>
+        <w:t xml:space="preserve">At the </w:t>
+      </w:r>
+      <w:r>
+        <w:t xml:space="preserve">second </w:t>
+      </w:r>
+      <w:r>
+        <w:t xml:space="preserve">stage, the control valve shall be </w:t>
+      </w:r>
+      <w:r>
+        <w:t>66</w:t>
+      </w:r>
+      <w:r>
+        <w:t>.</w:t>
+      </w:r>
+      <w:r>
+        <w:t>7</w:t>
+      </w:r>
+      <w:r>
+        <w:t xml:space="preserve">% open, and the heat exchanger fans shall be engaged. </w:t>
+      </w:r>
+      <w:r>
+        <w:t xml:space="preserve">To advance from the </w:t>
+      </w:r>
+      <w:r>
+        <w:t xml:space="preserve">second </w:t>
+      </w:r>
+      <w:r>
+        <w:t xml:space="preserve">stage to the </w:t>
+      </w:r>
+      <w:r>
+        <w:t xml:space="preserve">third </w:t>
+      </w:r>
+      <w:r>
+        <w:t xml:space="preserve">stage the </w:t>
+      </w:r>
+      <w:r>
+        <w:t>Δ</w:t>
+      </w:r>
+      <w:r>
+        <w:t xml:space="preserve">T SP must be less than or equal to </w:t>
+      </w:r>
+      <w:r>
+        <w:t>1</w:t>
+      </w:r>
+      <w:r>
+        <w:t>°C.</w:t>
+      </w:r>
+    </w:p>
+    <w:p>
+      <w:r>
+        <w:t>At the third stage, the control valve shall be 100% open, and the heat exchanger fans shall be engaged.</w:t>
+      </w:r>
+    </w:p>
+    <w:p>
+      <w:r>
+        <w:t xml:space="preserve">The reset from any stage (that is going from the first, second, or third stage to the ground stage, the </w:t>
+      </w:r>
+      <w:r>
+        <w:t>Δ</w:t>
+      </w:r>
+      <w:r>
+        <w:t>T SP</w:t>
+      </w:r>
+      <w:r>
+        <w:t xml:space="preserve"> must be greater than or equal to 8</w:t>
+      </w:r>
+      <w:r>
+        <w:t>°C</w:t>
+      </w:r>
+      <w:r>
+        <w:t xml:space="preserve">. </w:t>
+      </w:r>
+    </w:p>
+    <w:p/>
+    <w:p>
+      <w:r>
+        <w:t xml:space="preserve">Stages </w:t>
+      </w:r>
+      <w:r>
+        <w:t xml:space="preserve">must increase incrementally (e.g. the controller cannot jump from stage 0 to stage 3 immediately, without going through </w:t>
+      </w:r>
+      <w:r>
+        <w:t>stage 1</w:t>
+      </w:r>
+      <w:r>
+        <w:t xml:space="preserve"> and stage 2), and stages </w:t>
+      </w:r>
+      <w:r>
+        <w:t>can only be reset back to the ground stage (e.g. stage 3 cannot be decremented to stage 2)</w:t>
+      </w:r>
+    </w:p>
+    <w:p>
+      <w:r>
+        <w:t>Table 1</w:t>
+      </w:r>
+      <w:r>
+        <w:t xml:space="preserve"> </w:t>
+      </w:r>
+      <w:r>
+        <w:t xml:space="preserve">shows the </w:t>
+      </w:r>
+      <w:r>
+        <w:t xml:space="preserve">actuation </w:t>
+      </w:r>
+      <w:r>
+        <w:t>schedule of the control valve</w:t>
+      </w:r>
+      <w:r>
+        <w:t>.</w:t>
+      </w:r>
+    </w:p>
+    <w:p/>
+    <w:p>
+      <w:pPr>
+        <w:pStyle w:val="Caption"/>
+        <w:rPr>
+          <w:rStyle w:val="SubtleReference"/>
           <w:rFonts w:cs="Arial"/>
         </w:rPr>
       </w:pPr>
       <w:r>
+        <w:t xml:space="preserve">Table </w:t>
+      </w:r>
+      <w:r>
+        <w:fldChar w:fldCharType="begin"/>
+      </w:r>
+      <w:r>
+        <w:instrText xml:space="preserve"> SEQ Table \* ARABIC </w:instrText>
+      </w:r>
+      <w:r>
+        <w:fldChar w:fldCharType="separate"/>
+      </w:r>
+      <w:r>
+        <w:rPr>
+          <w:noProof/>
+        </w:rPr>
+        <w:t>1</w:t>
+      </w:r>
+      <w:r>
+        <w:rPr>
+          <w:noProof/>
+        </w:rPr>
+        <w:fldChar w:fldCharType="end"/>
+      </w:r>
+      <w:r>
+        <w:t xml:space="preserve">: </w:t>
+      </w:r>
+      <w:r>
+        <w:t>Actuation Schedule of the control valve, along with differential temperature setpoints, and ground setpoint.</w:t>
+      </w:r>
+    </w:p>
+    <w:tbl>
+      <w:tblPr>
+        <w:tblStyle w:val="TableGrid"/>
+        <w:tblW w:w="0" w:type="auto"/>
+        <w:tblLook w:val="04A0" w:firstRow="1" w:lastRow="0" w:firstColumn="1" w:lastColumn="0" w:noHBand="0" w:noVBand="1"/>
+      </w:tblPr>
+      <w:tblGrid>
+        <w:gridCol w:w="1870"/>
+        <w:gridCol w:w="1870"/>
+        <w:gridCol w:w="1870"/>
+        <w:gridCol w:w="1870"/>
+        <w:gridCol w:w="1870"/>
+      </w:tblGrid>
+      <w:tr>
+        <w:tc>
+          <w:tcPr>
+            <w:tcW w:w="1870" w:type="dxa"/>
+          </w:tcPr>
+          <w:p>
+            <w:pPr>
+              <w:rPr>
+                <w:b/>
+                <w:bCs/>
+              </w:rPr>
+            </w:pPr>
+            <w:r>
+              <w:rPr>
+                <w:b/>
+                <w:bCs/>
+              </w:rPr>
+              <w:t>Current Stage</w:t>
+            </w:r>
+          </w:p>
+        </w:tc>
+        <w:tc>
+          <w:tcPr>
+            <w:tcW w:w="1870" w:type="dxa"/>
+          </w:tcPr>
+          <w:p>
+            <w:pPr>
+              <w:rPr>
+                <w:b/>
+                <w:bCs/>
+              </w:rPr>
+            </w:pPr>
+            <w:r>
+              <w:rPr>
+                <w:b/>
+                <w:bCs/>
+              </w:rPr>
+              <w:t>Open %</w:t>
+            </w:r>
+          </w:p>
+        </w:tc>
+        <w:tc>
+          <w:tcPr>
+            <w:tcW w:w="1870" w:type="dxa"/>
+          </w:tcPr>
+          <w:p>
+            <w:pPr>
+              <w:rPr>
+                <w:b/>
+                <w:bCs/>
+              </w:rPr>
+            </w:pPr>
+            <w:r>
+              <w:rPr>
+                <w:b/>
+                <w:bCs/>
+              </w:rPr>
+              <w:t>Next Stage</w:t>
+            </w:r>
+          </w:p>
+        </w:tc>
+        <w:tc>
+          <w:tcPr>
+            <w:tcW w:w="1870" w:type="dxa"/>
+          </w:tcPr>
+          <w:p>
+            <w:pPr>
+              <w:rPr>
+                <w:b/>
+                <w:bCs/>
+              </w:rPr>
+            </w:pPr>
+            <w:r>
+              <w:rPr>
+                <w:b/>
+                <w:bCs/>
+              </w:rPr>
+              <w:t>ΔT SP</w:t>
+            </w:r>
+          </w:p>
+        </w:tc>
+        <w:tc>
+          <w:tcPr>
+            <w:tcW w:w="1870" w:type="dxa"/>
+          </w:tcPr>
+          <w:p>
+            <w:pPr>
+              <w:rPr>
+                <w:b/>
+                <w:bCs/>
+              </w:rPr>
+            </w:pPr>
+            <w:r>
+              <w:rPr>
+                <w:b/>
+                <w:bCs/>
+              </w:rPr>
+              <w:t>Reset</w:t>
+            </w:r>
+            <w:r>
+              <w:rPr>
+                <w:b/>
+                <w:bCs/>
+              </w:rPr>
+              <w:t xml:space="preserve"> </w:t>
+            </w:r>
+            <w:r>
+              <w:rPr>
+                <w:b/>
+                <w:bCs/>
+              </w:rPr>
+              <w:t>ΔT SP</w:t>
+            </w:r>
+          </w:p>
+        </w:tc>
+      </w:tr>
+      <w:tr>
+        <w:tc>
+          <w:tcPr>
+            <w:tcW w:w="1870" w:type="dxa"/>
+          </w:tcPr>
+          <w:p>
+            <w:r>
+              <w:t>0</w:t>
+            </w:r>
+            <w:r>
+              <w:t xml:space="preserve"> (Ground)</w:t>
+            </w:r>
+          </w:p>
+        </w:tc>
+        <w:tc>
+          <w:tcPr>
+            <w:tcW w:w="1870" w:type="dxa"/>
+          </w:tcPr>
+          <w:p>
+            <w:r>
+              <w:t>0%</w:t>
+            </w:r>
+          </w:p>
+        </w:tc>
+        <w:tc>
+          <w:tcPr>
+            <w:tcW w:w="1870" w:type="dxa"/>
+          </w:tcPr>
+          <w:p>
+            <w:r>
+              <w:t>1</w:t>
+            </w:r>
+          </w:p>
+        </w:tc>
+        <w:tc>
+          <w:tcPr>
+            <w:tcW w:w="1870" w:type="dxa"/>
+          </w:tcPr>
+          <w:p>
+            <w:r>
+              <w:t>≤ 6°C</w:t>
+            </w:r>
+          </w:p>
+        </w:tc>
+        <w:tc>
+          <w:tcPr>
+            <w:tcW w:w="1870" w:type="dxa"/>
+            <w:vMerge w:val="restart"/>
+            <w:vAlign w:val="center"/>
+          </w:tcPr>
+          <w:p>
+            <w:pPr>
+              <w:jc w:val="center"/>
+              <w:rPr>
+                <w:rFonts w:ascii="Microsoft Yi Baiti" w:eastAsia="Microsoft Yi Baiti" w:hAnsi="Microsoft Yi Baiti" w:cs="Microsoft Yi Baiti"/>
+              </w:rPr>
+            </w:pPr>
+            <w:r>
+              <w:t>≥ 8°C</w:t>
+            </w:r>
+          </w:p>
+        </w:tc>
+      </w:tr>
+      <w:tr>
+        <w:tc>
+          <w:tcPr>
+            <w:tcW w:w="1870" w:type="dxa"/>
+          </w:tcPr>
+          <w:p>
+            <w:r>
+              <w:t>1</w:t>
+            </w:r>
+          </w:p>
+        </w:tc>
+        <w:tc>
+          <w:tcPr>
+            <w:tcW w:w="1870" w:type="dxa"/>
+          </w:tcPr>
+          <w:p>
+            <w:r>
+              <w:t>33.4%</w:t>
+            </w:r>
+          </w:p>
+        </w:tc>
+        <w:tc>
+          <w:tcPr>
+            <w:tcW w:w="1870" w:type="dxa"/>
+          </w:tcPr>
+          <w:p>
+            <w:r>
+              <w:t>2</w:t>
+            </w:r>
+          </w:p>
+        </w:tc>
+        <w:tc>
+          <w:tcPr>
+            <w:tcW w:w="1870" w:type="dxa"/>
+          </w:tcPr>
+          <w:p>
+            <w:r>
+              <w:t xml:space="preserve">≤ </w:t>
+            </w:r>
+            <w:r>
+              <w:t>4</w:t>
+            </w:r>
+            <w:r>
+              <w:t>°C</w:t>
+            </w:r>
+          </w:p>
+        </w:tc>
+        <w:tc>
+          <w:tcPr>
+            <w:tcW w:w="1870" w:type="dxa"/>
+            <w:vMerge/>
+          </w:tcPr>
+          <w:p/>
+        </w:tc>
+      </w:tr>
+      <w:tr>
+        <w:tc>
+          <w:tcPr>
+            <w:tcW w:w="1870" w:type="dxa"/>
+          </w:tcPr>
+          <w:p>
+            <w:r>
+              <w:t>2</w:t>
+            </w:r>
+          </w:p>
+        </w:tc>
+        <w:tc>
+          <w:tcPr>
+            <w:tcW w:w="1870" w:type="dxa"/>
+          </w:tcPr>
+          <w:p>
+            <w:r>
+              <w:t>66.7%</w:t>
+            </w:r>
+          </w:p>
+        </w:tc>
+        <w:tc>
+          <w:tcPr>
+            <w:tcW w:w="1870" w:type="dxa"/>
+          </w:tcPr>
+          <w:p>
+            <w:r>
+              <w:t>3</w:t>
+            </w:r>
+          </w:p>
+        </w:tc>
+        <w:tc>
+          <w:tcPr>
+            <w:tcW w:w="1870" w:type="dxa"/>
+          </w:tcPr>
+          <w:p>
+            <w:r>
+              <w:t xml:space="preserve">≤ </w:t>
+            </w:r>
+            <w:r>
+              <w:t>1</w:t>
+            </w:r>
+            <w:r>
+              <w:t>°C</w:t>
+            </w:r>
+          </w:p>
+        </w:tc>
+        <w:tc>
+          <w:tcPr>
+            <w:tcW w:w="1870" w:type="dxa"/>
+            <w:vMerge/>
+          </w:tcPr>
+          <w:p/>
+        </w:tc>
+      </w:tr>
+      <w:tr>
+        <w:tc>
+          <w:tcPr>
+            <w:tcW w:w="1870" w:type="dxa"/>
+          </w:tcPr>
+          <w:p>
+            <w:r>
+              <w:t>3</w:t>
+            </w:r>
+          </w:p>
+        </w:tc>
+        <w:tc>
+          <w:tcPr>
+            <w:tcW w:w="1870" w:type="dxa"/>
+          </w:tcPr>
+          <w:p>
+            <w:r>
+              <w:t>100%</w:t>
+            </w:r>
+          </w:p>
+        </w:tc>
+        <w:tc>
+          <w:tcPr>
+            <w:tcW w:w="1870" w:type="dxa"/>
+          </w:tcPr>
+          <w:p>
+            <w:r>
+              <w:t>-</w:t>
+            </w:r>
+          </w:p>
+        </w:tc>
+        <w:tc>
+          <w:tcPr>
+            <w:tcW w:w="1870" w:type="dxa"/>
+          </w:tcPr>
+          <w:p>
+            <w:r>
+              <w:t>-</w:t>
+            </w:r>
+          </w:p>
+        </w:tc>
+        <w:tc>
+          <w:tcPr>
+            <w:tcW w:w="1870" w:type="dxa"/>
+            <w:vMerge/>
+          </w:tcPr>
+          <w:p/>
+        </w:tc>
+      </w:tr>
+    </w:tbl>
+    <w:p/>
+    <w:p>
+      <w:r>
+        <w:t xml:space="preserve">This staging method allows for </w:t>
+      </w:r>
+      <w:r>
+        <w:t>multistage operation of the temperature controller without causing hysteresis.</w:t>
+      </w:r>
+    </w:p>
+    <w:p/>
+    <w:p>
+      <w:r>
         <w:t xml:space="preserve">Should </w:t>
       </w:r>
       <w:r>
-        <w:t>the measured coolant temperature</w:t>
-      </w:r>
-      <w:r>
-        <w:t xml:space="preserve"> </w:t>
-      </w:r>
-      <w:r>
-        <w:t>reach or surpass 4</w:t>
-      </w:r>
-      <w:r>
-        <w:t>4</w:t>
+        <w:t xml:space="preserve">the </w:t>
+      </w:r>
+      <w:r>
+        <w:t xml:space="preserve">differential </w:t>
+      </w:r>
+      <w:r>
+        <w:t>temperature</w:t>
+      </w:r>
+      <w:r>
+        <w:t xml:space="preserve"> </w:t>
+      </w:r>
+      <w:r>
+        <w:t>reach or become less than 1</w:t>
       </w:r>
       <w:r>
         <w:t>°C</w:t>
@@ -8436,10 +9701,10 @@
         <w:t>fall</w:t>
       </w:r>
       <w:r>
-        <w:t xml:space="preserve"> below 4</w:t>
-      </w:r>
-      <w:r>
-        <w:t>4</w:t>
+        <w:t xml:space="preserve"> below </w:t>
+      </w:r>
+      <w:r>
+        <w:t>1</w:t>
       </w:r>
       <w:r>
         <w:t>°C</w:t>
@@ -8454,118 +9719,250 @@
         <w:t xml:space="preserve">1 </w:t>
       </w:r>
       <w:r>
-        <w:t>should</w:t>
-      </w:r>
-      <w:r>
-        <w:t xml:space="preserve"> </w:t>
+        <w:t xml:space="preserve">shall </w:t>
       </w:r>
       <w:r>
         <w:t xml:space="preserve">be disengaged. </w:t>
       </w:r>
-      <w:r>
+    </w:p>
+    <w:p>
+      <w:pPr>
+        <w:rPr>
+          <w:rFonts w:cs="Arial"/>
+        </w:rPr>
+      </w:pPr>
+      <w:r>
+        <w:lastRenderedPageBreak/>
         <w:t>Should</w:t>
       </w:r>
       <w:r>
-        <w:t xml:space="preserve"> the measured coolant temperature</w:t>
-      </w:r>
-      <w:r>
-        <w:t xml:space="preserve"> reach or </w:t>
-      </w:r>
-      <w:r>
-        <w:t>surpass</w:t>
-      </w:r>
-      <w:r>
-        <w:t xml:space="preserve"> </w:t>
-      </w:r>
-      <w:r>
-        <w:t>4</w:t>
-      </w:r>
-      <w:r>
+        <w:t xml:space="preserve"> the </w:t>
+      </w:r>
+      <w:r>
+        <w:t xml:space="preserve">differential </w:t>
+      </w:r>
+      <w:r>
+        <w:t xml:space="preserve">temperature become equal to or less than </w:t>
+      </w:r>
+      <w:r>
+        <w:t>0</w:t>
+      </w:r>
+      <w:r>
+        <w:rPr>
+          <w:rFonts w:cs="Arial"/>
+        </w:rPr>
+        <w:t>°C</w:t>
+      </w:r>
+      <w:r>
+        <w:rPr>
+          <w:rFonts w:cs="Arial"/>
+        </w:rPr>
+        <w:t xml:space="preserve"> </w:t>
+      </w:r>
+      <w:r>
+        <w:rPr>
+          <w:rFonts w:cs="Arial"/>
+        </w:rPr>
+        <w:t xml:space="preserve">but </w:t>
+      </w:r>
+      <w:r>
+        <w:rPr>
+          <w:rFonts w:cs="Arial"/>
+        </w:rPr>
+        <w:t>then rise above 1</w:t>
+      </w:r>
+      <w:r>
+        <w:rPr>
+          <w:rFonts w:cs="Arial"/>
+        </w:rPr>
+        <w:t xml:space="preserve">°C </w:t>
+      </w:r>
+      <w:r>
+        <w:rPr>
+          <w:rFonts w:cs="Arial"/>
+        </w:rPr>
+        <w:t xml:space="preserve">before </w:t>
+      </w:r>
+      <w:r>
+        <w:rPr>
+          <w:rFonts w:cs="Arial"/>
+        </w:rPr>
         <w:t>5</w:t>
       </w:r>
       <w:r>
         <w:rPr>
           <w:rFonts w:cs="Arial"/>
         </w:rPr>
+        <w:t xml:space="preserve"> seconds has elapsed</w:t>
+      </w:r>
+      <w:r>
+        <w:rPr>
+          <w:rFonts w:cs="Arial"/>
+        </w:rPr>
+        <w:t>,</w:t>
+      </w:r>
+      <w:r>
+        <w:rPr>
+          <w:rFonts w:cs="Arial"/>
+        </w:rPr>
+        <w:t xml:space="preserve"> AL</w:t>
+      </w:r>
+      <w:r>
+        <w:rPr>
+          <w:rFonts w:cs="Arial"/>
+        </w:rPr>
+        <w:t>M-</w:t>
+      </w:r>
+      <w:r>
+        <w:rPr>
+          <w:rFonts w:cs="Arial"/>
+        </w:rPr>
+        <w:t>1 shall remain disengaged.</w:t>
+      </w:r>
+      <w:r>
+        <w:rPr>
+          <w:rFonts w:cs="Arial"/>
+        </w:rPr>
+        <w:t xml:space="preserve"> </w:t>
+      </w:r>
+      <w:r>
+        <w:rPr>
+          <w:rFonts w:cs="Arial"/>
+        </w:rPr>
+        <w:t xml:space="preserve"> </w:t>
+      </w:r>
+      <w:r>
+        <w:rPr>
+          <w:rFonts w:cs="Arial"/>
+        </w:rPr>
+        <w:t xml:space="preserve"> </w:t>
+      </w:r>
+    </w:p>
+    <w:p>
+      <w:pPr>
+        <w:rPr>
+          <w:rFonts w:cs="Arial"/>
+        </w:rPr>
+      </w:pPr>
+      <w:r>
+        <w:rPr>
+          <w:rFonts w:cs="Arial"/>
+        </w:rPr>
+        <w:t xml:space="preserve">Should </w:t>
+      </w:r>
+      <w:r>
+        <w:rPr>
+          <w:rFonts w:cs="Arial"/>
+        </w:rPr>
+        <w:t xml:space="preserve">the </w:t>
+      </w:r>
+      <w:r>
+        <w:rPr>
+          <w:rFonts w:cs="Arial"/>
+        </w:rPr>
+        <w:t xml:space="preserve">differential </w:t>
+      </w:r>
+      <w:r>
+        <w:rPr>
+          <w:rFonts w:cs="Arial"/>
+        </w:rPr>
+        <w:t>temperature</w:t>
+      </w:r>
+      <w:r>
+        <w:rPr>
+          <w:rFonts w:cs="Arial"/>
+        </w:rPr>
+        <w:t xml:space="preserve"> </w:t>
+      </w:r>
+      <w:r>
+        <w:rPr>
+          <w:rFonts w:cs="Arial"/>
+        </w:rPr>
+        <w:t>reach or become less than 0</w:t>
+      </w:r>
+      <w:r>
+        <w:rPr>
+          <w:rFonts w:cs="Arial"/>
+        </w:rPr>
         <w:t>°C</w:t>
       </w:r>
       <w:r>
         <w:rPr>
           <w:rFonts w:cs="Arial"/>
         </w:rPr>
-        <w:t xml:space="preserve"> </w:t>
+        <w:t xml:space="preserve">, </w:t>
       </w:r>
       <w:r>
         <w:rPr>
           <w:rFonts w:cs="Arial"/>
         </w:rPr>
-        <w:t>but fall below 4</w:t>
+        <w:t>ALM</w:t>
       </w:r>
       <w:r>
         <w:rPr>
           <w:rFonts w:cs="Arial"/>
         </w:rPr>
-        <w:t>4</w:t>
+        <w:t>-</w:t>
       </w:r>
       <w:r>
         <w:rPr>
           <w:rFonts w:cs="Arial"/>
         </w:rPr>
-        <w:t xml:space="preserve">°C </w:t>
+        <w:t>1 shall be engaged</w:t>
       </w:r>
       <w:r>
         <w:rPr>
           <w:rFonts w:cs="Arial"/>
         </w:rPr>
-        <w:t xml:space="preserve">before </w:t>
+        <w:t xml:space="preserve">, and shall only </w:t>
       </w:r>
       <w:r>
         <w:rPr>
           <w:rFonts w:cs="Arial"/>
         </w:rPr>
-        <w:t>5</w:t>
+        <w:t>be disengaged</w:t>
       </w:r>
       <w:r>
         <w:rPr>
           <w:rFonts w:cs="Arial"/>
         </w:rPr>
-        <w:t xml:space="preserve"> seconds has elapsed</w:t>
+        <w:t xml:space="preserve"> once </w:t>
       </w:r>
       <w:r>
         <w:rPr>
           <w:rFonts w:cs="Arial"/>
         </w:rPr>
-        <w:t>,</w:t>
+        <w:t xml:space="preserve">the </w:t>
       </w:r>
       <w:r>
         <w:rPr>
           <w:rFonts w:cs="Arial"/>
         </w:rPr>
-        <w:t xml:space="preserve"> AL</w:t>
+        <w:t xml:space="preserve">differential </w:t>
       </w:r>
       <w:r>
         <w:rPr>
           <w:rFonts w:cs="Arial"/>
         </w:rPr>
-        <w:t>M-</w:t>
+        <w:t xml:space="preserve">temperature </w:t>
       </w:r>
       <w:r>
         <w:rPr>
           <w:rFonts w:cs="Arial"/>
         </w:rPr>
-        <w:t>1 shall remain disengaged.</w:t>
+        <w:t>rises above 1</w:t>
       </w:r>
       <w:r>
         <w:rPr>
           <w:rFonts w:cs="Arial"/>
         </w:rPr>
-        <w:t xml:space="preserve"> </w:t>
+        <w:t>°C</w:t>
       </w:r>
       <w:r>
         <w:rPr>
           <w:rFonts w:cs="Arial"/>
         </w:rPr>
-        <w:t xml:space="preserve"> </w:t>
+        <w:t>.</w:t>
       </w:r>
       <w:r>
         <w:rPr>
@@ -8573,143 +9970,223 @@
         </w:rPr>
         <w:t xml:space="preserve"> </w:t>
       </w:r>
-      <w:r>
+    </w:p>
+    <w:p>
+      <w:pPr>
         <w:rPr>
           <w:rFonts w:cs="Arial"/>
         </w:rPr>
+      </w:pPr>
+      <w:r>
+        <w:rPr>
+          <w:rFonts w:cs="Arial"/>
+        </w:rPr>
         <w:t xml:space="preserve">Should </w:t>
       </w:r>
       <w:r>
         <w:rPr>
           <w:rFonts w:cs="Arial"/>
         </w:rPr>
-        <w:t>the measured coolant temperature</w:t>
+        <w:t xml:space="preserve">the </w:t>
       </w:r>
       <w:r>
         <w:rPr>
           <w:rFonts w:cs="Arial"/>
         </w:rPr>
-        <w:t xml:space="preserve"> </w:t>
+        <w:t xml:space="preserve">differential </w:t>
       </w:r>
       <w:r>
         <w:rPr>
           <w:rFonts w:cs="Arial"/>
         </w:rPr>
-        <w:t xml:space="preserve">reach or surpass </w:t>
+        <w:t>temperature</w:t>
       </w:r>
       <w:r>
         <w:rPr>
           <w:rFonts w:cs="Arial"/>
         </w:rPr>
-        <w:t>45°C</w:t>
+        <w:t xml:space="preserve"> reach</w:t>
       </w:r>
       <w:r>
         <w:rPr>
           <w:rFonts w:cs="Arial"/>
         </w:rPr>
-        <w:t xml:space="preserve">, </w:t>
+        <w:t xml:space="preserve"> or become less than</w:t>
       </w:r>
       <w:r>
         <w:rPr>
           <w:rFonts w:cs="Arial"/>
         </w:rPr>
-        <w:t>ALM</w:t>
+        <w:t xml:space="preserve"> </w:t>
       </w:r>
       <w:r>
         <w:rPr>
           <w:rFonts w:cs="Arial"/>
         </w:rPr>
+        <w:t>0</w:t>
+      </w:r>
+      <w:r>
+        <w:rPr>
+          <w:rFonts w:cs="Arial"/>
+        </w:rPr>
+        <w:t xml:space="preserve">°C and remain </w:t>
+      </w:r>
+      <w:r>
+        <w:rPr>
+          <w:rFonts w:cs="Arial"/>
+        </w:rPr>
+        <w:t>at or less than</w:t>
+      </w:r>
+      <w:r>
+        <w:rPr>
+          <w:rFonts w:cs="Arial"/>
+        </w:rPr>
+        <w:t xml:space="preserve"> </w:t>
+      </w:r>
+      <w:r>
+        <w:rPr>
+          <w:rFonts w:cs="Arial"/>
+        </w:rPr>
+        <w:t>0</w:t>
+      </w:r>
+      <w:r>
+        <w:rPr>
+          <w:rFonts w:cs="Arial"/>
+        </w:rPr>
+        <w:t>°C for at least 5 seconds, the system shall engage</w:t>
+      </w:r>
+      <w:r>
+        <w:rPr>
+          <w:rFonts w:cs="Arial"/>
+        </w:rPr>
+        <w:t xml:space="preserve"> </w:t>
+      </w:r>
+      <w:r>
+        <w:rPr>
+          <w:rFonts w:cs="Arial"/>
+        </w:rPr>
+        <w:t xml:space="preserve">the temperature </w:t>
+      </w:r>
+      <w:r>
+        <w:rPr>
+          <w:rFonts w:cs="Arial"/>
+        </w:rPr>
+        <w:t>fault (FLT</w:t>
+      </w:r>
+      <w:r>
+        <w:rPr>
+          <w:rFonts w:cs="Arial"/>
+        </w:rPr>
         <w:t>-</w:t>
       </w:r>
       <w:r>
         <w:rPr>
           <w:rFonts w:cs="Arial"/>
         </w:rPr>
-        <w:t>1 shall be engaged</w:t>
+        <w:t xml:space="preserve">1), </w:t>
       </w:r>
       <w:r>
         <w:rPr>
           <w:rFonts w:cs="Arial"/>
         </w:rPr>
-        <w:t xml:space="preserve">, and shall only </w:t>
+        <w:t xml:space="preserve">and the system shall </w:t>
       </w:r>
       <w:r>
         <w:rPr>
           <w:rFonts w:cs="Arial"/>
         </w:rPr>
-        <w:t>be disengaged</w:t>
+        <w:t>shut down</w:t>
       </w:r>
       <w:r>
         <w:rPr>
           <w:rFonts w:cs="Arial"/>
         </w:rPr>
-        <w:t xml:space="preserve"> once </w:t>
+        <w:t>.</w:t>
       </w:r>
       <w:r>
         <w:rPr>
           <w:rFonts w:cs="Arial"/>
         </w:rPr>
+        <w:t xml:space="preserve"> </w:t>
+      </w:r>
+    </w:p>
+    <w:p>
+      <w:pPr>
+        <w:rPr>
+          <w:rFonts w:cs="Arial"/>
+        </w:rPr>
+      </w:pPr>
+      <w:r>
+        <w:rPr>
+          <w:rFonts w:cs="Arial"/>
+        </w:rPr>
+        <w:t xml:space="preserve">Should </w:t>
+      </w:r>
+      <w:r>
+        <w:rPr>
+          <w:rFonts w:cs="Arial"/>
+        </w:rPr>
         <w:t xml:space="preserve">the </w:t>
       </w:r>
       <w:r>
         <w:rPr>
           <w:rFonts w:cs="Arial"/>
         </w:rPr>
-        <w:t>measured</w:t>
+        <w:t xml:space="preserve">differential temperature </w:t>
       </w:r>
       <w:r>
         <w:rPr>
           <w:rFonts w:cs="Arial"/>
         </w:rPr>
-        <w:t xml:space="preserve"> coolant temperature </w:t>
+        <w:t>reach</w:t>
       </w:r>
       <w:r>
         <w:rPr>
           <w:rFonts w:cs="Arial"/>
         </w:rPr>
-        <w:t>falls below 4</w:t>
+        <w:t xml:space="preserve"> or become less than</w:t>
       </w:r>
       <w:r>
         <w:rPr>
           <w:rFonts w:cs="Arial"/>
         </w:rPr>
-        <w:t>4</w:t>
+        <w:t xml:space="preserve"> </w:t>
       </w:r>
       <w:r>
         <w:rPr>
           <w:rFonts w:cs="Arial"/>
         </w:rPr>
-        <w:t>°C</w:t>
+        <w:t>0</w:t>
       </w:r>
       <w:r>
         <w:rPr>
           <w:rFonts w:cs="Arial"/>
         </w:rPr>
-        <w:t>.</w:t>
+        <w:t xml:space="preserve">°C but </w:t>
       </w:r>
       <w:r>
         <w:rPr>
           <w:rFonts w:cs="Arial"/>
         </w:rPr>
-        <w:t xml:space="preserve"> Should </w:t>
+        <w:t>then rise above 0</w:t>
       </w:r>
       <w:r>
         <w:rPr>
           <w:rFonts w:cs="Arial"/>
         </w:rPr>
-        <w:t>the measured coolant temperature</w:t>
+        <w:t>°C before 5 seconds elapse, FLT</w:t>
       </w:r>
       <w:r>
         <w:rPr>
           <w:rFonts w:cs="Arial"/>
         </w:rPr>
-        <w:t xml:space="preserve"> reach </w:t>
+        <w:t>-</w:t>
       </w:r>
       <w:r>
         <w:rPr>
           <w:rFonts w:cs="Arial"/>
         </w:rPr>
-        <w:t>45°C and remain at 45°C for at least 5 seconds, the system shall engage</w:t>
+        <w:t>1 remain disengaged.</w:t>
       </w:r>
       <w:r>
         <w:rPr>
@@ -8717,85 +10194,19 @@
         </w:rPr>
         <w:t xml:space="preserve"> </w:t>
       </w:r>
-      <w:r>
+    </w:p>
+    <w:p>
+      <w:pPr>
         <w:rPr>
           <w:rFonts w:cs="Arial"/>
         </w:rPr>
-        <w:t xml:space="preserve">the temperature </w:t>
-      </w:r>
+      </w:pPr>
       <w:r>
         <w:rPr>
           <w:rFonts w:cs="Arial"/>
         </w:rPr>
-        <w:t>fault (FLT</w:t>
-      </w:r>
-      <w:r>
-        <w:rPr>
-          <w:rFonts w:cs="Arial"/>
-        </w:rPr>
-        <w:t>-</w:t>
-      </w:r>
-      <w:r>
-        <w:rPr>
-          <w:rFonts w:cs="Arial"/>
-        </w:rPr>
-        <w:t xml:space="preserve">1), </w:t>
-      </w:r>
-      <w:r>
-        <w:rPr>
-          <w:rFonts w:cs="Arial"/>
-        </w:rPr>
-        <w:t>and the system shall shutdown.</w:t>
-      </w:r>
-      <w:r>
-        <w:rPr>
-          <w:rFonts w:cs="Arial"/>
-        </w:rPr>
-        <w:t xml:space="preserve"> Should </w:t>
-      </w:r>
-      <w:r>
-        <w:rPr>
-          <w:rFonts w:cs="Arial"/>
-        </w:rPr>
-        <w:t xml:space="preserve">the measured coolant </w:t>
-      </w:r>
-      <w:r>
-        <w:rPr>
-          <w:rFonts w:cs="Arial"/>
-        </w:rPr>
-        <w:t>reach 45°C but fall below 45</w:t>
-      </w:r>
-      <w:r>
-        <w:rPr>
-          <w:rFonts w:cs="Arial"/>
-        </w:rPr>
-        <w:t>°C before 5 seconds elapse, FLT</w:t>
-      </w:r>
-      <w:r>
-        <w:rPr>
-          <w:rFonts w:cs="Arial"/>
-        </w:rPr>
-        <w:t>-</w:t>
-      </w:r>
-      <w:r>
-        <w:rPr>
-          <w:rFonts w:cs="Arial"/>
-        </w:rPr>
-        <w:t>1 remain disengaged.</w:t>
-      </w:r>
-      <w:r>
-        <w:rPr>
-          <w:rFonts w:cs="Arial"/>
-        </w:rPr>
-        <w:t xml:space="preserve"> </w:t>
-      </w:r>
-    </w:p>
-    <w:p>
-      <w:pPr>
-        <w:rPr>
-          <w:rFonts w:cs="Arial"/>
-        </w:rPr>
-      </w:pPr>
+        <w:t>The time durations for both the engagement of the alarm and fault signals allow prevents accidentally alarm and fault triggers from noise, while also allowing for transients to be worked out within the cooling skid.</w:t>
+      </w:r>
     </w:p>
     <w:p>
       <w:pPr>
@@ -8816,6 +10227,283 @@
     <w:p>
       <w:pPr>
         <w:rPr>
+          <w:rFonts w:cs="Arial"/>
+        </w:rPr>
+      </w:pPr>
+      <w:r>
+        <w:rPr>
+          <w:rFonts w:cs="Arial"/>
+        </w:rPr>
+        <w:t>The control valve</w:t>
+      </w:r>
+      <w:r>
+        <w:rPr>
+          <w:rFonts w:cs="Arial"/>
+        </w:rPr>
+        <w:t xml:space="preserve"> </w:t>
+      </w:r>
+      <w:r>
+        <w:rPr>
+          <w:rFonts w:cs="Arial"/>
+        </w:rPr>
+        <w:t xml:space="preserve">may be manually actuated if MCVA </w:t>
+      </w:r>
+      <w:r>
+        <w:rPr>
+          <w:rFonts w:cs="Arial"/>
+        </w:rPr>
+        <w:t>mode is engaged.</w:t>
+      </w:r>
+      <w:r>
+        <w:rPr>
+          <w:rFonts w:cs="Arial"/>
+        </w:rPr>
+        <w:t xml:space="preserve"> When MCVA mode is engaged, all </w:t>
+      </w:r>
+      <w:r>
+        <w:rPr>
+          <w:rFonts w:cs="Arial"/>
+        </w:rPr>
+        <w:t xml:space="preserve">automatic control shall be overridden by the operator, so long as the PLC is in run mode. </w:t>
+      </w:r>
+      <w:r>
+        <w:rPr>
+          <w:rFonts w:cs="Arial"/>
+        </w:rPr>
+        <w:t xml:space="preserve">When engaged, </w:t>
+      </w:r>
+      <w:r>
+        <w:rPr>
+          <w:rFonts w:cs="Arial"/>
+        </w:rPr>
+        <w:t xml:space="preserve">the </w:t>
+      </w:r>
+      <w:r>
+        <w:rPr>
+          <w:rFonts w:cs="Arial"/>
+        </w:rPr>
+        <w:t xml:space="preserve">operator may choose </w:t>
+      </w:r>
+      <w:r>
+        <w:rPr>
+          <w:rFonts w:cs="Arial"/>
+        </w:rPr>
+        <w:t xml:space="preserve">to change the openness percentage </w:t>
+      </w:r>
+      <w:r>
+        <w:rPr>
+          <w:rFonts w:cs="Arial"/>
+        </w:rPr>
+        <w:t xml:space="preserve">of the valve by </w:t>
+      </w:r>
+      <w:r>
+        <w:rPr>
+          <w:rFonts w:cs="Arial"/>
+        </w:rPr>
+        <w:t>inputting</w:t>
+      </w:r>
+      <w:r>
+        <w:rPr>
+          <w:rFonts w:cs="Arial"/>
+        </w:rPr>
+        <w:t xml:space="preserve"> </w:t>
+      </w:r>
+      <w:r>
+        <w:rPr>
+          <w:rFonts w:cs="Arial"/>
+        </w:rPr>
+        <w:t>in a real value inclusively between 0 and 100</w:t>
+      </w:r>
+      <w:r>
+        <w:rPr>
+          <w:rFonts w:cs="Arial"/>
+        </w:rPr>
+        <w:t xml:space="preserve"> into the </w:t>
+      </w:r>
+      <w:r>
+        <w:rPr>
+          <w:rFonts w:cs="Arial"/>
+        </w:rPr>
+        <w:t>manual open valve signal (SIG-27)</w:t>
+      </w:r>
+      <w:r>
+        <w:rPr>
+          <w:rFonts w:cs="Arial"/>
+        </w:rPr>
+        <w:t>. Any value below 0 shall be considered 0, and any value above 100 shall be 100.</w:t>
+      </w:r>
+      <w:r>
+        <w:rPr>
+          <w:rFonts w:cs="Arial"/>
+        </w:rPr>
+        <w:t xml:space="preserve"> This signal shall then be converted into a </w:t>
+      </w:r>
+      <w:r>
+        <w:t>WORD-valued 4-20mA output signal (PHY-16</w:t>
+      </w:r>
+      <w:r>
+        <w:t>) and</w:t>
+      </w:r>
+      <w:r>
+        <w:t xml:space="preserve"> shall be fed to the physical control valve for control actuation.</w:t>
+      </w:r>
+      <w:r>
+        <w:rPr>
+          <w:rFonts w:cs="Arial"/>
+        </w:rPr>
+        <w:t xml:space="preserve"> </w:t>
+      </w:r>
+    </w:p>
+    <w:p>
+      <w:pPr>
+        <w:rPr>
+          <w:rFonts w:cs="Arial"/>
+        </w:rPr>
+      </w:pPr>
+      <w:r>
+        <w:rPr>
+          <w:rFonts w:cs="Arial"/>
+        </w:rPr>
+        <w:t>E</w:t>
+      </w:r>
+      <w:r>
+        <w:rPr>
+          <w:rFonts w:cs="Arial"/>
+        </w:rPr>
+        <w:t>ach</w:t>
+      </w:r>
+      <w:r>
+        <w:rPr>
+          <w:rFonts w:cs="Arial"/>
+        </w:rPr>
+        <w:t xml:space="preserve"> fan </w:t>
+      </w:r>
+      <w:r>
+        <w:rPr>
+          <w:rFonts w:cs="Arial"/>
+        </w:rPr>
+        <w:t>pair</w:t>
+      </w:r>
+      <w:r>
+        <w:rPr>
+          <w:rFonts w:cs="Arial"/>
+        </w:rPr>
+        <w:t xml:space="preserve"> may be manually controlled by the operator if </w:t>
+      </w:r>
+      <w:r>
+        <w:rPr>
+          <w:rFonts w:cs="Arial"/>
+        </w:rPr>
+        <w:t>M</w:t>
+      </w:r>
+      <w:r>
+        <w:rPr>
+          <w:rFonts w:cs="Arial"/>
+        </w:rPr>
+        <w:t>FC</w:t>
+      </w:r>
+      <w:r>
+        <w:rPr>
+          <w:rFonts w:cs="Arial"/>
+        </w:rPr>
+        <w:t xml:space="preserve"> mode is engaged. </w:t>
+      </w:r>
+      <w:r>
+        <w:rPr>
+          <w:rFonts w:cs="Arial"/>
+        </w:rPr>
+        <w:t>When M</w:t>
+      </w:r>
+      <w:r>
+        <w:rPr>
+          <w:rFonts w:cs="Arial"/>
+        </w:rPr>
+        <w:t>FC</w:t>
+      </w:r>
+      <w:r>
+        <w:rPr>
+          <w:rFonts w:cs="Arial"/>
+        </w:rPr>
+        <w:t xml:space="preserve"> mode is engaged, all automatic control of the fans shall be overridden by the operator, so long as the PLC is in run mode. </w:t>
+      </w:r>
+      <w:r>
+        <w:rPr>
+          <w:rFonts w:cs="Arial"/>
+        </w:rPr>
+        <w:t xml:space="preserve">When MFC mode is engaged, </w:t>
+      </w:r>
+      <w:r>
+        <w:rPr>
+          <w:rFonts w:cs="Arial"/>
+        </w:rPr>
+        <w:t>operator may engage or disengage the fans</w:t>
+      </w:r>
+      <w:r>
+        <w:rPr>
+          <w:rFonts w:cs="Arial"/>
+        </w:rPr>
+        <w:t xml:space="preserve"> using </w:t>
+      </w:r>
+      <w:r>
+        <w:rPr>
+          <w:rFonts w:cs="Arial"/>
+        </w:rPr>
+        <w:t>switches SW-8 and SW-9 for fan 1 and 2 respectively.</w:t>
+      </w:r>
+      <w:r>
+        <w:rPr>
+          <w:rFonts w:cs="Arial"/>
+        </w:rPr>
+        <w:t xml:space="preserve"> </w:t>
+      </w:r>
+      <w:r>
+        <w:rPr>
+          <w:rFonts w:cs="Arial"/>
+        </w:rPr>
+        <w:t xml:space="preserve">When MFC mode is engaged </w:t>
+      </w:r>
+      <w:r>
+        <w:rPr>
+          <w:rFonts w:cs="Arial"/>
+        </w:rPr>
+        <w:t>switches shall control the 0</w:t>
+      </w:r>
+      <w:r>
+        <w:rPr>
+          <w:rFonts w:cs="Arial"/>
+        </w:rPr>
+        <w:t xml:space="preserve">-24V BOOL-values physical signals (PHY-12 and PHY-13) </w:t>
+      </w:r>
+      <w:r>
+        <w:rPr>
+          <w:rFonts w:cs="Arial"/>
+        </w:rPr>
+        <w:t>to</w:t>
+      </w:r>
+      <w:r>
+        <w:rPr>
+          <w:rFonts w:cs="Arial"/>
+        </w:rPr>
+        <w:t xml:space="preserve"> </w:t>
+      </w:r>
+      <w:proofErr w:type="gramStart"/>
+      <w:r>
+        <w:rPr>
+          <w:rFonts w:cs="Arial"/>
+        </w:rPr>
+        <w:t>actuate</w:t>
+      </w:r>
+      <w:proofErr w:type="gramEnd"/>
+      <w:r>
+        <w:rPr>
+          <w:rFonts w:cs="Arial"/>
+        </w:rPr>
+        <w:t xml:space="preserve"> the fans according to the operator’s commands.</w:t>
+      </w:r>
+    </w:p>
+    <w:p>
+      <w:pPr>
+        <w:rPr>
           <w:rFonts w:asciiTheme="minorHAnsi" w:hAnsiTheme="minorHAnsi" w:cs="Arial"/>
         </w:rPr>
       </w:pPr>
@@ -8823,229 +10511,33 @@
         <w:rPr>
           <w:rFonts w:cs="Arial"/>
         </w:rPr>
-        <w:t xml:space="preserve">P2 and </w:t>
-      </w:r>
+        <w:t xml:space="preserve">Note, </w:t>
+      </w:r>
+      <w:proofErr w:type="gramStart"/>
       <w:r>
         <w:rPr>
           <w:rFonts w:cs="Arial"/>
         </w:rPr>
-        <w:t>each</w:t>
-      </w:r>
+        <w:t>engaging</w:t>
+      </w:r>
+      <w:proofErr w:type="gramEnd"/>
       <w:r>
         <w:rPr>
           <w:rFonts w:cs="Arial"/>
         </w:rPr>
-        <w:t xml:space="preserve"> fan </w:t>
+        <w:t xml:space="preserve"> </w:t>
       </w:r>
       <w:r>
         <w:rPr>
           <w:rFonts w:cs="Arial"/>
         </w:rPr>
-        <w:t>pair</w:t>
+        <w:t xml:space="preserve">MFC or MCVA may cause damage to the VFD/heat source </w:t>
       </w:r>
       <w:r>
         <w:rPr>
           <w:rFonts w:cs="Arial"/>
         </w:rPr>
-        <w:t xml:space="preserve"> may be manually controlled by the operator if and only if the </w:t>
-      </w:r>
-      <w:r>
-        <w:rPr>
-          <w:rFonts w:cs="Arial"/>
-        </w:rPr>
-        <w:t xml:space="preserve">respective manual control </w:t>
-      </w:r>
-      <w:r>
-        <w:rPr>
-          <w:rFonts w:cs="Arial"/>
-        </w:rPr>
-        <w:t>override switch (SW</w:t>
-      </w:r>
-      <w:r>
-        <w:rPr>
-          <w:rFonts w:cs="Arial"/>
-        </w:rPr>
-        <w:t>-</w:t>
-      </w:r>
-      <w:r>
-        <w:rPr>
-          <w:rFonts w:cs="Arial"/>
-        </w:rPr>
-        <w:t>5</w:t>
-      </w:r>
-      <w:r>
-        <w:rPr>
-          <w:rFonts w:cs="Arial"/>
-        </w:rPr>
-        <w:t xml:space="preserve"> &amp; SW</w:t>
-      </w:r>
-      <w:r>
-        <w:rPr>
-          <w:rFonts w:cs="Arial"/>
-        </w:rPr>
-        <w:t>-</w:t>
-      </w:r>
-      <w:r>
-        <w:rPr>
-          <w:rFonts w:cs="Arial"/>
-        </w:rPr>
-        <w:t>6</w:t>
-      </w:r>
-      <w:r>
-        <w:rPr>
-          <w:rFonts w:cs="Arial"/>
-        </w:rPr>
-        <w:t xml:space="preserve">) </w:t>
-      </w:r>
-      <w:r>
-        <w:rPr>
-          <w:rFonts w:cs="Arial"/>
-        </w:rPr>
-        <w:t>has</w:t>
-      </w:r>
-      <w:r>
-        <w:rPr>
-          <w:rFonts w:cs="Arial"/>
-        </w:rPr>
-        <w:t xml:space="preserve"> been engaged.</w:t>
-      </w:r>
-      <w:r>
-        <w:rPr>
-          <w:rFonts w:cs="Arial"/>
-        </w:rPr>
-        <w:t xml:space="preserve"> Should </w:t>
-      </w:r>
-      <w:r>
-        <w:rPr>
-          <w:rFonts w:cs="Arial"/>
-        </w:rPr>
-        <w:t>SW</w:t>
-      </w:r>
-      <w:r>
-        <w:rPr>
-          <w:rFonts w:cs="Arial"/>
-        </w:rPr>
-        <w:t>5</w:t>
-      </w:r>
-      <w:r>
-        <w:rPr>
-          <w:rFonts w:cs="Arial"/>
-        </w:rPr>
-        <w:t xml:space="preserve"> and</w:t>
-      </w:r>
-      <w:r>
-        <w:rPr>
-          <w:rFonts w:cs="Arial"/>
-        </w:rPr>
-        <w:t>/or</w:t>
-      </w:r>
-      <w:r>
-        <w:rPr>
-          <w:rFonts w:cs="Arial"/>
-        </w:rPr>
-        <w:t xml:space="preserve"> SW</w:t>
-      </w:r>
-      <w:r>
-        <w:rPr>
-          <w:rFonts w:cs="Arial"/>
-        </w:rPr>
-        <w:t>6</w:t>
-      </w:r>
-      <w:r>
-        <w:rPr>
-          <w:rFonts w:cs="Arial"/>
-        </w:rPr>
-        <w:t xml:space="preserve"> </w:t>
-      </w:r>
-      <w:r>
-        <w:rPr>
-          <w:rFonts w:cs="Arial"/>
-        </w:rPr>
-        <w:t>be engaged</w:t>
-      </w:r>
-      <w:r>
-        <w:rPr>
-          <w:rFonts w:cs="Arial"/>
-        </w:rPr>
-        <w:t xml:space="preserve"> </w:t>
-      </w:r>
-      <w:r>
-        <w:rPr>
-          <w:rFonts w:cs="Arial"/>
-        </w:rPr>
-        <w:t>the</w:t>
-      </w:r>
-      <w:r>
-        <w:rPr>
-          <w:rFonts w:cs="Arial"/>
-        </w:rPr>
-        <w:t xml:space="preserve"> operator may engage or disengage the fans</w:t>
-      </w:r>
-      <w:r>
-        <w:rPr>
-          <w:rFonts w:cs="Arial"/>
-        </w:rPr>
-        <w:t xml:space="preserve"> using </w:t>
-      </w:r>
-      <w:r>
-        <w:rPr>
-          <w:rFonts w:cs="Arial"/>
-        </w:rPr>
-        <w:t>switches SW-8 and SW-9 for fan 1 and 2 respectively.</w:t>
-      </w:r>
-      <w:r>
-        <w:rPr>
-          <w:rFonts w:cs="Arial"/>
-        </w:rPr>
-        <w:t xml:space="preserve"> </w:t>
-      </w:r>
-      <w:r>
-        <w:rPr>
-          <w:rFonts w:cs="Arial"/>
-        </w:rPr>
-        <w:t>Likewise,</w:t>
-      </w:r>
-      <w:r>
-        <w:rPr>
-          <w:rFonts w:cs="Arial"/>
-        </w:rPr>
-        <w:t xml:space="preserve"> should the operator engage SW-6, the operator may </w:t>
-      </w:r>
-      <w:r>
-        <w:rPr>
-          <w:rFonts w:cs="Arial"/>
-        </w:rPr>
-        <w:t>actuate the valve on or off at any point during system operation</w:t>
-      </w:r>
-      <w:r>
-        <w:rPr>
-          <w:rFonts w:cs="Arial"/>
-        </w:rPr>
-        <w:t xml:space="preserve"> using </w:t>
-      </w:r>
-      <w:r>
-        <w:rPr>
-          <w:rFonts w:cs="Arial"/>
-        </w:rPr>
-        <w:t>switch SW-7</w:t>
-      </w:r>
-      <w:r>
-        <w:rPr>
-          <w:rFonts w:cs="Arial"/>
-        </w:rPr>
-        <w:t>.</w:t>
-      </w:r>
-      <w:r>
-        <w:rPr>
-          <w:rFonts w:cs="Arial"/>
-        </w:rPr>
-        <w:t xml:space="preserve"> Note that engaging SW-5 shall enable the automatic valve control disabled alarm (ALM-</w:t>
-      </w:r>
-      <w:r>
-        <w:rPr>
-          <w:rFonts w:cs="Arial"/>
-        </w:rPr>
-        <w:t>11) and engaging SW-6 shall engage the automatic fan control disabled alarm (ALM-12)</w:t>
+        <w:t>and should only be done in a controlled environment, for a limited time.</w:t>
       </w:r>
     </w:p>
     <w:p>
@@ -9054,9 +10546,13 @@
       </w:pPr>
       <w:bookmarkStart w:id="25" w:name="_Toc240736367"/>
       <w:r>
+        <w:lastRenderedPageBreak/>
         <w:t>Hydraulic Control</w:t>
       </w:r>
       <w:bookmarkEnd w:id="25"/>
+      <w:r>
+        <w:t xml:space="preserve"> System</w:t>
+      </w:r>
     </w:p>
     <w:p>
       <w:pPr>
@@ -9082,7 +10578,13 @@
         <w:t xml:space="preserve"> </w:t>
       </w:r>
       <w:r>
-        <w:t xml:space="preserve">pump power, flow, and pressure. Pump power shall be </w:t>
+        <w:t xml:space="preserve">pump power, flow, and pressure. Pump </w:t>
+      </w:r>
+      <w:r>
+        <w:t xml:space="preserve">voltage </w:t>
+      </w:r>
+      <w:r>
+        <w:t xml:space="preserve">shall be </w:t>
       </w:r>
       <w:r>
         <w:t xml:space="preserve">communicated from the </w:t>
@@ -9106,7 +10608,13 @@
         <w:t xml:space="preserve">the primary </w:t>
       </w:r>
       <w:r>
-        <w:t xml:space="preserve">pump power shall be communicated through </w:t>
+        <w:t xml:space="preserve">pump </w:t>
+      </w:r>
+      <w:r>
+        <w:t xml:space="preserve">voltage </w:t>
+      </w:r>
+      <w:r>
+        <w:t xml:space="preserve">shall be communicated through </w:t>
       </w:r>
       <w:r>
         <w:t xml:space="preserve">WORD-valued </w:t>
@@ -9115,25 +10623,97 @@
         <w:t xml:space="preserve">signal </w:t>
       </w:r>
       <w:r>
-        <w:t>PHY-5 and</w:t>
+        <w:t>PHY-</w:t>
+      </w:r>
+      <w:proofErr w:type="gramStart"/>
+      <w:r>
+        <w:t>18</w:t>
+      </w:r>
+      <w:proofErr w:type="gramEnd"/>
+      <w:r>
+        <w:t xml:space="preserve"> and</w:t>
       </w:r>
       <w:r>
         <w:t xml:space="preserve"> the secondary</w:t>
       </w:r>
       <w:r>
-        <w:t xml:space="preserve"> pump power shall be communicated through </w:t>
+        <w:t xml:space="preserve"> pump </w:t>
+      </w:r>
+      <w:r>
+        <w:t>current</w:t>
+      </w:r>
+      <w:r>
+        <w:t xml:space="preserve"> shall be communicated through </w:t>
       </w:r>
       <w:r>
         <w:t xml:space="preserve">WORD-valued </w:t>
       </w:r>
       <w:r>
-        <w:t>signal PHY-6.</w:t>
-      </w:r>
-      <w:r>
-        <w:t xml:space="preserve"> </w:t>
-      </w:r>
-      <w:r>
-        <w:t xml:space="preserve">A pump power signal that exceeds </w:t>
+        <w:t>signal PHY-</w:t>
+      </w:r>
+      <w:r>
+        <w:t>20</w:t>
+      </w:r>
+      <w:r>
+        <w:t>.</w:t>
+      </w:r>
+      <w:r>
+        <w:t xml:space="preserve"> </w:t>
+      </w:r>
+    </w:p>
+    <w:p>
+      <w:r>
+        <w:t xml:space="preserve">Additionally, the </w:t>
+      </w:r>
+      <w:r>
+        <w:t xml:space="preserve">pump current </w:t>
+      </w:r>
+      <w:r>
+        <w:t>shall be communicated from the active pump to the PLC through a 4-20mA WORD-valued signal.</w:t>
+      </w:r>
+      <w:r>
+        <w:t xml:space="preserve"> </w:t>
+      </w:r>
+      <w:r>
+        <w:t xml:space="preserve">Specifically, the primary pump </w:t>
+      </w:r>
+      <w:r>
+        <w:t xml:space="preserve">current </w:t>
+      </w:r>
+      <w:r>
+        <w:t>shall be communicated through WORD-valued signal PHY-</w:t>
+      </w:r>
+      <w:proofErr w:type="gramStart"/>
+      <w:r>
+        <w:t>19</w:t>
+      </w:r>
+      <w:proofErr w:type="gramEnd"/>
+      <w:r>
+        <w:t xml:space="preserve"> and the secondary pump </w:t>
+      </w:r>
+      <w:r>
+        <w:t xml:space="preserve">current </w:t>
+      </w:r>
+      <w:r>
+        <w:t>shall be communicated through WORD-valued signal PHY-2</w:t>
+      </w:r>
+      <w:r>
+        <w:t>1</w:t>
+      </w:r>
+      <w:r>
+        <w:t xml:space="preserve">. </w:t>
+      </w:r>
+      <w:r>
+        <w:t xml:space="preserve"> </w:t>
+      </w:r>
+      <w:r>
+        <w:t>A</w:t>
+      </w:r>
+      <w:r>
+        <w:t>ny</w:t>
+      </w:r>
+      <w:r>
+        <w:t xml:space="preserve"> pump signal that exceeds </w:t>
       </w:r>
       <w:r>
         <w:t xml:space="preserve">20.5 </w:t>
@@ -9166,22 +10746,89 @@
         <w:t>.</w:t>
       </w:r>
       <w:r>
-        <w:t xml:space="preserve"> The WORD-valued signals of </w:t>
-      </w:r>
-      <w:r>
-        <w:t xml:space="preserve">the primary and secondary pumps </w:t>
-      </w:r>
-      <w:r>
-        <w:t xml:space="preserve">shall be converted into a REAL-valued </w:t>
-      </w:r>
-      <w:r>
-        <w:t xml:space="preserve">signal (SIG-13, and SIG-14 </w:t>
+        <w:t xml:space="preserve"> The </w:t>
+      </w:r>
+      <w:r>
+        <w:t xml:space="preserve">voltage and current </w:t>
+      </w:r>
+      <w:r>
+        <w:t xml:space="preserve">WORD-valued signals of </w:t>
+      </w:r>
+      <w:r>
+        <w:t>the primary</w:t>
+      </w:r>
+      <w:r>
+        <w:t xml:space="preserve"> pump shall be </w:t>
+      </w:r>
+      <w:r>
+        <w:t xml:space="preserve">converted into a REAL-valued </w:t>
+      </w:r>
+      <w:r>
+        <w:t>signal (SIG-</w:t>
+      </w:r>
+      <w:r>
+        <w:t>32</w:t>
+      </w:r>
+      <w:r>
+        <w:t>, and SIG-</w:t>
+      </w:r>
+      <w:r>
+        <w:t>33</w:t>
+      </w:r>
+      <w:r>
+        <w:t xml:space="preserve"> </w:t>
       </w:r>
       <w:r>
         <w:t>respectively</w:t>
       </w:r>
       <w:r>
-        <w:t>). Only the power of the active pump shall be considered as the measured pump power (</w:t>
+        <w:t>).</w:t>
+      </w:r>
+      <w:r>
+        <w:t xml:space="preserve"> Additionally, t</w:t>
+      </w:r>
+      <w:r>
+        <w:t xml:space="preserve">he voltage and current WORD-valued signals of the </w:t>
+      </w:r>
+      <w:r>
+        <w:t>secondary</w:t>
+      </w:r>
+      <w:r>
+        <w:t xml:space="preserve"> pump shall be converted into a REAL-valued signal (SIG-3</w:t>
+      </w:r>
+      <w:r>
+        <w:t>4</w:t>
+      </w:r>
+      <w:r>
+        <w:t>, and SIG-3</w:t>
+      </w:r>
+      <w:r>
+        <w:t>5</w:t>
+      </w:r>
+      <w:r>
+        <w:t xml:space="preserve"> respectively). </w:t>
+      </w:r>
+    </w:p>
+    <w:p>
+      <w:r>
+        <w:t xml:space="preserve">The </w:t>
+      </w:r>
+      <w:r>
+        <w:t xml:space="preserve">voltage and current shall be multiplied together to calculate the power produced </w:t>
+      </w:r>
+      <w:r>
+        <w:t>by the primary and secondary pump</w:t>
+      </w:r>
+      <w:r>
+        <w:t xml:space="preserve">, and shall be stored as a </w:t>
+      </w:r>
+      <w:r>
+        <w:t>REAL-value signal (SIG-13 and SIG-14, respectively)</w:t>
+      </w:r>
+    </w:p>
+    <w:p>
+      <w:r>
+        <w:t>Only the power of the active pump shall be considered as the measured pump power (</w:t>
       </w:r>
       <w:r>
         <w:t>SIG-5).</w:t>
@@ -9339,77 +10986,128 @@
       </w:pPr>
       <w:bookmarkStart w:id="27" w:name="_Toc240736369"/>
       <w:r>
+        <w:t>Low Thresholds &amp; Failure Classification</w:t>
+      </w:r>
+      <w:bookmarkEnd w:id="27"/>
+    </w:p>
+    <w:p>
+      <w:r>
+        <w:t xml:space="preserve">Values that fall approximately below 20% their nominal value shall be considered low. </w:t>
+      </w:r>
+      <w:r>
+        <w:t xml:space="preserve">Pump power shall be classified </w:t>
+      </w:r>
+      <w:r>
+        <w:t>binarily</w:t>
+      </w:r>
+      <w:r>
+        <w:t xml:space="preserve"> as either low or nominal. </w:t>
+      </w:r>
+      <w:r>
+        <w:t xml:space="preserve">Nominal pump power </w:t>
+      </w:r>
+      <w:r>
         <w:lastRenderedPageBreak/>
-        <w:t>Low Thresholds &amp; Failure Classification</w:t>
-      </w:r>
-      <w:bookmarkEnd w:id="27"/>
-    </w:p>
-    <w:p>
-      <w:r>
-        <w:t xml:space="preserve">Pump power shall be classified </w:t>
+        <w:t xml:space="preserve">should be approximately 100W. </w:t>
+      </w:r>
+      <w:r>
+        <w:t xml:space="preserve">Pump power that reaches or drops below </w:t>
+      </w:r>
+      <w:r>
+        <w:t>80</w:t>
+      </w:r>
+      <w:r>
+        <w:t xml:space="preserve"> </w:t>
+      </w:r>
+      <w:r>
+        <w:t>Watts</w:t>
+      </w:r>
+      <w:r>
+        <w:t xml:space="preserve"> shall be classified as low</w:t>
+      </w:r>
+      <w:r>
+        <w:t xml:space="preserve">. </w:t>
+      </w:r>
+      <w:r>
+        <w:t xml:space="preserve">Pump power that </w:t>
+      </w:r>
+      <w:r>
+        <w:t xml:space="preserve">exceeds </w:t>
+      </w:r>
+      <w:r>
+        <w:t>80</w:t>
+      </w:r>
+      <w:r>
+        <w:t xml:space="preserve"> </w:t>
+      </w:r>
+      <w:r>
+        <w:t>Watts shall be considered nominal.</w:t>
+      </w:r>
+      <w:r>
+        <w:t xml:space="preserve"> Flow </w:t>
+      </w:r>
+      <w:r>
+        <w:t xml:space="preserve">shall be classified </w:t>
+      </w:r>
+      <w:r>
+        <w:t>binarily as either low or nominal.</w:t>
+      </w:r>
+      <w:r>
+        <w:t xml:space="preserve"> Nominal flow should be approximately 6 GPM</w:t>
+      </w:r>
+      <w:r>
+        <w:t xml:space="preserve"> Flow </w:t>
+      </w:r>
+      <w:r>
+        <w:t xml:space="preserve">that reaches or drops below </w:t>
+      </w:r>
+      <w:r>
+        <w:t>4</w:t>
+      </w:r>
+      <w:r>
+        <w:t>.7</w:t>
+      </w:r>
+      <w:r>
+        <w:t xml:space="preserve"> </w:t>
+      </w:r>
+      <w:r>
+        <w:t xml:space="preserve">GPM shall be considered low. Flow that exceeds </w:t>
+      </w:r>
+      <w:r>
+        <w:t>4</w:t>
+      </w:r>
+      <w:r>
+        <w:t>.7</w:t>
+      </w:r>
+      <w:r>
+        <w:t xml:space="preserve"> GPM shall be considered nominal.</w:t>
+      </w:r>
+      <w:r>
+        <w:t xml:space="preserve"> </w:t>
+      </w:r>
+    </w:p>
+    <w:p>
+      <w:r>
+        <w:t xml:space="preserve">Additionally, should </w:t>
+      </w:r>
+      <w:r>
+        <w:t xml:space="preserve">the active pump signal or the flow signal be considered bad, the </w:t>
+      </w:r>
+      <w:r>
+        <w:t>pump power and/or the flow signal shall be automatically classified as low.</w:t>
+      </w:r>
+    </w:p>
+    <w:p>
+      <w:r>
+        <w:t xml:space="preserve">The state of </w:t>
+      </w:r>
+      <w:r>
+        <w:t xml:space="preserve">the system’s hydraulics shall be </w:t>
       </w:r>
       <w:r>
         <w:t>binarily</w:t>
       </w:r>
       <w:r>
-        <w:t xml:space="preserve"> as either low or nominal. </w:t>
-      </w:r>
-      <w:r>
-        <w:t xml:space="preserve">Pump power that reaches or drops below </w:t>
-      </w:r>
-      <w:r>
-        <w:t>500 Watts</w:t>
-      </w:r>
-      <w:r>
-        <w:t xml:space="preserve"> shall be classified as low</w:t>
-      </w:r>
-      <w:r>
-        <w:t xml:space="preserve">. </w:t>
-      </w:r>
-      <w:r>
-        <w:t xml:space="preserve">Pump power that </w:t>
-      </w:r>
-      <w:r>
-        <w:t>exceeds 500 Watts shall be considered nominal.</w:t>
-      </w:r>
-      <w:r>
-        <w:t xml:space="preserve"> Flow </w:t>
-      </w:r>
-      <w:r>
-        <w:t xml:space="preserve">shall be classified </w:t>
-      </w:r>
-      <w:r>
-        <w:t xml:space="preserve">binarily as either low or nominal. Flow </w:t>
-      </w:r>
-      <w:r>
-        <w:t>that reaches or drops below 3.5 GPM shall be considered low. Flow that exceeds 3.5 GPM shall be considered nominal.</w:t>
-      </w:r>
-      <w:r>
-        <w:t xml:space="preserve"> </w:t>
-      </w:r>
-    </w:p>
-    <w:p>
-      <w:r>
-        <w:t xml:space="preserve">Additionally, should </w:t>
-      </w:r>
-      <w:r>
-        <w:t xml:space="preserve">the active pump power signal or the flow signal be considered bad, the </w:t>
-      </w:r>
-      <w:r>
-        <w:t>pump power and/or the flow signal shall be automatically classified as low.</w:t>
-      </w:r>
-    </w:p>
-    <w:p>
-      <w:r>
-        <w:t xml:space="preserve">The state of </w:t>
-      </w:r>
-      <w:r>
-        <w:t xml:space="preserve">the system’s hydraulics shall be </w:t>
-      </w:r>
-      <w:r>
-        <w:t>binarily</w:t>
-      </w:r>
-      <w:r>
         <w:t xml:space="preserve"> determined as either </w:t>
       </w:r>
       <w:r>
@@ -9440,10 +11138,31 @@
         <w:t xml:space="preserve"> any </w:t>
       </w:r>
       <w:r>
-        <w:t xml:space="preserve">2 </w:t>
-      </w:r>
-      <w:r>
-        <w:t xml:space="preserve">of the 3 </w:t>
+        <w:t>two (</w:t>
+      </w:r>
+      <w:r>
+        <w:t>2</w:t>
+      </w:r>
+      <w:r>
+        <w:t>)</w:t>
+      </w:r>
+      <w:r>
+        <w:t xml:space="preserve"> </w:t>
+      </w:r>
+      <w:r>
+        <w:t xml:space="preserve">of the </w:t>
+      </w:r>
+      <w:r>
+        <w:t>three (</w:t>
+      </w:r>
+      <w:r>
+        <w:t>3</w:t>
+      </w:r>
+      <w:r>
+        <w:t>)</w:t>
+      </w:r>
+      <w:r>
+        <w:t xml:space="preserve"> </w:t>
       </w:r>
       <w:r>
         <w:t xml:space="preserve">hydraulic parameters are </w:t>
@@ -9461,7 +11180,31 @@
         <w:t xml:space="preserve"> The system’s secondary hydraulics are considered to have failed if and only if </w:t>
       </w:r>
       <w:r>
-        <w:t>any 2 of the 3 hydraulic parameters are considered low, whilst the secondary pump is active.</w:t>
+        <w:t xml:space="preserve">any </w:t>
+      </w:r>
+      <w:r>
+        <w:t>two (</w:t>
+      </w:r>
+      <w:r>
+        <w:t>2</w:t>
+      </w:r>
+      <w:r>
+        <w:t>)</w:t>
+      </w:r>
+      <w:r>
+        <w:t xml:space="preserve"> of the </w:t>
+      </w:r>
+      <w:r>
+        <w:t>three (</w:t>
+      </w:r>
+      <w:r>
+        <w:t>3</w:t>
+      </w:r>
+      <w:r>
+        <w:t>)</w:t>
+      </w:r>
+      <w:r>
+        <w:t xml:space="preserve"> hydraulic parameters are considered low, whilst the secondary pump is active.</w:t>
       </w:r>
       <w:r>
         <w:t xml:space="preserve"> A secondary hydraulic failure shall enable alarm</w:t>
@@ -9528,7 +11271,22 @@
         <w:t xml:space="preserve"> a </w:t>
       </w:r>
       <w:r>
-        <w:t xml:space="preserve">change from nominal to low or from low to nominal), must meet the threshold requirements listed above for at least 2 seconds. </w:t>
+        <w:t>change from nominal to low or from low to nominal), must meet the threshold requirements listed above for at least</w:t>
+      </w:r>
+      <w:r>
+        <w:t xml:space="preserve"> </w:t>
+      </w:r>
+      <w:r>
+        <w:t>500m</w:t>
+      </w:r>
+      <w:r>
+        <w:t>s</w:t>
+      </w:r>
+      <w:r>
+        <w:t>, allowing for noise or hysteresis to be filtered out.</w:t>
+      </w:r>
+      <w:r>
+        <w:t xml:space="preserve"> </w:t>
       </w:r>
     </w:p>
     <w:p>
@@ -9549,94 +11307,34 @@
     </w:p>
     <w:p>
       <w:r>
-        <w:t>The primary and secondary pumps shall not be active at the same time</w:t>
-      </w:r>
-      <w:r>
-        <w:t>.</w:t>
-      </w:r>
-      <w:r>
-        <w:t xml:space="preserve"> </w:t>
-      </w:r>
-      <w:r>
-        <w:t xml:space="preserve"> </w:t>
-      </w:r>
-      <w:r>
-        <w:t xml:space="preserve">All pumps </w:t>
-      </w:r>
-      <w:r>
-        <w:t>will</w:t>
-      </w:r>
-      <w:r>
-        <w:t xml:space="preserve"> remain off while the system is not running</w:t>
-      </w:r>
-      <w:r>
-        <w:t>, or the system is shutting down</w:t>
-      </w:r>
-      <w:r>
-        <w:t>.</w:t>
-      </w:r>
-      <w:r>
-        <w:t xml:space="preserve"> The</w:t>
-      </w:r>
-      <w:r>
-        <w:t xml:space="preserve"> system may </w:t>
-      </w:r>
-      <w:r>
-        <w:t>run</w:t>
-      </w:r>
-      <w:r>
-        <w:t xml:space="preserve"> in duplex mode, in which the simplex</w:t>
-      </w:r>
-      <w:r>
-        <w:t xml:space="preserve"> mode</w:t>
-      </w:r>
-      <w:r>
-        <w:t xml:space="preserve"> switch</w:t>
-      </w:r>
-      <w:r>
-        <w:t xml:space="preserve"> (SW</w:t>
-      </w:r>
-      <w:r>
-        <w:t>-</w:t>
-      </w:r>
-      <w:r>
-        <w:t>3)</w:t>
-      </w:r>
-      <w:r>
-        <w:t xml:space="preserve"> is disengaged, or in simplex mode, in which the switch is engaged.</w:t>
-      </w:r>
-      <w:r>
-        <w:t xml:space="preserve"> When the </w:t>
-      </w:r>
-      <w:r>
-        <w:t>system</w:t>
-      </w:r>
-      <w:r>
-        <w:t xml:space="preserve"> changes </w:t>
-      </w:r>
-      <w:r>
-        <w:t>from off to initialization</w:t>
-      </w:r>
-      <w:r>
-        <w:t xml:space="preserve">, the primary pump shall always be activated. </w:t>
-      </w:r>
-      <w:r>
         <w:t xml:space="preserve">Should a hydraulic failure occur in connection with the active pump, </w:t>
       </w:r>
       <w:r>
         <w:t xml:space="preserve">the system </w:t>
       </w:r>
       <w:r>
-        <w:t>should</w:t>
-      </w:r>
-      <w:r>
-        <w:t xml:space="preserve"> attempt an automatic pump turnover. </w:t>
-      </w:r>
-      <w:r>
-        <w:t xml:space="preserve">Should the </w:t>
-      </w:r>
-      <w:r>
-        <w:t xml:space="preserve">simplex switch be engaged </w:t>
+        <w:t xml:space="preserve">shall </w:t>
+      </w:r>
+      <w:r>
+        <w:t xml:space="preserve">attempt </w:t>
+      </w:r>
+      <w:r>
+        <w:t xml:space="preserve">an automatic </w:t>
+      </w:r>
+      <w:r>
+        <w:t xml:space="preserve">pump turnover. </w:t>
+      </w:r>
+      <w:r>
+        <w:t xml:space="preserve">Should </w:t>
+      </w:r>
+      <w:r>
+        <w:t xml:space="preserve">simplex </w:t>
+      </w:r>
+      <w:r>
+        <w:t xml:space="preserve">mode </w:t>
+      </w:r>
+      <w:r>
+        <w:t xml:space="preserve">be engaged </w:t>
       </w:r>
       <w:r>
         <w:t xml:space="preserve">in the event of </w:t>
@@ -9672,107 +11370,34 @@
         <w:t>and</w:t>
       </w:r>
       <w:r>
-        <w:t xml:space="preserve"> shutdown. Should the </w:t>
-      </w:r>
-      <w:r>
-        <w:t>simplex switch (SW</w:t>
-      </w:r>
-      <w:r>
-        <w:t>-</w:t>
-      </w:r>
-      <w:r>
-        <w:t xml:space="preserve">3) </w:t>
-      </w:r>
-      <w:r>
-        <w:t xml:space="preserve">be </w:t>
-      </w:r>
-      <w:r>
-        <w:t>dis</w:t>
-      </w:r>
-      <w:r>
-        <w:t xml:space="preserve">engaged </w:t>
+        <w:t xml:space="preserve"> engage the</w:t>
+      </w:r>
+      <w:r>
+        <w:t xml:space="preserve"> shutdown</w:t>
+      </w:r>
+      <w:r>
+        <w:t xml:space="preserve"> sequence</w:t>
+      </w:r>
+      <w:r>
+        <w:t xml:space="preserve">. Should </w:t>
+      </w:r>
+      <w:r>
+        <w:t xml:space="preserve">simplex mode be disengaged, </w:t>
       </w:r>
       <w:r>
         <w:t>during the event of an automatic pump turnover,</w:t>
       </w:r>
       <w:r>
-        <w:t xml:space="preserve"> the active pump </w:t>
-      </w:r>
-      <w:r>
-        <w:t>shall receive 0V signal from the PLC, and the</w:t>
-      </w:r>
-      <w:r>
-        <w:t xml:space="preserve"> current</w:t>
-      </w:r>
-      <w:r>
-        <w:t xml:space="preserve"> non-active pump shall receive a 24V. The system will then</w:t>
-      </w:r>
-      <w:r>
-        <w:t xml:space="preserve"> automatically</w:t>
-      </w:r>
-      <w:r>
-        <w:t xml:space="preserve"> </w:t>
-      </w:r>
-      <w:r>
-        <w:t xml:space="preserve">engage </w:t>
-      </w:r>
-      <w:r>
-        <w:t xml:space="preserve">the </w:t>
-      </w:r>
-      <w:r>
-        <w:lastRenderedPageBreak/>
-        <w:t>simplex switch (SW</w:t>
-      </w:r>
-      <w:r>
-        <w:t>-</w:t>
-      </w:r>
-      <w:r>
-        <w:t>3)</w:t>
-      </w:r>
-      <w:r>
-        <w:t>.</w:t>
-      </w:r>
-      <w:r>
-        <w:t xml:space="preserve"> Only</w:t>
-      </w:r>
-      <w:r>
-        <w:t xml:space="preserve"> </w:t>
-      </w:r>
-      <w:r>
-        <w:t xml:space="preserve">the </w:t>
-      </w:r>
-      <w:r>
-        <w:t xml:space="preserve">operator may disengage </w:t>
-      </w:r>
-      <w:r>
-        <w:t>SW</w:t>
-      </w:r>
-      <w:r>
-        <w:t>-</w:t>
-      </w:r>
-      <w:r>
-        <w:t>3</w:t>
-      </w:r>
-      <w:r>
-        <w:t xml:space="preserve"> </w:t>
-      </w:r>
-      <w:r>
-        <w:t>at any point</w:t>
-      </w:r>
-      <w:r>
-        <w:t xml:space="preserve"> </w:t>
-      </w:r>
-      <w:r>
-        <w:t xml:space="preserve">during </w:t>
-      </w:r>
-      <w:r>
-        <w:t>skid operation</w:t>
-      </w:r>
-      <w:r>
-        <w:t>.</w:t>
-      </w:r>
-      <w:r>
-        <w:t xml:space="preserve"> </w:t>
+        <w:t xml:space="preserve"> </w:t>
+      </w:r>
+      <w:r>
+        <w:t xml:space="preserve">SW-26 shall engage, and the system shall </w:t>
+      </w:r>
+      <w:r>
+        <w:t>engage</w:t>
+      </w:r>
+      <w:r>
+        <w:t xml:space="preserve"> a pulse sequence.</w:t>
       </w:r>
     </w:p>
     <w:p>
@@ -9781,7 +11406,16 @@
       </w:pPr>
       <w:bookmarkStart w:id="29" w:name="_Toc240736371"/>
       <w:r>
-        <w:t>Lifecycle Pump Turnover</w:t>
+        <w:t>Lifecycle Pump</w:t>
+      </w:r>
+      <w:r>
+        <w:t xml:space="preserve"> Monitoring</w:t>
+      </w:r>
+      <w:r>
+        <w:t xml:space="preserve"> &amp;</w:t>
+      </w:r>
+      <w:r>
+        <w:t xml:space="preserve"> Turnover</w:t>
       </w:r>
       <w:bookmarkEnd w:id="29"/>
     </w:p>
@@ -9790,120 +11424,10 @@
         <w:t xml:space="preserve">To </w:t>
       </w:r>
       <w:r>
-        <w:t>maximize the lifespan of the primary and secondary pump, the cooling skid shall have an automatic lifecycle pump turnover feature.</w:t>
-      </w:r>
-      <w:r>
-        <w:t xml:space="preserve"> Pump turnover </w:t>
-      </w:r>
-      <w:r>
-        <w:t xml:space="preserve">for the pump lifecycle shall be henceforth called pump cycling. </w:t>
-      </w:r>
-      <w:r>
-        <w:t xml:space="preserve">Pump </w:t>
-      </w:r>
-      <w:r>
-        <w:t>cycling</w:t>
-      </w:r>
-      <w:r>
-        <w:t xml:space="preserve"> may only occur should the enable pump </w:t>
-      </w:r>
-      <w:r>
-        <w:t>cycling</w:t>
-      </w:r>
-      <w:r>
-        <w:t xml:space="preserve"> switch (SW</w:t>
-      </w:r>
-      <w:r>
-        <w:t>-12)</w:t>
-      </w:r>
-      <w:r>
-        <w:t xml:space="preserve"> be engaged. </w:t>
-      </w:r>
-      <w:r>
-        <w:t xml:space="preserve">While the </w:t>
-      </w:r>
-      <w:r>
-        <w:t xml:space="preserve">simplex mode switch </w:t>
-      </w:r>
-      <w:r>
-        <w:t>is</w:t>
-      </w:r>
-      <w:r>
-        <w:t xml:space="preserve"> engaged, the enable pump cycling switch shall always be disengaged. </w:t>
-      </w:r>
-      <w:r>
-        <w:t xml:space="preserve">While the simplex mode switch is disengaged, the operator may choose to engage or disengage the pump cycling </w:t>
-      </w:r>
-      <w:r>
-        <w:t>switch during skid operation.</w:t>
-      </w:r>
-    </w:p>
-    <w:p/>
-    <w:p>
-      <w:r>
-        <w:t>The primary and secondary pump</w:t>
-      </w:r>
-      <w:r>
-        <w:t xml:space="preserve"> differential</w:t>
-      </w:r>
-      <w:r>
-        <w:t xml:space="preserve"> usage shall be counted using </w:t>
-      </w:r>
-      <w:r>
-        <w:t>hours (i.e. ticks in the program)</w:t>
-      </w:r>
-      <w:r>
-        <w:t xml:space="preserve">, </w:t>
-      </w:r>
-      <w:r>
-        <w:t>by</w:t>
-      </w:r>
-      <w:r>
-        <w:t xml:space="preserve"> a </w:t>
-      </w:r>
-      <w:r>
-        <w:t>L</w:t>
-      </w:r>
-      <w:r>
-        <w:t>INT-valued</w:t>
-      </w:r>
-      <w:r>
-        <w:t xml:space="preserve"> </w:t>
-      </w:r>
-      <w:r>
-        <w:t>differential pump</w:t>
-      </w:r>
-      <w:r>
-        <w:t xml:space="preserve"> signal (SIG-25)</w:t>
-      </w:r>
-      <w:r>
-        <w:t xml:space="preserve"> Primary pump usage shall increase SIG-25 by 1 for every hour in operation. </w:t>
-      </w:r>
-      <w:r>
-        <w:t xml:space="preserve">Secondary pump usage shall </w:t>
-      </w:r>
-      <w:r>
-        <w:t>decrease SIG</w:t>
-      </w:r>
-      <w:r>
-        <w:t xml:space="preserve">-25 by 1 for every hour in operation. </w:t>
-      </w:r>
-      <w:r>
-        <w:t xml:space="preserve"> </w:t>
-      </w:r>
-    </w:p>
-    <w:p>
-      <w:r>
-        <w:t>S</w:t>
-      </w:r>
-      <w:r>
-        <w:t>hould pump cycling be engaged, and the pump differential signal reach or surpass 168, a</w:t>
-      </w:r>
-      <w:r>
-        <w:t>nd the primary pump is active, an automatic pump turnover shall be initiated</w:t>
-      </w:r>
-      <w:r>
-        <w:t>, in which the secondary pump shall receive a 24V signal from the PLC and the primary pump shall receive a 0V signal from the PLC</w:t>
+        <w:t>maximize the lifespan of the primary and secondary pump, the cooling skid shall have an automatic lifecycle pump turnover feature</w:t>
+      </w:r>
+      <w:r>
+        <w:t xml:space="preserve"> (i.e. pump cycling)</w:t>
       </w:r>
       <w:r>
         <w:t>.</w:t>
@@ -9912,77 +11436,111 @@
         <w:t xml:space="preserve"> </w:t>
       </w:r>
       <w:r>
-        <w:t xml:space="preserve">Should pump cycling be disengaged, and the pump </w:t>
-      </w:r>
-      <w:r>
-        <w:t>differential</w:t>
-      </w:r>
-      <w:r>
-        <w:t xml:space="preserve"> signal reach or surpass 168, and the primary pump is active, </w:t>
-      </w:r>
-      <w:r>
-        <w:t xml:space="preserve">the pump cycle alarm (ALM-17) shall be engaged. Should </w:t>
-      </w:r>
-      <w:r>
-        <w:t xml:space="preserve">pump cycling be engaged, and the pump differential signal reach or pass below -168 and the secondary pump is </w:t>
-      </w:r>
-      <w:r>
-        <w:t xml:space="preserve">active, then an automatic pump turnover shall be initiated, in which the primary pump shall receive a 24V signal from the PLC and the secondary pump shall </w:t>
-      </w:r>
-      <w:r>
-        <w:t>receive</w:t>
-      </w:r>
-      <w:r>
-        <w:t xml:space="preserve"> a 0V signal from the PLC. Should pump cycling be disengaged, and the pump differential signal reach or pass below -168</w:t>
-      </w:r>
-      <w:r>
-        <w:t>, the pump cycle alarm shall be engaged.</w:t>
-      </w:r>
-    </w:p>
-    <w:p>
-      <w:r>
-        <w:t xml:space="preserve">The operator may choose to reset the pump differential signal to 0 at any point during skid operation by engaging the </w:t>
-      </w:r>
-      <w:r>
-        <w:t>Reset Pump Differential Switch (SW-13).</w:t>
-      </w:r>
-    </w:p>
-    <w:p>
-      <w:r>
-        <w:t xml:space="preserve">Should the </w:t>
-      </w:r>
-      <w:r>
-        <w:t>pump differential signal reach 2</w:t>
-      </w:r>
-      <w:r>
-        <w:rPr>
-          <w:vertAlign w:val="superscript"/>
-        </w:rPr>
-        <w:t xml:space="preserve">63 </w:t>
-      </w:r>
-      <w:r>
-        <w:t>– 2 or -2</w:t>
-      </w:r>
-      <w:r>
-        <w:rPr>
-          <w:vertAlign w:val="superscript"/>
-        </w:rPr>
-        <w:t xml:space="preserve">63 </w:t>
-      </w:r>
-      <w:r>
-        <w:t xml:space="preserve">+ 1 </w:t>
+        <w:t xml:space="preserve">The primary and secondary pump differential usage shall be counted using hours (i.e. ticks in the </w:t>
+      </w:r>
+      <w:r>
+        <w:lastRenderedPageBreak/>
+        <w:t xml:space="preserve">program), by a </w:t>
+      </w:r>
+      <w:r>
+        <w:t>D</w:t>
+      </w:r>
+      <w:r>
+        <w:t xml:space="preserve">INT-valued differential pump signal (SIG-25) Primary pump usage shall increase SIG-25 by 1 for every hour in operation. Secondary pump usage shall decrease SIG-25 by 1 for every hour in operation.  Should the pump differential signal reach </w:t>
+      </w:r>
+      <w:r>
+        <w:t>214748364</w:t>
+      </w:r>
+      <w:r>
+        <w:t>6</w:t>
+      </w:r>
+      <w:r>
+        <w:t xml:space="preserve"> or </w:t>
+      </w:r>
+      <w:r>
+        <w:t>-</w:t>
+      </w:r>
+      <w:r>
+        <w:t>214748364</w:t>
+      </w:r>
+      <w:r>
+        <w:t>7</w:t>
+      </w:r>
+      <w:r>
+        <w:t xml:space="preserve"> </w:t>
       </w:r>
       <w:r>
         <w:t xml:space="preserve">the </w:t>
       </w:r>
       <w:r>
-        <w:t>overflow/EOTW fault (FLT-</w:t>
-      </w:r>
-      <w:r>
-        <w:t>8) shall be engaged</w:t>
-      </w:r>
-      <w:r>
-        <w:t>, and the system shall shutdown</w:t>
+        <w:t xml:space="preserve">EOTW fault (FLT-8) shall be engaged, and the system </w:t>
+      </w:r>
+      <w:r>
+        <w:t>engage the shutdown sequence.</w:t>
+      </w:r>
+    </w:p>
+    <w:p>
+      <w:r>
+        <w:t>Assuming APC is disengaged:</w:t>
+      </w:r>
+      <w:r>
+        <w:t xml:space="preserve"> </w:t>
+      </w:r>
+      <w:r>
+        <w:t xml:space="preserve">if </w:t>
+      </w:r>
+      <w:r>
+        <w:t xml:space="preserve">SIG-25 </w:t>
+      </w:r>
+      <w:r>
+        <w:t xml:space="preserve">reaches or surpasses </w:t>
+      </w:r>
+      <w:r>
+        <w:t>30</w:t>
+      </w:r>
+      <w:r>
+        <w:t xml:space="preserve"> and the primary pump is active</w:t>
+      </w:r>
+      <w:r>
+        <w:t xml:space="preserve"> or</w:t>
+      </w:r>
+      <w:r>
+        <w:t xml:space="preserve"> SIG-25 reaches or becomes less than</w:t>
+      </w:r>
+      <w:r>
+        <w:t xml:space="preserve"> -30</w:t>
+      </w:r>
+      <w:r>
+        <w:t xml:space="preserve"> and the secondary pump is active,</w:t>
+      </w:r>
+      <w:r>
+        <w:t xml:space="preserve"> </w:t>
+      </w:r>
+      <w:r>
+        <w:t>the pump cycle alarm (ALM-17) shall be engaged</w:t>
+      </w:r>
+      <w:r>
+        <w:t xml:space="preserve">. </w:t>
+      </w:r>
+      <w:r>
+        <w:t>In</w:t>
+      </w:r>
+      <w:r>
+        <w:t xml:space="preserve"> all other cases, ALM-17 shall remain disengaged.</w:t>
+      </w:r>
+      <w:r>
+        <w:t xml:space="preserve"> </w:t>
+      </w:r>
+    </w:p>
+    <w:p>
+      <w:r>
+        <w:t xml:space="preserve">Assuming APC is engaged: </w:t>
+      </w:r>
+      <w:r>
+        <w:t>if SIG-25 reaches or surpasses 30 and the primary pump is active or SIG-25 reaches or becomes less than -30 and the secondary pump is active</w:t>
+      </w:r>
+      <w:r>
+        <w:t>, SIG-26 shall be engaged, and the system shall engage the pulse sequence.</w:t>
       </w:r>
     </w:p>
     <w:p>
@@ -10000,77 +11558,70 @@
     </w:p>
     <w:p>
       <w:r>
-        <w:t>The operator may choose to engage SW</w:t>
+        <w:t>The operator may choose to</w:t>
+      </w:r>
+      <w:r>
+        <w:t xml:space="preserve"> engage a manual pump </w:t>
+      </w:r>
+      <w:r>
+        <w:t>turnover</w:t>
+      </w:r>
+      <w:r>
+        <w:t xml:space="preserve"> </w:t>
+      </w:r>
+      <w:r>
+        <w:t>at any point during skid operation</w:t>
+      </w:r>
+      <w:r>
+        <w:t xml:space="preserve">, by engaging the manual turnover switch (SW-4) </w:t>
+      </w:r>
+      <w:r>
+        <w:t xml:space="preserve">Should </w:t>
+      </w:r>
+      <w:r>
+        <w:t xml:space="preserve">simplex mode </w:t>
+      </w:r>
+      <w:r>
+        <w:t xml:space="preserve">be engaged when attempting </w:t>
+      </w:r>
+      <w:r>
+        <w:t>to</w:t>
+      </w:r>
+      <w:r>
+        <w:t xml:space="preserve"> engage SW4, </w:t>
+      </w:r>
+      <w:r>
+        <w:t xml:space="preserve">SW4 </w:t>
+      </w:r>
+      <w:r>
+        <w:t xml:space="preserve">shall </w:t>
+      </w:r>
+      <w:r>
+        <w:t>disengage with no</w:t>
+      </w:r>
+      <w:r>
+        <w:t xml:space="preserve"> </w:t>
+      </w:r>
+      <w:r>
+        <w:t>additional action</w:t>
+      </w:r>
+      <w:r>
+        <w:t xml:space="preserve">. </w:t>
+      </w:r>
+      <w:r>
+        <w:t xml:space="preserve">If simplex mode is disengaged </w:t>
+      </w:r>
+      <w:r>
+        <w:t>when attempting to engage SW</w:t>
       </w:r>
       <w:r>
         <w:t>-</w:t>
       </w:r>
       <w:r>
-        <w:t xml:space="preserve">3 at any point during skid operation. </w:t>
-      </w:r>
-      <w:r>
-        <w:t>The operator may choose to attempt a manual pump turnover at any point during operation by engag</w:t>
-      </w:r>
-      <w:r>
-        <w:t>ing the manual turnover switch SW</w:t>
-      </w:r>
-      <w:r>
-        <w:t>-</w:t>
-      </w:r>
-      <w:r>
-        <w:t>4. Should SW</w:t>
-      </w:r>
-      <w:r>
-        <w:t>-</w:t>
-      </w:r>
-      <w:r>
-        <w:t xml:space="preserve">3 be engaged when attempting </w:t>
-      </w:r>
-      <w:r>
-        <w:t>to</w:t>
-      </w:r>
-      <w:r>
-        <w:t xml:space="preserve"> engage SW4, </w:t>
-      </w:r>
-      <w:r>
-        <w:t>SW4 shall disengage with no</w:t>
-      </w:r>
-      <w:r>
-        <w:t xml:space="preserve"> </w:t>
-      </w:r>
-      <w:r>
-        <w:t>additional action</w:t>
-      </w:r>
-      <w:r>
-        <w:t xml:space="preserve">. Should SW3 </w:t>
-      </w:r>
-      <w:r>
-        <w:lastRenderedPageBreak/>
-        <w:t>be disengaged when attempting to engage SW</w:t>
-      </w:r>
-      <w:r>
-        <w:t>-</w:t>
-      </w:r>
-      <w:r>
-        <w:t xml:space="preserve">3, </w:t>
-      </w:r>
-      <w:r>
-        <w:t>SW</w:t>
-      </w:r>
-      <w:r>
-        <w:t>-</w:t>
-      </w:r>
-      <w:r>
-        <w:t xml:space="preserve">4 will disengage, and </w:t>
-      </w:r>
-      <w:r>
-        <w:t xml:space="preserve">a pump turnover shall commence, in which </w:t>
-      </w:r>
-      <w:r>
-        <w:t>the</w:t>
-      </w:r>
-      <w:r>
-        <w:t xml:space="preserve"> current active pump receives a 0V signal from the PLC, and the current inactive pump receives a 24V signal from the PLC</w:t>
+        <w:t>3,</w:t>
+      </w:r>
+      <w:r>
+        <w:t xml:space="preserve"> SW-4 shall disengage, SW-26 shall engage and the system shall engage the pulse sequence.</w:t>
       </w:r>
       <w:r>
         <w:t xml:space="preserve"> </w:t>
@@ -10085,6 +11636,9 @@
         <w:t>Vessel Level Control</w:t>
       </w:r>
       <w:bookmarkEnd w:id="31"/>
+      <w:r>
+        <w:t xml:space="preserve"> System</w:t>
+      </w:r>
     </w:p>
     <w:p>
       <w:pPr>
@@ -10175,13 +11729,40 @@
     </w:p>
     <w:p>
       <w:r>
-        <w:t xml:space="preserve">Both hall sensors shall be integrated with hysteresis control, such that the physical signals (PHY-10 and PHY-11 respectively), shall not engage the </w:t>
+        <w:t xml:space="preserve">Both hall sensors shall be integrated with hysteresis control, such that the physical signals (PHY-10 and PHY-11 </w:t>
+      </w:r>
+      <w:proofErr w:type="gramStart"/>
+      <w:r>
+        <w:t>respectively),</w:t>
+      </w:r>
+      <w:proofErr w:type="gramEnd"/>
+      <w:r>
+        <w:t xml:space="preserve"> shall not engage the </w:t>
       </w:r>
       <w:r>
         <w:t xml:space="preserve">final output signals (SIG-20, SIG-21) until </w:t>
       </w:r>
       <w:r>
         <w:t>at least 500 milliseconds have elapsed</w:t>
+      </w:r>
+      <w:r>
+        <w:t xml:space="preserve">, </w:t>
+      </w:r>
+      <w:proofErr w:type="gramStart"/>
+      <w:r>
+        <w:t>in order to</w:t>
+      </w:r>
+      <w:proofErr w:type="gramEnd"/>
+      <w:r>
+        <w:t xml:space="preserve"> filter out hysteresis and </w:t>
+      </w:r>
+      <w:proofErr w:type="spellStart"/>
+      <w:r>
+        <w:t>nosie</w:t>
+      </w:r>
+      <w:proofErr w:type="spellEnd"/>
+      <w:r>
+        <w:t>.</w:t>
       </w:r>
     </w:p>
     <w:p>
@@ -10190,6 +11771,7 @@
       </w:pPr>
       <w:bookmarkStart w:id="33" w:name="_Toc240736375"/>
       <w:r>
+        <w:lastRenderedPageBreak/>
         <w:t xml:space="preserve">Level </w:t>
       </w:r>
       <w:r>
@@ -10229,13 +11811,13 @@
         <w:t xml:space="preserve">are engaged, </w:t>
       </w:r>
       <w:r>
-        <w:t xml:space="preserve">the critical vessel level fault (FLT-2) shall be engaged, and the system shall </w:t>
-      </w:r>
-      <w:r>
-        <w:t>shut down</w:t>
-      </w:r>
-      <w:r>
-        <w:t xml:space="preserve">. </w:t>
+        <w:t>the critical vessel level fault (FLT-2) shall be engaged, and the system</w:t>
+      </w:r>
+      <w:r>
+        <w:t xml:space="preserve"> shall engage the shutdown sequence.</w:t>
+      </w:r>
+      <w:r>
+        <w:t xml:space="preserve"> </w:t>
       </w:r>
     </w:p>
     <w:p>
@@ -10270,14 +11852,36 @@
       <w:r>
         <w:t xml:space="preserve"> </w:t>
       </w:r>
-      <w:r>
-        <w:t>remain disengaged, the</w:t>
-      </w:r>
-      <w:r>
-        <w:t xml:space="preserve"> Level Sensor Malfunction fault (FLT-4) shall engage, and the system shall </w:t>
-      </w:r>
-      <w:r>
-        <w:t>shut down</w:t>
+      <w:proofErr w:type="gramStart"/>
+      <w:r>
+        <w:t>remain</w:t>
+      </w:r>
+      <w:proofErr w:type="gramEnd"/>
+      <w:r>
+        <w:t xml:space="preserve"> disengaged, the</w:t>
+      </w:r>
+      <w:r>
+        <w:t xml:space="preserve"> Level Sensor Malfunction fault (FLT-4) </w:t>
+      </w:r>
+      <w:proofErr w:type="gramStart"/>
+      <w:r>
+        <w:t>shall</w:t>
+      </w:r>
+      <w:proofErr w:type="gramEnd"/>
+      <w:r>
+        <w:t xml:space="preserve"> engage, and the system shall</w:t>
+      </w:r>
+      <w:r>
+        <w:t xml:space="preserve"> engage the</w:t>
+      </w:r>
+      <w:r>
+        <w:t xml:space="preserve"> </w:t>
+      </w:r>
+      <w:r>
+        <w:t>shutdown</w:t>
+      </w:r>
+      <w:r>
+        <w:t xml:space="preserve"> sequence</w:t>
       </w:r>
       <w:r>
         <w:t>.</w:t>
@@ -10296,6 +11900,9 @@
         <w:t>Control</w:t>
       </w:r>
       <w:bookmarkEnd w:id="35"/>
+      <w:r>
+        <w:t xml:space="preserve"> System</w:t>
+      </w:r>
     </w:p>
     <w:p>
       <w:pPr>
@@ -10336,18 +11943,37 @@
         <w:t xml:space="preserve">-8, PHY-9). </w:t>
       </w:r>
       <w:r>
-        <w:t>The alarm and fault trip signals shall be passed through a Hysteresis filter</w:t>
-      </w:r>
-      <w:r>
-        <w:t>, requiring 500mS of stability before engaging the filtered alarm and fault signals (SIG-</w:t>
-      </w:r>
-      <w:r>
-        <w:t>23, SIG-24).</w:t>
-      </w:r>
-    </w:p>
-    <w:p>
-      <w:r>
-        <w:lastRenderedPageBreak/>
+        <w:t xml:space="preserve">The alarm and fault trip signals shall </w:t>
+      </w:r>
+      <w:r>
+        <w:t xml:space="preserve">require </w:t>
+      </w:r>
+      <w:r>
+        <w:t>500m</w:t>
+      </w:r>
+      <w:r>
+        <w:t>s</w:t>
+      </w:r>
+      <w:r>
+        <w:t xml:space="preserve"> of stability before engaging the filtered alarm and fault signals (SIG-</w:t>
+      </w:r>
+      <w:r>
+        <w:t>23, SIG-24)</w:t>
+      </w:r>
+      <w:r>
+        <w:t xml:space="preserve">, </w:t>
+      </w:r>
+      <w:proofErr w:type="gramStart"/>
+      <w:r>
+        <w:t>in order to</w:t>
+      </w:r>
+      <w:proofErr w:type="gramEnd"/>
+      <w:r>
+        <w:t xml:space="preserve"> filter out hysteresis and noise.</w:t>
+      </w:r>
+    </w:p>
+    <w:p>
+      <w:r>
         <w:t xml:space="preserve">In addition to the alarm and fault trips in the conductivity sensor, the </w:t>
       </w:r>
       <w:r>
@@ -10357,11 +11983,16 @@
         <w:t xml:space="preserve"> The REAL-valued signal shall be passed through a hysteresis filter, requiring </w:t>
       </w:r>
       <w:r>
-        <w:t>500 m</w:t>
+        <w:t xml:space="preserve">500 </w:t>
+      </w:r>
+      <w:proofErr w:type="spellStart"/>
+      <w:r>
+        <w:t>m</w:t>
       </w:r>
       <w:r>
         <w:t>s</w:t>
       </w:r>
+      <w:proofErr w:type="spellEnd"/>
       <w:r>
         <w:t xml:space="preserve"> of stability before </w:t>
       </w:r>
@@ -10404,11 +12035,16 @@
       <w:r>
         <w:t xml:space="preserve"> at or greater than 0.9 </w:t>
       </w:r>
+      <w:proofErr w:type="spellStart"/>
       <w:r>
         <w:t>μ</w:t>
       </w:r>
       <w:r>
-        <w:t xml:space="preserve">S/cm </w:t>
+        <w:t>S</w:t>
+      </w:r>
+      <w:proofErr w:type="spellEnd"/>
+      <w:r>
+        <w:t xml:space="preserve">/cm </w:t>
       </w:r>
       <w:r>
         <w:t>at</w:t>
@@ -10420,13 +12056,26 @@
         <w:t>conductivity</w:t>
       </w:r>
       <w:r>
-        <w:t xml:space="preserve"> alarm (ALM-3) shall be engaged. Should the conductivity sensor alarm trip, and the conductivity sensor fault trip, and the REAL-valued signal observe a conductivity greater than 1 </w:t>
-      </w:r>
+        <w:t xml:space="preserve"> alarm (ALM-3) </w:t>
+      </w:r>
+      <w:proofErr w:type="gramStart"/>
+      <w:r>
+        <w:t>shall</w:t>
+      </w:r>
+      <w:proofErr w:type="gramEnd"/>
+      <w:r>
+        <w:t xml:space="preserve"> be engaged. Should the conductivity sensor alarm trip, and the conductivity sensor fault trip, and the REAL-valued signal observe a conductivity greater than 1 </w:t>
+      </w:r>
+      <w:proofErr w:type="spellStart"/>
       <w:r>
         <w:t>μ</w:t>
       </w:r>
       <w:r>
-        <w:t xml:space="preserve">S/cm </w:t>
+        <w:t>S</w:t>
+      </w:r>
+      <w:proofErr w:type="spellEnd"/>
+      <w:r>
+        <w:t xml:space="preserve">/cm </w:t>
       </w:r>
       <w:r>
         <w:t>at</w:t>
@@ -10435,7 +12084,19 @@
         <w:t xml:space="preserve"> 25°C, the </w:t>
       </w:r>
       <w:r>
-        <w:t>critical conductivity fault (FLT-3) shall be engaged.</w:t>
+        <w:t>critical conductivity fault (FLT-3</w:t>
+      </w:r>
+      <w:r>
+        <w:t>)</w:t>
+      </w:r>
+      <w:r>
+        <w:t xml:space="preserve"> </w:t>
+      </w:r>
+      <w:r>
+        <w:t>be engaged</w:t>
+      </w:r>
+      <w:r>
+        <w:t>, and the system shall engage the shutdown sequence.</w:t>
       </w:r>
     </w:p>
     <w:p>
@@ -10475,6 +12136,110 @@
       </w:r>
     </w:p>
     <w:p>
+      <w:r>
+        <w:lastRenderedPageBreak/>
+        <w:t xml:space="preserve">Should the conductivity sensor </w:t>
+      </w:r>
+      <w:r>
+        <w:t xml:space="preserve">alarm trip engage, but </w:t>
+      </w:r>
+      <w:r>
+        <w:t xml:space="preserve">SIG-7 </w:t>
+      </w:r>
+      <w:r>
+        <w:t xml:space="preserve">fails to observe a conductivity at or greater than 0.9 </w:t>
+      </w:r>
+      <w:proofErr w:type="spellStart"/>
+      <w:r>
+        <w:t>μ</w:t>
+      </w:r>
+      <w:r>
+        <w:t>S</w:t>
+      </w:r>
+      <w:proofErr w:type="spellEnd"/>
+      <w:r>
+        <w:t>/cm at 25°C</w:t>
+      </w:r>
+      <w:r>
+        <w:t xml:space="preserve"> after an elapsed time of 2 seconds,</w:t>
+      </w:r>
+      <w:r>
+        <w:t xml:space="preserve"> FLT-5 shall be engaged. Should</w:t>
+      </w:r>
+      <w:r>
+        <w:t xml:space="preserve"> SIG-7 observe a conductivity at or greater than 0.9 </w:t>
+      </w:r>
+      <w:proofErr w:type="spellStart"/>
+      <w:r>
+        <w:t>μ</w:t>
+      </w:r>
+      <w:r>
+        <w:t>S</w:t>
+      </w:r>
+      <w:proofErr w:type="spellEnd"/>
+      <w:r>
+        <w:t>/cm at 25°C,</w:t>
+      </w:r>
+      <w:r>
+        <w:t xml:space="preserve"> but the conductivity alarm trip fails to engage after an elapsed time of 2 seconds, FLT-5 shall be engaged. Should both the conductivity sensor alarm trip engage, and the conductivity sensor fault trip engage, but the </w:t>
+      </w:r>
+      <w:r>
+        <w:t xml:space="preserve">SIG-7 fails </w:t>
+      </w:r>
+      <w:r>
+        <w:t xml:space="preserve">to register a </w:t>
+      </w:r>
+      <w:r>
+        <w:t>conductivity greater than 1</w:t>
+      </w:r>
+      <w:r>
+        <w:t xml:space="preserve"> </w:t>
+      </w:r>
+      <w:proofErr w:type="spellStart"/>
+      <w:r>
+        <w:t>μ</w:t>
+      </w:r>
+      <w:r>
+        <w:t>S</w:t>
+      </w:r>
+      <w:proofErr w:type="spellEnd"/>
+      <w:r>
+        <w:t>/cm at 25°C</w:t>
+      </w:r>
+      <w:r>
+        <w:t xml:space="preserve"> after an elapsed time of 2 seconds</w:t>
+      </w:r>
+      <w:r>
+        <w:t xml:space="preserve">, </w:t>
+      </w:r>
+      <w:r>
+        <w:t xml:space="preserve">FLT-5 shall be engaged. Should </w:t>
+      </w:r>
+      <w:r>
+        <w:t xml:space="preserve">the conductivity fault trip fail to engage, regardless of whether the conductivity sensor trip </w:t>
+      </w:r>
+      <w:r>
+        <w:t xml:space="preserve">alarm is, or is not engaged, while SIG-7 registers a conductivity greater than </w:t>
+      </w:r>
+      <w:r>
+        <w:t xml:space="preserve">1 </w:t>
+      </w:r>
+      <w:proofErr w:type="spellStart"/>
+      <w:r>
+        <w:t>μ</w:t>
+      </w:r>
+      <w:r>
+        <w:t>S</w:t>
+      </w:r>
+      <w:proofErr w:type="spellEnd"/>
+      <w:r>
+        <w:t>/cm at 25°C after an elapsed time of 2 seconds, FLT-5 shall be engaged</w:t>
+      </w:r>
+      <w:r>
+        <w:t>.</w:t>
+      </w:r>
+    </w:p>
+    <w:p>
       <w:pPr>
         <w:rPr>
           <w:b/>
@@ -10482,82 +12247,10 @@
         </w:rPr>
       </w:pPr>
       <w:r>
-        <w:t xml:space="preserve">Should the conductivity sensor </w:t>
-      </w:r>
-      <w:r>
-        <w:t xml:space="preserve">alarm trip engage, but </w:t>
-      </w:r>
-      <w:r>
-        <w:t xml:space="preserve">SIG-7 </w:t>
-      </w:r>
-      <w:r>
-        <w:t xml:space="preserve">fails to observe a conductivity at or greater than 0.9 </w:t>
-      </w:r>
-      <w:r>
-        <w:t>μ</w:t>
-      </w:r>
-      <w:r>
-        <w:t>S/cm at 25°C</w:t>
-      </w:r>
-      <w:r>
-        <w:t xml:space="preserve"> after an elapsed time of 2 seconds,</w:t>
-      </w:r>
-      <w:r>
-        <w:t xml:space="preserve"> FLT-5 shall be engaged. Should</w:t>
-      </w:r>
-      <w:r>
-        <w:t xml:space="preserve"> SIG-7 observe a conductivity at or greater than 0.9 </w:t>
-      </w:r>
-      <w:r>
-        <w:t>μ</w:t>
-      </w:r>
-      <w:r>
-        <w:t>S/cm at 25°C,</w:t>
-      </w:r>
-      <w:r>
-        <w:t xml:space="preserve"> but the conductivity alarm trip fails to engage after an elapsed time of 2 seconds, FLT-5 shall be engaged. Should both the conductivity sensor alarm trip engage, and the conductivity sensor fault trip engage, but the </w:t>
-      </w:r>
-      <w:r>
-        <w:t xml:space="preserve">SIG-7 fails </w:t>
-      </w:r>
-      <w:r>
-        <w:t xml:space="preserve">to register a </w:t>
-      </w:r>
-      <w:r>
-        <w:t>conductivity greater than 1</w:t>
-      </w:r>
-      <w:r>
-        <w:t xml:space="preserve"> </w:t>
-      </w:r>
-      <w:r>
-        <w:t>μ</w:t>
-      </w:r>
-      <w:r>
-        <w:t>S/cm at 25°C</w:t>
-      </w:r>
-      <w:r>
-        <w:t xml:space="preserve"> after an elapsed time of 2 seconds</w:t>
-      </w:r>
-      <w:r>
-        <w:t xml:space="preserve">, </w:t>
-      </w:r>
-      <w:r>
-        <w:t xml:space="preserve">FLT-5 shall be engaged. Should </w:t>
-      </w:r>
-      <w:r>
-        <w:t xml:space="preserve">the conductivity fault trip fail to engage, regardless of whether the conductivity sensor trip </w:t>
-      </w:r>
-      <w:r>
-        <w:t xml:space="preserve">alarm is, or is not engaged, while SIG-7 registers a conductivity greater than </w:t>
-      </w:r>
-      <w:r>
-        <w:t xml:space="preserve">1 </w:t>
-      </w:r>
-      <w:r>
-        <w:t>μ</w:t>
-      </w:r>
-      <w:r>
-        <w:t>S/cm at 25°C after an elapsed time of 2 seconds, FLT-5 shall be engaged</w:t>
+        <w:t xml:space="preserve">2 seconds provides excess time such </w:t>
+      </w:r>
+      <w:r>
+        <w:t>that both the analog and digital sensors of the conductivity probe may align without creating a false trip.</w:t>
       </w:r>
     </w:p>
     <w:p/>
@@ -10574,7 +12267,7 @@
     <w:p/>
     <w:p/>
     <w:sectPr>
-      <w:footerReference w:type="default" r:id="rId17"/>
+      <w:footerReference w:type="default" r:id="rId19"/>
       <w:pgSz w:w="12240" w:h="15840"/>
       <w:pgMar w:top="1440" w:right="1440" w:bottom="1440" w:left="1440" w:header="720" w:footer="0" w:gutter="0"/>
       <w:cols w:space="720"/>
@@ -12002,7 +13695,7 @@
   <w:style w:type="paragraph" w:default="1" w:styleId="Normal">
     <w:name w:val="Normal"/>
     <w:qFormat/>
-    <w:rsid w:val="00A86C1C"/>
+    <w:rsid w:val="00233A4D"/>
     <w:rPr>
       <w:rFonts w:ascii="Arial" w:hAnsi="Arial"/>
     </w:rPr>
@@ -13030,4 +14723,16 @@
     </a:ext>
   </a:extLst>
 </a:theme>
+</file>
+
+<file path=customXml/item1.xml><?xml version="1.0" encoding="utf-8"?>
+<b:Sources xmlns:b="http://schemas.openxmlformats.org/officeDocument/2006/bibliography" xmlns="http://schemas.openxmlformats.org/officeDocument/2006/bibliography" SelectedStyle="\APASixthEditionOfficeOnline.xsl" StyleName="APA" Version="6"/>
+</file>
+
+<file path=customXml/itemProps1.xml><?xml version="1.0" encoding="utf-8"?>
+<ds:datastoreItem xmlns:ds="http://schemas.openxmlformats.org/officeDocument/2006/customXml" ds:itemID="{76B939F4-21EE-4DD7-9841-F4CB71680B9C}">
+  <ds:schemaRefs>
+    <ds:schemaRef ds:uri="http://schemas.openxmlformats.org/officeDocument/2006/bibliography"/>
+  </ds:schemaRefs>
+</ds:datastoreItem>
 </file>
--- a/Documentation/Control_Narrative.docx
+++ b/Documentation/Control_Narrative.docx
@@ -146,164 +146,6 @@
               </w:rPr>
               <w:t>/2026</w:t>
             </w:r>
-          </w:p>
-        </w:tc>
-      </w:tr>
-      <w:tr>
-        <w:tc>
-          <w:tcPr>
-            <w:tcW w:w="4675" w:type="dxa"/>
-          </w:tcPr>
-          <w:p>
-            <w:pPr>
-              <w:rPr>
-                <w:rFonts w:cs="Arial"/>
-                <w:b/>
-                <w:bCs/>
-                <w:sz w:val="18"/>
-                <w:szCs w:val="18"/>
-              </w:rPr>
-            </w:pPr>
-            <w:r>
-              <w:rPr>
-                <w:rFonts w:cs="Arial"/>
-                <w:b/>
-                <w:bCs/>
-                <w:sz w:val="18"/>
-                <w:szCs w:val="18"/>
-              </w:rPr>
-              <w:t>Reviewed By</w:t>
-            </w:r>
-          </w:p>
-          <w:p>
-            <w:pPr>
-              <w:rPr>
-                <w:rFonts w:cs="Arial"/>
-                <w:b/>
-                <w:bCs/>
-                <w:sz w:val="18"/>
-                <w:szCs w:val="18"/>
-              </w:rPr>
-            </w:pPr>
-            <w:r>
-              <w:rPr>
-                <w:rFonts w:cs="Arial"/>
-              </w:rPr>
-              <w:t>ETHAN HENDERSON</w:t>
-            </w:r>
-          </w:p>
-        </w:tc>
-        <w:tc>
-          <w:tcPr>
-            <w:tcW w:w="4675" w:type="dxa"/>
-          </w:tcPr>
-          <w:p>
-            <w:pPr>
-              <w:rPr>
-                <w:rFonts w:cs="Arial"/>
-                <w:b/>
-                <w:bCs/>
-                <w:sz w:val="18"/>
-                <w:szCs w:val="18"/>
-              </w:rPr>
-            </w:pPr>
-            <w:r>
-              <w:rPr>
-                <w:rFonts w:cs="Arial"/>
-                <w:b/>
-                <w:bCs/>
-                <w:sz w:val="18"/>
-                <w:szCs w:val="18"/>
-              </w:rPr>
-              <w:t>Review Date</w:t>
-            </w:r>
-          </w:p>
-          <w:p>
-            <w:pPr>
-              <w:rPr>
-                <w:rFonts w:cs="Arial"/>
-                <w:b/>
-                <w:bCs/>
-                <w:sz w:val="18"/>
-                <w:szCs w:val="18"/>
-              </w:rPr>
-            </w:pPr>
-          </w:p>
-        </w:tc>
-      </w:tr>
-      <w:tr>
-        <w:tc>
-          <w:tcPr>
-            <w:tcW w:w="4675" w:type="dxa"/>
-          </w:tcPr>
-          <w:p>
-            <w:pPr>
-              <w:rPr>
-                <w:rFonts w:cs="Arial"/>
-                <w:b/>
-                <w:bCs/>
-                <w:sz w:val="18"/>
-                <w:szCs w:val="18"/>
-              </w:rPr>
-            </w:pPr>
-            <w:r>
-              <w:rPr>
-                <w:rFonts w:cs="Arial"/>
-                <w:b/>
-                <w:bCs/>
-                <w:sz w:val="18"/>
-                <w:szCs w:val="18"/>
-              </w:rPr>
-              <w:t>Approved By</w:t>
-            </w:r>
-          </w:p>
-          <w:p>
-            <w:pPr>
-              <w:rPr>
-                <w:rFonts w:cs="Arial"/>
-                <w:b/>
-                <w:bCs/>
-                <w:sz w:val="18"/>
-                <w:szCs w:val="18"/>
-              </w:rPr>
-            </w:pPr>
-          </w:p>
-        </w:tc>
-        <w:tc>
-          <w:tcPr>
-            <w:tcW w:w="4675" w:type="dxa"/>
-          </w:tcPr>
-          <w:p>
-            <w:pPr>
-              <w:rPr>
-                <w:rFonts w:cs="Arial"/>
-                <w:b/>
-                <w:bCs/>
-                <w:sz w:val="18"/>
-                <w:szCs w:val="18"/>
-              </w:rPr>
-            </w:pPr>
-            <w:r>
-              <w:rPr>
-                <w:rFonts w:cs="Arial"/>
-                <w:b/>
-                <w:bCs/>
-                <w:sz w:val="18"/>
-                <w:szCs w:val="18"/>
-              </w:rPr>
-              <w:t>Approval Date</w:t>
-            </w:r>
-          </w:p>
-          <w:p>
-            <w:pPr>
-              <w:rPr>
-                <w:rFonts w:cs="Arial"/>
-                <w:b/>
-                <w:bCs/>
-                <w:sz w:val="18"/>
-                <w:szCs w:val="18"/>
-              </w:rPr>
-            </w:pPr>
           </w:p>
         </w:tc>
       </w:tr>
@@ -6385,7 +6227,6 @@
           <w:numId w:val="2"/>
         </w:numPr>
       </w:pPr>
-      <w:proofErr w:type="spellStart"/>
       <w:r>
         <w:rPr>
           <w:b/>
@@ -6393,7 +6234,6 @@
         </w:rPr>
         <w:t>μS</w:t>
       </w:r>
-      <w:proofErr w:type="spellEnd"/>
       <w:r>
         <w:t>: Micro Siemens</w:t>
       </w:r>
@@ -6444,7 +6284,6 @@
           <w:numId w:val="2"/>
         </w:numPr>
       </w:pPr>
-      <w:proofErr w:type="spellStart"/>
       <w:r>
         <w:rPr>
           <w:b/>
@@ -6452,7 +6291,6 @@
         </w:rPr>
         <w:t>ms</w:t>
       </w:r>
-      <w:proofErr w:type="spellEnd"/>
       <w:r>
         <w:t>: Milliseconds</w:t>
       </w:r>
@@ -6731,17 +6569,7 @@
         <w:t xml:space="preserve">All </w:t>
       </w:r>
       <w:r>
-        <w:t xml:space="preserve">internal signal tags shall have a “SIG-” prefix, followed by an integer. The integer following the prefix shall range, inclusively, from 1 to 25. “SIG-1” is an example of a tag for </w:t>
-      </w:r>
-      <w:proofErr w:type="spellStart"/>
-      <w:proofErr w:type="gramStart"/>
-      <w:r>
-        <w:t>a</w:t>
-      </w:r>
-      <w:proofErr w:type="spellEnd"/>
-      <w:proofErr w:type="gramEnd"/>
-      <w:r>
-        <w:t xml:space="preserve"> internal signal. For more details, please see PLC Point List.</w:t>
+        <w:t>internal signal tags shall have a “SIG-” prefix, followed by an integer. The integer following the prefix shall range, inclusively, from 1 to 25. “SIG-1” is an example of a tag for a internal signal. For more details, please see PLC Point List.</w:t>
       </w:r>
     </w:p>
     <w:p>
@@ -6753,11 +6581,9 @@
       <w:r>
         <w:t>All fault signals tags shall have a “FLT</w:t>
       </w:r>
-      <w:proofErr w:type="gramStart"/>
       <w:r>
         <w:t xml:space="preserve">-“  </w:t>
       </w:r>
-      <w:proofErr w:type="gramEnd"/>
       <w:r>
         <w:t>prefix, followed by an integer. The integer following the prefix shall range, inclusively, from 1 to 17. “FLT-1” is an example of a tag for an alarm signal. For more details, please see the PLC Point List.</w:t>
       </w:r>
@@ -7021,7 +6847,13 @@
         <w:t>to</w:t>
       </w:r>
       <w:r>
-        <w:t xml:space="preserve"> throughput flow shall be referenced to as</w:t>
+        <w:t xml:space="preserve"> </w:t>
+      </w:r>
+      <w:r>
+        <w:t>bypass</w:t>
+      </w:r>
+      <w:r>
+        <w:t xml:space="preserve"> flow shall be referenced to as</w:t>
       </w:r>
       <w:r>
         <w:t xml:space="preserve"> the</w:t>
@@ -7464,7 +7296,13 @@
     </w:p>
     <w:p>
       <w:r>
-        <w:t>The “Failsafe” condition of the control shall be when the valve is 100% open. This is to ensure that the control system maximizes throughput flow, when observation and control of the valve is not feasible.</w:t>
+        <w:t xml:space="preserve">The “Failsafe” condition of the control shall be when the valve is 100% </w:t>
+      </w:r>
+      <w:r>
+        <w:t>closed</w:t>
+      </w:r>
+      <w:r>
+        <w:t>. This is to ensure that the control system maximizes throughput flow, when observation and control of the valve is not feasible.</w:t>
       </w:r>
     </w:p>
     <w:p>
@@ -7678,16 +7516,11 @@
       <w:r>
         <w:t xml:space="preserve"> </w:t>
       </w:r>
-      <w:proofErr w:type="spellStart"/>
       <w:r>
         <w:t>μ</w:t>
       </w:r>
       <w:r>
-        <w:t>S</w:t>
-      </w:r>
-      <w:proofErr w:type="spellEnd"/>
-      <w:r>
-        <w:t xml:space="preserve">/cm </w:t>
+        <w:t xml:space="preserve">S/cm </w:t>
       </w:r>
       <w:r>
         <w:t>at 25</w:t>
@@ -7744,10 +7577,7 @@
       </w:pPr>
       <w:bookmarkStart w:id="10" w:name="_Toc240818095"/>
       <w:r>
-        <w:t xml:space="preserve">Control </w:t>
-      </w:r>
-      <w:r>
-        <w:t xml:space="preserve">System </w:t>
+        <w:t xml:space="preserve">Control System </w:t>
       </w:r>
       <w:r>
         <w:t>Framework</w:t>
@@ -7813,16 +7643,7 @@
         <w:t>a multistage control scheme</w:t>
       </w:r>
       <w:r>
-        <w:t xml:space="preserve"> </w:t>
-      </w:r>
-      <w:r>
-        <w:t xml:space="preserve">(see Section </w:t>
-      </w:r>
-      <w:r>
-        <w:t>3</w:t>
-      </w:r>
-      <w:r>
-        <w:t xml:space="preserve"> for more details)</w:t>
+        <w:t xml:space="preserve"> (see Section 3 for more details)</w:t>
       </w:r>
       <w:r>
         <w:t xml:space="preserve">. The hydraulic control system shall observe </w:t>
@@ -7831,31 +7652,13 @@
         <w:t>cooling skid power, pressure, and flow, executing manual and automatic pump turnovers when applicable</w:t>
       </w:r>
       <w:r>
-        <w:t xml:space="preserve"> </w:t>
-      </w:r>
-      <w:r>
-        <w:t xml:space="preserve">(see Section </w:t>
-      </w:r>
-      <w:r>
-        <w:t>4</w:t>
-      </w:r>
-      <w:r>
-        <w:t xml:space="preserve"> for more details)</w:t>
+        <w:t xml:space="preserve"> (see Section 4 for more details)</w:t>
       </w:r>
       <w:r>
         <w:t>. The vessel level control system shall monitor excess coolant level to ensure adequate coolant level for pump safety, whilst monitoring level switch health</w:t>
       </w:r>
       <w:r>
-        <w:t xml:space="preserve"> </w:t>
-      </w:r>
-      <w:r>
-        <w:t xml:space="preserve">(see Section </w:t>
-      </w:r>
-      <w:r>
-        <w:t>5</w:t>
-      </w:r>
-      <w:r>
-        <w:t xml:space="preserve"> for more details)</w:t>
+        <w:t xml:space="preserve"> (see Section 5 for more details)</w:t>
       </w:r>
       <w:r>
         <w:t xml:space="preserve">. </w:t>
@@ -8027,13 +7830,7 @@
         <w:t>Heat exchanger fans on the cooling skid may be manually controlled by the operator. To manually control the fan</w:t>
       </w:r>
       <w:r>
-        <w:t xml:space="preserve">, </w:t>
-      </w:r>
-      <w:r>
-        <w:t>Deadman</w:t>
-      </w:r>
-      <w:r>
-        <w:t xml:space="preserve"> SW-</w:t>
+        <w:t>, SW-</w:t>
       </w:r>
       <w:r>
         <w:t>6</w:t>
@@ -8113,13 +7910,8 @@
       <w:r>
         <w:t xml:space="preserve">The control valve on the cooling skid may be manually </w:t>
       </w:r>
-      <w:proofErr w:type="gramStart"/>
-      <w:r>
-        <w:t>actuated</w:t>
-      </w:r>
-      <w:proofErr w:type="gramEnd"/>
-      <w:r>
-        <w:t xml:space="preserve"> by</w:t>
+      <w:r>
+        <w:t>actuated by</w:t>
       </w:r>
       <w:r>
         <w:t xml:space="preserve"> the operator. To manually </w:t>
@@ -8134,7 +7926,7 @@
         <w:t xml:space="preserve"> control</w:t>
       </w:r>
       <w:r>
-        <w:t xml:space="preserve"> valve, Deadman </w:t>
+        <w:t xml:space="preserve"> valve, </w:t>
       </w:r>
       <w:r>
         <w:t>SW-5 must be engaged.</w:t>
@@ -8394,15 +8186,18 @@
         <w:t xml:space="preserve">PLC </w:t>
       </w:r>
       <w:r>
-        <w:t xml:space="preserve">shall not </w:t>
-      </w:r>
-      <w:r>
-        <w:t>sufficiently</w:t>
+        <w:t>shall not</w:t>
+      </w:r>
+      <w:r>
+        <w:t xml:space="preserve"> receive</w:t>
       </w:r>
       <w:r>
         <w:t xml:space="preserve"> </w:t>
       </w:r>
       <w:r>
+        <w:t xml:space="preserve">sufficient </w:t>
+      </w:r>
+      <w:r>
         <w:t>power</w:t>
       </w:r>
       <w:r>
@@ -8418,7 +8213,13 @@
         <w:t xml:space="preserve"> condition </w:t>
       </w:r>
       <w:r>
-        <w:t>which is completely open.</w:t>
+        <w:t xml:space="preserve">which is completely </w:t>
+      </w:r>
+      <w:r>
+        <w:t>closed</w:t>
+      </w:r>
+      <w:r>
+        <w:t>.</w:t>
       </w:r>
       <w:r>
         <w:t xml:space="preserve"> </w:t>
@@ -8486,32 +8287,16 @@
       <w:r>
         <w:t xml:space="preserve">Table </w:t>
       </w:r>
-      <w:r>
-        <w:fldChar w:fldCharType="begin"/>
-      </w:r>
-      <w:r>
-        <w:instrText xml:space="preserve"> SEQ Table \* ARABIC </w:instrText>
-      </w:r>
-      <w:r>
-        <w:fldChar w:fldCharType="separate"/>
-      </w:r>
-      <w:r>
-        <w:rPr>
-          <w:noProof/>
-        </w:rPr>
-        <w:t>1</w:t>
-      </w:r>
-      <w:r>
-        <w:fldChar w:fldCharType="end"/>
-      </w:r>
-      <w:r>
-        <w:t xml:space="preserve">: System Status During </w:t>
-      </w:r>
-      <w:r>
-        <w:t>Offline</w:t>
-      </w:r>
-      <w:r>
-        <w:t xml:space="preserve"> State</w:t>
+      <w:fldSimple w:instr=" SEQ Table \* ARABIC ">
+        <w:r>
+          <w:rPr>
+            <w:noProof/>
+          </w:rPr>
+          <w:t>1</w:t>
+        </w:r>
+      </w:fldSimple>
+      <w:r>
+        <w:t>: System Status During Offline State</w:t>
       </w:r>
       <w:bookmarkEnd w:id="20"/>
     </w:p>
@@ -9135,6 +8920,12 @@
         <w:rPr>
           <w:color w:val="000000" w:themeColor="text1"/>
         </w:rPr>
+        <w:t xml:space="preserve">In other words, the PLC program shall be “stopped”, either by SW-0, or by the CODESYS program itself. </w:t>
+      </w:r>
+      <w:r>
+        <w:rPr>
+          <w:color w:val="000000" w:themeColor="text1"/>
+        </w:rPr>
         <w:t>Additionally, a</w:t>
       </w:r>
       <w:r>
@@ -9207,38 +8998,16 @@
       <w:r>
         <w:t xml:space="preserve">Table </w:t>
       </w:r>
-      <w:r>
-        <w:fldChar w:fldCharType="begin"/>
-      </w:r>
-      <w:r>
-        <w:instrText xml:space="preserve"> SEQ Table \* ARABIC </w:instrText>
-      </w:r>
-      <w:r>
-        <w:fldChar w:fldCharType="separate"/>
-      </w:r>
-      <w:r>
-        <w:rPr>
-          <w:noProof/>
-        </w:rPr>
-        <w:t>2</w:t>
-      </w:r>
-      <w:r>
-        <w:fldChar w:fldCharType="end"/>
-      </w:r>
-      <w:r>
-        <w:t>: System Status</w:t>
-      </w:r>
-      <w:r>
-        <w:t xml:space="preserve"> During</w:t>
-      </w:r>
-      <w:r>
-        <w:t xml:space="preserve"> </w:t>
-      </w:r>
-      <w:r>
-        <w:t>Stasis</w:t>
-      </w:r>
-      <w:r>
-        <w:t xml:space="preserve"> State</w:t>
+      <w:fldSimple w:instr=" SEQ Table \* ARABIC ">
+        <w:r>
+          <w:rPr>
+            <w:noProof/>
+          </w:rPr>
+          <w:t>2</w:t>
+        </w:r>
+      </w:fldSimple>
+      <w:r>
+        <w:t>: System Status During Stasis State</w:t>
       </w:r>
       <w:bookmarkEnd w:id="22"/>
     </w:p>
@@ -9906,29 +9675,16 @@
       <w:r>
         <w:t xml:space="preserve">Table </w:t>
       </w:r>
-      <w:r>
-        <w:fldChar w:fldCharType="begin"/>
-      </w:r>
-      <w:r>
-        <w:instrText xml:space="preserve"> SEQ Table \* ARABIC </w:instrText>
-      </w:r>
-      <w:r>
-        <w:fldChar w:fldCharType="separate"/>
-      </w:r>
-      <w:r>
-        <w:rPr>
-          <w:noProof/>
-        </w:rPr>
-        <w:t>3</w:t>
-      </w:r>
-      <w:r>
-        <w:fldChar w:fldCharType="end"/>
-      </w:r>
-      <w:r>
-        <w:t xml:space="preserve">: System Status </w:t>
-      </w:r>
-      <w:r>
-        <w:t>Standby State</w:t>
+      <w:fldSimple w:instr=" SEQ Table \* ARABIC ">
+        <w:r>
+          <w:rPr>
+            <w:noProof/>
+          </w:rPr>
+          <w:t>3</w:t>
+        </w:r>
+      </w:fldSimple>
+      <w:r>
+        <w:t>: System Status Standby State</w:t>
       </w:r>
       <w:bookmarkEnd w:id="24"/>
     </w:p>
@@ -10473,10 +10229,10 @@
         <w:lastRenderedPageBreak/>
         <w:t xml:space="preserve">System </w:t>
       </w:r>
-      <w:r>
-        <w:t>Active</w:t>
-      </w:r>
       <w:bookmarkEnd w:id="25"/>
+      <w:r>
+        <w:t>Running</w:t>
+      </w:r>
       <w:r>
         <w:t xml:space="preserve"> </w:t>
       </w:r>
@@ -10491,7 +10247,19 @@
         <w:rPr>
           <w:color w:val="000000" w:themeColor="text1"/>
         </w:rPr>
-        <w:t xml:space="preserve">During the “system active” state, the PLC shall receive power and execute </w:t>
+        <w:t xml:space="preserve">During the “system </w:t>
+      </w:r>
+      <w:r>
+        <w:rPr>
+          <w:color w:val="000000" w:themeColor="text1"/>
+        </w:rPr>
+        <w:t>runnning</w:t>
+      </w:r>
+      <w:r>
+        <w:rPr>
+          <w:color w:val="000000" w:themeColor="text1"/>
+        </w:rPr>
+        <w:t xml:space="preserve">” state, the PLC shall receive power and execute </w:t>
       </w:r>
       <w:r>
         <w:rPr>
@@ -10659,29 +10427,16 @@
       <w:r>
         <w:t xml:space="preserve">Table </w:t>
       </w:r>
-      <w:r>
-        <w:fldChar w:fldCharType="begin"/>
-      </w:r>
-      <w:r>
-        <w:instrText xml:space="preserve"> SEQ Table \* ARABIC </w:instrText>
-      </w:r>
-      <w:r>
-        <w:fldChar w:fldCharType="separate"/>
-      </w:r>
-      <w:r>
-        <w:rPr>
-          <w:noProof/>
-        </w:rPr>
-        <w:t>4</w:t>
-      </w:r>
-      <w:r>
-        <w:fldChar w:fldCharType="end"/>
-      </w:r>
-      <w:r>
-        <w:t xml:space="preserve">: System Status </w:t>
-      </w:r>
-      <w:r>
-        <w:t>Active State</w:t>
+      <w:fldSimple w:instr=" SEQ Table \* ARABIC ">
+        <w:r>
+          <w:rPr>
+            <w:noProof/>
+          </w:rPr>
+          <w:t>4</w:t>
+        </w:r>
+      </w:fldSimple>
+      <w:r>
+        <w:t>: System Status Active State</w:t>
       </w:r>
       <w:bookmarkEnd w:id="26"/>
     </w:p>
@@ -11233,7 +10988,19 @@
     </w:p>
     <w:p>
       <w:r>
-        <w:t xml:space="preserve">During the “system fault” state, the PLC shall receive power and execute the installed program. User </w:t>
+        <w:t>During the “</w:t>
+      </w:r>
+      <w:r>
+        <w:t>S</w:t>
+      </w:r>
+      <w:r>
+        <w:t xml:space="preserve">ystem </w:t>
+      </w:r>
+      <w:r>
+        <w:t>F</w:t>
+      </w:r>
+      <w:r>
+        <w:t xml:space="preserve">ault” state, the PLC shall receive power and execute the installed program. User </w:t>
       </w:r>
       <w:r>
         <w:t>input</w:t>
@@ -11260,24 +11027,14 @@
       <w:r>
         <w:t xml:space="preserve">Table </w:t>
       </w:r>
-      <w:r>
-        <w:fldChar w:fldCharType="begin"/>
-      </w:r>
-      <w:r>
-        <w:instrText xml:space="preserve"> SEQ Table \* ARABIC </w:instrText>
-      </w:r>
-      <w:r>
-        <w:fldChar w:fldCharType="separate"/>
-      </w:r>
-      <w:r>
-        <w:rPr>
-          <w:noProof/>
-        </w:rPr>
-        <w:t>5</w:t>
-      </w:r>
-      <w:r>
-        <w:fldChar w:fldCharType="end"/>
-      </w:r>
+      <w:fldSimple w:instr=" SEQ Table \* ARABIC ">
+        <w:r>
+          <w:rPr>
+            <w:noProof/>
+          </w:rPr>
+          <w:t>5</w:t>
+        </w:r>
+      </w:fldSimple>
       <w:r>
         <w:t xml:space="preserve">: System Status During </w:t>
       </w:r>
@@ -11852,10 +11609,10 @@
             <v:path o:extrusionok="f" gradientshapeok="t" o:connecttype="rect"/>
             <o:lock v:ext="edit" aspectratio="t"/>
           </v:shapetype>
-          <v:shape id="_x0000_i1336" type="#_x0000_t75" style="width:468.25pt;height:410.85pt" o:ole="">
+          <v:shape id="_x0000_i1025" type="#_x0000_t75" style="width:468pt;height:411pt" o:ole="">
             <v:imagedata r:id="rId9" o:title=""/>
           </v:shape>
-          <o:OLEObject Type="Embed" ProgID="Visio.Drawing.15" ShapeID="_x0000_i1336" DrawAspect="Content" ObjectID="_1851431303" r:id="rId10"/>
+          <o:OLEObject Type="Embed" ProgID="Visio.Drawing.15" ShapeID="_x0000_i1025" DrawAspect="Content" ObjectID="_1854528104" r:id="rId10"/>
         </w:object>
       </w:r>
     </w:p>
@@ -11902,13 +11659,28 @@
         <w:t xml:space="preserve"> “system alignment” phase for </w:t>
       </w:r>
       <w:r>
-        <w:t>forty-five (45) seconds</w:t>
+        <w:t xml:space="preserve">ten </w:t>
+      </w:r>
+      <w:r>
+        <w:t>(</w:t>
+      </w:r>
+      <w:r>
+        <w:t>10</w:t>
+      </w:r>
+      <w:r>
+        <w:t>) seconds</w:t>
       </w:r>
       <w:r>
         <w:t xml:space="preserve">, </w:t>
       </w:r>
       <w:r>
-        <w:t xml:space="preserve">allowing the system to clear any residual active bits and noise from the memory. After 45 seconds, the system will </w:t>
+        <w:t xml:space="preserve">allowing the system to clear any residual active bits and noise from the memory. After </w:t>
+      </w:r>
+      <w:r>
+        <w:t>ten (10)</w:t>
+      </w:r>
+      <w:r>
+        <w:t xml:space="preserve"> seconds, the system will </w:t>
       </w:r>
       <w:r>
         <w:t xml:space="preserve">arrive at </w:t>
@@ -11930,24 +11702,14 @@
         <w:lastRenderedPageBreak/>
         <w:t xml:space="preserve">Table </w:t>
       </w:r>
-      <w:r>
-        <w:fldChar w:fldCharType="begin"/>
-      </w:r>
-      <w:r>
-        <w:instrText xml:space="preserve"> SEQ Table \* ARABIC </w:instrText>
-      </w:r>
-      <w:r>
-        <w:fldChar w:fldCharType="separate"/>
-      </w:r>
-      <w:r>
-        <w:rPr>
-          <w:noProof/>
-        </w:rPr>
-        <w:t>6</w:t>
-      </w:r>
-      <w:r>
-        <w:fldChar w:fldCharType="end"/>
-      </w:r>
+      <w:fldSimple w:instr=" SEQ Table \* ARABIC ">
+        <w:r>
+          <w:rPr>
+            <w:noProof/>
+          </w:rPr>
+          <w:t>6</w:t>
+        </w:r>
+      </w:fldSimple>
       <w:r>
         <w:t xml:space="preserve">: System Status During </w:t>
       </w:r>
@@ -12514,10 +12276,10 @@
       </w:pPr>
       <w:r>
         <w:object w:dxaOrig="10235" w:dyaOrig="10560" w14:anchorId="3F62E387">
-          <v:shape id="_x0000_i1335" type="#_x0000_t75" style="width:468.25pt;height:482.35pt" o:ole="">
+          <v:shape id="_x0000_i1026" type="#_x0000_t75" style="width:468pt;height:482.4pt" o:ole="">
             <v:imagedata r:id="rId11" o:title=""/>
           </v:shape>
-          <o:OLEObject Type="Embed" ProgID="Visio.Drawing.15" ShapeID="_x0000_i1335" DrawAspect="Content" ObjectID="_1851431304" r:id="rId12"/>
+          <o:OLEObject Type="Embed" ProgID="Visio.Drawing.15" ShapeID="_x0000_i1026" DrawAspect="Content" ObjectID="_1854528105" r:id="rId12"/>
         </w:object>
       </w:r>
     </w:p>
@@ -12782,32 +12544,16 @@
       <w:r>
         <w:t xml:space="preserve">Table </w:t>
       </w:r>
-      <w:r>
-        <w:fldChar w:fldCharType="begin"/>
-      </w:r>
-      <w:r>
-        <w:instrText xml:space="preserve"> SEQ Table \* ARABIC </w:instrText>
-      </w:r>
-      <w:r>
-        <w:fldChar w:fldCharType="separate"/>
-      </w:r>
-      <w:r>
-        <w:rPr>
-          <w:noProof/>
-        </w:rPr>
-        <w:t>7</w:t>
-      </w:r>
-      <w:r>
-        <w:fldChar w:fldCharType="end"/>
-      </w:r>
-      <w:r>
-        <w:t xml:space="preserve">: System Status During Check Phase; </w:t>
-      </w:r>
-      <w:r>
-        <w:t>Standby</w:t>
-      </w:r>
-      <w:r>
-        <w:t>-Startup Sequence</w:t>
+      <w:fldSimple w:instr=" SEQ Table \* ARABIC ">
+        <w:r>
+          <w:rPr>
+            <w:noProof/>
+          </w:rPr>
+          <w:t>7</w:t>
+        </w:r>
+      </w:fldSimple>
+      <w:r>
+        <w:t>: System Status During Check Phase; Standby-Startup Sequence</w:t>
       </w:r>
       <w:bookmarkEnd w:id="39"/>
     </w:p>
@@ -13406,15 +13152,7 @@
         <w:t>The temperature and hydraulic control elements remain disengaged.</w:t>
       </w:r>
       <w:r>
-        <w:t xml:space="preserve"> After seven (7) seconds </w:t>
-      </w:r>
-      <w:proofErr w:type="gramStart"/>
-      <w:r>
-        <w:t>has</w:t>
-      </w:r>
-      <w:proofErr w:type="gramEnd"/>
-      <w:r>
-        <w:t xml:space="preserve"> elapsed, the sequence will proceed into the third and final phase</w:t>
+        <w:t xml:space="preserve"> After seven (7) seconds has elapsed, the sequence will proceed into the third and final phase</w:t>
       </w:r>
       <w:r>
         <w:t>.</w:t>
@@ -13429,32 +13167,16 @@
       <w:r>
         <w:t xml:space="preserve">Table </w:t>
       </w:r>
-      <w:r>
-        <w:fldChar w:fldCharType="begin"/>
-      </w:r>
-      <w:r>
-        <w:instrText xml:space="preserve"> SEQ Table \* ARABIC </w:instrText>
-      </w:r>
-      <w:r>
-        <w:fldChar w:fldCharType="separate"/>
-      </w:r>
-      <w:r>
-        <w:rPr>
-          <w:noProof/>
-        </w:rPr>
-        <w:t>8</w:t>
-      </w:r>
-      <w:r>
-        <w:fldChar w:fldCharType="end"/>
-      </w:r>
-      <w:r>
-        <w:t xml:space="preserve">: System Status During Initialization Phase; </w:t>
-      </w:r>
-      <w:r>
-        <w:t>Standby</w:t>
-      </w:r>
-      <w:r>
-        <w:t>-Startup Sequence</w:t>
+      <w:fldSimple w:instr=" SEQ Table \* ARABIC ">
+        <w:r>
+          <w:rPr>
+            <w:noProof/>
+          </w:rPr>
+          <w:t>8</w:t>
+        </w:r>
+      </w:fldSimple>
+      <w:r>
+        <w:t>: System Status During Initialization Phase; Standby-Startup Sequence</w:t>
       </w:r>
       <w:bookmarkEnd w:id="40"/>
     </w:p>
@@ -14057,24 +13779,14 @@
       <w:r>
         <w:t xml:space="preserve">Table </w:t>
       </w:r>
-      <w:r>
-        <w:fldChar w:fldCharType="begin"/>
-      </w:r>
-      <w:r>
-        <w:instrText xml:space="preserve"> SEQ Table \* ARABIC </w:instrText>
-      </w:r>
-      <w:r>
-        <w:fldChar w:fldCharType="separate"/>
-      </w:r>
-      <w:r>
-        <w:rPr>
-          <w:noProof/>
-        </w:rPr>
-        <w:t>9</w:t>
-      </w:r>
-      <w:r>
-        <w:fldChar w:fldCharType="end"/>
-      </w:r>
+      <w:fldSimple w:instr=" SEQ Table \* ARABIC ">
+        <w:r>
+          <w:rPr>
+            <w:noProof/>
+          </w:rPr>
+          <w:t>9</w:t>
+        </w:r>
+      </w:fldSimple>
       <w:r>
         <w:t xml:space="preserve">: System Status During Calibration Phase; </w:t>
       </w:r>
@@ -14629,10 +14341,10 @@
       </w:pPr>
       <w:r>
         <w:object w:dxaOrig="4368" w:dyaOrig="11376" w14:anchorId="54D1FE88">
-          <v:shape id="_x0000_i1334" type="#_x0000_t75" style="width:218.5pt;height:569.45pt" o:ole="">
+          <v:shape id="_x0000_i1027" type="#_x0000_t75" style="width:218.4pt;height:569.4pt" o:ole="">
             <v:imagedata r:id="rId13" o:title=""/>
           </v:shape>
-          <o:OLEObject Type="Embed" ProgID="Visio.Drawing.15" ShapeID="_x0000_i1334" DrawAspect="Content" ObjectID="_1851431305" r:id="rId14"/>
+          <o:OLEObject Type="Embed" ProgID="Visio.Drawing.15" ShapeID="_x0000_i1027" DrawAspect="Content" ObjectID="_1854528106" r:id="rId14"/>
         </w:object>
       </w:r>
     </w:p>
@@ -14759,32 +14471,16 @@
       <w:r>
         <w:t xml:space="preserve">Table </w:t>
       </w:r>
-      <w:r>
-        <w:fldChar w:fldCharType="begin"/>
-      </w:r>
-      <w:r>
-        <w:instrText xml:space="preserve"> SEQ Table \* ARABIC </w:instrText>
-      </w:r>
-      <w:r>
-        <w:fldChar w:fldCharType="separate"/>
-      </w:r>
-      <w:r>
-        <w:rPr>
-          <w:noProof/>
-        </w:rPr>
-        <w:t>10</w:t>
-      </w:r>
-      <w:r>
-        <w:fldChar w:fldCharType="end"/>
-      </w:r>
-      <w:r>
-        <w:t xml:space="preserve">: System Status During </w:t>
-      </w:r>
-      <w:r>
-        <w:t>Check</w:t>
-      </w:r>
-      <w:r>
-        <w:t xml:space="preserve"> Phase; Fault-Startup Sequence</w:t>
+      <w:fldSimple w:instr=" SEQ Table \* ARABIC ">
+        <w:r>
+          <w:rPr>
+            <w:noProof/>
+          </w:rPr>
+          <w:t>10</w:t>
+        </w:r>
+      </w:fldSimple>
+      <w:r>
+        <w:t>: System Status During Check Phase; Fault-Startup Sequence</w:t>
       </w:r>
       <w:bookmarkEnd w:id="46"/>
     </w:p>
@@ -15341,32 +15037,16 @@
       <w:r>
         <w:t xml:space="preserve">Table </w:t>
       </w:r>
-      <w:r>
-        <w:fldChar w:fldCharType="begin"/>
-      </w:r>
-      <w:r>
-        <w:instrText xml:space="preserve"> SEQ Table \* ARABIC </w:instrText>
-      </w:r>
-      <w:r>
-        <w:fldChar w:fldCharType="separate"/>
-      </w:r>
-      <w:r>
-        <w:rPr>
-          <w:noProof/>
-        </w:rPr>
-        <w:t>11</w:t>
-      </w:r>
-      <w:r>
-        <w:fldChar w:fldCharType="end"/>
-      </w:r>
-      <w:r>
-        <w:t xml:space="preserve">: System Status During </w:t>
-      </w:r>
-      <w:r>
-        <w:t>Initialization</w:t>
-      </w:r>
-      <w:r>
-        <w:t xml:space="preserve"> Phase; Fault-Startup Sequence</w:t>
+      <w:fldSimple w:instr=" SEQ Table \* ARABIC ">
+        <w:r>
+          <w:rPr>
+            <w:noProof/>
+          </w:rPr>
+          <w:t>11</w:t>
+        </w:r>
+      </w:fldSimple>
+      <w:r>
+        <w:t>: System Status During Initialization Phase; Fault-Startup Sequence</w:t>
       </w:r>
       <w:bookmarkEnd w:id="47"/>
     </w:p>
@@ -15903,32 +15583,16 @@
       <w:r>
         <w:t xml:space="preserve">Table </w:t>
       </w:r>
-      <w:r>
-        <w:fldChar w:fldCharType="begin"/>
-      </w:r>
-      <w:r>
-        <w:instrText xml:space="preserve"> SEQ Table \* ARABIC </w:instrText>
-      </w:r>
-      <w:r>
-        <w:fldChar w:fldCharType="separate"/>
-      </w:r>
-      <w:r>
-        <w:rPr>
-          <w:noProof/>
-        </w:rPr>
-        <w:t>12</w:t>
-      </w:r>
-      <w:r>
-        <w:fldChar w:fldCharType="end"/>
-      </w:r>
-      <w:r>
-        <w:t xml:space="preserve">: System Status During Calibration Phase; </w:t>
-      </w:r>
-      <w:r>
-        <w:t>Fault-Startup</w:t>
-      </w:r>
-      <w:r>
-        <w:t xml:space="preserve"> Sequence</w:t>
+      <w:fldSimple w:instr=" SEQ Table \* ARABIC ">
+        <w:r>
+          <w:rPr>
+            <w:noProof/>
+          </w:rPr>
+          <w:t>12</w:t>
+        </w:r>
+      </w:fldSimple>
+      <w:r>
+        <w:t>: System Status During Calibration Phase; Fault-Startup Sequence</w:t>
       </w:r>
       <w:bookmarkEnd w:id="48"/>
     </w:p>
@@ -16469,10 +16133,10 @@
       </w:pPr>
       <w:r>
         <w:object w:dxaOrig="3755" w:dyaOrig="9396" w14:anchorId="2A134A22">
-          <v:shape id="_x0000_i1333" type="#_x0000_t75" style="width:187.8pt;height:469.75pt" o:ole="">
+          <v:shape id="_x0000_i1028" type="#_x0000_t75" style="width:187.8pt;height:469.8pt" o:ole="">
             <v:imagedata r:id="rId15" o:title=""/>
           </v:shape>
-          <o:OLEObject Type="Embed" ProgID="Visio.Drawing.15" ShapeID="_x0000_i1333" DrawAspect="Content" ObjectID="_1851431306" r:id="rId16"/>
+          <o:OLEObject Type="Embed" ProgID="Visio.Drawing.15" ShapeID="_x0000_i1028" DrawAspect="Content" ObjectID="_1854528107" r:id="rId16"/>
         </w:object>
       </w:r>
     </w:p>
@@ -16674,32 +16338,16 @@
       <w:r>
         <w:t xml:space="preserve">Table </w:t>
       </w:r>
-      <w:r>
-        <w:fldChar w:fldCharType="begin"/>
-      </w:r>
-      <w:r>
-        <w:instrText xml:space="preserve"> SEQ Table \* ARABIC </w:instrText>
-      </w:r>
-      <w:r>
-        <w:fldChar w:fldCharType="separate"/>
-      </w:r>
-      <w:r>
-        <w:rPr>
-          <w:noProof/>
-        </w:rPr>
-        <w:t>13</w:t>
-      </w:r>
-      <w:r>
-        <w:fldChar w:fldCharType="end"/>
-      </w:r>
-      <w:r>
-        <w:t xml:space="preserve">: System Status During </w:t>
-      </w:r>
-      <w:r>
-        <w:t>Initialization</w:t>
-      </w:r>
-      <w:r>
-        <w:t xml:space="preserve"> Phase; Pulse Sequence</w:t>
+      <w:fldSimple w:instr=" SEQ Table \* ARABIC ">
+        <w:r>
+          <w:rPr>
+            <w:noProof/>
+          </w:rPr>
+          <w:t>13</w:t>
+        </w:r>
+      </w:fldSimple>
+      <w:r>
+        <w:t>: System Status During Initialization Phase; Pulse Sequence</w:t>
       </w:r>
       <w:bookmarkEnd w:id="53"/>
     </w:p>
@@ -17236,29 +16884,16 @@
       <w:r>
         <w:t xml:space="preserve">Table </w:t>
       </w:r>
-      <w:r>
-        <w:fldChar w:fldCharType="begin"/>
-      </w:r>
-      <w:r>
-        <w:instrText xml:space="preserve"> SEQ Table \* ARABIC </w:instrText>
-      </w:r>
-      <w:r>
-        <w:fldChar w:fldCharType="separate"/>
-      </w:r>
-      <w:r>
-        <w:rPr>
-          <w:noProof/>
-        </w:rPr>
-        <w:t>14</w:t>
-      </w:r>
-      <w:r>
-        <w:fldChar w:fldCharType="end"/>
-      </w:r>
-      <w:r>
-        <w:t xml:space="preserve">: System Status During </w:t>
-      </w:r>
-      <w:r>
-        <w:t>Calibration Phase</w:t>
+      <w:fldSimple w:instr=" SEQ Table \* ARABIC ">
+        <w:r>
+          <w:rPr>
+            <w:noProof/>
+          </w:rPr>
+          <w:t>14</w:t>
+        </w:r>
+      </w:fldSimple>
+      <w:r>
+        <w:t>: System Status During Calibration Phase</w:t>
       </w:r>
       <w:r>
         <w:t>; Pulse Sequence</w:t>
@@ -17788,10 +17423,10 @@
       </w:pPr>
       <w:r>
         <w:object w:dxaOrig="7404" w:dyaOrig="6204" w14:anchorId="7F300793">
-          <v:shape id="_x0000_i1332" type="#_x0000_t75" style="width:370.05pt;height:310.15pt" o:ole="">
+          <v:shape id="_x0000_i1029" type="#_x0000_t75" style="width:370.2pt;height:310.2pt" o:ole="">
             <v:imagedata r:id="rId17" o:title=""/>
           </v:shape>
-          <o:OLEObject Type="Embed" ProgID="Visio.Drawing.15" ShapeID="_x0000_i1332" DrawAspect="Content" ObjectID="_1851431307" r:id="rId18"/>
+          <o:OLEObject Type="Embed" ProgID="Visio.Drawing.15" ShapeID="_x0000_i1029" DrawAspect="Content" ObjectID="_1854528108" r:id="rId18"/>
         </w:object>
       </w:r>
     </w:p>
@@ -18523,15 +18158,7 @@
         <w:t xml:space="preserve"> (SW-1). Failure to engage both switches leave the </w:t>
       </w:r>
       <w:r>
-        <w:t xml:space="preserve">fault signals engaged, and therefore </w:t>
-      </w:r>
-      <w:proofErr w:type="gramStart"/>
-      <w:r>
-        <w:t>leaving</w:t>
-      </w:r>
-      <w:proofErr w:type="gramEnd"/>
-      <w:r>
-        <w:t xml:space="preserve"> the system in the </w:t>
+        <w:t xml:space="preserve">fault signals engaged, and therefore leaving the system in the </w:t>
       </w:r>
       <w:r>
         <w:t>fault state.</w:t>
@@ -21003,21 +20630,7 @@
         <w:rPr>
           <w:rFonts w:cs="Arial"/>
         </w:rPr>
-        <w:t xml:space="preserve"> </w:t>
-      </w:r>
-      <w:proofErr w:type="gramStart"/>
-      <w:r>
-        <w:rPr>
-          <w:rFonts w:cs="Arial"/>
-        </w:rPr>
-        <w:t>actuate</w:t>
-      </w:r>
-      <w:proofErr w:type="gramEnd"/>
-      <w:r>
-        <w:rPr>
-          <w:rFonts w:cs="Arial"/>
-        </w:rPr>
-        <w:t xml:space="preserve"> the fans according to the operator’s commands.</w:t>
+        <w:t xml:space="preserve"> actuate the fans according to the operator’s commands.</w:t>
       </w:r>
     </w:p>
     <w:p>
@@ -21155,11 +20768,9 @@
       <w:r>
         <w:t>PHY-</w:t>
       </w:r>
-      <w:proofErr w:type="gramStart"/>
       <w:r>
         <w:t>18</w:t>
       </w:r>
-      <w:proofErr w:type="gramEnd"/>
       <w:r>
         <w:t xml:space="preserve"> and</w:t>
       </w:r>
@@ -21196,15 +20807,7 @@
         <w:t xml:space="preserve">Additionally, the </w:t>
       </w:r>
       <w:r>
-        <w:t>pump current shall be communicated from the active pump to the PLC through a 4-20mA WORD-valued signal. Specifically, the primary pump current shall be communicated through WORD-valued signal PHY-</w:t>
-      </w:r>
-      <w:proofErr w:type="gramStart"/>
-      <w:r>
-        <w:t>19</w:t>
-      </w:r>
-      <w:proofErr w:type="gramEnd"/>
-      <w:r>
-        <w:t xml:space="preserve"> and the secondary pump current shall be communicated through WORD-valued signal PHY-21. </w:t>
+        <w:t xml:space="preserve">pump current shall be communicated from the active pump to the PLC through a 4-20mA WORD-valued signal. Specifically, the primary pump current shall be communicated through WORD-valued signal PHY-19 and the secondary pump current shall be communicated through WORD-valued signal PHY-21. </w:t>
       </w:r>
       <w:r>
         <w:t xml:space="preserve"> </w:t>
@@ -22221,15 +21824,7 @@
         <w:t>at least 500 milliseconds have elapsed</w:t>
       </w:r>
       <w:r>
-        <w:t xml:space="preserve">, </w:t>
-      </w:r>
-      <w:proofErr w:type="gramStart"/>
-      <w:r>
-        <w:t>in order to</w:t>
-      </w:r>
-      <w:proofErr w:type="gramEnd"/>
-      <w:r>
-        <w:t xml:space="preserve"> filter out hysteresis and </w:t>
+        <w:t xml:space="preserve">, in order to filter out hysteresis and </w:t>
       </w:r>
       <w:r>
         <w:t>noise</w:t>
@@ -22324,24 +21919,11 @@
       <w:r>
         <w:t xml:space="preserve"> </w:t>
       </w:r>
-      <w:proofErr w:type="gramStart"/>
-      <w:r>
-        <w:t>remain</w:t>
-      </w:r>
-      <w:proofErr w:type="gramEnd"/>
-      <w:r>
-        <w:t xml:space="preserve"> disengaged, the</w:t>
-      </w:r>
-      <w:r>
-        <w:t xml:space="preserve"> Level Sensor Malfunction fault (FLT-4) </w:t>
-      </w:r>
-      <w:proofErr w:type="gramStart"/>
-      <w:r>
-        <w:t>shall</w:t>
-      </w:r>
-      <w:proofErr w:type="gramEnd"/>
-      <w:r>
-        <w:t xml:space="preserve"> engage, and the system shall</w:t>
+      <w:r>
+        <w:t>remain disengaged, the</w:t>
+      </w:r>
+      <w:r>
+        <w:t xml:space="preserve"> Level Sensor Malfunction fault (FLT-4) shall engage, and the system shall</w:t>
       </w:r>
       <w:r>
         <w:t xml:space="preserve"> engage the</w:t>
@@ -22438,15 +22020,7 @@
         <w:t>23, SIG-24)</w:t>
       </w:r>
       <w:r>
-        <w:t xml:space="preserve">, </w:t>
-      </w:r>
-      <w:proofErr w:type="gramStart"/>
-      <w:r>
-        <w:t>in order to</w:t>
-      </w:r>
-      <w:proofErr w:type="gramEnd"/>
-      <w:r>
-        <w:t xml:space="preserve"> filter out hysteresis and noise.</w:t>
+        <w:t>, in order to filter out hysteresis and noise.</w:t>
       </w:r>
     </w:p>
     <w:p>
@@ -22460,16 +22034,11 @@
         <w:t xml:space="preserve"> The REAL-valued signal shall be passed through a hysteresis filter, requiring </w:t>
       </w:r>
       <w:r>
-        <w:t xml:space="preserve">500 </w:t>
-      </w:r>
-      <w:proofErr w:type="spellStart"/>
-      <w:r>
-        <w:t>m</w:t>
+        <w:t>500 m</w:t>
       </w:r>
       <w:r>
         <w:t>s</w:t>
       </w:r>
-      <w:proofErr w:type="spellEnd"/>
       <w:r>
         <w:t xml:space="preserve"> of stability before </w:t>
       </w:r>
@@ -22512,16 +22081,11 @@
       <w:r>
         <w:t xml:space="preserve"> at or greater than 0.9 </w:t>
       </w:r>
-      <w:proofErr w:type="spellStart"/>
       <w:r>
         <w:t>μ</w:t>
       </w:r>
       <w:r>
-        <w:t>S</w:t>
-      </w:r>
-      <w:proofErr w:type="spellEnd"/>
-      <w:r>
-        <w:t xml:space="preserve">/cm </w:t>
+        <w:t xml:space="preserve">S/cm </w:t>
       </w:r>
       <w:r>
         <w:t>at</w:t>
@@ -22533,26 +22097,13 @@
         <w:t>conductivity</w:t>
       </w:r>
       <w:r>
-        <w:t xml:space="preserve"> alarm (ALM-3) </w:t>
-      </w:r>
-      <w:proofErr w:type="gramStart"/>
-      <w:r>
-        <w:t>shall</w:t>
-      </w:r>
-      <w:proofErr w:type="gramEnd"/>
-      <w:r>
-        <w:t xml:space="preserve"> be engaged. Should the conductivity sensor alarm trip, and the conductivity sensor fault trip, and the REAL-valued signal observe a conductivity greater than 1 </w:t>
-      </w:r>
-      <w:proofErr w:type="spellStart"/>
+        <w:t xml:space="preserve"> alarm (ALM-3) shall be engaged. Should the conductivity sensor alarm trip, and the conductivity sensor fault trip, and the REAL-valued signal observe a conductivity greater than 1 </w:t>
+      </w:r>
       <w:r>
         <w:t>μ</w:t>
       </w:r>
       <w:r>
-        <w:t>S</w:t>
-      </w:r>
-      <w:proofErr w:type="spellEnd"/>
-      <w:r>
-        <w:t xml:space="preserve">/cm </w:t>
+        <w:t xml:space="preserve">S/cm </w:t>
       </w:r>
       <w:r>
         <w:t>at</w:t>
@@ -22625,16 +22176,11 @@
       <w:r>
         <w:t xml:space="preserve">fails to observe a conductivity at or greater than 0.9 </w:t>
       </w:r>
-      <w:proofErr w:type="spellStart"/>
       <w:r>
         <w:t>μ</w:t>
       </w:r>
       <w:r>
-        <w:t>S</w:t>
-      </w:r>
-      <w:proofErr w:type="spellEnd"/>
-      <w:r>
-        <w:t>/cm at 25°C</w:t>
+        <w:t>S/cm at 25°C</w:t>
       </w:r>
       <w:r>
         <w:t xml:space="preserve"> after an elapsed time of 2 seconds,</w:t>
@@ -22645,16 +22191,11 @@
       <w:r>
         <w:t xml:space="preserve"> SIG-7 observe a conductivity at or greater than 0.9 </w:t>
       </w:r>
-      <w:proofErr w:type="spellStart"/>
       <w:r>
         <w:t>μ</w:t>
       </w:r>
       <w:r>
-        <w:t>S</w:t>
-      </w:r>
-      <w:proofErr w:type="spellEnd"/>
-      <w:r>
-        <w:t>/cm at 25°C,</w:t>
+        <w:t>S/cm at 25°C,</w:t>
       </w:r>
       <w:r>
         <w:t xml:space="preserve"> but the conductivity alarm trip fails to engage after an elapsed time of 2 seconds, FLT-5 shall be engaged. Should both the conductivity sensor alarm trip engage, and the conductivity sensor fault trip engage, but the </w:t>
@@ -22671,16 +22212,11 @@
       <w:r>
         <w:t xml:space="preserve"> </w:t>
       </w:r>
-      <w:proofErr w:type="spellStart"/>
       <w:r>
         <w:t>μ</w:t>
       </w:r>
       <w:r>
-        <w:t>S</w:t>
-      </w:r>
-      <w:proofErr w:type="spellEnd"/>
-      <w:r>
-        <w:t>/cm at 25°C</w:t>
+        <w:t>S/cm at 25°C</w:t>
       </w:r>
       <w:r>
         <w:t xml:space="preserve"> after an elapsed time of 2 seconds</w:t>
@@ -22700,16 +22236,11 @@
       <w:r>
         <w:t xml:space="preserve">1 </w:t>
       </w:r>
-      <w:proofErr w:type="spellStart"/>
       <w:r>
         <w:t>μ</w:t>
       </w:r>
       <w:r>
-        <w:t>S</w:t>
-      </w:r>
-      <w:proofErr w:type="spellEnd"/>
-      <w:r>
-        <w:t>/cm at 25°C after an elapsed time of 2 seconds, FLT-5 shall be engaged</w:t>
+        <w:t>S/cm at 25°C after an elapsed time of 2 seconds, FLT-5 shall be engaged</w:t>
       </w:r>
       <w:r>
         <w:t>.</w:t>
@@ -23251,7 +22782,7 @@
               <w:sz w:val="16"/>
               <w:szCs w:val="16"/>
             </w:rPr>
-            <w:t>B</w:t>
+            <w:t>C</w:t>
           </w:r>
         </w:p>
       </w:tc>
